--- a/quiz.docx
+++ b/quiz.docx
@@ -32,6 +32,7 @@
         <w:tc>
           <w:tcPr>
             <w:tcW w:type="dxa" w:w="1361"/>
+            <w:vAlign w:val="center"/>
           </w:tcPr>
           <w:p>
             <w:pPr>
@@ -52,6 +53,7 @@
         <w:tc>
           <w:tcPr>
             <w:tcW w:type="dxa" w:w="6520"/>
+            <w:vAlign w:val="center"/>
           </w:tcPr>
           <w:p>
             <w:pPr>
@@ -94,6 +96,7 @@
         <w:tc>
           <w:tcPr>
             <w:tcW w:type="dxa" w:w="1361"/>
+            <w:vAlign w:val="center"/>
           </w:tcPr>
           <w:p>
             <w:pPr>
@@ -113,11 +116,12 @@
         <w:tc>
           <w:tcPr>
             <w:tcW w:type="dxa" w:w="6520"/>
-          </w:tcPr>
-          <w:p>
-            <w:pPr>
-              <w:spacing w:line="240" w:lineRule="auto" w:before="0" w:after="0"/>
-              <w:jc w:val="left"/>
+            <w:vAlign w:val="center"/>
+          </w:tcPr>
+          <w:p>
+            <w:pPr>
+              <w:spacing w:line="240" w:lineRule="auto" w:before="0" w:after="0"/>
+              <w:jc w:val="center"/>
             </w:pPr>
             <w:r/>
             <w:r>
@@ -155,6 +159,7 @@
         <w:tc>
           <w:tcPr>
             <w:tcW w:type="dxa" w:w="1361"/>
+            <w:vAlign w:val="center"/>
           </w:tcPr>
           <w:p>
             <w:pPr>
@@ -174,11 +179,12 @@
         <w:tc>
           <w:tcPr>
             <w:tcW w:type="dxa" w:w="6520"/>
-          </w:tcPr>
-          <w:p>
-            <w:pPr>
-              <w:spacing w:line="240" w:lineRule="auto" w:before="0" w:after="0"/>
-              <w:jc w:val="left"/>
+            <w:vAlign w:val="center"/>
+          </w:tcPr>
+          <w:p>
+            <w:pPr>
+              <w:spacing w:line="240" w:lineRule="auto" w:before="0" w:after="0"/>
+              <w:jc w:val="center"/>
             </w:pPr>
             <w:r/>
             <w:r>
@@ -216,6 +222,7 @@
         <w:tc>
           <w:tcPr>
             <w:tcW w:type="dxa" w:w="1361"/>
+            <w:vAlign w:val="center"/>
           </w:tcPr>
           <w:p>
             <w:pPr>
@@ -235,11 +242,12 @@
         <w:tc>
           <w:tcPr>
             <w:tcW w:type="dxa" w:w="6520"/>
-          </w:tcPr>
-          <w:p>
-            <w:pPr>
-              <w:spacing w:line="240" w:lineRule="auto" w:before="0" w:after="0"/>
-              <w:jc w:val="left"/>
+            <w:vAlign w:val="center"/>
+          </w:tcPr>
+          <w:p>
+            <w:pPr>
+              <w:spacing w:line="240" w:lineRule="auto" w:before="0" w:after="0"/>
+              <w:jc w:val="center"/>
             </w:pPr>
             <w:r/>
             <w:r>
@@ -274,18 +282,6 @@
         </w:tc>
       </w:tr>
     </w:tbl>
-    <w:p>
-      <w:pPr>
-        <w:spacing w:line="240" w:lineRule="auto" w:before="0" w:after="0"/>
-      </w:pPr>
-      <w:r>
-        <w:rPr>
-          <w:rFonts w:ascii="Times New Roman" w:hAnsi="Times New Roman" w:cs="Times New Roman"/>
-          <w:b w:val="0"/>
-          <w:sz w:val="24"/>
-        </w:rPr>
-      </w:r>
-    </w:p>
     <w:p>
       <w:pPr>
         <w:spacing w:line="240" w:lineRule="auto" w:before="0" w:after="0"/>
@@ -316,6 +312,7 @@
         <w:tc>
           <w:tcPr>
             <w:tcW w:type="dxa" w:w="1361"/>
+            <w:vAlign w:val="center"/>
           </w:tcPr>
           <w:p>
             <w:pPr>
@@ -336,6 +333,7 @@
         <w:tc>
           <w:tcPr>
             <w:tcW w:type="dxa" w:w="6520"/>
+            <w:vAlign w:val="center"/>
           </w:tcPr>
           <w:p>
             <w:pPr>
@@ -378,6 +376,7 @@
         <w:tc>
           <w:tcPr>
             <w:tcW w:type="dxa" w:w="1361"/>
+            <w:vAlign w:val="center"/>
           </w:tcPr>
           <w:p>
             <w:pPr>
@@ -397,11 +396,12 @@
         <w:tc>
           <w:tcPr>
             <w:tcW w:type="dxa" w:w="6520"/>
-          </w:tcPr>
-          <w:p>
-            <w:pPr>
-              <w:spacing w:line="240" w:lineRule="auto" w:before="0" w:after="0"/>
-              <w:jc w:val="left"/>
+            <w:vAlign w:val="center"/>
+          </w:tcPr>
+          <w:p>
+            <w:pPr>
+              <w:spacing w:line="240" w:lineRule="auto" w:before="0" w:after="0"/>
+              <w:jc w:val="center"/>
             </w:pPr>
             <w:r/>
             <w:r>
@@ -439,6 +439,7 @@
         <w:tc>
           <w:tcPr>
             <w:tcW w:type="dxa" w:w="1361"/>
+            <w:vAlign w:val="center"/>
           </w:tcPr>
           <w:p>
             <w:pPr>
@@ -458,11 +459,12 @@
         <w:tc>
           <w:tcPr>
             <w:tcW w:type="dxa" w:w="6520"/>
-          </w:tcPr>
-          <w:p>
-            <w:pPr>
-              <w:spacing w:line="240" w:lineRule="auto" w:before="0" w:after="0"/>
-              <w:jc w:val="left"/>
+            <w:vAlign w:val="center"/>
+          </w:tcPr>
+          <w:p>
+            <w:pPr>
+              <w:spacing w:line="240" w:lineRule="auto" w:before="0" w:after="0"/>
+              <w:jc w:val="center"/>
             </w:pPr>
             <w:r/>
             <w:r>
@@ -500,6 +502,7 @@
         <w:tc>
           <w:tcPr>
             <w:tcW w:type="dxa" w:w="1361"/>
+            <w:vAlign w:val="center"/>
           </w:tcPr>
           <w:p>
             <w:pPr>
@@ -519,11 +522,12 @@
         <w:tc>
           <w:tcPr>
             <w:tcW w:type="dxa" w:w="6520"/>
-          </w:tcPr>
-          <w:p>
-            <w:pPr>
-              <w:spacing w:line="240" w:lineRule="auto" w:before="0" w:after="0"/>
-              <w:jc w:val="left"/>
+            <w:vAlign w:val="center"/>
+          </w:tcPr>
+          <w:p>
+            <w:pPr>
+              <w:spacing w:line="240" w:lineRule="auto" w:before="0" w:after="0"/>
+              <w:jc w:val="center"/>
             </w:pPr>
             <w:r/>
             <w:r>
@@ -558,18 +562,6 @@
         </w:tc>
       </w:tr>
     </w:tbl>
-    <w:p>
-      <w:pPr>
-        <w:spacing w:line="240" w:lineRule="auto" w:before="0" w:after="0"/>
-      </w:pPr>
-      <w:r>
-        <w:rPr>
-          <w:rFonts w:ascii="Times New Roman" w:hAnsi="Times New Roman" w:cs="Times New Roman"/>
-          <w:b w:val="0"/>
-          <w:sz w:val="24"/>
-        </w:rPr>
-      </w:r>
-    </w:p>
     <w:p>
       <w:pPr>
         <w:spacing w:line="240" w:lineRule="auto" w:before="0" w:after="0"/>
@@ -600,6 +592,7 @@
         <w:tc>
           <w:tcPr>
             <w:tcW w:type="dxa" w:w="1361"/>
+            <w:vAlign w:val="center"/>
           </w:tcPr>
           <w:p>
             <w:pPr>
@@ -620,6 +613,7 @@
         <w:tc>
           <w:tcPr>
             <w:tcW w:type="dxa" w:w="6520"/>
+            <w:vAlign w:val="center"/>
           </w:tcPr>
           <w:p>
             <w:pPr>
@@ -662,6 +656,7 @@
         <w:tc>
           <w:tcPr>
             <w:tcW w:type="dxa" w:w="1361"/>
+            <w:vAlign w:val="center"/>
           </w:tcPr>
           <w:p>
             <w:pPr>
@@ -681,11 +676,12 @@
         <w:tc>
           <w:tcPr>
             <w:tcW w:type="dxa" w:w="6520"/>
-          </w:tcPr>
-          <w:p>
-            <w:pPr>
-              <w:spacing w:line="240" w:lineRule="auto" w:before="0" w:after="0"/>
-              <w:jc w:val="left"/>
+            <w:vAlign w:val="center"/>
+          </w:tcPr>
+          <w:p>
+            <w:pPr>
+              <w:spacing w:line="240" w:lineRule="auto" w:before="0" w:after="0"/>
+              <w:jc w:val="center"/>
             </w:pPr>
             <w:r/>
             <w:r>
@@ -723,6 +719,7 @@
         <w:tc>
           <w:tcPr>
             <w:tcW w:type="dxa" w:w="1361"/>
+            <w:vAlign w:val="center"/>
           </w:tcPr>
           <w:p>
             <w:pPr>
@@ -742,11 +739,12 @@
         <w:tc>
           <w:tcPr>
             <w:tcW w:type="dxa" w:w="6520"/>
-          </w:tcPr>
-          <w:p>
-            <w:pPr>
-              <w:spacing w:line="240" w:lineRule="auto" w:before="0" w:after="0"/>
-              <w:jc w:val="left"/>
+            <w:vAlign w:val="center"/>
+          </w:tcPr>
+          <w:p>
+            <w:pPr>
+              <w:spacing w:line="240" w:lineRule="auto" w:before="0" w:after="0"/>
+              <w:jc w:val="center"/>
             </w:pPr>
             <w:r/>
             <w:r>
@@ -784,6 +782,7 @@
         <w:tc>
           <w:tcPr>
             <w:tcW w:type="dxa" w:w="1361"/>
+            <w:vAlign w:val="center"/>
           </w:tcPr>
           <w:p>
             <w:pPr>
@@ -803,11 +802,12 @@
         <w:tc>
           <w:tcPr>
             <w:tcW w:type="dxa" w:w="6520"/>
-          </w:tcPr>
-          <w:p>
-            <w:pPr>
-              <w:spacing w:line="240" w:lineRule="auto" w:before="0" w:after="0"/>
-              <w:jc w:val="left"/>
+            <w:vAlign w:val="center"/>
+          </w:tcPr>
+          <w:p>
+            <w:pPr>
+              <w:spacing w:line="240" w:lineRule="auto" w:before="0" w:after="0"/>
+              <w:jc w:val="center"/>
             </w:pPr>
             <w:r/>
             <w:r>
@@ -842,18 +842,6 @@
         </w:tc>
       </w:tr>
     </w:tbl>
-    <w:p>
-      <w:pPr>
-        <w:spacing w:line="240" w:lineRule="auto" w:before="0" w:after="0"/>
-      </w:pPr>
-      <w:r>
-        <w:rPr>
-          <w:rFonts w:ascii="Times New Roman" w:hAnsi="Times New Roman" w:cs="Times New Roman"/>
-          <w:b w:val="0"/>
-          <w:sz w:val="24"/>
-        </w:rPr>
-      </w:r>
-    </w:p>
     <w:p>
       <w:pPr>
         <w:spacing w:line="240" w:lineRule="auto" w:before="0" w:after="0"/>
@@ -884,6 +872,7 @@
         <w:tc>
           <w:tcPr>
             <w:tcW w:type="dxa" w:w="1361"/>
+            <w:vAlign w:val="center"/>
           </w:tcPr>
           <w:p>
             <w:pPr>
@@ -904,6 +893,7 @@
         <w:tc>
           <w:tcPr>
             <w:tcW w:type="dxa" w:w="6520"/>
+            <w:vAlign w:val="center"/>
           </w:tcPr>
           <w:p>
             <w:pPr>
@@ -946,6 +936,7 @@
         <w:tc>
           <w:tcPr>
             <w:tcW w:type="dxa" w:w="1361"/>
+            <w:vAlign w:val="center"/>
           </w:tcPr>
           <w:p>
             <w:pPr>
@@ -965,11 +956,12 @@
         <w:tc>
           <w:tcPr>
             <w:tcW w:type="dxa" w:w="6520"/>
-          </w:tcPr>
-          <w:p>
-            <w:pPr>
-              <w:spacing w:line="240" w:lineRule="auto" w:before="0" w:after="0"/>
-              <w:jc w:val="left"/>
+            <w:vAlign w:val="center"/>
+          </w:tcPr>
+          <w:p>
+            <w:pPr>
+              <w:spacing w:line="240" w:lineRule="auto" w:before="0" w:after="0"/>
+              <w:jc w:val="center"/>
             </w:pPr>
             <w:r/>
             <w:r>
@@ -1007,6 +999,7 @@
         <w:tc>
           <w:tcPr>
             <w:tcW w:type="dxa" w:w="1361"/>
+            <w:vAlign w:val="center"/>
           </w:tcPr>
           <w:p>
             <w:pPr>
@@ -1026,11 +1019,12 @@
         <w:tc>
           <w:tcPr>
             <w:tcW w:type="dxa" w:w="6520"/>
-          </w:tcPr>
-          <w:p>
-            <w:pPr>
-              <w:spacing w:line="240" w:lineRule="auto" w:before="0" w:after="0"/>
-              <w:jc w:val="left"/>
+            <w:vAlign w:val="center"/>
+          </w:tcPr>
+          <w:p>
+            <w:pPr>
+              <w:spacing w:line="240" w:lineRule="auto" w:before="0" w:after="0"/>
+              <w:jc w:val="center"/>
             </w:pPr>
             <w:r/>
             <w:r>
@@ -1068,6 +1062,7 @@
         <w:tc>
           <w:tcPr>
             <w:tcW w:type="dxa" w:w="1361"/>
+            <w:vAlign w:val="center"/>
           </w:tcPr>
           <w:p>
             <w:pPr>
@@ -1087,11 +1082,12 @@
         <w:tc>
           <w:tcPr>
             <w:tcW w:type="dxa" w:w="6520"/>
-          </w:tcPr>
-          <w:p>
-            <w:pPr>
-              <w:spacing w:line="240" w:lineRule="auto" w:before="0" w:after="0"/>
-              <w:jc w:val="left"/>
+            <w:vAlign w:val="center"/>
+          </w:tcPr>
+          <w:p>
+            <w:pPr>
+              <w:spacing w:line="240" w:lineRule="auto" w:before="0" w:after="0"/>
+              <w:jc w:val="center"/>
             </w:pPr>
             <w:r/>
             <w:r>
@@ -1126,18 +1122,6 @@
         </w:tc>
       </w:tr>
     </w:tbl>
-    <w:p>
-      <w:pPr>
-        <w:spacing w:line="240" w:lineRule="auto" w:before="0" w:after="0"/>
-      </w:pPr>
-      <w:r>
-        <w:rPr>
-          <w:rFonts w:ascii="Times New Roman" w:hAnsi="Times New Roman" w:cs="Times New Roman"/>
-          <w:b w:val="0"/>
-          <w:sz w:val="24"/>
-        </w:rPr>
-      </w:r>
-    </w:p>
     <w:p>
       <w:pPr>
         <w:spacing w:line="240" w:lineRule="auto" w:before="0" w:after="0"/>
@@ -1168,6 +1152,7 @@
         <w:tc>
           <w:tcPr>
             <w:tcW w:type="dxa" w:w="1361"/>
+            <w:vAlign w:val="center"/>
           </w:tcPr>
           <w:p>
             <w:pPr>
@@ -1188,6 +1173,7 @@
         <w:tc>
           <w:tcPr>
             <w:tcW w:type="dxa" w:w="6520"/>
+            <w:vAlign w:val="center"/>
           </w:tcPr>
           <w:p>
             <w:pPr>
@@ -1230,6 +1216,7 @@
         <w:tc>
           <w:tcPr>
             <w:tcW w:type="dxa" w:w="1361"/>
+            <w:vAlign w:val="center"/>
           </w:tcPr>
           <w:p>
             <w:pPr>
@@ -1249,11 +1236,12 @@
         <w:tc>
           <w:tcPr>
             <w:tcW w:type="dxa" w:w="6520"/>
-          </w:tcPr>
-          <w:p>
-            <w:pPr>
-              <w:spacing w:line="240" w:lineRule="auto" w:before="0" w:after="0"/>
-              <w:jc w:val="left"/>
+            <w:vAlign w:val="center"/>
+          </w:tcPr>
+          <w:p>
+            <w:pPr>
+              <w:spacing w:line="240" w:lineRule="auto" w:before="0" w:after="0"/>
+              <w:jc w:val="center"/>
             </w:pPr>
             <w:r/>
             <w:r>
@@ -1291,6 +1279,7 @@
         <w:tc>
           <w:tcPr>
             <w:tcW w:type="dxa" w:w="1361"/>
+            <w:vAlign w:val="center"/>
           </w:tcPr>
           <w:p>
             <w:pPr>
@@ -1310,11 +1299,12 @@
         <w:tc>
           <w:tcPr>
             <w:tcW w:type="dxa" w:w="6520"/>
-          </w:tcPr>
-          <w:p>
-            <w:pPr>
-              <w:spacing w:line="240" w:lineRule="auto" w:before="0" w:after="0"/>
-              <w:jc w:val="left"/>
+            <w:vAlign w:val="center"/>
+          </w:tcPr>
+          <w:p>
+            <w:pPr>
+              <w:spacing w:line="240" w:lineRule="auto" w:before="0" w:after="0"/>
+              <w:jc w:val="center"/>
             </w:pPr>
             <w:r/>
             <w:r>
@@ -1352,6 +1342,7 @@
         <w:tc>
           <w:tcPr>
             <w:tcW w:type="dxa" w:w="1361"/>
+            <w:vAlign w:val="center"/>
           </w:tcPr>
           <w:p>
             <w:pPr>
@@ -1371,11 +1362,12 @@
         <w:tc>
           <w:tcPr>
             <w:tcW w:type="dxa" w:w="6520"/>
-          </w:tcPr>
-          <w:p>
-            <w:pPr>
-              <w:spacing w:line="240" w:lineRule="auto" w:before="0" w:after="0"/>
-              <w:jc w:val="left"/>
+            <w:vAlign w:val="center"/>
+          </w:tcPr>
+          <w:p>
+            <w:pPr>
+              <w:spacing w:line="240" w:lineRule="auto" w:before="0" w:after="0"/>
+              <w:jc w:val="center"/>
             </w:pPr>
             <w:r/>
             <w:r>
@@ -1410,18 +1402,6 @@
         </w:tc>
       </w:tr>
     </w:tbl>
-    <w:p>
-      <w:pPr>
-        <w:spacing w:line="240" w:lineRule="auto" w:before="0" w:after="0"/>
-      </w:pPr>
-      <w:r>
-        <w:rPr>
-          <w:rFonts w:ascii="Times New Roman" w:hAnsi="Times New Roman" w:cs="Times New Roman"/>
-          <w:b w:val="0"/>
-          <w:sz w:val="24"/>
-        </w:rPr>
-      </w:r>
-    </w:p>
     <w:p>
       <w:pPr>
         <w:spacing w:line="240" w:lineRule="auto" w:before="0" w:after="0"/>
@@ -1452,6 +1432,7 @@
         <w:tc>
           <w:tcPr>
             <w:tcW w:type="dxa" w:w="1361"/>
+            <w:vAlign w:val="center"/>
           </w:tcPr>
           <w:p>
             <w:pPr>
@@ -1472,6 +1453,7 @@
         <w:tc>
           <w:tcPr>
             <w:tcW w:type="dxa" w:w="6520"/>
+            <w:vAlign w:val="center"/>
           </w:tcPr>
           <w:p>
             <w:pPr>
@@ -1514,6 +1496,7 @@
         <w:tc>
           <w:tcPr>
             <w:tcW w:type="dxa" w:w="1361"/>
+            <w:vAlign w:val="center"/>
           </w:tcPr>
           <w:p>
             <w:pPr>
@@ -1533,11 +1516,12 @@
         <w:tc>
           <w:tcPr>
             <w:tcW w:type="dxa" w:w="6520"/>
-          </w:tcPr>
-          <w:p>
-            <w:pPr>
-              <w:spacing w:line="240" w:lineRule="auto" w:before="0" w:after="0"/>
-              <w:jc w:val="left"/>
+            <w:vAlign w:val="center"/>
+          </w:tcPr>
+          <w:p>
+            <w:pPr>
+              <w:spacing w:line="240" w:lineRule="auto" w:before="0" w:after="0"/>
+              <w:jc w:val="center"/>
             </w:pPr>
             <w:r/>
             <w:r>
@@ -1575,6 +1559,7 @@
         <w:tc>
           <w:tcPr>
             <w:tcW w:type="dxa" w:w="1361"/>
+            <w:vAlign w:val="center"/>
           </w:tcPr>
           <w:p>
             <w:pPr>
@@ -1594,11 +1579,12 @@
         <w:tc>
           <w:tcPr>
             <w:tcW w:type="dxa" w:w="6520"/>
-          </w:tcPr>
-          <w:p>
-            <w:pPr>
-              <w:spacing w:line="240" w:lineRule="auto" w:before="0" w:after="0"/>
-              <w:jc w:val="left"/>
+            <w:vAlign w:val="center"/>
+          </w:tcPr>
+          <w:p>
+            <w:pPr>
+              <w:spacing w:line="240" w:lineRule="auto" w:before="0" w:after="0"/>
+              <w:jc w:val="center"/>
             </w:pPr>
             <w:r/>
             <w:r>
@@ -1636,6 +1622,7 @@
         <w:tc>
           <w:tcPr>
             <w:tcW w:type="dxa" w:w="1361"/>
+            <w:vAlign w:val="center"/>
           </w:tcPr>
           <w:p>
             <w:pPr>
@@ -1655,11 +1642,12 @@
         <w:tc>
           <w:tcPr>
             <w:tcW w:type="dxa" w:w="6520"/>
-          </w:tcPr>
-          <w:p>
-            <w:pPr>
-              <w:spacing w:line="240" w:lineRule="auto" w:before="0" w:after="0"/>
-              <w:jc w:val="left"/>
+            <w:vAlign w:val="center"/>
+          </w:tcPr>
+          <w:p>
+            <w:pPr>
+              <w:spacing w:line="240" w:lineRule="auto" w:before="0" w:after="0"/>
+              <w:jc w:val="center"/>
             </w:pPr>
             <w:r/>
             <w:r>
@@ -1694,18 +1682,6 @@
         </w:tc>
       </w:tr>
     </w:tbl>
-    <w:p>
-      <w:pPr>
-        <w:spacing w:line="240" w:lineRule="auto" w:before="0" w:after="0"/>
-      </w:pPr>
-      <w:r>
-        <w:rPr>
-          <w:rFonts w:ascii="Times New Roman" w:hAnsi="Times New Roman" w:cs="Times New Roman"/>
-          <w:b w:val="0"/>
-          <w:sz w:val="24"/>
-        </w:rPr>
-      </w:r>
-    </w:p>
     <w:p>
       <w:pPr>
         <w:spacing w:line="240" w:lineRule="auto" w:before="0" w:after="0"/>
@@ -1736,6 +1712,7 @@
         <w:tc>
           <w:tcPr>
             <w:tcW w:type="dxa" w:w="1361"/>
+            <w:vAlign w:val="center"/>
           </w:tcPr>
           <w:p>
             <w:pPr>
@@ -1756,6 +1733,7 @@
         <w:tc>
           <w:tcPr>
             <w:tcW w:type="dxa" w:w="6520"/>
+            <w:vAlign w:val="center"/>
           </w:tcPr>
           <w:p>
             <w:pPr>
@@ -1798,6 +1776,7 @@
         <w:tc>
           <w:tcPr>
             <w:tcW w:type="dxa" w:w="1361"/>
+            <w:vAlign w:val="center"/>
           </w:tcPr>
           <w:p>
             <w:pPr>
@@ -1817,11 +1796,12 @@
         <w:tc>
           <w:tcPr>
             <w:tcW w:type="dxa" w:w="6520"/>
-          </w:tcPr>
-          <w:p>
-            <w:pPr>
-              <w:spacing w:line="240" w:lineRule="auto" w:before="0" w:after="0"/>
-              <w:jc w:val="left"/>
+            <w:vAlign w:val="center"/>
+          </w:tcPr>
+          <w:p>
+            <w:pPr>
+              <w:spacing w:line="240" w:lineRule="auto" w:before="0" w:after="0"/>
+              <w:jc w:val="center"/>
             </w:pPr>
             <w:r/>
             <w:r>
@@ -1859,6 +1839,7 @@
         <w:tc>
           <w:tcPr>
             <w:tcW w:type="dxa" w:w="1361"/>
+            <w:vAlign w:val="center"/>
           </w:tcPr>
           <w:p>
             <w:pPr>
@@ -1878,11 +1859,12 @@
         <w:tc>
           <w:tcPr>
             <w:tcW w:type="dxa" w:w="6520"/>
-          </w:tcPr>
-          <w:p>
-            <w:pPr>
-              <w:spacing w:line="240" w:lineRule="auto" w:before="0" w:after="0"/>
-              <w:jc w:val="left"/>
+            <w:vAlign w:val="center"/>
+          </w:tcPr>
+          <w:p>
+            <w:pPr>
+              <w:spacing w:line="240" w:lineRule="auto" w:before="0" w:after="0"/>
+              <w:jc w:val="center"/>
             </w:pPr>
             <w:r/>
             <w:r>
@@ -1920,6 +1902,7 @@
         <w:tc>
           <w:tcPr>
             <w:tcW w:type="dxa" w:w="1361"/>
+            <w:vAlign w:val="center"/>
           </w:tcPr>
           <w:p>
             <w:pPr>
@@ -1939,11 +1922,12 @@
         <w:tc>
           <w:tcPr>
             <w:tcW w:type="dxa" w:w="6520"/>
-          </w:tcPr>
-          <w:p>
-            <w:pPr>
-              <w:spacing w:line="240" w:lineRule="auto" w:before="0" w:after="0"/>
-              <w:jc w:val="left"/>
+            <w:vAlign w:val="center"/>
+          </w:tcPr>
+          <w:p>
+            <w:pPr>
+              <w:spacing w:line="240" w:lineRule="auto" w:before="0" w:after="0"/>
+              <w:jc w:val="center"/>
             </w:pPr>
             <w:r/>
             <w:r>
@@ -1978,18 +1962,6 @@
         </w:tc>
       </w:tr>
     </w:tbl>
-    <w:p>
-      <w:pPr>
-        <w:spacing w:line="240" w:lineRule="auto" w:before="0" w:after="0"/>
-      </w:pPr>
-      <w:r>
-        <w:rPr>
-          <w:rFonts w:ascii="Times New Roman" w:hAnsi="Times New Roman" w:cs="Times New Roman"/>
-          <w:b w:val="0"/>
-          <w:sz w:val="24"/>
-        </w:rPr>
-      </w:r>
-    </w:p>
     <w:p>
       <w:pPr>
         <w:spacing w:line="240" w:lineRule="auto" w:before="0" w:after="0"/>
@@ -2020,6 +1992,7 @@
         <w:tc>
           <w:tcPr>
             <w:tcW w:type="dxa" w:w="1361"/>
+            <w:vAlign w:val="center"/>
           </w:tcPr>
           <w:p>
             <w:pPr>
@@ -2040,6 +2013,7 @@
         <w:tc>
           <w:tcPr>
             <w:tcW w:type="dxa" w:w="6520"/>
+            <w:vAlign w:val="center"/>
           </w:tcPr>
           <w:p>
             <w:pPr>
@@ -2082,6 +2056,7 @@
         <w:tc>
           <w:tcPr>
             <w:tcW w:type="dxa" w:w="1361"/>
+            <w:vAlign w:val="center"/>
           </w:tcPr>
           <w:p>
             <w:pPr>
@@ -2101,11 +2076,12 @@
         <w:tc>
           <w:tcPr>
             <w:tcW w:type="dxa" w:w="6520"/>
-          </w:tcPr>
-          <w:p>
-            <w:pPr>
-              <w:spacing w:line="240" w:lineRule="auto" w:before="0" w:after="0"/>
-              <w:jc w:val="left"/>
+            <w:vAlign w:val="center"/>
+          </w:tcPr>
+          <w:p>
+            <w:pPr>
+              <w:spacing w:line="240" w:lineRule="auto" w:before="0" w:after="0"/>
+              <w:jc w:val="center"/>
             </w:pPr>
             <w:r/>
             <w:r>
@@ -2143,6 +2119,7 @@
         <w:tc>
           <w:tcPr>
             <w:tcW w:type="dxa" w:w="1361"/>
+            <w:vAlign w:val="center"/>
           </w:tcPr>
           <w:p>
             <w:pPr>
@@ -2162,11 +2139,12 @@
         <w:tc>
           <w:tcPr>
             <w:tcW w:type="dxa" w:w="6520"/>
-          </w:tcPr>
-          <w:p>
-            <w:pPr>
-              <w:spacing w:line="240" w:lineRule="auto" w:before="0" w:after="0"/>
-              <w:jc w:val="left"/>
+            <w:vAlign w:val="center"/>
+          </w:tcPr>
+          <w:p>
+            <w:pPr>
+              <w:spacing w:line="240" w:lineRule="auto" w:before="0" w:after="0"/>
+              <w:jc w:val="center"/>
             </w:pPr>
             <w:r/>
             <w:r>
@@ -2204,6 +2182,7 @@
         <w:tc>
           <w:tcPr>
             <w:tcW w:type="dxa" w:w="1361"/>
+            <w:vAlign w:val="center"/>
           </w:tcPr>
           <w:p>
             <w:pPr>
@@ -2223,11 +2202,12 @@
         <w:tc>
           <w:tcPr>
             <w:tcW w:type="dxa" w:w="6520"/>
-          </w:tcPr>
-          <w:p>
-            <w:pPr>
-              <w:spacing w:line="240" w:lineRule="auto" w:before="0" w:after="0"/>
-              <w:jc w:val="left"/>
+            <w:vAlign w:val="center"/>
+          </w:tcPr>
+          <w:p>
+            <w:pPr>
+              <w:spacing w:line="240" w:lineRule="auto" w:before="0" w:after="0"/>
+              <w:jc w:val="center"/>
             </w:pPr>
             <w:r/>
             <w:r>
@@ -2262,18 +2242,6 @@
         </w:tc>
       </w:tr>
     </w:tbl>
-    <w:p>
-      <w:pPr>
-        <w:spacing w:line="240" w:lineRule="auto" w:before="0" w:after="0"/>
-      </w:pPr>
-      <w:r>
-        <w:rPr>
-          <w:rFonts w:ascii="Times New Roman" w:hAnsi="Times New Roman" w:cs="Times New Roman"/>
-          <w:b w:val="0"/>
-          <w:sz w:val="24"/>
-        </w:rPr>
-      </w:r>
-    </w:p>
     <w:p>
       <w:pPr>
         <w:spacing w:line="240" w:lineRule="auto" w:before="0" w:after="0"/>
@@ -2304,6 +2272,7 @@
         <w:tc>
           <w:tcPr>
             <w:tcW w:type="dxa" w:w="1361"/>
+            <w:vAlign w:val="center"/>
           </w:tcPr>
           <w:p>
             <w:pPr>
@@ -2324,6 +2293,7 @@
         <w:tc>
           <w:tcPr>
             <w:tcW w:type="dxa" w:w="6520"/>
+            <w:vAlign w:val="center"/>
           </w:tcPr>
           <w:p>
             <w:pPr>
@@ -2366,6 +2336,7 @@
         <w:tc>
           <w:tcPr>
             <w:tcW w:type="dxa" w:w="1361"/>
+            <w:vAlign w:val="center"/>
           </w:tcPr>
           <w:p>
             <w:pPr>
@@ -2385,11 +2356,12 @@
         <w:tc>
           <w:tcPr>
             <w:tcW w:type="dxa" w:w="6520"/>
-          </w:tcPr>
-          <w:p>
-            <w:pPr>
-              <w:spacing w:line="240" w:lineRule="auto" w:before="0" w:after="0"/>
-              <w:jc w:val="left"/>
+            <w:vAlign w:val="center"/>
+          </w:tcPr>
+          <w:p>
+            <w:pPr>
+              <w:spacing w:line="240" w:lineRule="auto" w:before="0" w:after="0"/>
+              <w:jc w:val="center"/>
             </w:pPr>
             <w:r/>
             <w:r>
@@ -2427,6 +2399,7 @@
         <w:tc>
           <w:tcPr>
             <w:tcW w:type="dxa" w:w="1361"/>
+            <w:vAlign w:val="center"/>
           </w:tcPr>
           <w:p>
             <w:pPr>
@@ -2446,11 +2419,12 @@
         <w:tc>
           <w:tcPr>
             <w:tcW w:type="dxa" w:w="6520"/>
-          </w:tcPr>
-          <w:p>
-            <w:pPr>
-              <w:spacing w:line="240" w:lineRule="auto" w:before="0" w:after="0"/>
-              <w:jc w:val="left"/>
+            <w:vAlign w:val="center"/>
+          </w:tcPr>
+          <w:p>
+            <w:pPr>
+              <w:spacing w:line="240" w:lineRule="auto" w:before="0" w:after="0"/>
+              <w:jc w:val="center"/>
             </w:pPr>
             <w:r/>
             <w:r>
@@ -2488,6 +2462,7 @@
         <w:tc>
           <w:tcPr>
             <w:tcW w:type="dxa" w:w="1361"/>
+            <w:vAlign w:val="center"/>
           </w:tcPr>
           <w:p>
             <w:pPr>
@@ -2507,11 +2482,12 @@
         <w:tc>
           <w:tcPr>
             <w:tcW w:type="dxa" w:w="6520"/>
-          </w:tcPr>
-          <w:p>
-            <w:pPr>
-              <w:spacing w:line="240" w:lineRule="auto" w:before="0" w:after="0"/>
-              <w:jc w:val="left"/>
+            <w:vAlign w:val="center"/>
+          </w:tcPr>
+          <w:p>
+            <w:pPr>
+              <w:spacing w:line="240" w:lineRule="auto" w:before="0" w:after="0"/>
+              <w:jc w:val="center"/>
             </w:pPr>
             <w:r/>
             <w:r>
@@ -2546,18 +2522,6 @@
         </w:tc>
       </w:tr>
     </w:tbl>
-    <w:p>
-      <w:pPr>
-        <w:spacing w:line="240" w:lineRule="auto" w:before="0" w:after="0"/>
-      </w:pPr>
-      <w:r>
-        <w:rPr>
-          <w:rFonts w:ascii="Times New Roman" w:hAnsi="Times New Roman" w:cs="Times New Roman"/>
-          <w:b w:val="0"/>
-          <w:sz w:val="24"/>
-        </w:rPr>
-      </w:r>
-    </w:p>
     <w:p>
       <w:pPr>
         <w:spacing w:line="240" w:lineRule="auto" w:before="0" w:after="0"/>
@@ -2588,6 +2552,7 @@
         <w:tc>
           <w:tcPr>
             <w:tcW w:type="dxa" w:w="1361"/>
+            <w:vAlign w:val="center"/>
           </w:tcPr>
           <w:p>
             <w:pPr>
@@ -2608,6 +2573,7 @@
         <w:tc>
           <w:tcPr>
             <w:tcW w:type="dxa" w:w="6520"/>
+            <w:vAlign w:val="center"/>
           </w:tcPr>
           <w:p>
             <w:pPr>
@@ -2650,6 +2616,7 @@
         <w:tc>
           <w:tcPr>
             <w:tcW w:type="dxa" w:w="1361"/>
+            <w:vAlign w:val="center"/>
           </w:tcPr>
           <w:p>
             <w:pPr>
@@ -2669,11 +2636,12 @@
         <w:tc>
           <w:tcPr>
             <w:tcW w:type="dxa" w:w="6520"/>
-          </w:tcPr>
-          <w:p>
-            <w:pPr>
-              <w:spacing w:line="240" w:lineRule="auto" w:before="0" w:after="0"/>
-              <w:jc w:val="left"/>
+            <w:vAlign w:val="center"/>
+          </w:tcPr>
+          <w:p>
+            <w:pPr>
+              <w:spacing w:line="240" w:lineRule="auto" w:before="0" w:after="0"/>
+              <w:jc w:val="center"/>
             </w:pPr>
             <w:r/>
             <w:r>
@@ -2711,6 +2679,7 @@
         <w:tc>
           <w:tcPr>
             <w:tcW w:type="dxa" w:w="1361"/>
+            <w:vAlign w:val="center"/>
           </w:tcPr>
           <w:p>
             <w:pPr>
@@ -2730,11 +2699,12 @@
         <w:tc>
           <w:tcPr>
             <w:tcW w:type="dxa" w:w="6520"/>
-          </w:tcPr>
-          <w:p>
-            <w:pPr>
-              <w:spacing w:line="240" w:lineRule="auto" w:before="0" w:after="0"/>
-              <w:jc w:val="left"/>
+            <w:vAlign w:val="center"/>
+          </w:tcPr>
+          <w:p>
+            <w:pPr>
+              <w:spacing w:line="240" w:lineRule="auto" w:before="0" w:after="0"/>
+              <w:jc w:val="center"/>
             </w:pPr>
             <w:r/>
             <w:r>
@@ -2772,6 +2742,7 @@
         <w:tc>
           <w:tcPr>
             <w:tcW w:type="dxa" w:w="1361"/>
+            <w:vAlign w:val="center"/>
           </w:tcPr>
           <w:p>
             <w:pPr>
@@ -2791,11 +2762,12 @@
         <w:tc>
           <w:tcPr>
             <w:tcW w:type="dxa" w:w="6520"/>
-          </w:tcPr>
-          <w:p>
-            <w:pPr>
-              <w:spacing w:line="240" w:lineRule="auto" w:before="0" w:after="0"/>
-              <w:jc w:val="left"/>
+            <w:vAlign w:val="center"/>
+          </w:tcPr>
+          <w:p>
+            <w:pPr>
+              <w:spacing w:line="240" w:lineRule="auto" w:before="0" w:after="0"/>
+              <w:jc w:val="center"/>
             </w:pPr>
             <w:r/>
             <w:r>
@@ -2830,18 +2802,6 @@
         </w:tc>
       </w:tr>
     </w:tbl>
-    <w:p>
-      <w:pPr>
-        <w:spacing w:line="240" w:lineRule="auto" w:before="0" w:after="0"/>
-      </w:pPr>
-      <w:r>
-        <w:rPr>
-          <w:rFonts w:ascii="Times New Roman" w:hAnsi="Times New Roman" w:cs="Times New Roman"/>
-          <w:b w:val="0"/>
-          <w:sz w:val="24"/>
-        </w:rPr>
-      </w:r>
-    </w:p>
     <w:p>
       <w:pPr>
         <w:spacing w:line="240" w:lineRule="auto" w:before="0" w:after="0"/>
@@ -2872,6 +2832,7 @@
         <w:tc>
           <w:tcPr>
             <w:tcW w:type="dxa" w:w="1361"/>
+            <w:vAlign w:val="center"/>
           </w:tcPr>
           <w:p>
             <w:pPr>
@@ -2892,6 +2853,7 @@
         <w:tc>
           <w:tcPr>
             <w:tcW w:type="dxa" w:w="6520"/>
+            <w:vAlign w:val="center"/>
           </w:tcPr>
           <w:p>
             <w:pPr>
@@ -2934,6 +2896,7 @@
         <w:tc>
           <w:tcPr>
             <w:tcW w:type="dxa" w:w="1361"/>
+            <w:vAlign w:val="center"/>
           </w:tcPr>
           <w:p>
             <w:pPr>
@@ -2953,11 +2916,12 @@
         <w:tc>
           <w:tcPr>
             <w:tcW w:type="dxa" w:w="6520"/>
-          </w:tcPr>
-          <w:p>
-            <w:pPr>
-              <w:spacing w:line="240" w:lineRule="auto" w:before="0" w:after="0"/>
-              <w:jc w:val="left"/>
+            <w:vAlign w:val="center"/>
+          </w:tcPr>
+          <w:p>
+            <w:pPr>
+              <w:spacing w:line="240" w:lineRule="auto" w:before="0" w:after="0"/>
+              <w:jc w:val="center"/>
             </w:pPr>
             <w:r/>
             <w:r>
@@ -2995,6 +2959,7 @@
         <w:tc>
           <w:tcPr>
             <w:tcW w:type="dxa" w:w="1361"/>
+            <w:vAlign w:val="center"/>
           </w:tcPr>
           <w:p>
             <w:pPr>
@@ -3014,11 +2979,12 @@
         <w:tc>
           <w:tcPr>
             <w:tcW w:type="dxa" w:w="6520"/>
-          </w:tcPr>
-          <w:p>
-            <w:pPr>
-              <w:spacing w:line="240" w:lineRule="auto" w:before="0" w:after="0"/>
-              <w:jc w:val="left"/>
+            <w:vAlign w:val="center"/>
+          </w:tcPr>
+          <w:p>
+            <w:pPr>
+              <w:spacing w:line="240" w:lineRule="auto" w:before="0" w:after="0"/>
+              <w:jc w:val="center"/>
             </w:pPr>
             <w:r/>
             <w:r>
@@ -3056,6 +3022,7 @@
         <w:tc>
           <w:tcPr>
             <w:tcW w:type="dxa" w:w="1361"/>
+            <w:vAlign w:val="center"/>
           </w:tcPr>
           <w:p>
             <w:pPr>
@@ -3075,11 +3042,12 @@
         <w:tc>
           <w:tcPr>
             <w:tcW w:type="dxa" w:w="6520"/>
-          </w:tcPr>
-          <w:p>
-            <w:pPr>
-              <w:spacing w:line="240" w:lineRule="auto" w:before="0" w:after="0"/>
-              <w:jc w:val="left"/>
+            <w:vAlign w:val="center"/>
+          </w:tcPr>
+          <w:p>
+            <w:pPr>
+              <w:spacing w:line="240" w:lineRule="auto" w:before="0" w:after="0"/>
+              <w:jc w:val="center"/>
             </w:pPr>
             <w:r/>
             <w:r>
@@ -3114,18 +3082,6 @@
         </w:tc>
       </w:tr>
     </w:tbl>
-    <w:p>
-      <w:pPr>
-        <w:spacing w:line="240" w:lineRule="auto" w:before="0" w:after="0"/>
-      </w:pPr>
-      <w:r>
-        <w:rPr>
-          <w:rFonts w:ascii="Times New Roman" w:hAnsi="Times New Roman" w:cs="Times New Roman"/>
-          <w:b w:val="0"/>
-          <w:sz w:val="24"/>
-        </w:rPr>
-      </w:r>
-    </w:p>
     <w:p>
       <w:pPr>
         <w:spacing w:line="240" w:lineRule="auto" w:before="0" w:after="0"/>
@@ -3156,6 +3112,7 @@
         <w:tc>
           <w:tcPr>
             <w:tcW w:type="dxa" w:w="1361"/>
+            <w:vAlign w:val="center"/>
           </w:tcPr>
           <w:p>
             <w:pPr>
@@ -3176,6 +3133,7 @@
         <w:tc>
           <w:tcPr>
             <w:tcW w:type="dxa" w:w="6520"/>
+            <w:vAlign w:val="center"/>
           </w:tcPr>
           <w:p>
             <w:pPr>
@@ -3218,6 +3176,7 @@
         <w:tc>
           <w:tcPr>
             <w:tcW w:type="dxa" w:w="1361"/>
+            <w:vAlign w:val="center"/>
           </w:tcPr>
           <w:p>
             <w:pPr>
@@ -3237,11 +3196,12 @@
         <w:tc>
           <w:tcPr>
             <w:tcW w:type="dxa" w:w="6520"/>
-          </w:tcPr>
-          <w:p>
-            <w:pPr>
-              <w:spacing w:line="240" w:lineRule="auto" w:before="0" w:after="0"/>
-              <w:jc w:val="left"/>
+            <w:vAlign w:val="center"/>
+          </w:tcPr>
+          <w:p>
+            <w:pPr>
+              <w:spacing w:line="240" w:lineRule="auto" w:before="0" w:after="0"/>
+              <w:jc w:val="center"/>
             </w:pPr>
             <w:r/>
             <w:r>
@@ -3279,6 +3239,7 @@
         <w:tc>
           <w:tcPr>
             <w:tcW w:type="dxa" w:w="1361"/>
+            <w:vAlign w:val="center"/>
           </w:tcPr>
           <w:p>
             <w:pPr>
@@ -3298,11 +3259,12 @@
         <w:tc>
           <w:tcPr>
             <w:tcW w:type="dxa" w:w="6520"/>
-          </w:tcPr>
-          <w:p>
-            <w:pPr>
-              <w:spacing w:line="240" w:lineRule="auto" w:before="0" w:after="0"/>
-              <w:jc w:val="left"/>
+            <w:vAlign w:val="center"/>
+          </w:tcPr>
+          <w:p>
+            <w:pPr>
+              <w:spacing w:line="240" w:lineRule="auto" w:before="0" w:after="0"/>
+              <w:jc w:val="center"/>
             </w:pPr>
             <w:r/>
             <w:r>
@@ -3340,6 +3302,7 @@
         <w:tc>
           <w:tcPr>
             <w:tcW w:type="dxa" w:w="1361"/>
+            <w:vAlign w:val="center"/>
           </w:tcPr>
           <w:p>
             <w:pPr>
@@ -3359,11 +3322,12 @@
         <w:tc>
           <w:tcPr>
             <w:tcW w:type="dxa" w:w="6520"/>
-          </w:tcPr>
-          <w:p>
-            <w:pPr>
-              <w:spacing w:line="240" w:lineRule="auto" w:before="0" w:after="0"/>
-              <w:jc w:val="left"/>
+            <w:vAlign w:val="center"/>
+          </w:tcPr>
+          <w:p>
+            <w:pPr>
+              <w:spacing w:line="240" w:lineRule="auto" w:before="0" w:after="0"/>
+              <w:jc w:val="center"/>
             </w:pPr>
             <w:r/>
             <w:r>
@@ -3398,18 +3362,6 @@
         </w:tc>
       </w:tr>
     </w:tbl>
-    <w:p>
-      <w:pPr>
-        <w:spacing w:line="240" w:lineRule="auto" w:before="0" w:after="0"/>
-      </w:pPr>
-      <w:r>
-        <w:rPr>
-          <w:rFonts w:ascii="Times New Roman" w:hAnsi="Times New Roman" w:cs="Times New Roman"/>
-          <w:b w:val="0"/>
-          <w:sz w:val="24"/>
-        </w:rPr>
-      </w:r>
-    </w:p>
     <w:p>
       <w:pPr>
         <w:spacing w:line="240" w:lineRule="auto" w:before="0" w:after="0"/>
@@ -3440,6 +3392,7 @@
         <w:tc>
           <w:tcPr>
             <w:tcW w:type="dxa" w:w="1361"/>
+            <w:vAlign w:val="center"/>
           </w:tcPr>
           <w:p>
             <w:pPr>
@@ -3460,6 +3413,7 @@
         <w:tc>
           <w:tcPr>
             <w:tcW w:type="dxa" w:w="6520"/>
+            <w:vAlign w:val="center"/>
           </w:tcPr>
           <w:p>
             <w:pPr>
@@ -3502,6 +3456,7 @@
         <w:tc>
           <w:tcPr>
             <w:tcW w:type="dxa" w:w="1361"/>
+            <w:vAlign w:val="center"/>
           </w:tcPr>
           <w:p>
             <w:pPr>
@@ -3521,11 +3476,12 @@
         <w:tc>
           <w:tcPr>
             <w:tcW w:type="dxa" w:w="6520"/>
-          </w:tcPr>
-          <w:p>
-            <w:pPr>
-              <w:spacing w:line="240" w:lineRule="auto" w:before="0" w:after="0"/>
-              <w:jc w:val="left"/>
+            <w:vAlign w:val="center"/>
+          </w:tcPr>
+          <w:p>
+            <w:pPr>
+              <w:spacing w:line="240" w:lineRule="auto" w:before="0" w:after="0"/>
+              <w:jc w:val="center"/>
             </w:pPr>
             <w:r/>
             <w:r>
@@ -3563,6 +3519,7 @@
         <w:tc>
           <w:tcPr>
             <w:tcW w:type="dxa" w:w="1361"/>
+            <w:vAlign w:val="center"/>
           </w:tcPr>
           <w:p>
             <w:pPr>
@@ -3582,11 +3539,12 @@
         <w:tc>
           <w:tcPr>
             <w:tcW w:type="dxa" w:w="6520"/>
-          </w:tcPr>
-          <w:p>
-            <w:pPr>
-              <w:spacing w:line="240" w:lineRule="auto" w:before="0" w:after="0"/>
-              <w:jc w:val="left"/>
+            <w:vAlign w:val="center"/>
+          </w:tcPr>
+          <w:p>
+            <w:pPr>
+              <w:spacing w:line="240" w:lineRule="auto" w:before="0" w:after="0"/>
+              <w:jc w:val="center"/>
             </w:pPr>
             <w:r/>
             <w:r>
@@ -3624,6 +3582,7 @@
         <w:tc>
           <w:tcPr>
             <w:tcW w:type="dxa" w:w="1361"/>
+            <w:vAlign w:val="center"/>
           </w:tcPr>
           <w:p>
             <w:pPr>
@@ -3643,11 +3602,12 @@
         <w:tc>
           <w:tcPr>
             <w:tcW w:type="dxa" w:w="6520"/>
-          </w:tcPr>
-          <w:p>
-            <w:pPr>
-              <w:spacing w:line="240" w:lineRule="auto" w:before="0" w:after="0"/>
-              <w:jc w:val="left"/>
+            <w:vAlign w:val="center"/>
+          </w:tcPr>
+          <w:p>
+            <w:pPr>
+              <w:spacing w:line="240" w:lineRule="auto" w:before="0" w:after="0"/>
+              <w:jc w:val="center"/>
             </w:pPr>
             <w:r/>
             <w:r>
@@ -3682,18 +3642,6 @@
         </w:tc>
       </w:tr>
     </w:tbl>
-    <w:p>
-      <w:pPr>
-        <w:spacing w:line="240" w:lineRule="auto" w:before="0" w:after="0"/>
-      </w:pPr>
-      <w:r>
-        <w:rPr>
-          <w:rFonts w:ascii="Times New Roman" w:hAnsi="Times New Roman" w:cs="Times New Roman"/>
-          <w:b w:val="0"/>
-          <w:sz w:val="24"/>
-        </w:rPr>
-      </w:r>
-    </w:p>
     <w:p>
       <w:pPr>
         <w:spacing w:line="240" w:lineRule="auto" w:before="0" w:after="0"/>
@@ -3724,6 +3672,7 @@
         <w:tc>
           <w:tcPr>
             <w:tcW w:type="dxa" w:w="1361"/>
+            <w:vAlign w:val="center"/>
           </w:tcPr>
           <w:p>
             <w:pPr>
@@ -3744,6 +3693,7 @@
         <w:tc>
           <w:tcPr>
             <w:tcW w:type="dxa" w:w="6520"/>
+            <w:vAlign w:val="center"/>
           </w:tcPr>
           <w:p>
             <w:pPr>
@@ -3786,6 +3736,7 @@
         <w:tc>
           <w:tcPr>
             <w:tcW w:type="dxa" w:w="1361"/>
+            <w:vAlign w:val="center"/>
           </w:tcPr>
           <w:p>
             <w:pPr>
@@ -3805,11 +3756,12 @@
         <w:tc>
           <w:tcPr>
             <w:tcW w:type="dxa" w:w="6520"/>
-          </w:tcPr>
-          <w:p>
-            <w:pPr>
-              <w:spacing w:line="240" w:lineRule="auto" w:before="0" w:after="0"/>
-              <w:jc w:val="left"/>
+            <w:vAlign w:val="center"/>
+          </w:tcPr>
+          <w:p>
+            <w:pPr>
+              <w:spacing w:line="240" w:lineRule="auto" w:before="0" w:after="0"/>
+              <w:jc w:val="center"/>
             </w:pPr>
             <w:r/>
             <w:r>
@@ -3847,6 +3799,7 @@
         <w:tc>
           <w:tcPr>
             <w:tcW w:type="dxa" w:w="1361"/>
+            <w:vAlign w:val="center"/>
           </w:tcPr>
           <w:p>
             <w:pPr>
@@ -3866,11 +3819,12 @@
         <w:tc>
           <w:tcPr>
             <w:tcW w:type="dxa" w:w="6520"/>
-          </w:tcPr>
-          <w:p>
-            <w:pPr>
-              <w:spacing w:line="240" w:lineRule="auto" w:before="0" w:after="0"/>
-              <w:jc w:val="left"/>
+            <w:vAlign w:val="center"/>
+          </w:tcPr>
+          <w:p>
+            <w:pPr>
+              <w:spacing w:line="240" w:lineRule="auto" w:before="0" w:after="0"/>
+              <w:jc w:val="center"/>
             </w:pPr>
             <w:r/>
             <w:r>
@@ -3908,6 +3862,7 @@
         <w:tc>
           <w:tcPr>
             <w:tcW w:type="dxa" w:w="1361"/>
+            <w:vAlign w:val="center"/>
           </w:tcPr>
           <w:p>
             <w:pPr>
@@ -3927,11 +3882,12 @@
         <w:tc>
           <w:tcPr>
             <w:tcW w:type="dxa" w:w="6520"/>
-          </w:tcPr>
-          <w:p>
-            <w:pPr>
-              <w:spacing w:line="240" w:lineRule="auto" w:before="0" w:after="0"/>
-              <w:jc w:val="left"/>
+            <w:vAlign w:val="center"/>
+          </w:tcPr>
+          <w:p>
+            <w:pPr>
+              <w:spacing w:line="240" w:lineRule="auto" w:before="0" w:after="0"/>
+              <w:jc w:val="center"/>
             </w:pPr>
             <w:r/>
             <w:r>
@@ -3966,18 +3922,6 @@
         </w:tc>
       </w:tr>
     </w:tbl>
-    <w:p>
-      <w:pPr>
-        <w:spacing w:line="240" w:lineRule="auto" w:before="0" w:after="0"/>
-      </w:pPr>
-      <w:r>
-        <w:rPr>
-          <w:rFonts w:ascii="Times New Roman" w:hAnsi="Times New Roman" w:cs="Times New Roman"/>
-          <w:b w:val="0"/>
-          <w:sz w:val="24"/>
-        </w:rPr>
-      </w:r>
-    </w:p>
     <w:p>
       <w:pPr>
         <w:spacing w:line="240" w:lineRule="auto" w:before="0" w:after="0"/>
@@ -4008,6 +3952,7 @@
         <w:tc>
           <w:tcPr>
             <w:tcW w:type="dxa" w:w="1361"/>
+            <w:vAlign w:val="center"/>
           </w:tcPr>
           <w:p>
             <w:pPr>
@@ -4028,6 +3973,7 @@
         <w:tc>
           <w:tcPr>
             <w:tcW w:type="dxa" w:w="6520"/>
+            <w:vAlign w:val="center"/>
           </w:tcPr>
           <w:p>
             <w:pPr>
@@ -4070,6 +4016,7 @@
         <w:tc>
           <w:tcPr>
             <w:tcW w:type="dxa" w:w="1361"/>
+            <w:vAlign w:val="center"/>
           </w:tcPr>
           <w:p>
             <w:pPr>
@@ -4089,11 +4036,12 @@
         <w:tc>
           <w:tcPr>
             <w:tcW w:type="dxa" w:w="6520"/>
-          </w:tcPr>
-          <w:p>
-            <w:pPr>
-              <w:spacing w:line="240" w:lineRule="auto" w:before="0" w:after="0"/>
-              <w:jc w:val="left"/>
+            <w:vAlign w:val="center"/>
+          </w:tcPr>
+          <w:p>
+            <w:pPr>
+              <w:spacing w:line="240" w:lineRule="auto" w:before="0" w:after="0"/>
+              <w:jc w:val="center"/>
             </w:pPr>
             <w:r/>
             <w:r>
@@ -4131,6 +4079,7 @@
         <w:tc>
           <w:tcPr>
             <w:tcW w:type="dxa" w:w="1361"/>
+            <w:vAlign w:val="center"/>
           </w:tcPr>
           <w:p>
             <w:pPr>
@@ -4150,11 +4099,12 @@
         <w:tc>
           <w:tcPr>
             <w:tcW w:type="dxa" w:w="6520"/>
-          </w:tcPr>
-          <w:p>
-            <w:pPr>
-              <w:spacing w:line="240" w:lineRule="auto" w:before="0" w:after="0"/>
-              <w:jc w:val="left"/>
+            <w:vAlign w:val="center"/>
+          </w:tcPr>
+          <w:p>
+            <w:pPr>
+              <w:spacing w:line="240" w:lineRule="auto" w:before="0" w:after="0"/>
+              <w:jc w:val="center"/>
             </w:pPr>
             <w:r/>
             <w:r>
@@ -4192,6 +4142,7 @@
         <w:tc>
           <w:tcPr>
             <w:tcW w:type="dxa" w:w="1361"/>
+            <w:vAlign w:val="center"/>
           </w:tcPr>
           <w:p>
             <w:pPr>
@@ -4211,11 +4162,12 @@
         <w:tc>
           <w:tcPr>
             <w:tcW w:type="dxa" w:w="6520"/>
-          </w:tcPr>
-          <w:p>
-            <w:pPr>
-              <w:spacing w:line="240" w:lineRule="auto" w:before="0" w:after="0"/>
-              <w:jc w:val="left"/>
+            <w:vAlign w:val="center"/>
+          </w:tcPr>
+          <w:p>
+            <w:pPr>
+              <w:spacing w:line="240" w:lineRule="auto" w:before="0" w:after="0"/>
+              <w:jc w:val="center"/>
             </w:pPr>
             <w:r/>
             <w:r>
@@ -4250,18 +4202,6 @@
         </w:tc>
       </w:tr>
     </w:tbl>
-    <w:p>
-      <w:pPr>
-        <w:spacing w:line="240" w:lineRule="auto" w:before="0" w:after="0"/>
-      </w:pPr>
-      <w:r>
-        <w:rPr>
-          <w:rFonts w:ascii="Times New Roman" w:hAnsi="Times New Roman" w:cs="Times New Roman"/>
-          <w:b w:val="0"/>
-          <w:sz w:val="24"/>
-        </w:rPr>
-      </w:r>
-    </w:p>
     <w:p>
       <w:pPr>
         <w:spacing w:line="240" w:lineRule="auto" w:before="0" w:after="0"/>
@@ -4292,6 +4232,7 @@
         <w:tc>
           <w:tcPr>
             <w:tcW w:type="dxa" w:w="1361"/>
+            <w:vAlign w:val="center"/>
           </w:tcPr>
           <w:p>
             <w:pPr>
@@ -4312,6 +4253,7 @@
         <w:tc>
           <w:tcPr>
             <w:tcW w:type="dxa" w:w="6520"/>
+            <w:vAlign w:val="center"/>
           </w:tcPr>
           <w:p>
             <w:pPr>
@@ -4354,6 +4296,7 @@
         <w:tc>
           <w:tcPr>
             <w:tcW w:type="dxa" w:w="1361"/>
+            <w:vAlign w:val="center"/>
           </w:tcPr>
           <w:p>
             <w:pPr>
@@ -4373,11 +4316,12 @@
         <w:tc>
           <w:tcPr>
             <w:tcW w:type="dxa" w:w="6520"/>
-          </w:tcPr>
-          <w:p>
-            <w:pPr>
-              <w:spacing w:line="240" w:lineRule="auto" w:before="0" w:after="0"/>
-              <w:jc w:val="left"/>
+            <w:vAlign w:val="center"/>
+          </w:tcPr>
+          <w:p>
+            <w:pPr>
+              <w:spacing w:line="240" w:lineRule="auto" w:before="0" w:after="0"/>
+              <w:jc w:val="center"/>
             </w:pPr>
             <w:r/>
             <w:r>
@@ -4415,6 +4359,7 @@
         <w:tc>
           <w:tcPr>
             <w:tcW w:type="dxa" w:w="1361"/>
+            <w:vAlign w:val="center"/>
           </w:tcPr>
           <w:p>
             <w:pPr>
@@ -4434,11 +4379,12 @@
         <w:tc>
           <w:tcPr>
             <w:tcW w:type="dxa" w:w="6520"/>
-          </w:tcPr>
-          <w:p>
-            <w:pPr>
-              <w:spacing w:line="240" w:lineRule="auto" w:before="0" w:after="0"/>
-              <w:jc w:val="left"/>
+            <w:vAlign w:val="center"/>
+          </w:tcPr>
+          <w:p>
+            <w:pPr>
+              <w:spacing w:line="240" w:lineRule="auto" w:before="0" w:after="0"/>
+              <w:jc w:val="center"/>
             </w:pPr>
             <w:r/>
             <w:r>
@@ -4476,6 +4422,7 @@
         <w:tc>
           <w:tcPr>
             <w:tcW w:type="dxa" w:w="1361"/>
+            <w:vAlign w:val="center"/>
           </w:tcPr>
           <w:p>
             <w:pPr>
@@ -4495,11 +4442,12 @@
         <w:tc>
           <w:tcPr>
             <w:tcW w:type="dxa" w:w="6520"/>
-          </w:tcPr>
-          <w:p>
-            <w:pPr>
-              <w:spacing w:line="240" w:lineRule="auto" w:before="0" w:after="0"/>
-              <w:jc w:val="left"/>
+            <w:vAlign w:val="center"/>
+          </w:tcPr>
+          <w:p>
+            <w:pPr>
+              <w:spacing w:line="240" w:lineRule="auto" w:before="0" w:after="0"/>
+              <w:jc w:val="center"/>
             </w:pPr>
             <w:r/>
             <w:r>
@@ -4534,18 +4482,6 @@
         </w:tc>
       </w:tr>
     </w:tbl>
-    <w:p>
-      <w:pPr>
-        <w:spacing w:line="240" w:lineRule="auto" w:before="0" w:after="0"/>
-      </w:pPr>
-      <w:r>
-        <w:rPr>
-          <w:rFonts w:ascii="Times New Roman" w:hAnsi="Times New Roman" w:cs="Times New Roman"/>
-          <w:b w:val="0"/>
-          <w:sz w:val="24"/>
-        </w:rPr>
-      </w:r>
-    </w:p>
     <w:p>
       <w:pPr>
         <w:spacing w:line="240" w:lineRule="auto" w:before="0" w:after="0"/>
@@ -4576,6 +4512,7 @@
         <w:tc>
           <w:tcPr>
             <w:tcW w:type="dxa" w:w="1361"/>
+            <w:vAlign w:val="center"/>
           </w:tcPr>
           <w:p>
             <w:pPr>
@@ -4596,6 +4533,7 @@
         <w:tc>
           <w:tcPr>
             <w:tcW w:type="dxa" w:w="6520"/>
+            <w:vAlign w:val="center"/>
           </w:tcPr>
           <w:p>
             <w:pPr>
@@ -4638,6 +4576,7 @@
         <w:tc>
           <w:tcPr>
             <w:tcW w:type="dxa" w:w="1361"/>
+            <w:vAlign w:val="center"/>
           </w:tcPr>
           <w:p>
             <w:pPr>
@@ -4657,11 +4596,12 @@
         <w:tc>
           <w:tcPr>
             <w:tcW w:type="dxa" w:w="6520"/>
-          </w:tcPr>
-          <w:p>
-            <w:pPr>
-              <w:spacing w:line="240" w:lineRule="auto" w:before="0" w:after="0"/>
-              <w:jc w:val="left"/>
+            <w:vAlign w:val="center"/>
+          </w:tcPr>
+          <w:p>
+            <w:pPr>
+              <w:spacing w:line="240" w:lineRule="auto" w:before="0" w:after="0"/>
+              <w:jc w:val="center"/>
             </w:pPr>
             <w:r/>
             <w:r>
@@ -4699,6 +4639,7 @@
         <w:tc>
           <w:tcPr>
             <w:tcW w:type="dxa" w:w="1361"/>
+            <w:vAlign w:val="center"/>
           </w:tcPr>
           <w:p>
             <w:pPr>
@@ -4718,11 +4659,12 @@
         <w:tc>
           <w:tcPr>
             <w:tcW w:type="dxa" w:w="6520"/>
-          </w:tcPr>
-          <w:p>
-            <w:pPr>
-              <w:spacing w:line="240" w:lineRule="auto" w:before="0" w:after="0"/>
-              <w:jc w:val="left"/>
+            <w:vAlign w:val="center"/>
+          </w:tcPr>
+          <w:p>
+            <w:pPr>
+              <w:spacing w:line="240" w:lineRule="auto" w:before="0" w:after="0"/>
+              <w:jc w:val="center"/>
             </w:pPr>
             <w:r/>
             <w:r>
@@ -4760,6 +4702,7 @@
         <w:tc>
           <w:tcPr>
             <w:tcW w:type="dxa" w:w="1361"/>
+            <w:vAlign w:val="center"/>
           </w:tcPr>
           <w:p>
             <w:pPr>
@@ -4779,11 +4722,12 @@
         <w:tc>
           <w:tcPr>
             <w:tcW w:type="dxa" w:w="6520"/>
-          </w:tcPr>
-          <w:p>
-            <w:pPr>
-              <w:spacing w:line="240" w:lineRule="auto" w:before="0" w:after="0"/>
-              <w:jc w:val="left"/>
+            <w:vAlign w:val="center"/>
+          </w:tcPr>
+          <w:p>
+            <w:pPr>
+              <w:spacing w:line="240" w:lineRule="auto" w:before="0" w:after="0"/>
+              <w:jc w:val="center"/>
             </w:pPr>
             <w:r/>
             <w:r>
@@ -4818,18 +4762,6 @@
         </w:tc>
       </w:tr>
     </w:tbl>
-    <w:p>
-      <w:pPr>
-        <w:spacing w:line="240" w:lineRule="auto" w:before="0" w:after="0"/>
-      </w:pPr>
-      <w:r>
-        <w:rPr>
-          <w:rFonts w:ascii="Times New Roman" w:hAnsi="Times New Roman" w:cs="Times New Roman"/>
-          <w:b w:val="0"/>
-          <w:sz w:val="24"/>
-        </w:rPr>
-      </w:r>
-    </w:p>
     <w:p>
       <w:pPr>
         <w:spacing w:line="240" w:lineRule="auto" w:before="0" w:after="0"/>
@@ -4860,6 +4792,7 @@
         <w:tc>
           <w:tcPr>
             <w:tcW w:type="dxa" w:w="1361"/>
+            <w:vAlign w:val="center"/>
           </w:tcPr>
           <w:p>
             <w:pPr>
@@ -4880,6 +4813,7 @@
         <w:tc>
           <w:tcPr>
             <w:tcW w:type="dxa" w:w="6520"/>
+            <w:vAlign w:val="center"/>
           </w:tcPr>
           <w:p>
             <w:pPr>
@@ -4922,6 +4856,7 @@
         <w:tc>
           <w:tcPr>
             <w:tcW w:type="dxa" w:w="1361"/>
+            <w:vAlign w:val="center"/>
           </w:tcPr>
           <w:p>
             <w:pPr>
@@ -4941,11 +4876,12 @@
         <w:tc>
           <w:tcPr>
             <w:tcW w:type="dxa" w:w="6520"/>
-          </w:tcPr>
-          <w:p>
-            <w:pPr>
-              <w:spacing w:line="240" w:lineRule="auto" w:before="0" w:after="0"/>
-              <w:jc w:val="left"/>
+            <w:vAlign w:val="center"/>
+          </w:tcPr>
+          <w:p>
+            <w:pPr>
+              <w:spacing w:line="240" w:lineRule="auto" w:before="0" w:after="0"/>
+              <w:jc w:val="center"/>
             </w:pPr>
             <w:r/>
             <w:r>
@@ -4983,6 +4919,7 @@
         <w:tc>
           <w:tcPr>
             <w:tcW w:type="dxa" w:w="1361"/>
+            <w:vAlign w:val="center"/>
           </w:tcPr>
           <w:p>
             <w:pPr>
@@ -5002,11 +4939,12 @@
         <w:tc>
           <w:tcPr>
             <w:tcW w:type="dxa" w:w="6520"/>
-          </w:tcPr>
-          <w:p>
-            <w:pPr>
-              <w:spacing w:line="240" w:lineRule="auto" w:before="0" w:after="0"/>
-              <w:jc w:val="left"/>
+            <w:vAlign w:val="center"/>
+          </w:tcPr>
+          <w:p>
+            <w:pPr>
+              <w:spacing w:line="240" w:lineRule="auto" w:before="0" w:after="0"/>
+              <w:jc w:val="center"/>
             </w:pPr>
             <w:r/>
             <w:r>
@@ -5044,6 +4982,7 @@
         <w:tc>
           <w:tcPr>
             <w:tcW w:type="dxa" w:w="1361"/>
+            <w:vAlign w:val="center"/>
           </w:tcPr>
           <w:p>
             <w:pPr>
@@ -5063,11 +5002,12 @@
         <w:tc>
           <w:tcPr>
             <w:tcW w:type="dxa" w:w="6520"/>
-          </w:tcPr>
-          <w:p>
-            <w:pPr>
-              <w:spacing w:line="240" w:lineRule="auto" w:before="0" w:after="0"/>
-              <w:jc w:val="left"/>
+            <w:vAlign w:val="center"/>
+          </w:tcPr>
+          <w:p>
+            <w:pPr>
+              <w:spacing w:line="240" w:lineRule="auto" w:before="0" w:after="0"/>
+              <w:jc w:val="center"/>
             </w:pPr>
             <w:r/>
             <w:r>
@@ -5102,18 +5042,6 @@
         </w:tc>
       </w:tr>
     </w:tbl>
-    <w:p>
-      <w:pPr>
-        <w:spacing w:line="240" w:lineRule="auto" w:before="0" w:after="0"/>
-      </w:pPr>
-      <w:r>
-        <w:rPr>
-          <w:rFonts w:ascii="Times New Roman" w:hAnsi="Times New Roman" w:cs="Times New Roman"/>
-          <w:b w:val="0"/>
-          <w:sz w:val="24"/>
-        </w:rPr>
-      </w:r>
-    </w:p>
     <w:p>
       <w:pPr>
         <w:spacing w:line="240" w:lineRule="auto" w:before="0" w:after="0"/>
@@ -5144,6 +5072,7 @@
         <w:tc>
           <w:tcPr>
             <w:tcW w:type="dxa" w:w="1361"/>
+            <w:vAlign w:val="center"/>
           </w:tcPr>
           <w:p>
             <w:pPr>
@@ -5164,6 +5093,7 @@
         <w:tc>
           <w:tcPr>
             <w:tcW w:type="dxa" w:w="6520"/>
+            <w:vAlign w:val="center"/>
           </w:tcPr>
           <w:p>
             <w:pPr>
@@ -5206,6 +5136,7 @@
         <w:tc>
           <w:tcPr>
             <w:tcW w:type="dxa" w:w="1361"/>
+            <w:vAlign w:val="center"/>
           </w:tcPr>
           <w:p>
             <w:pPr>
@@ -5225,11 +5156,12 @@
         <w:tc>
           <w:tcPr>
             <w:tcW w:type="dxa" w:w="6520"/>
-          </w:tcPr>
-          <w:p>
-            <w:pPr>
-              <w:spacing w:line="240" w:lineRule="auto" w:before="0" w:after="0"/>
-              <w:jc w:val="left"/>
+            <w:vAlign w:val="center"/>
+          </w:tcPr>
+          <w:p>
+            <w:pPr>
+              <w:spacing w:line="240" w:lineRule="auto" w:before="0" w:after="0"/>
+              <w:jc w:val="center"/>
             </w:pPr>
             <w:r/>
             <w:r>
@@ -5267,6 +5199,7 @@
         <w:tc>
           <w:tcPr>
             <w:tcW w:type="dxa" w:w="1361"/>
+            <w:vAlign w:val="center"/>
           </w:tcPr>
           <w:p>
             <w:pPr>
@@ -5286,11 +5219,12 @@
         <w:tc>
           <w:tcPr>
             <w:tcW w:type="dxa" w:w="6520"/>
-          </w:tcPr>
-          <w:p>
-            <w:pPr>
-              <w:spacing w:line="240" w:lineRule="auto" w:before="0" w:after="0"/>
-              <w:jc w:val="left"/>
+            <w:vAlign w:val="center"/>
+          </w:tcPr>
+          <w:p>
+            <w:pPr>
+              <w:spacing w:line="240" w:lineRule="auto" w:before="0" w:after="0"/>
+              <w:jc w:val="center"/>
             </w:pPr>
             <w:r/>
             <w:r>
@@ -5328,6 +5262,7 @@
         <w:tc>
           <w:tcPr>
             <w:tcW w:type="dxa" w:w="1361"/>
+            <w:vAlign w:val="center"/>
           </w:tcPr>
           <w:p>
             <w:pPr>
@@ -5347,11 +5282,12 @@
         <w:tc>
           <w:tcPr>
             <w:tcW w:type="dxa" w:w="6520"/>
-          </w:tcPr>
-          <w:p>
-            <w:pPr>
-              <w:spacing w:line="240" w:lineRule="auto" w:before="0" w:after="0"/>
-              <w:jc w:val="left"/>
+            <w:vAlign w:val="center"/>
+          </w:tcPr>
+          <w:p>
+            <w:pPr>
+              <w:spacing w:line="240" w:lineRule="auto" w:before="0" w:after="0"/>
+              <w:jc w:val="center"/>
             </w:pPr>
             <w:r/>
             <w:r>
@@ -5386,18 +5322,6 @@
         </w:tc>
       </w:tr>
     </w:tbl>
-    <w:p>
-      <w:pPr>
-        <w:spacing w:line="240" w:lineRule="auto" w:before="0" w:after="0"/>
-      </w:pPr>
-      <w:r>
-        <w:rPr>
-          <w:rFonts w:ascii="Times New Roman" w:hAnsi="Times New Roman" w:cs="Times New Roman"/>
-          <w:b w:val="0"/>
-          <w:sz w:val="24"/>
-        </w:rPr>
-      </w:r>
-    </w:p>
     <w:p>
       <w:pPr>
         <w:spacing w:line="240" w:lineRule="auto" w:before="0" w:after="0"/>
@@ -5428,6 +5352,7 @@
         <w:tc>
           <w:tcPr>
             <w:tcW w:type="dxa" w:w="1361"/>
+            <w:vAlign w:val="center"/>
           </w:tcPr>
           <w:p>
             <w:pPr>
@@ -5448,6 +5373,7 @@
         <w:tc>
           <w:tcPr>
             <w:tcW w:type="dxa" w:w="6520"/>
+            <w:vAlign w:val="center"/>
           </w:tcPr>
           <w:p>
             <w:pPr>
@@ -5490,6 +5416,7 @@
         <w:tc>
           <w:tcPr>
             <w:tcW w:type="dxa" w:w="1361"/>
+            <w:vAlign w:val="center"/>
           </w:tcPr>
           <w:p>
             <w:pPr>
@@ -5509,11 +5436,12 @@
         <w:tc>
           <w:tcPr>
             <w:tcW w:type="dxa" w:w="6520"/>
-          </w:tcPr>
-          <w:p>
-            <w:pPr>
-              <w:spacing w:line="240" w:lineRule="auto" w:before="0" w:after="0"/>
-              <w:jc w:val="left"/>
+            <w:vAlign w:val="center"/>
+          </w:tcPr>
+          <w:p>
+            <w:pPr>
+              <w:spacing w:line="240" w:lineRule="auto" w:before="0" w:after="0"/>
+              <w:jc w:val="center"/>
             </w:pPr>
             <w:r/>
             <w:r>
@@ -5551,6 +5479,7 @@
         <w:tc>
           <w:tcPr>
             <w:tcW w:type="dxa" w:w="1361"/>
+            <w:vAlign w:val="center"/>
           </w:tcPr>
           <w:p>
             <w:pPr>
@@ -5570,11 +5499,12 @@
         <w:tc>
           <w:tcPr>
             <w:tcW w:type="dxa" w:w="6520"/>
-          </w:tcPr>
-          <w:p>
-            <w:pPr>
-              <w:spacing w:line="240" w:lineRule="auto" w:before="0" w:after="0"/>
-              <w:jc w:val="left"/>
+            <w:vAlign w:val="center"/>
+          </w:tcPr>
+          <w:p>
+            <w:pPr>
+              <w:spacing w:line="240" w:lineRule="auto" w:before="0" w:after="0"/>
+              <w:jc w:val="center"/>
             </w:pPr>
             <w:r/>
             <w:r>
@@ -5612,6 +5542,7 @@
         <w:tc>
           <w:tcPr>
             <w:tcW w:type="dxa" w:w="1361"/>
+            <w:vAlign w:val="center"/>
           </w:tcPr>
           <w:p>
             <w:pPr>
@@ -5631,11 +5562,12 @@
         <w:tc>
           <w:tcPr>
             <w:tcW w:type="dxa" w:w="6520"/>
-          </w:tcPr>
-          <w:p>
-            <w:pPr>
-              <w:spacing w:line="240" w:lineRule="auto" w:before="0" w:after="0"/>
-              <w:jc w:val="left"/>
+            <w:vAlign w:val="center"/>
+          </w:tcPr>
+          <w:p>
+            <w:pPr>
+              <w:spacing w:line="240" w:lineRule="auto" w:before="0" w:after="0"/>
+              <w:jc w:val="center"/>
             </w:pPr>
             <w:r/>
             <w:r>
@@ -5670,18 +5602,6 @@
         </w:tc>
       </w:tr>
     </w:tbl>
-    <w:p>
-      <w:pPr>
-        <w:spacing w:line="240" w:lineRule="auto" w:before="0" w:after="0"/>
-      </w:pPr>
-      <w:r>
-        <w:rPr>
-          <w:rFonts w:ascii="Times New Roman" w:hAnsi="Times New Roman" w:cs="Times New Roman"/>
-          <w:b w:val="0"/>
-          <w:sz w:val="24"/>
-        </w:rPr>
-      </w:r>
-    </w:p>
     <w:p>
       <w:pPr>
         <w:spacing w:line="240" w:lineRule="auto" w:before="0" w:after="0"/>
@@ -5712,6 +5632,7 @@
         <w:tc>
           <w:tcPr>
             <w:tcW w:type="dxa" w:w="1361"/>
+            <w:vAlign w:val="center"/>
           </w:tcPr>
           <w:p>
             <w:pPr>
@@ -5732,6 +5653,7 @@
         <w:tc>
           <w:tcPr>
             <w:tcW w:type="dxa" w:w="6520"/>
+            <w:vAlign w:val="center"/>
           </w:tcPr>
           <w:p>
             <w:pPr>
@@ -5774,6 +5696,7 @@
         <w:tc>
           <w:tcPr>
             <w:tcW w:type="dxa" w:w="1361"/>
+            <w:vAlign w:val="center"/>
           </w:tcPr>
           <w:p>
             <w:pPr>
@@ -5793,11 +5716,12 @@
         <w:tc>
           <w:tcPr>
             <w:tcW w:type="dxa" w:w="6520"/>
-          </w:tcPr>
-          <w:p>
-            <w:pPr>
-              <w:spacing w:line="240" w:lineRule="auto" w:before="0" w:after="0"/>
-              <w:jc w:val="left"/>
+            <w:vAlign w:val="center"/>
+          </w:tcPr>
+          <w:p>
+            <w:pPr>
+              <w:spacing w:line="240" w:lineRule="auto" w:before="0" w:after="0"/>
+              <w:jc w:val="center"/>
             </w:pPr>
             <w:r/>
             <w:r>
@@ -5835,6 +5759,7 @@
         <w:tc>
           <w:tcPr>
             <w:tcW w:type="dxa" w:w="1361"/>
+            <w:vAlign w:val="center"/>
           </w:tcPr>
           <w:p>
             <w:pPr>
@@ -5854,11 +5779,12 @@
         <w:tc>
           <w:tcPr>
             <w:tcW w:type="dxa" w:w="6520"/>
-          </w:tcPr>
-          <w:p>
-            <w:pPr>
-              <w:spacing w:line="240" w:lineRule="auto" w:before="0" w:after="0"/>
-              <w:jc w:val="left"/>
+            <w:vAlign w:val="center"/>
+          </w:tcPr>
+          <w:p>
+            <w:pPr>
+              <w:spacing w:line="240" w:lineRule="auto" w:before="0" w:after="0"/>
+              <w:jc w:val="center"/>
             </w:pPr>
             <w:r/>
             <w:r>
@@ -5896,6 +5822,7 @@
         <w:tc>
           <w:tcPr>
             <w:tcW w:type="dxa" w:w="1361"/>
+            <w:vAlign w:val="center"/>
           </w:tcPr>
           <w:p>
             <w:pPr>
@@ -5915,11 +5842,12 @@
         <w:tc>
           <w:tcPr>
             <w:tcW w:type="dxa" w:w="6520"/>
-          </w:tcPr>
-          <w:p>
-            <w:pPr>
-              <w:spacing w:line="240" w:lineRule="auto" w:before="0" w:after="0"/>
-              <w:jc w:val="left"/>
+            <w:vAlign w:val="center"/>
+          </w:tcPr>
+          <w:p>
+            <w:pPr>
+              <w:spacing w:line="240" w:lineRule="auto" w:before="0" w:after="0"/>
+              <w:jc w:val="center"/>
             </w:pPr>
             <w:r/>
             <w:r>
@@ -5954,18 +5882,6 @@
         </w:tc>
       </w:tr>
     </w:tbl>
-    <w:p>
-      <w:pPr>
-        <w:spacing w:line="240" w:lineRule="auto" w:before="0" w:after="0"/>
-      </w:pPr>
-      <w:r>
-        <w:rPr>
-          <w:rFonts w:ascii="Times New Roman" w:hAnsi="Times New Roman" w:cs="Times New Roman"/>
-          <w:b w:val="0"/>
-          <w:sz w:val="24"/>
-        </w:rPr>
-      </w:r>
-    </w:p>
     <w:p>
       <w:pPr>
         <w:spacing w:line="240" w:lineRule="auto" w:before="0" w:after="0"/>
@@ -5996,6 +5912,7 @@
         <w:tc>
           <w:tcPr>
             <w:tcW w:type="dxa" w:w="1361"/>
+            <w:vAlign w:val="center"/>
           </w:tcPr>
           <w:p>
             <w:pPr>
@@ -6016,6 +5933,7 @@
         <w:tc>
           <w:tcPr>
             <w:tcW w:type="dxa" w:w="6520"/>
+            <w:vAlign w:val="center"/>
           </w:tcPr>
           <w:p>
             <w:pPr>
@@ -6058,6 +5976,7 @@
         <w:tc>
           <w:tcPr>
             <w:tcW w:type="dxa" w:w="1361"/>
+            <w:vAlign w:val="center"/>
           </w:tcPr>
           <w:p>
             <w:pPr>
@@ -6077,11 +5996,12 @@
         <w:tc>
           <w:tcPr>
             <w:tcW w:type="dxa" w:w="6520"/>
-          </w:tcPr>
-          <w:p>
-            <w:pPr>
-              <w:spacing w:line="240" w:lineRule="auto" w:before="0" w:after="0"/>
-              <w:jc w:val="left"/>
+            <w:vAlign w:val="center"/>
+          </w:tcPr>
+          <w:p>
+            <w:pPr>
+              <w:spacing w:line="240" w:lineRule="auto" w:before="0" w:after="0"/>
+              <w:jc w:val="center"/>
             </w:pPr>
             <w:r/>
             <w:r>
@@ -6119,6 +6039,7 @@
         <w:tc>
           <w:tcPr>
             <w:tcW w:type="dxa" w:w="1361"/>
+            <w:vAlign w:val="center"/>
           </w:tcPr>
           <w:p>
             <w:pPr>
@@ -6138,11 +6059,12 @@
         <w:tc>
           <w:tcPr>
             <w:tcW w:type="dxa" w:w="6520"/>
-          </w:tcPr>
-          <w:p>
-            <w:pPr>
-              <w:spacing w:line="240" w:lineRule="auto" w:before="0" w:after="0"/>
-              <w:jc w:val="left"/>
+            <w:vAlign w:val="center"/>
+          </w:tcPr>
+          <w:p>
+            <w:pPr>
+              <w:spacing w:line="240" w:lineRule="auto" w:before="0" w:after="0"/>
+              <w:jc w:val="center"/>
             </w:pPr>
             <w:r/>
             <w:r>
@@ -6180,6 +6102,7 @@
         <w:tc>
           <w:tcPr>
             <w:tcW w:type="dxa" w:w="1361"/>
+            <w:vAlign w:val="center"/>
           </w:tcPr>
           <w:p>
             <w:pPr>
@@ -6199,11 +6122,12 @@
         <w:tc>
           <w:tcPr>
             <w:tcW w:type="dxa" w:w="6520"/>
-          </w:tcPr>
-          <w:p>
-            <w:pPr>
-              <w:spacing w:line="240" w:lineRule="auto" w:before="0" w:after="0"/>
-              <w:jc w:val="left"/>
+            <w:vAlign w:val="center"/>
+          </w:tcPr>
+          <w:p>
+            <w:pPr>
+              <w:spacing w:line="240" w:lineRule="auto" w:before="0" w:after="0"/>
+              <w:jc w:val="center"/>
             </w:pPr>
             <w:r/>
             <w:r>
@@ -6238,18 +6162,6 @@
         </w:tc>
       </w:tr>
     </w:tbl>
-    <w:p>
-      <w:pPr>
-        <w:spacing w:line="240" w:lineRule="auto" w:before="0" w:after="0"/>
-      </w:pPr>
-      <w:r>
-        <w:rPr>
-          <w:rFonts w:ascii="Times New Roman" w:hAnsi="Times New Roman" w:cs="Times New Roman"/>
-          <w:b w:val="0"/>
-          <w:sz w:val="24"/>
-        </w:rPr>
-      </w:r>
-    </w:p>
     <w:p>
       <w:pPr>
         <w:spacing w:line="240" w:lineRule="auto" w:before="0" w:after="0"/>
@@ -6280,6 +6192,7 @@
         <w:tc>
           <w:tcPr>
             <w:tcW w:type="dxa" w:w="1361"/>
+            <w:vAlign w:val="center"/>
           </w:tcPr>
           <w:p>
             <w:pPr>
@@ -6300,6 +6213,7 @@
         <w:tc>
           <w:tcPr>
             <w:tcW w:type="dxa" w:w="6520"/>
+            <w:vAlign w:val="center"/>
           </w:tcPr>
           <w:p>
             <w:pPr>
@@ -6342,6 +6256,7 @@
         <w:tc>
           <w:tcPr>
             <w:tcW w:type="dxa" w:w="1361"/>
+            <w:vAlign w:val="center"/>
           </w:tcPr>
           <w:p>
             <w:pPr>
@@ -6361,11 +6276,12 @@
         <w:tc>
           <w:tcPr>
             <w:tcW w:type="dxa" w:w="6520"/>
-          </w:tcPr>
-          <w:p>
-            <w:pPr>
-              <w:spacing w:line="240" w:lineRule="auto" w:before="0" w:after="0"/>
-              <w:jc w:val="left"/>
+            <w:vAlign w:val="center"/>
+          </w:tcPr>
+          <w:p>
+            <w:pPr>
+              <w:spacing w:line="240" w:lineRule="auto" w:before="0" w:after="0"/>
+              <w:jc w:val="center"/>
             </w:pPr>
             <w:r/>
             <w:r>
@@ -6403,6 +6319,7 @@
         <w:tc>
           <w:tcPr>
             <w:tcW w:type="dxa" w:w="1361"/>
+            <w:vAlign w:val="center"/>
           </w:tcPr>
           <w:p>
             <w:pPr>
@@ -6422,11 +6339,12 @@
         <w:tc>
           <w:tcPr>
             <w:tcW w:type="dxa" w:w="6520"/>
-          </w:tcPr>
-          <w:p>
-            <w:pPr>
-              <w:spacing w:line="240" w:lineRule="auto" w:before="0" w:after="0"/>
-              <w:jc w:val="left"/>
+            <w:vAlign w:val="center"/>
+          </w:tcPr>
+          <w:p>
+            <w:pPr>
+              <w:spacing w:line="240" w:lineRule="auto" w:before="0" w:after="0"/>
+              <w:jc w:val="center"/>
             </w:pPr>
             <w:r/>
             <w:r>
@@ -6464,6 +6382,7 @@
         <w:tc>
           <w:tcPr>
             <w:tcW w:type="dxa" w:w="1361"/>
+            <w:vAlign w:val="center"/>
           </w:tcPr>
           <w:p>
             <w:pPr>
@@ -6483,11 +6402,12 @@
         <w:tc>
           <w:tcPr>
             <w:tcW w:type="dxa" w:w="6520"/>
-          </w:tcPr>
-          <w:p>
-            <w:pPr>
-              <w:spacing w:line="240" w:lineRule="auto" w:before="0" w:after="0"/>
-              <w:jc w:val="left"/>
+            <w:vAlign w:val="center"/>
+          </w:tcPr>
+          <w:p>
+            <w:pPr>
+              <w:spacing w:line="240" w:lineRule="auto" w:before="0" w:after="0"/>
+              <w:jc w:val="center"/>
             </w:pPr>
             <w:r/>
             <w:r>
@@ -6522,18 +6442,6 @@
         </w:tc>
       </w:tr>
     </w:tbl>
-    <w:p>
-      <w:pPr>
-        <w:spacing w:line="240" w:lineRule="auto" w:before="0" w:after="0"/>
-      </w:pPr>
-      <w:r>
-        <w:rPr>
-          <w:rFonts w:ascii="Times New Roman" w:hAnsi="Times New Roman" w:cs="Times New Roman"/>
-          <w:b w:val="0"/>
-          <w:sz w:val="24"/>
-        </w:rPr>
-      </w:r>
-    </w:p>
     <w:p>
       <w:pPr>
         <w:spacing w:line="240" w:lineRule="auto" w:before="0" w:after="0"/>
@@ -6564,6 +6472,7 @@
         <w:tc>
           <w:tcPr>
             <w:tcW w:type="dxa" w:w="1361"/>
+            <w:vAlign w:val="center"/>
           </w:tcPr>
           <w:p>
             <w:pPr>
@@ -6584,6 +6493,7 @@
         <w:tc>
           <w:tcPr>
             <w:tcW w:type="dxa" w:w="6520"/>
+            <w:vAlign w:val="center"/>
           </w:tcPr>
           <w:p>
             <w:pPr>
@@ -6626,6 +6536,7 @@
         <w:tc>
           <w:tcPr>
             <w:tcW w:type="dxa" w:w="1361"/>
+            <w:vAlign w:val="center"/>
           </w:tcPr>
           <w:p>
             <w:pPr>
@@ -6645,11 +6556,12 @@
         <w:tc>
           <w:tcPr>
             <w:tcW w:type="dxa" w:w="6520"/>
-          </w:tcPr>
-          <w:p>
-            <w:pPr>
-              <w:spacing w:line="240" w:lineRule="auto" w:before="0" w:after="0"/>
-              <w:jc w:val="left"/>
+            <w:vAlign w:val="center"/>
+          </w:tcPr>
+          <w:p>
+            <w:pPr>
+              <w:spacing w:line="240" w:lineRule="auto" w:before="0" w:after="0"/>
+              <w:jc w:val="center"/>
             </w:pPr>
             <w:r/>
             <w:r>
@@ -6687,6 +6599,7 @@
         <w:tc>
           <w:tcPr>
             <w:tcW w:type="dxa" w:w="1361"/>
+            <w:vAlign w:val="center"/>
           </w:tcPr>
           <w:p>
             <w:pPr>
@@ -6706,11 +6619,12 @@
         <w:tc>
           <w:tcPr>
             <w:tcW w:type="dxa" w:w="6520"/>
-          </w:tcPr>
-          <w:p>
-            <w:pPr>
-              <w:spacing w:line="240" w:lineRule="auto" w:before="0" w:after="0"/>
-              <w:jc w:val="left"/>
+            <w:vAlign w:val="center"/>
+          </w:tcPr>
+          <w:p>
+            <w:pPr>
+              <w:spacing w:line="240" w:lineRule="auto" w:before="0" w:after="0"/>
+              <w:jc w:val="center"/>
             </w:pPr>
             <w:r/>
             <w:r>
@@ -6748,6 +6662,7 @@
         <w:tc>
           <w:tcPr>
             <w:tcW w:type="dxa" w:w="1361"/>
+            <w:vAlign w:val="center"/>
           </w:tcPr>
           <w:p>
             <w:pPr>
@@ -6767,11 +6682,12 @@
         <w:tc>
           <w:tcPr>
             <w:tcW w:type="dxa" w:w="6520"/>
-          </w:tcPr>
-          <w:p>
-            <w:pPr>
-              <w:spacing w:line="240" w:lineRule="auto" w:before="0" w:after="0"/>
-              <w:jc w:val="left"/>
+            <w:vAlign w:val="center"/>
+          </w:tcPr>
+          <w:p>
+            <w:pPr>
+              <w:spacing w:line="240" w:lineRule="auto" w:before="0" w:after="0"/>
+              <w:jc w:val="center"/>
             </w:pPr>
             <w:r/>
             <w:r>
@@ -6806,18 +6722,6 @@
         </w:tc>
       </w:tr>
     </w:tbl>
-    <w:p>
-      <w:pPr>
-        <w:spacing w:line="240" w:lineRule="auto" w:before="0" w:after="0"/>
-      </w:pPr>
-      <w:r>
-        <w:rPr>
-          <w:rFonts w:ascii="Times New Roman" w:hAnsi="Times New Roman" w:cs="Times New Roman"/>
-          <w:b w:val="0"/>
-          <w:sz w:val="24"/>
-        </w:rPr>
-      </w:r>
-    </w:p>
     <w:p>
       <w:pPr>
         <w:spacing w:line="240" w:lineRule="auto" w:before="0" w:after="0"/>
@@ -6848,6 +6752,7 @@
         <w:tc>
           <w:tcPr>
             <w:tcW w:type="dxa" w:w="1361"/>
+            <w:vAlign w:val="center"/>
           </w:tcPr>
           <w:p>
             <w:pPr>
@@ -6868,6 +6773,7 @@
         <w:tc>
           <w:tcPr>
             <w:tcW w:type="dxa" w:w="6520"/>
+            <w:vAlign w:val="center"/>
           </w:tcPr>
           <w:p>
             <w:pPr>
@@ -6910,6 +6816,7 @@
         <w:tc>
           <w:tcPr>
             <w:tcW w:type="dxa" w:w="1361"/>
+            <w:vAlign w:val="center"/>
           </w:tcPr>
           <w:p>
             <w:pPr>
@@ -6929,11 +6836,12 @@
         <w:tc>
           <w:tcPr>
             <w:tcW w:type="dxa" w:w="6520"/>
-          </w:tcPr>
-          <w:p>
-            <w:pPr>
-              <w:spacing w:line="240" w:lineRule="auto" w:before="0" w:after="0"/>
-              <w:jc w:val="left"/>
+            <w:vAlign w:val="center"/>
+          </w:tcPr>
+          <w:p>
+            <w:pPr>
+              <w:spacing w:line="240" w:lineRule="auto" w:before="0" w:after="0"/>
+              <w:jc w:val="center"/>
             </w:pPr>
             <w:r/>
             <w:r>
@@ -6971,6 +6879,7 @@
         <w:tc>
           <w:tcPr>
             <w:tcW w:type="dxa" w:w="1361"/>
+            <w:vAlign w:val="center"/>
           </w:tcPr>
           <w:p>
             <w:pPr>
@@ -6990,11 +6899,12 @@
         <w:tc>
           <w:tcPr>
             <w:tcW w:type="dxa" w:w="6520"/>
-          </w:tcPr>
-          <w:p>
-            <w:pPr>
-              <w:spacing w:line="240" w:lineRule="auto" w:before="0" w:after="0"/>
-              <w:jc w:val="left"/>
+            <w:vAlign w:val="center"/>
+          </w:tcPr>
+          <w:p>
+            <w:pPr>
+              <w:spacing w:line="240" w:lineRule="auto" w:before="0" w:after="0"/>
+              <w:jc w:val="center"/>
             </w:pPr>
             <w:r/>
             <w:r>
@@ -7032,6 +6942,7 @@
         <w:tc>
           <w:tcPr>
             <w:tcW w:type="dxa" w:w="1361"/>
+            <w:vAlign w:val="center"/>
           </w:tcPr>
           <w:p>
             <w:pPr>
@@ -7051,11 +6962,12 @@
         <w:tc>
           <w:tcPr>
             <w:tcW w:type="dxa" w:w="6520"/>
-          </w:tcPr>
-          <w:p>
-            <w:pPr>
-              <w:spacing w:line="240" w:lineRule="auto" w:before="0" w:after="0"/>
-              <w:jc w:val="left"/>
+            <w:vAlign w:val="center"/>
+          </w:tcPr>
+          <w:p>
+            <w:pPr>
+              <w:spacing w:line="240" w:lineRule="auto" w:before="0" w:after="0"/>
+              <w:jc w:val="center"/>
             </w:pPr>
             <w:r/>
             <w:r>
@@ -7090,18 +7002,6 @@
         </w:tc>
       </w:tr>
     </w:tbl>
-    <w:p>
-      <w:pPr>
-        <w:spacing w:line="240" w:lineRule="auto" w:before="0" w:after="0"/>
-      </w:pPr>
-      <w:r>
-        <w:rPr>
-          <w:rFonts w:ascii="Times New Roman" w:hAnsi="Times New Roman" w:cs="Times New Roman"/>
-          <w:b w:val="0"/>
-          <w:sz w:val="24"/>
-        </w:rPr>
-      </w:r>
-    </w:p>
     <w:p>
       <w:pPr>
         <w:spacing w:line="240" w:lineRule="auto" w:before="0" w:after="0"/>
@@ -7132,6 +7032,7 @@
         <w:tc>
           <w:tcPr>
             <w:tcW w:type="dxa" w:w="1361"/>
+            <w:vAlign w:val="center"/>
           </w:tcPr>
           <w:p>
             <w:pPr>
@@ -7152,6 +7053,7 @@
         <w:tc>
           <w:tcPr>
             <w:tcW w:type="dxa" w:w="6520"/>
+            <w:vAlign w:val="center"/>
           </w:tcPr>
           <w:p>
             <w:pPr>
@@ -7194,6 +7096,7 @@
         <w:tc>
           <w:tcPr>
             <w:tcW w:type="dxa" w:w="1361"/>
+            <w:vAlign w:val="center"/>
           </w:tcPr>
           <w:p>
             <w:pPr>
@@ -7213,11 +7116,12 @@
         <w:tc>
           <w:tcPr>
             <w:tcW w:type="dxa" w:w="6520"/>
-          </w:tcPr>
-          <w:p>
-            <w:pPr>
-              <w:spacing w:line="240" w:lineRule="auto" w:before="0" w:after="0"/>
-              <w:jc w:val="left"/>
+            <w:vAlign w:val="center"/>
+          </w:tcPr>
+          <w:p>
+            <w:pPr>
+              <w:spacing w:line="240" w:lineRule="auto" w:before="0" w:after="0"/>
+              <w:jc w:val="center"/>
             </w:pPr>
             <w:r/>
             <w:r>
@@ -7255,6 +7159,7 @@
         <w:tc>
           <w:tcPr>
             <w:tcW w:type="dxa" w:w="1361"/>
+            <w:vAlign w:val="center"/>
           </w:tcPr>
           <w:p>
             <w:pPr>
@@ -7274,11 +7179,12 @@
         <w:tc>
           <w:tcPr>
             <w:tcW w:type="dxa" w:w="6520"/>
-          </w:tcPr>
-          <w:p>
-            <w:pPr>
-              <w:spacing w:line="240" w:lineRule="auto" w:before="0" w:after="0"/>
-              <w:jc w:val="left"/>
+            <w:vAlign w:val="center"/>
+          </w:tcPr>
+          <w:p>
+            <w:pPr>
+              <w:spacing w:line="240" w:lineRule="auto" w:before="0" w:after="0"/>
+              <w:jc w:val="center"/>
             </w:pPr>
             <w:r/>
             <w:r>
@@ -7316,6 +7222,7 @@
         <w:tc>
           <w:tcPr>
             <w:tcW w:type="dxa" w:w="1361"/>
+            <w:vAlign w:val="center"/>
           </w:tcPr>
           <w:p>
             <w:pPr>
@@ -7335,11 +7242,12 @@
         <w:tc>
           <w:tcPr>
             <w:tcW w:type="dxa" w:w="6520"/>
-          </w:tcPr>
-          <w:p>
-            <w:pPr>
-              <w:spacing w:line="240" w:lineRule="auto" w:before="0" w:after="0"/>
-              <w:jc w:val="left"/>
+            <w:vAlign w:val="center"/>
+          </w:tcPr>
+          <w:p>
+            <w:pPr>
+              <w:spacing w:line="240" w:lineRule="auto" w:before="0" w:after="0"/>
+              <w:jc w:val="center"/>
             </w:pPr>
             <w:r/>
             <w:r>
@@ -7374,18 +7282,6 @@
         </w:tc>
       </w:tr>
     </w:tbl>
-    <w:p>
-      <w:pPr>
-        <w:spacing w:line="240" w:lineRule="auto" w:before="0" w:after="0"/>
-      </w:pPr>
-      <w:r>
-        <w:rPr>
-          <w:rFonts w:ascii="Times New Roman" w:hAnsi="Times New Roman" w:cs="Times New Roman"/>
-          <w:b w:val="0"/>
-          <w:sz w:val="24"/>
-        </w:rPr>
-      </w:r>
-    </w:p>
     <w:p>
       <w:pPr>
         <w:spacing w:line="240" w:lineRule="auto" w:before="0" w:after="0"/>
@@ -7416,6 +7312,7 @@
         <w:tc>
           <w:tcPr>
             <w:tcW w:type="dxa" w:w="1361"/>
+            <w:vAlign w:val="center"/>
           </w:tcPr>
           <w:p>
             <w:pPr>
@@ -7436,6 +7333,7 @@
         <w:tc>
           <w:tcPr>
             <w:tcW w:type="dxa" w:w="6520"/>
+            <w:vAlign w:val="center"/>
           </w:tcPr>
           <w:p>
             <w:pPr>
@@ -7478,6 +7376,7 @@
         <w:tc>
           <w:tcPr>
             <w:tcW w:type="dxa" w:w="1361"/>
+            <w:vAlign w:val="center"/>
           </w:tcPr>
           <w:p>
             <w:pPr>
@@ -7497,11 +7396,12 @@
         <w:tc>
           <w:tcPr>
             <w:tcW w:type="dxa" w:w="6520"/>
-          </w:tcPr>
-          <w:p>
-            <w:pPr>
-              <w:spacing w:line="240" w:lineRule="auto" w:before="0" w:after="0"/>
-              <w:jc w:val="left"/>
+            <w:vAlign w:val="center"/>
+          </w:tcPr>
+          <w:p>
+            <w:pPr>
+              <w:spacing w:line="240" w:lineRule="auto" w:before="0" w:after="0"/>
+              <w:jc w:val="center"/>
             </w:pPr>
             <w:r/>
             <w:r>
@@ -7539,6 +7439,7 @@
         <w:tc>
           <w:tcPr>
             <w:tcW w:type="dxa" w:w="1361"/>
+            <w:vAlign w:val="center"/>
           </w:tcPr>
           <w:p>
             <w:pPr>
@@ -7558,11 +7459,12 @@
         <w:tc>
           <w:tcPr>
             <w:tcW w:type="dxa" w:w="6520"/>
-          </w:tcPr>
-          <w:p>
-            <w:pPr>
-              <w:spacing w:line="240" w:lineRule="auto" w:before="0" w:after="0"/>
-              <w:jc w:val="left"/>
+            <w:vAlign w:val="center"/>
+          </w:tcPr>
+          <w:p>
+            <w:pPr>
+              <w:spacing w:line="240" w:lineRule="auto" w:before="0" w:after="0"/>
+              <w:jc w:val="center"/>
             </w:pPr>
             <w:r/>
             <w:r>
@@ -7600,6 +7502,7 @@
         <w:tc>
           <w:tcPr>
             <w:tcW w:type="dxa" w:w="1361"/>
+            <w:vAlign w:val="center"/>
           </w:tcPr>
           <w:p>
             <w:pPr>
@@ -7619,11 +7522,12 @@
         <w:tc>
           <w:tcPr>
             <w:tcW w:type="dxa" w:w="6520"/>
-          </w:tcPr>
-          <w:p>
-            <w:pPr>
-              <w:spacing w:line="240" w:lineRule="auto" w:before="0" w:after="0"/>
-              <w:jc w:val="left"/>
+            <w:vAlign w:val="center"/>
+          </w:tcPr>
+          <w:p>
+            <w:pPr>
+              <w:spacing w:line="240" w:lineRule="auto" w:before="0" w:after="0"/>
+              <w:jc w:val="center"/>
             </w:pPr>
             <w:r/>
             <w:r>
@@ -7658,18 +7562,6 @@
         </w:tc>
       </w:tr>
     </w:tbl>
-    <w:p>
-      <w:pPr>
-        <w:spacing w:line="240" w:lineRule="auto" w:before="0" w:after="0"/>
-      </w:pPr>
-      <w:r>
-        <w:rPr>
-          <w:rFonts w:ascii="Times New Roman" w:hAnsi="Times New Roman" w:cs="Times New Roman"/>
-          <w:b w:val="0"/>
-          <w:sz w:val="24"/>
-        </w:rPr>
-      </w:r>
-    </w:p>
     <w:p>
       <w:pPr>
         <w:spacing w:line="240" w:lineRule="auto" w:before="0" w:after="0"/>
@@ -7700,6 +7592,7 @@
         <w:tc>
           <w:tcPr>
             <w:tcW w:type="dxa" w:w="1361"/>
+            <w:vAlign w:val="center"/>
           </w:tcPr>
           <w:p>
             <w:pPr>
@@ -7720,6 +7613,7 @@
         <w:tc>
           <w:tcPr>
             <w:tcW w:type="dxa" w:w="6520"/>
+            <w:vAlign w:val="center"/>
           </w:tcPr>
           <w:p>
             <w:pPr>
@@ -7762,6 +7656,7 @@
         <w:tc>
           <w:tcPr>
             <w:tcW w:type="dxa" w:w="1361"/>
+            <w:vAlign w:val="center"/>
           </w:tcPr>
           <w:p>
             <w:pPr>
@@ -7781,11 +7676,12 @@
         <w:tc>
           <w:tcPr>
             <w:tcW w:type="dxa" w:w="6520"/>
-          </w:tcPr>
-          <w:p>
-            <w:pPr>
-              <w:spacing w:line="240" w:lineRule="auto" w:before="0" w:after="0"/>
-              <w:jc w:val="left"/>
+            <w:vAlign w:val="center"/>
+          </w:tcPr>
+          <w:p>
+            <w:pPr>
+              <w:spacing w:line="240" w:lineRule="auto" w:before="0" w:after="0"/>
+              <w:jc w:val="center"/>
             </w:pPr>
             <w:r/>
             <w:r>
@@ -7823,6 +7719,7 @@
         <w:tc>
           <w:tcPr>
             <w:tcW w:type="dxa" w:w="1361"/>
+            <w:vAlign w:val="center"/>
           </w:tcPr>
           <w:p>
             <w:pPr>
@@ -7842,11 +7739,12 @@
         <w:tc>
           <w:tcPr>
             <w:tcW w:type="dxa" w:w="6520"/>
-          </w:tcPr>
-          <w:p>
-            <w:pPr>
-              <w:spacing w:line="240" w:lineRule="auto" w:before="0" w:after="0"/>
-              <w:jc w:val="left"/>
+            <w:vAlign w:val="center"/>
+          </w:tcPr>
+          <w:p>
+            <w:pPr>
+              <w:spacing w:line="240" w:lineRule="auto" w:before="0" w:after="0"/>
+              <w:jc w:val="center"/>
             </w:pPr>
             <w:r/>
             <w:r>
@@ -7884,6 +7782,7 @@
         <w:tc>
           <w:tcPr>
             <w:tcW w:type="dxa" w:w="1361"/>
+            <w:vAlign w:val="center"/>
           </w:tcPr>
           <w:p>
             <w:pPr>
@@ -7903,11 +7802,12 @@
         <w:tc>
           <w:tcPr>
             <w:tcW w:type="dxa" w:w="6520"/>
-          </w:tcPr>
-          <w:p>
-            <w:pPr>
-              <w:spacing w:line="240" w:lineRule="auto" w:before="0" w:after="0"/>
-              <w:jc w:val="left"/>
+            <w:vAlign w:val="center"/>
+          </w:tcPr>
+          <w:p>
+            <w:pPr>
+              <w:spacing w:line="240" w:lineRule="auto" w:before="0" w:after="0"/>
+              <w:jc w:val="center"/>
             </w:pPr>
             <w:r/>
             <w:r>
@@ -7942,18 +7842,6 @@
         </w:tc>
       </w:tr>
     </w:tbl>
-    <w:p>
-      <w:pPr>
-        <w:spacing w:line="240" w:lineRule="auto" w:before="0" w:after="0"/>
-      </w:pPr>
-      <w:r>
-        <w:rPr>
-          <w:rFonts w:ascii="Times New Roman" w:hAnsi="Times New Roman" w:cs="Times New Roman"/>
-          <w:b w:val="0"/>
-          <w:sz w:val="24"/>
-        </w:rPr>
-      </w:r>
-    </w:p>
     <w:p>
       <w:pPr>
         <w:spacing w:line="240" w:lineRule="auto" w:before="0" w:after="0"/>
@@ -7984,6 +7872,7 @@
         <w:tc>
           <w:tcPr>
             <w:tcW w:type="dxa" w:w="1361"/>
+            <w:vAlign w:val="center"/>
           </w:tcPr>
           <w:p>
             <w:pPr>
@@ -8004,6 +7893,7 @@
         <w:tc>
           <w:tcPr>
             <w:tcW w:type="dxa" w:w="6520"/>
+            <w:vAlign w:val="center"/>
           </w:tcPr>
           <w:p>
             <w:pPr>
@@ -8046,6 +7936,7 @@
         <w:tc>
           <w:tcPr>
             <w:tcW w:type="dxa" w:w="1361"/>
+            <w:vAlign w:val="center"/>
           </w:tcPr>
           <w:p>
             <w:pPr>
@@ -8065,11 +7956,12 @@
         <w:tc>
           <w:tcPr>
             <w:tcW w:type="dxa" w:w="6520"/>
-          </w:tcPr>
-          <w:p>
-            <w:pPr>
-              <w:spacing w:line="240" w:lineRule="auto" w:before="0" w:after="0"/>
-              <w:jc w:val="left"/>
+            <w:vAlign w:val="center"/>
+          </w:tcPr>
+          <w:p>
+            <w:pPr>
+              <w:spacing w:line="240" w:lineRule="auto" w:before="0" w:after="0"/>
+              <w:jc w:val="center"/>
             </w:pPr>
             <w:r/>
             <w:r>
@@ -8107,6 +7999,7 @@
         <w:tc>
           <w:tcPr>
             <w:tcW w:type="dxa" w:w="1361"/>
+            <w:vAlign w:val="center"/>
           </w:tcPr>
           <w:p>
             <w:pPr>
@@ -8126,11 +8019,12 @@
         <w:tc>
           <w:tcPr>
             <w:tcW w:type="dxa" w:w="6520"/>
-          </w:tcPr>
-          <w:p>
-            <w:pPr>
-              <w:spacing w:line="240" w:lineRule="auto" w:before="0" w:after="0"/>
-              <w:jc w:val="left"/>
+            <w:vAlign w:val="center"/>
+          </w:tcPr>
+          <w:p>
+            <w:pPr>
+              <w:spacing w:line="240" w:lineRule="auto" w:before="0" w:after="0"/>
+              <w:jc w:val="center"/>
             </w:pPr>
             <w:r/>
             <w:r>
@@ -8168,6 +8062,7 @@
         <w:tc>
           <w:tcPr>
             <w:tcW w:type="dxa" w:w="1361"/>
+            <w:vAlign w:val="center"/>
           </w:tcPr>
           <w:p>
             <w:pPr>
@@ -8187,11 +8082,12 @@
         <w:tc>
           <w:tcPr>
             <w:tcW w:type="dxa" w:w="6520"/>
-          </w:tcPr>
-          <w:p>
-            <w:pPr>
-              <w:spacing w:line="240" w:lineRule="auto" w:before="0" w:after="0"/>
-              <w:jc w:val="left"/>
+            <w:vAlign w:val="center"/>
+          </w:tcPr>
+          <w:p>
+            <w:pPr>
+              <w:spacing w:line="240" w:lineRule="auto" w:before="0" w:after="0"/>
+              <w:jc w:val="center"/>
             </w:pPr>
             <w:r/>
             <w:r>
@@ -8226,18 +8122,6 @@
         </w:tc>
       </w:tr>
     </w:tbl>
-    <w:p>
-      <w:pPr>
-        <w:spacing w:line="240" w:lineRule="auto" w:before="0" w:after="0"/>
-      </w:pPr>
-      <w:r>
-        <w:rPr>
-          <w:rFonts w:ascii="Times New Roman" w:hAnsi="Times New Roman" w:cs="Times New Roman"/>
-          <w:b w:val="0"/>
-          <w:sz w:val="24"/>
-        </w:rPr>
-      </w:r>
-    </w:p>
     <w:p>
       <w:pPr>
         <w:spacing w:line="240" w:lineRule="auto" w:before="0" w:after="0"/>
@@ -8268,6 +8152,7 @@
         <w:tc>
           <w:tcPr>
             <w:tcW w:type="dxa" w:w="1361"/>
+            <w:vAlign w:val="center"/>
           </w:tcPr>
           <w:p>
             <w:pPr>
@@ -8288,6 +8173,7 @@
         <w:tc>
           <w:tcPr>
             <w:tcW w:type="dxa" w:w="6520"/>
+            <w:vAlign w:val="center"/>
           </w:tcPr>
           <w:p>
             <w:pPr>
@@ -8330,6 +8216,7 @@
         <w:tc>
           <w:tcPr>
             <w:tcW w:type="dxa" w:w="1361"/>
+            <w:vAlign w:val="center"/>
           </w:tcPr>
           <w:p>
             <w:pPr>
@@ -8349,11 +8236,12 @@
         <w:tc>
           <w:tcPr>
             <w:tcW w:type="dxa" w:w="6520"/>
-          </w:tcPr>
-          <w:p>
-            <w:pPr>
-              <w:spacing w:line="240" w:lineRule="auto" w:before="0" w:after="0"/>
-              <w:jc w:val="left"/>
+            <w:vAlign w:val="center"/>
+          </w:tcPr>
+          <w:p>
+            <w:pPr>
+              <w:spacing w:line="240" w:lineRule="auto" w:before="0" w:after="0"/>
+              <w:jc w:val="center"/>
             </w:pPr>
             <w:r/>
             <w:r>
@@ -8391,6 +8279,7 @@
         <w:tc>
           <w:tcPr>
             <w:tcW w:type="dxa" w:w="1361"/>
+            <w:vAlign w:val="center"/>
           </w:tcPr>
           <w:p>
             <w:pPr>
@@ -8410,11 +8299,12 @@
         <w:tc>
           <w:tcPr>
             <w:tcW w:type="dxa" w:w="6520"/>
-          </w:tcPr>
-          <w:p>
-            <w:pPr>
-              <w:spacing w:line="240" w:lineRule="auto" w:before="0" w:after="0"/>
-              <w:jc w:val="left"/>
+            <w:vAlign w:val="center"/>
+          </w:tcPr>
+          <w:p>
+            <w:pPr>
+              <w:spacing w:line="240" w:lineRule="auto" w:before="0" w:after="0"/>
+              <w:jc w:val="center"/>
             </w:pPr>
             <w:r/>
             <w:r>
@@ -8452,6 +8342,7 @@
         <w:tc>
           <w:tcPr>
             <w:tcW w:type="dxa" w:w="1361"/>
+            <w:vAlign w:val="center"/>
           </w:tcPr>
           <w:p>
             <w:pPr>
@@ -8471,11 +8362,12 @@
         <w:tc>
           <w:tcPr>
             <w:tcW w:type="dxa" w:w="6520"/>
-          </w:tcPr>
-          <w:p>
-            <w:pPr>
-              <w:spacing w:line="240" w:lineRule="auto" w:before="0" w:after="0"/>
-              <w:jc w:val="left"/>
+            <w:vAlign w:val="center"/>
+          </w:tcPr>
+          <w:p>
+            <w:pPr>
+              <w:spacing w:line="240" w:lineRule="auto" w:before="0" w:after="0"/>
+              <w:jc w:val="center"/>
             </w:pPr>
             <w:r/>
             <w:r>
@@ -8510,18 +8402,6 @@
         </w:tc>
       </w:tr>
     </w:tbl>
-    <w:p>
-      <w:pPr>
-        <w:spacing w:line="240" w:lineRule="auto" w:before="0" w:after="0"/>
-      </w:pPr>
-      <w:r>
-        <w:rPr>
-          <w:rFonts w:ascii="Times New Roman" w:hAnsi="Times New Roman" w:cs="Times New Roman"/>
-          <w:b w:val="0"/>
-          <w:sz w:val="24"/>
-        </w:rPr>
-      </w:r>
-    </w:p>
     <w:p>
       <w:pPr>
         <w:spacing w:line="240" w:lineRule="auto" w:before="0" w:after="0"/>
@@ -8552,6 +8432,7 @@
         <w:tc>
           <w:tcPr>
             <w:tcW w:type="dxa" w:w="1361"/>
+            <w:vAlign w:val="center"/>
           </w:tcPr>
           <w:p>
             <w:pPr>
@@ -8572,6 +8453,7 @@
         <w:tc>
           <w:tcPr>
             <w:tcW w:type="dxa" w:w="6520"/>
+            <w:vAlign w:val="center"/>
           </w:tcPr>
           <w:p>
             <w:pPr>
@@ -8614,6 +8496,7 @@
         <w:tc>
           <w:tcPr>
             <w:tcW w:type="dxa" w:w="1361"/>
+            <w:vAlign w:val="center"/>
           </w:tcPr>
           <w:p>
             <w:pPr>
@@ -8633,11 +8516,12 @@
         <w:tc>
           <w:tcPr>
             <w:tcW w:type="dxa" w:w="6520"/>
-          </w:tcPr>
-          <w:p>
-            <w:pPr>
-              <w:spacing w:line="240" w:lineRule="auto" w:before="0" w:after="0"/>
-              <w:jc w:val="left"/>
+            <w:vAlign w:val="center"/>
+          </w:tcPr>
+          <w:p>
+            <w:pPr>
+              <w:spacing w:line="240" w:lineRule="auto" w:before="0" w:after="0"/>
+              <w:jc w:val="center"/>
             </w:pPr>
             <w:r/>
             <w:r>
@@ -8675,6 +8559,7 @@
         <w:tc>
           <w:tcPr>
             <w:tcW w:type="dxa" w:w="1361"/>
+            <w:vAlign w:val="center"/>
           </w:tcPr>
           <w:p>
             <w:pPr>
@@ -8694,11 +8579,12 @@
         <w:tc>
           <w:tcPr>
             <w:tcW w:type="dxa" w:w="6520"/>
-          </w:tcPr>
-          <w:p>
-            <w:pPr>
-              <w:spacing w:line="240" w:lineRule="auto" w:before="0" w:after="0"/>
-              <w:jc w:val="left"/>
+            <w:vAlign w:val="center"/>
+          </w:tcPr>
+          <w:p>
+            <w:pPr>
+              <w:spacing w:line="240" w:lineRule="auto" w:before="0" w:after="0"/>
+              <w:jc w:val="center"/>
             </w:pPr>
             <w:r/>
             <w:r>
@@ -8736,6 +8622,7 @@
         <w:tc>
           <w:tcPr>
             <w:tcW w:type="dxa" w:w="1361"/>
+            <w:vAlign w:val="center"/>
           </w:tcPr>
           <w:p>
             <w:pPr>
@@ -8755,11 +8642,12 @@
         <w:tc>
           <w:tcPr>
             <w:tcW w:type="dxa" w:w="6520"/>
-          </w:tcPr>
-          <w:p>
-            <w:pPr>
-              <w:spacing w:line="240" w:lineRule="auto" w:before="0" w:after="0"/>
-              <w:jc w:val="left"/>
+            <w:vAlign w:val="center"/>
+          </w:tcPr>
+          <w:p>
+            <w:pPr>
+              <w:spacing w:line="240" w:lineRule="auto" w:before="0" w:after="0"/>
+              <w:jc w:val="center"/>
             </w:pPr>
             <w:r/>
             <w:r>
@@ -8794,18 +8682,6 @@
         </w:tc>
       </w:tr>
     </w:tbl>
-    <w:p>
-      <w:pPr>
-        <w:spacing w:line="240" w:lineRule="auto" w:before="0" w:after="0"/>
-      </w:pPr>
-      <w:r>
-        <w:rPr>
-          <w:rFonts w:ascii="Times New Roman" w:hAnsi="Times New Roman" w:cs="Times New Roman"/>
-          <w:b w:val="0"/>
-          <w:sz w:val="24"/>
-        </w:rPr>
-      </w:r>
-    </w:p>
     <w:p>
       <w:pPr>
         <w:spacing w:line="240" w:lineRule="auto" w:before="0" w:after="0"/>
@@ -8836,6 +8712,7 @@
         <w:tc>
           <w:tcPr>
             <w:tcW w:type="dxa" w:w="1361"/>
+            <w:vAlign w:val="center"/>
           </w:tcPr>
           <w:p>
             <w:pPr>
@@ -8856,6 +8733,7 @@
         <w:tc>
           <w:tcPr>
             <w:tcW w:type="dxa" w:w="6520"/>
+            <w:vAlign w:val="center"/>
           </w:tcPr>
           <w:p>
             <w:pPr>
@@ -8898,6 +8776,7 @@
         <w:tc>
           <w:tcPr>
             <w:tcW w:type="dxa" w:w="1361"/>
+            <w:vAlign w:val="center"/>
           </w:tcPr>
           <w:p>
             <w:pPr>
@@ -8917,11 +8796,12 @@
         <w:tc>
           <w:tcPr>
             <w:tcW w:type="dxa" w:w="6520"/>
-          </w:tcPr>
-          <w:p>
-            <w:pPr>
-              <w:spacing w:line="240" w:lineRule="auto" w:before="0" w:after="0"/>
-              <w:jc w:val="left"/>
+            <w:vAlign w:val="center"/>
+          </w:tcPr>
+          <w:p>
+            <w:pPr>
+              <w:spacing w:line="240" w:lineRule="auto" w:before="0" w:after="0"/>
+              <w:jc w:val="center"/>
             </w:pPr>
             <w:r/>
             <w:r>
@@ -8959,6 +8839,7 @@
         <w:tc>
           <w:tcPr>
             <w:tcW w:type="dxa" w:w="1361"/>
+            <w:vAlign w:val="center"/>
           </w:tcPr>
           <w:p>
             <w:pPr>
@@ -8978,11 +8859,12 @@
         <w:tc>
           <w:tcPr>
             <w:tcW w:type="dxa" w:w="6520"/>
-          </w:tcPr>
-          <w:p>
-            <w:pPr>
-              <w:spacing w:line="240" w:lineRule="auto" w:before="0" w:after="0"/>
-              <w:jc w:val="left"/>
+            <w:vAlign w:val="center"/>
+          </w:tcPr>
+          <w:p>
+            <w:pPr>
+              <w:spacing w:line="240" w:lineRule="auto" w:before="0" w:after="0"/>
+              <w:jc w:val="center"/>
             </w:pPr>
             <w:r/>
             <w:r>
@@ -9020,6 +8902,7 @@
         <w:tc>
           <w:tcPr>
             <w:tcW w:type="dxa" w:w="1361"/>
+            <w:vAlign w:val="center"/>
           </w:tcPr>
           <w:p>
             <w:pPr>
@@ -9039,11 +8922,12 @@
         <w:tc>
           <w:tcPr>
             <w:tcW w:type="dxa" w:w="6520"/>
-          </w:tcPr>
-          <w:p>
-            <w:pPr>
-              <w:spacing w:line="240" w:lineRule="auto" w:before="0" w:after="0"/>
-              <w:jc w:val="left"/>
+            <w:vAlign w:val="center"/>
+          </w:tcPr>
+          <w:p>
+            <w:pPr>
+              <w:spacing w:line="240" w:lineRule="auto" w:before="0" w:after="0"/>
+              <w:jc w:val="center"/>
             </w:pPr>
             <w:r/>
             <w:r>
@@ -9078,18 +8962,6 @@
         </w:tc>
       </w:tr>
     </w:tbl>
-    <w:p>
-      <w:pPr>
-        <w:spacing w:line="240" w:lineRule="auto" w:before="0" w:after="0"/>
-      </w:pPr>
-      <w:r>
-        <w:rPr>
-          <w:rFonts w:ascii="Times New Roman" w:hAnsi="Times New Roman" w:cs="Times New Roman"/>
-          <w:b w:val="0"/>
-          <w:sz w:val="24"/>
-        </w:rPr>
-      </w:r>
-    </w:p>
     <w:p>
       <w:pPr>
         <w:spacing w:line="240" w:lineRule="auto" w:before="0" w:after="0"/>
@@ -9120,6 +8992,7 @@
         <w:tc>
           <w:tcPr>
             <w:tcW w:type="dxa" w:w="1361"/>
+            <w:vAlign w:val="center"/>
           </w:tcPr>
           <w:p>
             <w:pPr>
@@ -9140,6 +9013,7 @@
         <w:tc>
           <w:tcPr>
             <w:tcW w:type="dxa" w:w="6520"/>
+            <w:vAlign w:val="center"/>
           </w:tcPr>
           <w:p>
             <w:pPr>
@@ -9182,6 +9056,7 @@
         <w:tc>
           <w:tcPr>
             <w:tcW w:type="dxa" w:w="1361"/>
+            <w:vAlign w:val="center"/>
           </w:tcPr>
           <w:p>
             <w:pPr>
@@ -9201,11 +9076,12 @@
         <w:tc>
           <w:tcPr>
             <w:tcW w:type="dxa" w:w="6520"/>
-          </w:tcPr>
-          <w:p>
-            <w:pPr>
-              <w:spacing w:line="240" w:lineRule="auto" w:before="0" w:after="0"/>
-              <w:jc w:val="left"/>
+            <w:vAlign w:val="center"/>
+          </w:tcPr>
+          <w:p>
+            <w:pPr>
+              <w:spacing w:line="240" w:lineRule="auto" w:before="0" w:after="0"/>
+              <w:jc w:val="center"/>
             </w:pPr>
             <w:r/>
             <w:r>
@@ -9243,6 +9119,7 @@
         <w:tc>
           <w:tcPr>
             <w:tcW w:type="dxa" w:w="1361"/>
+            <w:vAlign w:val="center"/>
           </w:tcPr>
           <w:p>
             <w:pPr>
@@ -9262,11 +9139,12 @@
         <w:tc>
           <w:tcPr>
             <w:tcW w:type="dxa" w:w="6520"/>
-          </w:tcPr>
-          <w:p>
-            <w:pPr>
-              <w:spacing w:line="240" w:lineRule="auto" w:before="0" w:after="0"/>
-              <w:jc w:val="left"/>
+            <w:vAlign w:val="center"/>
+          </w:tcPr>
+          <w:p>
+            <w:pPr>
+              <w:spacing w:line="240" w:lineRule="auto" w:before="0" w:after="0"/>
+              <w:jc w:val="center"/>
             </w:pPr>
             <w:r/>
             <w:r>
@@ -9304,6 +9182,7 @@
         <w:tc>
           <w:tcPr>
             <w:tcW w:type="dxa" w:w="1361"/>
+            <w:vAlign w:val="center"/>
           </w:tcPr>
           <w:p>
             <w:pPr>
@@ -9323,11 +9202,12 @@
         <w:tc>
           <w:tcPr>
             <w:tcW w:type="dxa" w:w="6520"/>
-          </w:tcPr>
-          <w:p>
-            <w:pPr>
-              <w:spacing w:line="240" w:lineRule="auto" w:before="0" w:after="0"/>
-              <w:jc w:val="left"/>
+            <w:vAlign w:val="center"/>
+          </w:tcPr>
+          <w:p>
+            <w:pPr>
+              <w:spacing w:line="240" w:lineRule="auto" w:before="0" w:after="0"/>
+              <w:jc w:val="center"/>
             </w:pPr>
             <w:r/>
             <w:r>
@@ -9362,18 +9242,6 @@
         </w:tc>
       </w:tr>
     </w:tbl>
-    <w:p>
-      <w:pPr>
-        <w:spacing w:line="240" w:lineRule="auto" w:before="0" w:after="0"/>
-      </w:pPr>
-      <w:r>
-        <w:rPr>
-          <w:rFonts w:ascii="Times New Roman" w:hAnsi="Times New Roman" w:cs="Times New Roman"/>
-          <w:b w:val="0"/>
-          <w:sz w:val="24"/>
-        </w:rPr>
-      </w:r>
-    </w:p>
     <w:p>
       <w:pPr>
         <w:spacing w:line="240" w:lineRule="auto" w:before="0" w:after="0"/>
@@ -9404,6 +9272,7 @@
         <w:tc>
           <w:tcPr>
             <w:tcW w:type="dxa" w:w="1361"/>
+            <w:vAlign w:val="center"/>
           </w:tcPr>
           <w:p>
             <w:pPr>
@@ -9424,6 +9293,7 @@
         <w:tc>
           <w:tcPr>
             <w:tcW w:type="dxa" w:w="6520"/>
+            <w:vAlign w:val="center"/>
           </w:tcPr>
           <w:p>
             <w:pPr>
@@ -9466,6 +9336,7 @@
         <w:tc>
           <w:tcPr>
             <w:tcW w:type="dxa" w:w="1361"/>
+            <w:vAlign w:val="center"/>
           </w:tcPr>
           <w:p>
             <w:pPr>
@@ -9485,11 +9356,12 @@
         <w:tc>
           <w:tcPr>
             <w:tcW w:type="dxa" w:w="6520"/>
-          </w:tcPr>
-          <w:p>
-            <w:pPr>
-              <w:spacing w:line="240" w:lineRule="auto" w:before="0" w:after="0"/>
-              <w:jc w:val="left"/>
+            <w:vAlign w:val="center"/>
+          </w:tcPr>
+          <w:p>
+            <w:pPr>
+              <w:spacing w:line="240" w:lineRule="auto" w:before="0" w:after="0"/>
+              <w:jc w:val="center"/>
             </w:pPr>
             <w:r/>
             <w:r>
@@ -9527,6 +9399,7 @@
         <w:tc>
           <w:tcPr>
             <w:tcW w:type="dxa" w:w="1361"/>
+            <w:vAlign w:val="center"/>
           </w:tcPr>
           <w:p>
             <w:pPr>
@@ -9546,11 +9419,12 @@
         <w:tc>
           <w:tcPr>
             <w:tcW w:type="dxa" w:w="6520"/>
-          </w:tcPr>
-          <w:p>
-            <w:pPr>
-              <w:spacing w:line="240" w:lineRule="auto" w:before="0" w:after="0"/>
-              <w:jc w:val="left"/>
+            <w:vAlign w:val="center"/>
+          </w:tcPr>
+          <w:p>
+            <w:pPr>
+              <w:spacing w:line="240" w:lineRule="auto" w:before="0" w:after="0"/>
+              <w:jc w:val="center"/>
             </w:pPr>
             <w:r/>
             <w:r>
@@ -9588,6 +9462,7 @@
         <w:tc>
           <w:tcPr>
             <w:tcW w:type="dxa" w:w="1361"/>
+            <w:vAlign w:val="center"/>
           </w:tcPr>
           <w:p>
             <w:pPr>
@@ -9607,11 +9482,12 @@
         <w:tc>
           <w:tcPr>
             <w:tcW w:type="dxa" w:w="6520"/>
-          </w:tcPr>
-          <w:p>
-            <w:pPr>
-              <w:spacing w:line="240" w:lineRule="auto" w:before="0" w:after="0"/>
-              <w:jc w:val="left"/>
+            <w:vAlign w:val="center"/>
+          </w:tcPr>
+          <w:p>
+            <w:pPr>
+              <w:spacing w:line="240" w:lineRule="auto" w:before="0" w:after="0"/>
+              <w:jc w:val="center"/>
             </w:pPr>
             <w:r/>
             <w:r>
@@ -9646,18 +9522,6 @@
         </w:tc>
       </w:tr>
     </w:tbl>
-    <w:p>
-      <w:pPr>
-        <w:spacing w:line="240" w:lineRule="auto" w:before="0" w:after="0"/>
-      </w:pPr>
-      <w:r>
-        <w:rPr>
-          <w:rFonts w:ascii="Times New Roman" w:hAnsi="Times New Roman" w:cs="Times New Roman"/>
-          <w:b w:val="0"/>
-          <w:sz w:val="24"/>
-        </w:rPr>
-      </w:r>
-    </w:p>
     <w:p>
       <w:pPr>
         <w:spacing w:line="240" w:lineRule="auto" w:before="0" w:after="0"/>
@@ -9688,6 +9552,7 @@
         <w:tc>
           <w:tcPr>
             <w:tcW w:type="dxa" w:w="1361"/>
+            <w:vAlign w:val="center"/>
           </w:tcPr>
           <w:p>
             <w:pPr>
@@ -9708,6 +9573,7 @@
         <w:tc>
           <w:tcPr>
             <w:tcW w:type="dxa" w:w="6520"/>
+            <w:vAlign w:val="center"/>
           </w:tcPr>
           <w:p>
             <w:pPr>
@@ -9750,6 +9616,7 @@
         <w:tc>
           <w:tcPr>
             <w:tcW w:type="dxa" w:w="1361"/>
+            <w:vAlign w:val="center"/>
           </w:tcPr>
           <w:p>
             <w:pPr>
@@ -9769,11 +9636,12 @@
         <w:tc>
           <w:tcPr>
             <w:tcW w:type="dxa" w:w="6520"/>
-          </w:tcPr>
-          <w:p>
-            <w:pPr>
-              <w:spacing w:line="240" w:lineRule="auto" w:before="0" w:after="0"/>
-              <w:jc w:val="left"/>
+            <w:vAlign w:val="center"/>
+          </w:tcPr>
+          <w:p>
+            <w:pPr>
+              <w:spacing w:line="240" w:lineRule="auto" w:before="0" w:after="0"/>
+              <w:jc w:val="center"/>
             </w:pPr>
             <w:r/>
             <w:r>
@@ -9811,6 +9679,7 @@
         <w:tc>
           <w:tcPr>
             <w:tcW w:type="dxa" w:w="1361"/>
+            <w:vAlign w:val="center"/>
           </w:tcPr>
           <w:p>
             <w:pPr>
@@ -9830,11 +9699,12 @@
         <w:tc>
           <w:tcPr>
             <w:tcW w:type="dxa" w:w="6520"/>
-          </w:tcPr>
-          <w:p>
-            <w:pPr>
-              <w:spacing w:line="240" w:lineRule="auto" w:before="0" w:after="0"/>
-              <w:jc w:val="left"/>
+            <w:vAlign w:val="center"/>
+          </w:tcPr>
+          <w:p>
+            <w:pPr>
+              <w:spacing w:line="240" w:lineRule="auto" w:before="0" w:after="0"/>
+              <w:jc w:val="center"/>
             </w:pPr>
             <w:r/>
             <w:r>
@@ -9872,6 +9742,7 @@
         <w:tc>
           <w:tcPr>
             <w:tcW w:type="dxa" w:w="1361"/>
+            <w:vAlign w:val="center"/>
           </w:tcPr>
           <w:p>
             <w:pPr>
@@ -9891,11 +9762,12 @@
         <w:tc>
           <w:tcPr>
             <w:tcW w:type="dxa" w:w="6520"/>
-          </w:tcPr>
-          <w:p>
-            <w:pPr>
-              <w:spacing w:line="240" w:lineRule="auto" w:before="0" w:after="0"/>
-              <w:jc w:val="left"/>
+            <w:vAlign w:val="center"/>
+          </w:tcPr>
+          <w:p>
+            <w:pPr>
+              <w:spacing w:line="240" w:lineRule="auto" w:before="0" w:after="0"/>
+              <w:jc w:val="center"/>
             </w:pPr>
             <w:r/>
             <w:r>
@@ -9930,18 +9802,6 @@
         </w:tc>
       </w:tr>
     </w:tbl>
-    <w:p>
-      <w:pPr>
-        <w:spacing w:line="240" w:lineRule="auto" w:before="0" w:after="0"/>
-      </w:pPr>
-      <w:r>
-        <w:rPr>
-          <w:rFonts w:ascii="Times New Roman" w:hAnsi="Times New Roman" w:cs="Times New Roman"/>
-          <w:b w:val="0"/>
-          <w:sz w:val="24"/>
-        </w:rPr>
-      </w:r>
-    </w:p>
     <w:p>
       <w:pPr>
         <w:spacing w:line="240" w:lineRule="auto" w:before="0" w:after="0"/>
@@ -9972,6 +9832,7 @@
         <w:tc>
           <w:tcPr>
             <w:tcW w:type="dxa" w:w="1361"/>
+            <w:vAlign w:val="center"/>
           </w:tcPr>
           <w:p>
             <w:pPr>
@@ -9992,6 +9853,7 @@
         <w:tc>
           <w:tcPr>
             <w:tcW w:type="dxa" w:w="6520"/>
+            <w:vAlign w:val="center"/>
           </w:tcPr>
           <w:p>
             <w:pPr>
@@ -10034,6 +9896,7 @@
         <w:tc>
           <w:tcPr>
             <w:tcW w:type="dxa" w:w="1361"/>
+            <w:vAlign w:val="center"/>
           </w:tcPr>
           <w:p>
             <w:pPr>
@@ -10053,11 +9916,12 @@
         <w:tc>
           <w:tcPr>
             <w:tcW w:type="dxa" w:w="6520"/>
-          </w:tcPr>
-          <w:p>
-            <w:pPr>
-              <w:spacing w:line="240" w:lineRule="auto" w:before="0" w:after="0"/>
-              <w:jc w:val="left"/>
+            <w:vAlign w:val="center"/>
+          </w:tcPr>
+          <w:p>
+            <w:pPr>
+              <w:spacing w:line="240" w:lineRule="auto" w:before="0" w:after="0"/>
+              <w:jc w:val="center"/>
             </w:pPr>
             <w:r/>
             <w:r>
@@ -10095,6 +9959,7 @@
         <w:tc>
           <w:tcPr>
             <w:tcW w:type="dxa" w:w="1361"/>
+            <w:vAlign w:val="center"/>
           </w:tcPr>
           <w:p>
             <w:pPr>
@@ -10114,11 +9979,12 @@
         <w:tc>
           <w:tcPr>
             <w:tcW w:type="dxa" w:w="6520"/>
-          </w:tcPr>
-          <w:p>
-            <w:pPr>
-              <w:spacing w:line="240" w:lineRule="auto" w:before="0" w:after="0"/>
-              <w:jc w:val="left"/>
+            <w:vAlign w:val="center"/>
+          </w:tcPr>
+          <w:p>
+            <w:pPr>
+              <w:spacing w:line="240" w:lineRule="auto" w:before="0" w:after="0"/>
+              <w:jc w:val="center"/>
             </w:pPr>
             <w:r/>
             <w:r>
@@ -10156,6 +10022,7 @@
         <w:tc>
           <w:tcPr>
             <w:tcW w:type="dxa" w:w="1361"/>
+            <w:vAlign w:val="center"/>
           </w:tcPr>
           <w:p>
             <w:pPr>
@@ -10175,11 +10042,12 @@
         <w:tc>
           <w:tcPr>
             <w:tcW w:type="dxa" w:w="6520"/>
-          </w:tcPr>
-          <w:p>
-            <w:pPr>
-              <w:spacing w:line="240" w:lineRule="auto" w:before="0" w:after="0"/>
-              <w:jc w:val="left"/>
+            <w:vAlign w:val="center"/>
+          </w:tcPr>
+          <w:p>
+            <w:pPr>
+              <w:spacing w:line="240" w:lineRule="auto" w:before="0" w:after="0"/>
+              <w:jc w:val="center"/>
             </w:pPr>
             <w:r/>
             <w:r>
@@ -10214,18 +10082,6 @@
         </w:tc>
       </w:tr>
     </w:tbl>
-    <w:p>
-      <w:pPr>
-        <w:spacing w:line="240" w:lineRule="auto" w:before="0" w:after="0"/>
-      </w:pPr>
-      <w:r>
-        <w:rPr>
-          <w:rFonts w:ascii="Times New Roman" w:hAnsi="Times New Roman" w:cs="Times New Roman"/>
-          <w:b w:val="0"/>
-          <w:sz w:val="24"/>
-        </w:rPr>
-      </w:r>
-    </w:p>
     <w:p>
       <w:pPr>
         <w:spacing w:line="240" w:lineRule="auto" w:before="0" w:after="0"/>
@@ -10256,6 +10112,7 @@
         <w:tc>
           <w:tcPr>
             <w:tcW w:type="dxa" w:w="1361"/>
+            <w:vAlign w:val="center"/>
           </w:tcPr>
           <w:p>
             <w:pPr>
@@ -10276,6 +10133,7 @@
         <w:tc>
           <w:tcPr>
             <w:tcW w:type="dxa" w:w="6520"/>
+            <w:vAlign w:val="center"/>
           </w:tcPr>
           <w:p>
             <w:pPr>
@@ -10318,6 +10176,7 @@
         <w:tc>
           <w:tcPr>
             <w:tcW w:type="dxa" w:w="1361"/>
+            <w:vAlign w:val="center"/>
           </w:tcPr>
           <w:p>
             <w:pPr>
@@ -10337,11 +10196,12 @@
         <w:tc>
           <w:tcPr>
             <w:tcW w:type="dxa" w:w="6520"/>
-          </w:tcPr>
-          <w:p>
-            <w:pPr>
-              <w:spacing w:line="240" w:lineRule="auto" w:before="0" w:after="0"/>
-              <w:jc w:val="left"/>
+            <w:vAlign w:val="center"/>
+          </w:tcPr>
+          <w:p>
+            <w:pPr>
+              <w:spacing w:line="240" w:lineRule="auto" w:before="0" w:after="0"/>
+              <w:jc w:val="center"/>
             </w:pPr>
             <w:r/>
             <w:r>
@@ -10379,6 +10239,7 @@
         <w:tc>
           <w:tcPr>
             <w:tcW w:type="dxa" w:w="1361"/>
+            <w:vAlign w:val="center"/>
           </w:tcPr>
           <w:p>
             <w:pPr>
@@ -10398,11 +10259,12 @@
         <w:tc>
           <w:tcPr>
             <w:tcW w:type="dxa" w:w="6520"/>
-          </w:tcPr>
-          <w:p>
-            <w:pPr>
-              <w:spacing w:line="240" w:lineRule="auto" w:before="0" w:after="0"/>
-              <w:jc w:val="left"/>
+            <w:vAlign w:val="center"/>
+          </w:tcPr>
+          <w:p>
+            <w:pPr>
+              <w:spacing w:line="240" w:lineRule="auto" w:before="0" w:after="0"/>
+              <w:jc w:val="center"/>
             </w:pPr>
             <w:r/>
             <w:r>
@@ -10440,6 +10302,7 @@
         <w:tc>
           <w:tcPr>
             <w:tcW w:type="dxa" w:w="1361"/>
+            <w:vAlign w:val="center"/>
           </w:tcPr>
           <w:p>
             <w:pPr>
@@ -10459,11 +10322,12 @@
         <w:tc>
           <w:tcPr>
             <w:tcW w:type="dxa" w:w="6520"/>
-          </w:tcPr>
-          <w:p>
-            <w:pPr>
-              <w:spacing w:line="240" w:lineRule="auto" w:before="0" w:after="0"/>
-              <w:jc w:val="left"/>
+            <w:vAlign w:val="center"/>
+          </w:tcPr>
+          <w:p>
+            <w:pPr>
+              <w:spacing w:line="240" w:lineRule="auto" w:before="0" w:after="0"/>
+              <w:jc w:val="center"/>
             </w:pPr>
             <w:r/>
             <w:r>
@@ -10498,18 +10362,6 @@
         </w:tc>
       </w:tr>
     </w:tbl>
-    <w:p>
-      <w:pPr>
-        <w:spacing w:line="240" w:lineRule="auto" w:before="0" w:after="0"/>
-      </w:pPr>
-      <w:r>
-        <w:rPr>
-          <w:rFonts w:ascii="Times New Roman" w:hAnsi="Times New Roman" w:cs="Times New Roman"/>
-          <w:b w:val="0"/>
-          <w:sz w:val="24"/>
-        </w:rPr>
-      </w:r>
-    </w:p>
     <w:p>
       <w:pPr>
         <w:spacing w:line="240" w:lineRule="auto" w:before="0" w:after="0"/>
@@ -10540,6 +10392,7 @@
         <w:tc>
           <w:tcPr>
             <w:tcW w:type="dxa" w:w="1361"/>
+            <w:vAlign w:val="center"/>
           </w:tcPr>
           <w:p>
             <w:pPr>
@@ -10560,6 +10413,7 @@
         <w:tc>
           <w:tcPr>
             <w:tcW w:type="dxa" w:w="6520"/>
+            <w:vAlign w:val="center"/>
           </w:tcPr>
           <w:p>
             <w:pPr>
@@ -10602,6 +10456,7 @@
         <w:tc>
           <w:tcPr>
             <w:tcW w:type="dxa" w:w="1361"/>
+            <w:vAlign w:val="center"/>
           </w:tcPr>
           <w:p>
             <w:pPr>
@@ -10621,11 +10476,12 @@
         <w:tc>
           <w:tcPr>
             <w:tcW w:type="dxa" w:w="6520"/>
-          </w:tcPr>
-          <w:p>
-            <w:pPr>
-              <w:spacing w:line="240" w:lineRule="auto" w:before="0" w:after="0"/>
-              <w:jc w:val="left"/>
+            <w:vAlign w:val="center"/>
+          </w:tcPr>
+          <w:p>
+            <w:pPr>
+              <w:spacing w:line="240" w:lineRule="auto" w:before="0" w:after="0"/>
+              <w:jc w:val="center"/>
             </w:pPr>
             <w:r/>
             <w:r>
@@ -10663,6 +10519,7 @@
         <w:tc>
           <w:tcPr>
             <w:tcW w:type="dxa" w:w="1361"/>
+            <w:vAlign w:val="center"/>
           </w:tcPr>
           <w:p>
             <w:pPr>
@@ -10682,11 +10539,12 @@
         <w:tc>
           <w:tcPr>
             <w:tcW w:type="dxa" w:w="6520"/>
-          </w:tcPr>
-          <w:p>
-            <w:pPr>
-              <w:spacing w:line="240" w:lineRule="auto" w:before="0" w:after="0"/>
-              <w:jc w:val="left"/>
+            <w:vAlign w:val="center"/>
+          </w:tcPr>
+          <w:p>
+            <w:pPr>
+              <w:spacing w:line="240" w:lineRule="auto" w:before="0" w:after="0"/>
+              <w:jc w:val="center"/>
             </w:pPr>
             <w:r/>
             <w:r>
@@ -10724,6 +10582,7 @@
         <w:tc>
           <w:tcPr>
             <w:tcW w:type="dxa" w:w="1361"/>
+            <w:vAlign w:val="center"/>
           </w:tcPr>
           <w:p>
             <w:pPr>
@@ -10743,11 +10602,12 @@
         <w:tc>
           <w:tcPr>
             <w:tcW w:type="dxa" w:w="6520"/>
-          </w:tcPr>
-          <w:p>
-            <w:pPr>
-              <w:spacing w:line="240" w:lineRule="auto" w:before="0" w:after="0"/>
-              <w:jc w:val="left"/>
+            <w:vAlign w:val="center"/>
+          </w:tcPr>
+          <w:p>
+            <w:pPr>
+              <w:spacing w:line="240" w:lineRule="auto" w:before="0" w:after="0"/>
+              <w:jc w:val="center"/>
             </w:pPr>
             <w:r/>
             <w:r>
@@ -10782,18 +10642,6 @@
         </w:tc>
       </w:tr>
     </w:tbl>
-    <w:p>
-      <w:pPr>
-        <w:spacing w:line="240" w:lineRule="auto" w:before="0" w:after="0"/>
-      </w:pPr>
-      <w:r>
-        <w:rPr>
-          <w:rFonts w:ascii="Times New Roman" w:hAnsi="Times New Roman" w:cs="Times New Roman"/>
-          <w:b w:val="0"/>
-          <w:sz w:val="24"/>
-        </w:rPr>
-      </w:r>
-    </w:p>
     <w:p>
       <w:pPr>
         <w:spacing w:line="240" w:lineRule="auto" w:before="0" w:after="0"/>
@@ -10824,6 +10672,7 @@
         <w:tc>
           <w:tcPr>
             <w:tcW w:type="dxa" w:w="1361"/>
+            <w:vAlign w:val="center"/>
           </w:tcPr>
           <w:p>
             <w:pPr>
@@ -10844,6 +10693,7 @@
         <w:tc>
           <w:tcPr>
             <w:tcW w:type="dxa" w:w="6520"/>
+            <w:vAlign w:val="center"/>
           </w:tcPr>
           <w:p>
             <w:pPr>
@@ -10886,6 +10736,7 @@
         <w:tc>
           <w:tcPr>
             <w:tcW w:type="dxa" w:w="1361"/>
+            <w:vAlign w:val="center"/>
           </w:tcPr>
           <w:p>
             <w:pPr>
@@ -10905,11 +10756,12 @@
         <w:tc>
           <w:tcPr>
             <w:tcW w:type="dxa" w:w="6520"/>
-          </w:tcPr>
-          <w:p>
-            <w:pPr>
-              <w:spacing w:line="240" w:lineRule="auto" w:before="0" w:after="0"/>
-              <w:jc w:val="left"/>
+            <w:vAlign w:val="center"/>
+          </w:tcPr>
+          <w:p>
+            <w:pPr>
+              <w:spacing w:line="240" w:lineRule="auto" w:before="0" w:after="0"/>
+              <w:jc w:val="center"/>
             </w:pPr>
             <w:r/>
             <w:r>
@@ -10947,6 +10799,7 @@
         <w:tc>
           <w:tcPr>
             <w:tcW w:type="dxa" w:w="1361"/>
+            <w:vAlign w:val="center"/>
           </w:tcPr>
           <w:p>
             <w:pPr>
@@ -10966,11 +10819,12 @@
         <w:tc>
           <w:tcPr>
             <w:tcW w:type="dxa" w:w="6520"/>
-          </w:tcPr>
-          <w:p>
-            <w:pPr>
-              <w:spacing w:line="240" w:lineRule="auto" w:before="0" w:after="0"/>
-              <w:jc w:val="left"/>
+            <w:vAlign w:val="center"/>
+          </w:tcPr>
+          <w:p>
+            <w:pPr>
+              <w:spacing w:line="240" w:lineRule="auto" w:before="0" w:after="0"/>
+              <w:jc w:val="center"/>
             </w:pPr>
             <w:r/>
             <w:r>
@@ -11008,6 +10862,7 @@
         <w:tc>
           <w:tcPr>
             <w:tcW w:type="dxa" w:w="1361"/>
+            <w:vAlign w:val="center"/>
           </w:tcPr>
           <w:p>
             <w:pPr>
@@ -11027,11 +10882,12 @@
         <w:tc>
           <w:tcPr>
             <w:tcW w:type="dxa" w:w="6520"/>
-          </w:tcPr>
-          <w:p>
-            <w:pPr>
-              <w:spacing w:line="240" w:lineRule="auto" w:before="0" w:after="0"/>
-              <w:jc w:val="left"/>
+            <w:vAlign w:val="center"/>
+          </w:tcPr>
+          <w:p>
+            <w:pPr>
+              <w:spacing w:line="240" w:lineRule="auto" w:before="0" w:after="0"/>
+              <w:jc w:val="center"/>
             </w:pPr>
             <w:r/>
             <w:r>
@@ -11066,18 +10922,6 @@
         </w:tc>
       </w:tr>
     </w:tbl>
-    <w:p>
-      <w:pPr>
-        <w:spacing w:line="240" w:lineRule="auto" w:before="0" w:after="0"/>
-      </w:pPr>
-      <w:r>
-        <w:rPr>
-          <w:rFonts w:ascii="Times New Roman" w:hAnsi="Times New Roman" w:cs="Times New Roman"/>
-          <w:b w:val="0"/>
-          <w:sz w:val="24"/>
-        </w:rPr>
-      </w:r>
-    </w:p>
     <w:p>
       <w:pPr>
         <w:spacing w:line="240" w:lineRule="auto" w:before="0" w:after="0"/>
@@ -11108,6 +10952,7 @@
         <w:tc>
           <w:tcPr>
             <w:tcW w:type="dxa" w:w="1361"/>
+            <w:vAlign w:val="center"/>
           </w:tcPr>
           <w:p>
             <w:pPr>
@@ -11128,6 +10973,7 @@
         <w:tc>
           <w:tcPr>
             <w:tcW w:type="dxa" w:w="6520"/>
+            <w:vAlign w:val="center"/>
           </w:tcPr>
           <w:p>
             <w:pPr>
@@ -11170,6 +11016,7 @@
         <w:tc>
           <w:tcPr>
             <w:tcW w:type="dxa" w:w="1361"/>
+            <w:vAlign w:val="center"/>
           </w:tcPr>
           <w:p>
             <w:pPr>
@@ -11189,11 +11036,12 @@
         <w:tc>
           <w:tcPr>
             <w:tcW w:type="dxa" w:w="6520"/>
-          </w:tcPr>
-          <w:p>
-            <w:pPr>
-              <w:spacing w:line="240" w:lineRule="auto" w:before="0" w:after="0"/>
-              <w:jc w:val="left"/>
+            <w:vAlign w:val="center"/>
+          </w:tcPr>
+          <w:p>
+            <w:pPr>
+              <w:spacing w:line="240" w:lineRule="auto" w:before="0" w:after="0"/>
+              <w:jc w:val="center"/>
             </w:pPr>
             <w:r/>
             <w:r>
@@ -11231,6 +11079,7 @@
         <w:tc>
           <w:tcPr>
             <w:tcW w:type="dxa" w:w="1361"/>
+            <w:vAlign w:val="center"/>
           </w:tcPr>
           <w:p>
             <w:pPr>
@@ -11250,11 +11099,12 @@
         <w:tc>
           <w:tcPr>
             <w:tcW w:type="dxa" w:w="6520"/>
-          </w:tcPr>
-          <w:p>
-            <w:pPr>
-              <w:spacing w:line="240" w:lineRule="auto" w:before="0" w:after="0"/>
-              <w:jc w:val="left"/>
+            <w:vAlign w:val="center"/>
+          </w:tcPr>
+          <w:p>
+            <w:pPr>
+              <w:spacing w:line="240" w:lineRule="auto" w:before="0" w:after="0"/>
+              <w:jc w:val="center"/>
             </w:pPr>
             <w:r/>
             <w:r>
@@ -11292,6 +11142,7 @@
         <w:tc>
           <w:tcPr>
             <w:tcW w:type="dxa" w:w="1361"/>
+            <w:vAlign w:val="center"/>
           </w:tcPr>
           <w:p>
             <w:pPr>
@@ -11311,11 +11162,12 @@
         <w:tc>
           <w:tcPr>
             <w:tcW w:type="dxa" w:w="6520"/>
-          </w:tcPr>
-          <w:p>
-            <w:pPr>
-              <w:spacing w:line="240" w:lineRule="auto" w:before="0" w:after="0"/>
-              <w:jc w:val="left"/>
+            <w:vAlign w:val="center"/>
+          </w:tcPr>
+          <w:p>
+            <w:pPr>
+              <w:spacing w:line="240" w:lineRule="auto" w:before="0" w:after="0"/>
+              <w:jc w:val="center"/>
             </w:pPr>
             <w:r/>
             <w:r>
@@ -11350,18 +11202,6 @@
         </w:tc>
       </w:tr>
     </w:tbl>
-    <w:p>
-      <w:pPr>
-        <w:spacing w:line="240" w:lineRule="auto" w:before="0" w:after="0"/>
-      </w:pPr>
-      <w:r>
-        <w:rPr>
-          <w:rFonts w:ascii="Times New Roman" w:hAnsi="Times New Roman" w:cs="Times New Roman"/>
-          <w:b w:val="0"/>
-          <w:sz w:val="24"/>
-        </w:rPr>
-      </w:r>
-    </w:p>
     <w:p>
       <w:pPr>
         <w:spacing w:line="240" w:lineRule="auto" w:before="0" w:after="0"/>
@@ -11392,6 +11232,7 @@
         <w:tc>
           <w:tcPr>
             <w:tcW w:type="dxa" w:w="1361"/>
+            <w:vAlign w:val="center"/>
           </w:tcPr>
           <w:p>
             <w:pPr>
@@ -11412,6 +11253,7 @@
         <w:tc>
           <w:tcPr>
             <w:tcW w:type="dxa" w:w="6520"/>
+            <w:vAlign w:val="center"/>
           </w:tcPr>
           <w:p>
             <w:pPr>
@@ -11454,6 +11296,7 @@
         <w:tc>
           <w:tcPr>
             <w:tcW w:type="dxa" w:w="1361"/>
+            <w:vAlign w:val="center"/>
           </w:tcPr>
           <w:p>
             <w:pPr>
@@ -11473,11 +11316,12 @@
         <w:tc>
           <w:tcPr>
             <w:tcW w:type="dxa" w:w="6520"/>
-          </w:tcPr>
-          <w:p>
-            <w:pPr>
-              <w:spacing w:line="240" w:lineRule="auto" w:before="0" w:after="0"/>
-              <w:jc w:val="left"/>
+            <w:vAlign w:val="center"/>
+          </w:tcPr>
+          <w:p>
+            <w:pPr>
+              <w:spacing w:line="240" w:lineRule="auto" w:before="0" w:after="0"/>
+              <w:jc w:val="center"/>
             </w:pPr>
             <w:r/>
             <w:r>
@@ -11515,6 +11359,7 @@
         <w:tc>
           <w:tcPr>
             <w:tcW w:type="dxa" w:w="1361"/>
+            <w:vAlign w:val="center"/>
           </w:tcPr>
           <w:p>
             <w:pPr>
@@ -11534,11 +11379,12 @@
         <w:tc>
           <w:tcPr>
             <w:tcW w:type="dxa" w:w="6520"/>
-          </w:tcPr>
-          <w:p>
-            <w:pPr>
-              <w:spacing w:line="240" w:lineRule="auto" w:before="0" w:after="0"/>
-              <w:jc w:val="left"/>
+            <w:vAlign w:val="center"/>
+          </w:tcPr>
+          <w:p>
+            <w:pPr>
+              <w:spacing w:line="240" w:lineRule="auto" w:before="0" w:after="0"/>
+              <w:jc w:val="center"/>
             </w:pPr>
             <w:r/>
             <w:r>
@@ -11576,6 +11422,7 @@
         <w:tc>
           <w:tcPr>
             <w:tcW w:type="dxa" w:w="1361"/>
+            <w:vAlign w:val="center"/>
           </w:tcPr>
           <w:p>
             <w:pPr>
@@ -11595,11 +11442,12 @@
         <w:tc>
           <w:tcPr>
             <w:tcW w:type="dxa" w:w="6520"/>
-          </w:tcPr>
-          <w:p>
-            <w:pPr>
-              <w:spacing w:line="240" w:lineRule="auto" w:before="0" w:after="0"/>
-              <w:jc w:val="left"/>
+            <w:vAlign w:val="center"/>
+          </w:tcPr>
+          <w:p>
+            <w:pPr>
+              <w:spacing w:line="240" w:lineRule="auto" w:before="0" w:after="0"/>
+              <w:jc w:val="center"/>
             </w:pPr>
             <w:r/>
             <w:r>
@@ -11634,18 +11482,6 @@
         </w:tc>
       </w:tr>
     </w:tbl>
-    <w:p>
-      <w:pPr>
-        <w:spacing w:line="240" w:lineRule="auto" w:before="0" w:after="0"/>
-      </w:pPr>
-      <w:r>
-        <w:rPr>
-          <w:rFonts w:ascii="Times New Roman" w:hAnsi="Times New Roman" w:cs="Times New Roman"/>
-          <w:b w:val="0"/>
-          <w:sz w:val="24"/>
-        </w:rPr>
-      </w:r>
-    </w:p>
     <w:p>
       <w:pPr>
         <w:spacing w:line="240" w:lineRule="auto" w:before="0" w:after="0"/>
@@ -11676,6 +11512,7 @@
         <w:tc>
           <w:tcPr>
             <w:tcW w:type="dxa" w:w="1361"/>
+            <w:vAlign w:val="center"/>
           </w:tcPr>
           <w:p>
             <w:pPr>
@@ -11696,6 +11533,7 @@
         <w:tc>
           <w:tcPr>
             <w:tcW w:type="dxa" w:w="6520"/>
+            <w:vAlign w:val="center"/>
           </w:tcPr>
           <w:p>
             <w:pPr>
@@ -11738,6 +11576,7 @@
         <w:tc>
           <w:tcPr>
             <w:tcW w:type="dxa" w:w="1361"/>
+            <w:vAlign w:val="center"/>
           </w:tcPr>
           <w:p>
             <w:pPr>
@@ -11757,11 +11596,12 @@
         <w:tc>
           <w:tcPr>
             <w:tcW w:type="dxa" w:w="6520"/>
-          </w:tcPr>
-          <w:p>
-            <w:pPr>
-              <w:spacing w:line="240" w:lineRule="auto" w:before="0" w:after="0"/>
-              <w:jc w:val="left"/>
+            <w:vAlign w:val="center"/>
+          </w:tcPr>
+          <w:p>
+            <w:pPr>
+              <w:spacing w:line="240" w:lineRule="auto" w:before="0" w:after="0"/>
+              <w:jc w:val="center"/>
             </w:pPr>
             <w:r/>
             <w:r>
@@ -11799,6 +11639,7 @@
         <w:tc>
           <w:tcPr>
             <w:tcW w:type="dxa" w:w="1361"/>
+            <w:vAlign w:val="center"/>
           </w:tcPr>
           <w:p>
             <w:pPr>
@@ -11818,11 +11659,12 @@
         <w:tc>
           <w:tcPr>
             <w:tcW w:type="dxa" w:w="6520"/>
-          </w:tcPr>
-          <w:p>
-            <w:pPr>
-              <w:spacing w:line="240" w:lineRule="auto" w:before="0" w:after="0"/>
-              <w:jc w:val="left"/>
+            <w:vAlign w:val="center"/>
+          </w:tcPr>
+          <w:p>
+            <w:pPr>
+              <w:spacing w:line="240" w:lineRule="auto" w:before="0" w:after="0"/>
+              <w:jc w:val="center"/>
             </w:pPr>
             <w:r/>
             <w:r>
@@ -11860,6 +11702,7 @@
         <w:tc>
           <w:tcPr>
             <w:tcW w:type="dxa" w:w="1361"/>
+            <w:vAlign w:val="center"/>
           </w:tcPr>
           <w:p>
             <w:pPr>
@@ -11879,11 +11722,12 @@
         <w:tc>
           <w:tcPr>
             <w:tcW w:type="dxa" w:w="6520"/>
-          </w:tcPr>
-          <w:p>
-            <w:pPr>
-              <w:spacing w:line="240" w:lineRule="auto" w:before="0" w:after="0"/>
-              <w:jc w:val="left"/>
+            <w:vAlign w:val="center"/>
+          </w:tcPr>
+          <w:p>
+            <w:pPr>
+              <w:spacing w:line="240" w:lineRule="auto" w:before="0" w:after="0"/>
+              <w:jc w:val="center"/>
             </w:pPr>
             <w:r/>
             <w:r>
@@ -11918,18 +11762,6 @@
         </w:tc>
       </w:tr>
     </w:tbl>
-    <w:p>
-      <w:pPr>
-        <w:spacing w:line="240" w:lineRule="auto" w:before="0" w:after="0"/>
-      </w:pPr>
-      <w:r>
-        <w:rPr>
-          <w:rFonts w:ascii="Times New Roman" w:hAnsi="Times New Roman" w:cs="Times New Roman"/>
-          <w:b w:val="0"/>
-          <w:sz w:val="24"/>
-        </w:rPr>
-      </w:r>
-    </w:p>
     <w:p>
       <w:pPr>
         <w:spacing w:line="240" w:lineRule="auto" w:before="0" w:after="0"/>
@@ -11960,6 +11792,7 @@
         <w:tc>
           <w:tcPr>
             <w:tcW w:type="dxa" w:w="1361"/>
+            <w:vAlign w:val="center"/>
           </w:tcPr>
           <w:p>
             <w:pPr>
@@ -11980,6 +11813,7 @@
         <w:tc>
           <w:tcPr>
             <w:tcW w:type="dxa" w:w="6520"/>
+            <w:vAlign w:val="center"/>
           </w:tcPr>
           <w:p>
             <w:pPr>
@@ -12022,6 +11856,7 @@
         <w:tc>
           <w:tcPr>
             <w:tcW w:type="dxa" w:w="1361"/>
+            <w:vAlign w:val="center"/>
           </w:tcPr>
           <w:p>
             <w:pPr>
@@ -12041,11 +11876,12 @@
         <w:tc>
           <w:tcPr>
             <w:tcW w:type="dxa" w:w="6520"/>
-          </w:tcPr>
-          <w:p>
-            <w:pPr>
-              <w:spacing w:line="240" w:lineRule="auto" w:before="0" w:after="0"/>
-              <w:jc w:val="left"/>
+            <w:vAlign w:val="center"/>
+          </w:tcPr>
+          <w:p>
+            <w:pPr>
+              <w:spacing w:line="240" w:lineRule="auto" w:before="0" w:after="0"/>
+              <w:jc w:val="center"/>
             </w:pPr>
             <w:r/>
             <w:r>
@@ -12083,6 +11919,7 @@
         <w:tc>
           <w:tcPr>
             <w:tcW w:type="dxa" w:w="1361"/>
+            <w:vAlign w:val="center"/>
           </w:tcPr>
           <w:p>
             <w:pPr>
@@ -12102,11 +11939,12 @@
         <w:tc>
           <w:tcPr>
             <w:tcW w:type="dxa" w:w="6520"/>
-          </w:tcPr>
-          <w:p>
-            <w:pPr>
-              <w:spacing w:line="240" w:lineRule="auto" w:before="0" w:after="0"/>
-              <w:jc w:val="left"/>
+            <w:vAlign w:val="center"/>
+          </w:tcPr>
+          <w:p>
+            <w:pPr>
+              <w:spacing w:line="240" w:lineRule="auto" w:before="0" w:after="0"/>
+              <w:jc w:val="center"/>
             </w:pPr>
             <w:r/>
             <w:r>
@@ -12144,6 +11982,7 @@
         <w:tc>
           <w:tcPr>
             <w:tcW w:type="dxa" w:w="1361"/>
+            <w:vAlign w:val="center"/>
           </w:tcPr>
           <w:p>
             <w:pPr>
@@ -12163,11 +12002,12 @@
         <w:tc>
           <w:tcPr>
             <w:tcW w:type="dxa" w:w="6520"/>
-          </w:tcPr>
-          <w:p>
-            <w:pPr>
-              <w:spacing w:line="240" w:lineRule="auto" w:before="0" w:after="0"/>
-              <w:jc w:val="left"/>
+            <w:vAlign w:val="center"/>
+          </w:tcPr>
+          <w:p>
+            <w:pPr>
+              <w:spacing w:line="240" w:lineRule="auto" w:before="0" w:after="0"/>
+              <w:jc w:val="center"/>
             </w:pPr>
             <w:r/>
             <w:r>
@@ -12202,18 +12042,6 @@
         </w:tc>
       </w:tr>
     </w:tbl>
-    <w:p>
-      <w:pPr>
-        <w:spacing w:line="240" w:lineRule="auto" w:before="0" w:after="0"/>
-      </w:pPr>
-      <w:r>
-        <w:rPr>
-          <w:rFonts w:ascii="Times New Roman" w:hAnsi="Times New Roman" w:cs="Times New Roman"/>
-          <w:b w:val="0"/>
-          <w:sz w:val="24"/>
-        </w:rPr>
-      </w:r>
-    </w:p>
     <w:p>
       <w:pPr>
         <w:spacing w:line="240" w:lineRule="auto" w:before="0" w:after="0"/>
@@ -12244,6 +12072,7 @@
         <w:tc>
           <w:tcPr>
             <w:tcW w:type="dxa" w:w="1361"/>
+            <w:vAlign w:val="center"/>
           </w:tcPr>
           <w:p>
             <w:pPr>
@@ -12264,6 +12093,7 @@
         <w:tc>
           <w:tcPr>
             <w:tcW w:type="dxa" w:w="6520"/>
+            <w:vAlign w:val="center"/>
           </w:tcPr>
           <w:p>
             <w:pPr>
@@ -12306,6 +12136,7 @@
         <w:tc>
           <w:tcPr>
             <w:tcW w:type="dxa" w:w="1361"/>
+            <w:vAlign w:val="center"/>
           </w:tcPr>
           <w:p>
             <w:pPr>
@@ -12325,11 +12156,12 @@
         <w:tc>
           <w:tcPr>
             <w:tcW w:type="dxa" w:w="6520"/>
-          </w:tcPr>
-          <w:p>
-            <w:pPr>
-              <w:spacing w:line="240" w:lineRule="auto" w:before="0" w:after="0"/>
-              <w:jc w:val="left"/>
+            <w:vAlign w:val="center"/>
+          </w:tcPr>
+          <w:p>
+            <w:pPr>
+              <w:spacing w:line="240" w:lineRule="auto" w:before="0" w:after="0"/>
+              <w:jc w:val="center"/>
             </w:pPr>
             <w:r/>
             <w:r>
@@ -12367,6 +12199,7 @@
         <w:tc>
           <w:tcPr>
             <w:tcW w:type="dxa" w:w="1361"/>
+            <w:vAlign w:val="center"/>
           </w:tcPr>
           <w:p>
             <w:pPr>
@@ -12386,11 +12219,12 @@
         <w:tc>
           <w:tcPr>
             <w:tcW w:type="dxa" w:w="6520"/>
-          </w:tcPr>
-          <w:p>
-            <w:pPr>
-              <w:spacing w:line="240" w:lineRule="auto" w:before="0" w:after="0"/>
-              <w:jc w:val="left"/>
+            <w:vAlign w:val="center"/>
+          </w:tcPr>
+          <w:p>
+            <w:pPr>
+              <w:spacing w:line="240" w:lineRule="auto" w:before="0" w:after="0"/>
+              <w:jc w:val="center"/>
             </w:pPr>
             <w:r/>
             <w:r>
@@ -12428,6 +12262,7 @@
         <w:tc>
           <w:tcPr>
             <w:tcW w:type="dxa" w:w="1361"/>
+            <w:vAlign w:val="center"/>
           </w:tcPr>
           <w:p>
             <w:pPr>
@@ -12447,11 +12282,12 @@
         <w:tc>
           <w:tcPr>
             <w:tcW w:type="dxa" w:w="6520"/>
-          </w:tcPr>
-          <w:p>
-            <w:pPr>
-              <w:spacing w:line="240" w:lineRule="auto" w:before="0" w:after="0"/>
-              <w:jc w:val="left"/>
+            <w:vAlign w:val="center"/>
+          </w:tcPr>
+          <w:p>
+            <w:pPr>
+              <w:spacing w:line="240" w:lineRule="auto" w:before="0" w:after="0"/>
+              <w:jc w:val="center"/>
             </w:pPr>
             <w:r/>
             <w:r>
@@ -12486,18 +12322,6 @@
         </w:tc>
       </w:tr>
     </w:tbl>
-    <w:p>
-      <w:pPr>
-        <w:spacing w:line="240" w:lineRule="auto" w:before="0" w:after="0"/>
-      </w:pPr>
-      <w:r>
-        <w:rPr>
-          <w:rFonts w:ascii="Times New Roman" w:hAnsi="Times New Roman" w:cs="Times New Roman"/>
-          <w:b w:val="0"/>
-          <w:sz w:val="24"/>
-        </w:rPr>
-      </w:r>
-    </w:p>
     <w:p>
       <w:pPr>
         <w:spacing w:line="240" w:lineRule="auto" w:before="0" w:after="0"/>
@@ -12528,6 +12352,7 @@
         <w:tc>
           <w:tcPr>
             <w:tcW w:type="dxa" w:w="1361"/>
+            <w:vAlign w:val="center"/>
           </w:tcPr>
           <w:p>
             <w:pPr>
@@ -12548,6 +12373,7 @@
         <w:tc>
           <w:tcPr>
             <w:tcW w:type="dxa" w:w="6520"/>
+            <w:vAlign w:val="center"/>
           </w:tcPr>
           <w:p>
             <w:pPr>
@@ -12590,6 +12416,7 @@
         <w:tc>
           <w:tcPr>
             <w:tcW w:type="dxa" w:w="1361"/>
+            <w:vAlign w:val="center"/>
           </w:tcPr>
           <w:p>
             <w:pPr>
@@ -12609,11 +12436,12 @@
         <w:tc>
           <w:tcPr>
             <w:tcW w:type="dxa" w:w="6520"/>
-          </w:tcPr>
-          <w:p>
-            <w:pPr>
-              <w:spacing w:line="240" w:lineRule="auto" w:before="0" w:after="0"/>
-              <w:jc w:val="left"/>
+            <w:vAlign w:val="center"/>
+          </w:tcPr>
+          <w:p>
+            <w:pPr>
+              <w:spacing w:line="240" w:lineRule="auto" w:before="0" w:after="0"/>
+              <w:jc w:val="center"/>
             </w:pPr>
             <w:r/>
             <w:r>
@@ -12651,6 +12479,7 @@
         <w:tc>
           <w:tcPr>
             <w:tcW w:type="dxa" w:w="1361"/>
+            <w:vAlign w:val="center"/>
           </w:tcPr>
           <w:p>
             <w:pPr>
@@ -12670,11 +12499,12 @@
         <w:tc>
           <w:tcPr>
             <w:tcW w:type="dxa" w:w="6520"/>
-          </w:tcPr>
-          <w:p>
-            <w:pPr>
-              <w:spacing w:line="240" w:lineRule="auto" w:before="0" w:after="0"/>
-              <w:jc w:val="left"/>
+            <w:vAlign w:val="center"/>
+          </w:tcPr>
+          <w:p>
+            <w:pPr>
+              <w:spacing w:line="240" w:lineRule="auto" w:before="0" w:after="0"/>
+              <w:jc w:val="center"/>
             </w:pPr>
             <w:r/>
             <w:r>
@@ -12712,6 +12542,7 @@
         <w:tc>
           <w:tcPr>
             <w:tcW w:type="dxa" w:w="1361"/>
+            <w:vAlign w:val="center"/>
           </w:tcPr>
           <w:p>
             <w:pPr>
@@ -12731,11 +12562,12 @@
         <w:tc>
           <w:tcPr>
             <w:tcW w:type="dxa" w:w="6520"/>
-          </w:tcPr>
-          <w:p>
-            <w:pPr>
-              <w:spacing w:line="240" w:lineRule="auto" w:before="0" w:after="0"/>
-              <w:jc w:val="left"/>
+            <w:vAlign w:val="center"/>
+          </w:tcPr>
+          <w:p>
+            <w:pPr>
+              <w:spacing w:line="240" w:lineRule="auto" w:before="0" w:after="0"/>
+              <w:jc w:val="center"/>
             </w:pPr>
             <w:r/>
             <w:r>
@@ -12770,18 +12602,6 @@
         </w:tc>
       </w:tr>
     </w:tbl>
-    <w:p>
-      <w:pPr>
-        <w:spacing w:line="240" w:lineRule="auto" w:before="0" w:after="0"/>
-      </w:pPr>
-      <w:r>
-        <w:rPr>
-          <w:rFonts w:ascii="Times New Roman" w:hAnsi="Times New Roman" w:cs="Times New Roman"/>
-          <w:b w:val="0"/>
-          <w:sz w:val="24"/>
-        </w:rPr>
-      </w:r>
-    </w:p>
     <w:p>
       <w:pPr>
         <w:spacing w:line="240" w:lineRule="auto" w:before="0" w:after="0"/>
@@ -12812,6 +12632,7 @@
         <w:tc>
           <w:tcPr>
             <w:tcW w:type="dxa" w:w="1361"/>
+            <w:vAlign w:val="center"/>
           </w:tcPr>
           <w:p>
             <w:pPr>
@@ -12832,6 +12653,7 @@
         <w:tc>
           <w:tcPr>
             <w:tcW w:type="dxa" w:w="6520"/>
+            <w:vAlign w:val="center"/>
           </w:tcPr>
           <w:p>
             <w:pPr>
@@ -12874,6 +12696,7 @@
         <w:tc>
           <w:tcPr>
             <w:tcW w:type="dxa" w:w="1361"/>
+            <w:vAlign w:val="center"/>
           </w:tcPr>
           <w:p>
             <w:pPr>
@@ -12893,11 +12716,12 @@
         <w:tc>
           <w:tcPr>
             <w:tcW w:type="dxa" w:w="6520"/>
-          </w:tcPr>
-          <w:p>
-            <w:pPr>
-              <w:spacing w:line="240" w:lineRule="auto" w:before="0" w:after="0"/>
-              <w:jc w:val="left"/>
+            <w:vAlign w:val="center"/>
+          </w:tcPr>
+          <w:p>
+            <w:pPr>
+              <w:spacing w:line="240" w:lineRule="auto" w:before="0" w:after="0"/>
+              <w:jc w:val="center"/>
             </w:pPr>
             <w:r/>
             <w:r>
@@ -12935,6 +12759,7 @@
         <w:tc>
           <w:tcPr>
             <w:tcW w:type="dxa" w:w="1361"/>
+            <w:vAlign w:val="center"/>
           </w:tcPr>
           <w:p>
             <w:pPr>
@@ -12954,11 +12779,12 @@
         <w:tc>
           <w:tcPr>
             <w:tcW w:type="dxa" w:w="6520"/>
-          </w:tcPr>
-          <w:p>
-            <w:pPr>
-              <w:spacing w:line="240" w:lineRule="auto" w:before="0" w:after="0"/>
-              <w:jc w:val="left"/>
+            <w:vAlign w:val="center"/>
+          </w:tcPr>
+          <w:p>
+            <w:pPr>
+              <w:spacing w:line="240" w:lineRule="auto" w:before="0" w:after="0"/>
+              <w:jc w:val="center"/>
             </w:pPr>
             <w:r/>
             <w:r>
@@ -12996,6 +12822,7 @@
         <w:tc>
           <w:tcPr>
             <w:tcW w:type="dxa" w:w="1361"/>
+            <w:vAlign w:val="center"/>
           </w:tcPr>
           <w:p>
             <w:pPr>
@@ -13015,11 +12842,12 @@
         <w:tc>
           <w:tcPr>
             <w:tcW w:type="dxa" w:w="6520"/>
-          </w:tcPr>
-          <w:p>
-            <w:pPr>
-              <w:spacing w:line="240" w:lineRule="auto" w:before="0" w:after="0"/>
-              <w:jc w:val="left"/>
+            <w:vAlign w:val="center"/>
+          </w:tcPr>
+          <w:p>
+            <w:pPr>
+              <w:spacing w:line="240" w:lineRule="auto" w:before="0" w:after="0"/>
+              <w:jc w:val="center"/>
             </w:pPr>
             <w:r/>
             <w:r>
@@ -13054,18 +12882,6 @@
         </w:tc>
       </w:tr>
     </w:tbl>
-    <w:p>
-      <w:pPr>
-        <w:spacing w:line="240" w:lineRule="auto" w:before="0" w:after="0"/>
-      </w:pPr>
-      <w:r>
-        <w:rPr>
-          <w:rFonts w:ascii="Times New Roman" w:hAnsi="Times New Roman" w:cs="Times New Roman"/>
-          <w:b w:val="0"/>
-          <w:sz w:val="24"/>
-        </w:rPr>
-      </w:r>
-    </w:p>
     <w:p>
       <w:pPr>
         <w:spacing w:line="240" w:lineRule="auto" w:before="0" w:after="0"/>
@@ -13096,6 +12912,7 @@
         <w:tc>
           <w:tcPr>
             <w:tcW w:type="dxa" w:w="1361"/>
+            <w:vAlign w:val="center"/>
           </w:tcPr>
           <w:p>
             <w:pPr>
@@ -13116,6 +12933,7 @@
         <w:tc>
           <w:tcPr>
             <w:tcW w:type="dxa" w:w="6520"/>
+            <w:vAlign w:val="center"/>
           </w:tcPr>
           <w:p>
             <w:pPr>
@@ -13158,6 +12976,7 @@
         <w:tc>
           <w:tcPr>
             <w:tcW w:type="dxa" w:w="1361"/>
+            <w:vAlign w:val="center"/>
           </w:tcPr>
           <w:p>
             <w:pPr>
@@ -13177,11 +12996,12 @@
         <w:tc>
           <w:tcPr>
             <w:tcW w:type="dxa" w:w="6520"/>
-          </w:tcPr>
-          <w:p>
-            <w:pPr>
-              <w:spacing w:line="240" w:lineRule="auto" w:before="0" w:after="0"/>
-              <w:jc w:val="left"/>
+            <w:vAlign w:val="center"/>
+          </w:tcPr>
+          <w:p>
+            <w:pPr>
+              <w:spacing w:line="240" w:lineRule="auto" w:before="0" w:after="0"/>
+              <w:jc w:val="center"/>
             </w:pPr>
             <w:r/>
             <w:r>
@@ -13219,6 +13039,7 @@
         <w:tc>
           <w:tcPr>
             <w:tcW w:type="dxa" w:w="1361"/>
+            <w:vAlign w:val="center"/>
           </w:tcPr>
           <w:p>
             <w:pPr>
@@ -13238,11 +13059,12 @@
         <w:tc>
           <w:tcPr>
             <w:tcW w:type="dxa" w:w="6520"/>
-          </w:tcPr>
-          <w:p>
-            <w:pPr>
-              <w:spacing w:line="240" w:lineRule="auto" w:before="0" w:after="0"/>
-              <w:jc w:val="left"/>
+            <w:vAlign w:val="center"/>
+          </w:tcPr>
+          <w:p>
+            <w:pPr>
+              <w:spacing w:line="240" w:lineRule="auto" w:before="0" w:after="0"/>
+              <w:jc w:val="center"/>
             </w:pPr>
             <w:r/>
             <w:r>
@@ -13280,6 +13102,7 @@
         <w:tc>
           <w:tcPr>
             <w:tcW w:type="dxa" w:w="1361"/>
+            <w:vAlign w:val="center"/>
           </w:tcPr>
           <w:p>
             <w:pPr>
@@ -13299,11 +13122,12 @@
         <w:tc>
           <w:tcPr>
             <w:tcW w:type="dxa" w:w="6520"/>
-          </w:tcPr>
-          <w:p>
-            <w:pPr>
-              <w:spacing w:line="240" w:lineRule="auto" w:before="0" w:after="0"/>
-              <w:jc w:val="left"/>
+            <w:vAlign w:val="center"/>
+          </w:tcPr>
+          <w:p>
+            <w:pPr>
+              <w:spacing w:line="240" w:lineRule="auto" w:before="0" w:after="0"/>
+              <w:jc w:val="center"/>
             </w:pPr>
             <w:r/>
             <w:r>
@@ -13338,18 +13162,6 @@
         </w:tc>
       </w:tr>
     </w:tbl>
-    <w:p>
-      <w:pPr>
-        <w:spacing w:line="240" w:lineRule="auto" w:before="0" w:after="0"/>
-      </w:pPr>
-      <w:r>
-        <w:rPr>
-          <w:rFonts w:ascii="Times New Roman" w:hAnsi="Times New Roman" w:cs="Times New Roman"/>
-          <w:b w:val="0"/>
-          <w:sz w:val="24"/>
-        </w:rPr>
-      </w:r>
-    </w:p>
     <w:p>
       <w:pPr>
         <w:spacing w:line="240" w:lineRule="auto" w:before="0" w:after="0"/>
@@ -13380,6 +13192,7 @@
         <w:tc>
           <w:tcPr>
             <w:tcW w:type="dxa" w:w="1361"/>
+            <w:vAlign w:val="center"/>
           </w:tcPr>
           <w:p>
             <w:pPr>
@@ -13400,6 +13213,7 @@
         <w:tc>
           <w:tcPr>
             <w:tcW w:type="dxa" w:w="6520"/>
+            <w:vAlign w:val="center"/>
           </w:tcPr>
           <w:p>
             <w:pPr>
@@ -13442,6 +13256,7 @@
         <w:tc>
           <w:tcPr>
             <w:tcW w:type="dxa" w:w="1361"/>
+            <w:vAlign w:val="center"/>
           </w:tcPr>
           <w:p>
             <w:pPr>
@@ -13461,11 +13276,12 @@
         <w:tc>
           <w:tcPr>
             <w:tcW w:type="dxa" w:w="6520"/>
-          </w:tcPr>
-          <w:p>
-            <w:pPr>
-              <w:spacing w:line="240" w:lineRule="auto" w:before="0" w:after="0"/>
-              <w:jc w:val="left"/>
+            <w:vAlign w:val="center"/>
+          </w:tcPr>
+          <w:p>
+            <w:pPr>
+              <w:spacing w:line="240" w:lineRule="auto" w:before="0" w:after="0"/>
+              <w:jc w:val="center"/>
             </w:pPr>
             <w:r/>
             <w:r>
@@ -13503,6 +13319,7 @@
         <w:tc>
           <w:tcPr>
             <w:tcW w:type="dxa" w:w="1361"/>
+            <w:vAlign w:val="center"/>
           </w:tcPr>
           <w:p>
             <w:pPr>
@@ -13522,11 +13339,12 @@
         <w:tc>
           <w:tcPr>
             <w:tcW w:type="dxa" w:w="6520"/>
-          </w:tcPr>
-          <w:p>
-            <w:pPr>
-              <w:spacing w:line="240" w:lineRule="auto" w:before="0" w:after="0"/>
-              <w:jc w:val="left"/>
+            <w:vAlign w:val="center"/>
+          </w:tcPr>
+          <w:p>
+            <w:pPr>
+              <w:spacing w:line="240" w:lineRule="auto" w:before="0" w:after="0"/>
+              <w:jc w:val="center"/>
             </w:pPr>
             <w:r/>
             <w:r>
@@ -13564,6 +13382,7 @@
         <w:tc>
           <w:tcPr>
             <w:tcW w:type="dxa" w:w="1361"/>
+            <w:vAlign w:val="center"/>
           </w:tcPr>
           <w:p>
             <w:pPr>
@@ -13583,11 +13402,12 @@
         <w:tc>
           <w:tcPr>
             <w:tcW w:type="dxa" w:w="6520"/>
-          </w:tcPr>
-          <w:p>
-            <w:pPr>
-              <w:spacing w:line="240" w:lineRule="auto" w:before="0" w:after="0"/>
-              <w:jc w:val="left"/>
+            <w:vAlign w:val="center"/>
+          </w:tcPr>
+          <w:p>
+            <w:pPr>
+              <w:spacing w:line="240" w:lineRule="auto" w:before="0" w:after="0"/>
+              <w:jc w:val="center"/>
             </w:pPr>
             <w:r/>
             <w:r>
@@ -13622,18 +13442,6 @@
         </w:tc>
       </w:tr>
     </w:tbl>
-    <w:p>
-      <w:pPr>
-        <w:spacing w:line="240" w:lineRule="auto" w:before="0" w:after="0"/>
-      </w:pPr>
-      <w:r>
-        <w:rPr>
-          <w:rFonts w:ascii="Times New Roman" w:hAnsi="Times New Roman" w:cs="Times New Roman"/>
-          <w:b w:val="0"/>
-          <w:sz w:val="24"/>
-        </w:rPr>
-      </w:r>
-    </w:p>
     <w:p>
       <w:pPr>
         <w:spacing w:line="240" w:lineRule="auto" w:before="0" w:after="0"/>
@@ -13664,6 +13472,7 @@
         <w:tc>
           <w:tcPr>
             <w:tcW w:type="dxa" w:w="1361"/>
+            <w:vAlign w:val="center"/>
           </w:tcPr>
           <w:p>
             <w:pPr>
@@ -13684,6 +13493,7 @@
         <w:tc>
           <w:tcPr>
             <w:tcW w:type="dxa" w:w="6520"/>
+            <w:vAlign w:val="center"/>
           </w:tcPr>
           <w:p>
             <w:pPr>
@@ -13726,6 +13536,7 @@
         <w:tc>
           <w:tcPr>
             <w:tcW w:type="dxa" w:w="1361"/>
+            <w:vAlign w:val="center"/>
           </w:tcPr>
           <w:p>
             <w:pPr>
@@ -13745,11 +13556,12 @@
         <w:tc>
           <w:tcPr>
             <w:tcW w:type="dxa" w:w="6520"/>
-          </w:tcPr>
-          <w:p>
-            <w:pPr>
-              <w:spacing w:line="240" w:lineRule="auto" w:before="0" w:after="0"/>
-              <w:jc w:val="left"/>
+            <w:vAlign w:val="center"/>
+          </w:tcPr>
+          <w:p>
+            <w:pPr>
+              <w:spacing w:line="240" w:lineRule="auto" w:before="0" w:after="0"/>
+              <w:jc w:val="center"/>
             </w:pPr>
             <w:r/>
             <w:r>
@@ -13787,6 +13599,7 @@
         <w:tc>
           <w:tcPr>
             <w:tcW w:type="dxa" w:w="1361"/>
+            <w:vAlign w:val="center"/>
           </w:tcPr>
           <w:p>
             <w:pPr>
@@ -13806,11 +13619,12 @@
         <w:tc>
           <w:tcPr>
             <w:tcW w:type="dxa" w:w="6520"/>
-          </w:tcPr>
-          <w:p>
-            <w:pPr>
-              <w:spacing w:line="240" w:lineRule="auto" w:before="0" w:after="0"/>
-              <w:jc w:val="left"/>
+            <w:vAlign w:val="center"/>
+          </w:tcPr>
+          <w:p>
+            <w:pPr>
+              <w:spacing w:line="240" w:lineRule="auto" w:before="0" w:after="0"/>
+              <w:jc w:val="center"/>
             </w:pPr>
             <w:r/>
             <w:r>
@@ -13848,6 +13662,7 @@
         <w:tc>
           <w:tcPr>
             <w:tcW w:type="dxa" w:w="1361"/>
+            <w:vAlign w:val="center"/>
           </w:tcPr>
           <w:p>
             <w:pPr>
@@ -13867,11 +13682,12 @@
         <w:tc>
           <w:tcPr>
             <w:tcW w:type="dxa" w:w="6520"/>
-          </w:tcPr>
-          <w:p>
-            <w:pPr>
-              <w:spacing w:line="240" w:lineRule="auto" w:before="0" w:after="0"/>
-              <w:jc w:val="left"/>
+            <w:vAlign w:val="center"/>
+          </w:tcPr>
+          <w:p>
+            <w:pPr>
+              <w:spacing w:line="240" w:lineRule="auto" w:before="0" w:after="0"/>
+              <w:jc w:val="center"/>
             </w:pPr>
             <w:r/>
             <w:r>
@@ -13906,18 +13722,6 @@
         </w:tc>
       </w:tr>
     </w:tbl>
-    <w:p>
-      <w:pPr>
-        <w:spacing w:line="240" w:lineRule="auto" w:before="0" w:after="0"/>
-      </w:pPr>
-      <w:r>
-        <w:rPr>
-          <w:rFonts w:ascii="Times New Roman" w:hAnsi="Times New Roman" w:cs="Times New Roman"/>
-          <w:b w:val="0"/>
-          <w:sz w:val="24"/>
-        </w:rPr>
-      </w:r>
-    </w:p>
     <w:p>
       <w:pPr>
         <w:spacing w:line="240" w:lineRule="auto" w:before="0" w:after="0"/>
@@ -13948,6 +13752,7 @@
         <w:tc>
           <w:tcPr>
             <w:tcW w:type="dxa" w:w="1361"/>
+            <w:vAlign w:val="center"/>
           </w:tcPr>
           <w:p>
             <w:pPr>
@@ -13968,6 +13773,7 @@
         <w:tc>
           <w:tcPr>
             <w:tcW w:type="dxa" w:w="6520"/>
+            <w:vAlign w:val="center"/>
           </w:tcPr>
           <w:p>
             <w:pPr>
@@ -14010,6 +13816,7 @@
         <w:tc>
           <w:tcPr>
             <w:tcW w:type="dxa" w:w="1361"/>
+            <w:vAlign w:val="center"/>
           </w:tcPr>
           <w:p>
             <w:pPr>
@@ -14029,11 +13836,12 @@
         <w:tc>
           <w:tcPr>
             <w:tcW w:type="dxa" w:w="6520"/>
-          </w:tcPr>
-          <w:p>
-            <w:pPr>
-              <w:spacing w:line="240" w:lineRule="auto" w:before="0" w:after="0"/>
-              <w:jc w:val="left"/>
+            <w:vAlign w:val="center"/>
+          </w:tcPr>
+          <w:p>
+            <w:pPr>
+              <w:spacing w:line="240" w:lineRule="auto" w:before="0" w:after="0"/>
+              <w:jc w:val="center"/>
             </w:pPr>
             <w:r/>
             <w:r>
@@ -14071,6 +13879,7 @@
         <w:tc>
           <w:tcPr>
             <w:tcW w:type="dxa" w:w="1361"/>
+            <w:vAlign w:val="center"/>
           </w:tcPr>
           <w:p>
             <w:pPr>
@@ -14090,11 +13899,12 @@
         <w:tc>
           <w:tcPr>
             <w:tcW w:type="dxa" w:w="6520"/>
-          </w:tcPr>
-          <w:p>
-            <w:pPr>
-              <w:spacing w:line="240" w:lineRule="auto" w:before="0" w:after="0"/>
-              <w:jc w:val="left"/>
+            <w:vAlign w:val="center"/>
+          </w:tcPr>
+          <w:p>
+            <w:pPr>
+              <w:spacing w:line="240" w:lineRule="auto" w:before="0" w:after="0"/>
+              <w:jc w:val="center"/>
             </w:pPr>
             <w:r/>
             <w:r>
@@ -14132,6 +13942,7 @@
         <w:tc>
           <w:tcPr>
             <w:tcW w:type="dxa" w:w="1361"/>
+            <w:vAlign w:val="center"/>
           </w:tcPr>
           <w:p>
             <w:pPr>
@@ -14151,11 +13962,12 @@
         <w:tc>
           <w:tcPr>
             <w:tcW w:type="dxa" w:w="6520"/>
-          </w:tcPr>
-          <w:p>
-            <w:pPr>
-              <w:spacing w:line="240" w:lineRule="auto" w:before="0" w:after="0"/>
-              <w:jc w:val="left"/>
+            <w:vAlign w:val="center"/>
+          </w:tcPr>
+          <w:p>
+            <w:pPr>
+              <w:spacing w:line="240" w:lineRule="auto" w:before="0" w:after="0"/>
+              <w:jc w:val="center"/>
             </w:pPr>
             <w:r/>
             <w:r>
@@ -14190,18 +14002,6 @@
         </w:tc>
       </w:tr>
     </w:tbl>
-    <w:p>
-      <w:pPr>
-        <w:spacing w:line="240" w:lineRule="auto" w:before="0" w:after="0"/>
-      </w:pPr>
-      <w:r>
-        <w:rPr>
-          <w:rFonts w:ascii="Times New Roman" w:hAnsi="Times New Roman" w:cs="Times New Roman"/>
-          <w:b w:val="0"/>
-          <w:sz w:val="24"/>
-        </w:rPr>
-      </w:r>
-    </w:p>
     <w:p>
       <w:pPr>
         <w:spacing w:line="240" w:lineRule="auto" w:before="0" w:after="0"/>
@@ -14232,6 +14032,7 @@
         <w:tc>
           <w:tcPr>
             <w:tcW w:type="dxa" w:w="1361"/>
+            <w:vAlign w:val="center"/>
           </w:tcPr>
           <w:p>
             <w:pPr>
@@ -14252,6 +14053,7 @@
         <w:tc>
           <w:tcPr>
             <w:tcW w:type="dxa" w:w="6520"/>
+            <w:vAlign w:val="center"/>
           </w:tcPr>
           <w:p>
             <w:pPr>
@@ -14294,6 +14096,7 @@
         <w:tc>
           <w:tcPr>
             <w:tcW w:type="dxa" w:w="1361"/>
+            <w:vAlign w:val="center"/>
           </w:tcPr>
           <w:p>
             <w:pPr>
@@ -14313,11 +14116,12 @@
         <w:tc>
           <w:tcPr>
             <w:tcW w:type="dxa" w:w="6520"/>
-          </w:tcPr>
-          <w:p>
-            <w:pPr>
-              <w:spacing w:line="240" w:lineRule="auto" w:before="0" w:after="0"/>
-              <w:jc w:val="left"/>
+            <w:vAlign w:val="center"/>
+          </w:tcPr>
+          <w:p>
+            <w:pPr>
+              <w:spacing w:line="240" w:lineRule="auto" w:before="0" w:after="0"/>
+              <w:jc w:val="center"/>
             </w:pPr>
             <w:r/>
             <w:r>
@@ -14355,6 +14159,7 @@
         <w:tc>
           <w:tcPr>
             <w:tcW w:type="dxa" w:w="1361"/>
+            <w:vAlign w:val="center"/>
           </w:tcPr>
           <w:p>
             <w:pPr>
@@ -14374,11 +14179,12 @@
         <w:tc>
           <w:tcPr>
             <w:tcW w:type="dxa" w:w="6520"/>
-          </w:tcPr>
-          <w:p>
-            <w:pPr>
-              <w:spacing w:line="240" w:lineRule="auto" w:before="0" w:after="0"/>
-              <w:jc w:val="left"/>
+            <w:vAlign w:val="center"/>
+          </w:tcPr>
+          <w:p>
+            <w:pPr>
+              <w:spacing w:line="240" w:lineRule="auto" w:before="0" w:after="0"/>
+              <w:jc w:val="center"/>
             </w:pPr>
             <w:r/>
             <w:r>
@@ -14416,6 +14222,7 @@
         <w:tc>
           <w:tcPr>
             <w:tcW w:type="dxa" w:w="1361"/>
+            <w:vAlign w:val="center"/>
           </w:tcPr>
           <w:p>
             <w:pPr>
@@ -14435,11 +14242,12 @@
         <w:tc>
           <w:tcPr>
             <w:tcW w:type="dxa" w:w="6520"/>
-          </w:tcPr>
-          <w:p>
-            <w:pPr>
-              <w:spacing w:line="240" w:lineRule="auto" w:before="0" w:after="0"/>
-              <w:jc w:val="left"/>
+            <w:vAlign w:val="center"/>
+          </w:tcPr>
+          <w:p>
+            <w:pPr>
+              <w:spacing w:line="240" w:lineRule="auto" w:before="0" w:after="0"/>
+              <w:jc w:val="center"/>
             </w:pPr>
             <w:r/>
             <w:r>
@@ -14474,18 +14282,6 @@
         </w:tc>
       </w:tr>
     </w:tbl>
-    <w:p>
-      <w:pPr>
-        <w:spacing w:line="240" w:lineRule="auto" w:before="0" w:after="0"/>
-      </w:pPr>
-      <w:r>
-        <w:rPr>
-          <w:rFonts w:ascii="Times New Roman" w:hAnsi="Times New Roman" w:cs="Times New Roman"/>
-          <w:b w:val="0"/>
-          <w:sz w:val="24"/>
-        </w:rPr>
-      </w:r>
-    </w:p>
     <w:p>
       <w:pPr>
         <w:spacing w:line="240" w:lineRule="auto" w:before="0" w:after="0"/>
@@ -14516,6 +14312,7 @@
         <w:tc>
           <w:tcPr>
             <w:tcW w:type="dxa" w:w="1361"/>
+            <w:vAlign w:val="center"/>
           </w:tcPr>
           <w:p>
             <w:pPr>
@@ -14536,6 +14333,7 @@
         <w:tc>
           <w:tcPr>
             <w:tcW w:type="dxa" w:w="6520"/>
+            <w:vAlign w:val="center"/>
           </w:tcPr>
           <w:p>
             <w:pPr>
@@ -14578,6 +14376,7 @@
         <w:tc>
           <w:tcPr>
             <w:tcW w:type="dxa" w:w="1361"/>
+            <w:vAlign w:val="center"/>
           </w:tcPr>
           <w:p>
             <w:pPr>
@@ -14597,11 +14396,12 @@
         <w:tc>
           <w:tcPr>
             <w:tcW w:type="dxa" w:w="6520"/>
-          </w:tcPr>
-          <w:p>
-            <w:pPr>
-              <w:spacing w:line="240" w:lineRule="auto" w:before="0" w:after="0"/>
-              <w:jc w:val="left"/>
+            <w:vAlign w:val="center"/>
+          </w:tcPr>
+          <w:p>
+            <w:pPr>
+              <w:spacing w:line="240" w:lineRule="auto" w:before="0" w:after="0"/>
+              <w:jc w:val="center"/>
             </w:pPr>
             <w:r/>
             <w:r>
@@ -14639,6 +14439,7 @@
         <w:tc>
           <w:tcPr>
             <w:tcW w:type="dxa" w:w="1361"/>
+            <w:vAlign w:val="center"/>
           </w:tcPr>
           <w:p>
             <w:pPr>
@@ -14658,11 +14459,12 @@
         <w:tc>
           <w:tcPr>
             <w:tcW w:type="dxa" w:w="6520"/>
-          </w:tcPr>
-          <w:p>
-            <w:pPr>
-              <w:spacing w:line="240" w:lineRule="auto" w:before="0" w:after="0"/>
-              <w:jc w:val="left"/>
+            <w:vAlign w:val="center"/>
+          </w:tcPr>
+          <w:p>
+            <w:pPr>
+              <w:spacing w:line="240" w:lineRule="auto" w:before="0" w:after="0"/>
+              <w:jc w:val="center"/>
             </w:pPr>
             <w:r/>
             <w:r>
@@ -14700,6 +14502,7 @@
         <w:tc>
           <w:tcPr>
             <w:tcW w:type="dxa" w:w="1361"/>
+            <w:vAlign w:val="center"/>
           </w:tcPr>
           <w:p>
             <w:pPr>
@@ -14719,11 +14522,12 @@
         <w:tc>
           <w:tcPr>
             <w:tcW w:type="dxa" w:w="6520"/>
-          </w:tcPr>
-          <w:p>
-            <w:pPr>
-              <w:spacing w:line="240" w:lineRule="auto" w:before="0" w:after="0"/>
-              <w:jc w:val="left"/>
+            <w:vAlign w:val="center"/>
+          </w:tcPr>
+          <w:p>
+            <w:pPr>
+              <w:spacing w:line="240" w:lineRule="auto" w:before="0" w:after="0"/>
+              <w:jc w:val="center"/>
             </w:pPr>
             <w:r/>
             <w:r>
@@ -14758,18 +14562,6 @@
         </w:tc>
       </w:tr>
     </w:tbl>
-    <w:p>
-      <w:pPr>
-        <w:spacing w:line="240" w:lineRule="auto" w:before="0" w:after="0"/>
-      </w:pPr>
-      <w:r>
-        <w:rPr>
-          <w:rFonts w:ascii="Times New Roman" w:hAnsi="Times New Roman" w:cs="Times New Roman"/>
-          <w:b w:val="0"/>
-          <w:sz w:val="24"/>
-        </w:rPr>
-      </w:r>
-    </w:p>
     <w:p>
       <w:pPr>
         <w:spacing w:line="240" w:lineRule="auto" w:before="0" w:after="0"/>
@@ -14800,6 +14592,7 @@
         <w:tc>
           <w:tcPr>
             <w:tcW w:type="dxa" w:w="1361"/>
+            <w:vAlign w:val="center"/>
           </w:tcPr>
           <w:p>
             <w:pPr>
@@ -14820,6 +14613,7 @@
         <w:tc>
           <w:tcPr>
             <w:tcW w:type="dxa" w:w="6520"/>
+            <w:vAlign w:val="center"/>
           </w:tcPr>
           <w:p>
             <w:pPr>
@@ -14862,6 +14656,7 @@
         <w:tc>
           <w:tcPr>
             <w:tcW w:type="dxa" w:w="1361"/>
+            <w:vAlign w:val="center"/>
           </w:tcPr>
           <w:p>
             <w:pPr>
@@ -14881,11 +14676,12 @@
         <w:tc>
           <w:tcPr>
             <w:tcW w:type="dxa" w:w="6520"/>
-          </w:tcPr>
-          <w:p>
-            <w:pPr>
-              <w:spacing w:line="240" w:lineRule="auto" w:before="0" w:after="0"/>
-              <w:jc w:val="left"/>
+            <w:vAlign w:val="center"/>
+          </w:tcPr>
+          <w:p>
+            <w:pPr>
+              <w:spacing w:line="240" w:lineRule="auto" w:before="0" w:after="0"/>
+              <w:jc w:val="center"/>
             </w:pPr>
             <w:r/>
             <w:r>
@@ -14923,6 +14719,7 @@
         <w:tc>
           <w:tcPr>
             <w:tcW w:type="dxa" w:w="1361"/>
+            <w:vAlign w:val="center"/>
           </w:tcPr>
           <w:p>
             <w:pPr>
@@ -14942,11 +14739,12 @@
         <w:tc>
           <w:tcPr>
             <w:tcW w:type="dxa" w:w="6520"/>
-          </w:tcPr>
-          <w:p>
-            <w:pPr>
-              <w:spacing w:line="240" w:lineRule="auto" w:before="0" w:after="0"/>
-              <w:jc w:val="left"/>
+            <w:vAlign w:val="center"/>
+          </w:tcPr>
+          <w:p>
+            <w:pPr>
+              <w:spacing w:line="240" w:lineRule="auto" w:before="0" w:after="0"/>
+              <w:jc w:val="center"/>
             </w:pPr>
             <w:r/>
             <w:r>
@@ -14984,6 +14782,7 @@
         <w:tc>
           <w:tcPr>
             <w:tcW w:type="dxa" w:w="1361"/>
+            <w:vAlign w:val="center"/>
           </w:tcPr>
           <w:p>
             <w:pPr>
@@ -15003,11 +14802,12 @@
         <w:tc>
           <w:tcPr>
             <w:tcW w:type="dxa" w:w="6520"/>
-          </w:tcPr>
-          <w:p>
-            <w:pPr>
-              <w:spacing w:line="240" w:lineRule="auto" w:before="0" w:after="0"/>
-              <w:jc w:val="left"/>
+            <w:vAlign w:val="center"/>
+          </w:tcPr>
+          <w:p>
+            <w:pPr>
+              <w:spacing w:line="240" w:lineRule="auto" w:before="0" w:after="0"/>
+              <w:jc w:val="center"/>
             </w:pPr>
             <w:r/>
             <w:r>
@@ -15042,18 +14842,6 @@
         </w:tc>
       </w:tr>
     </w:tbl>
-    <w:p>
-      <w:pPr>
-        <w:spacing w:line="240" w:lineRule="auto" w:before="0" w:after="0"/>
-      </w:pPr>
-      <w:r>
-        <w:rPr>
-          <w:rFonts w:ascii="Times New Roman" w:hAnsi="Times New Roman" w:cs="Times New Roman"/>
-          <w:b w:val="0"/>
-          <w:sz w:val="24"/>
-        </w:rPr>
-      </w:r>
-    </w:p>
     <w:p>
       <w:pPr>
         <w:spacing w:line="240" w:lineRule="auto" w:before="0" w:after="0"/>
@@ -15084,6 +14872,7 @@
         <w:tc>
           <w:tcPr>
             <w:tcW w:type="dxa" w:w="1361"/>
+            <w:vAlign w:val="center"/>
           </w:tcPr>
           <w:p>
             <w:pPr>
@@ -15104,6 +14893,7 @@
         <w:tc>
           <w:tcPr>
             <w:tcW w:type="dxa" w:w="6520"/>
+            <w:vAlign w:val="center"/>
           </w:tcPr>
           <w:p>
             <w:pPr>
@@ -15146,6 +14936,7 @@
         <w:tc>
           <w:tcPr>
             <w:tcW w:type="dxa" w:w="1361"/>
+            <w:vAlign w:val="center"/>
           </w:tcPr>
           <w:p>
             <w:pPr>
@@ -15165,11 +14956,12 @@
         <w:tc>
           <w:tcPr>
             <w:tcW w:type="dxa" w:w="6520"/>
-          </w:tcPr>
-          <w:p>
-            <w:pPr>
-              <w:spacing w:line="240" w:lineRule="auto" w:before="0" w:after="0"/>
-              <w:jc w:val="left"/>
+            <w:vAlign w:val="center"/>
+          </w:tcPr>
+          <w:p>
+            <w:pPr>
+              <w:spacing w:line="240" w:lineRule="auto" w:before="0" w:after="0"/>
+              <w:jc w:val="center"/>
             </w:pPr>
             <w:r/>
             <w:r>
@@ -15207,6 +14999,7 @@
         <w:tc>
           <w:tcPr>
             <w:tcW w:type="dxa" w:w="1361"/>
+            <w:vAlign w:val="center"/>
           </w:tcPr>
           <w:p>
             <w:pPr>
@@ -15226,11 +15019,12 @@
         <w:tc>
           <w:tcPr>
             <w:tcW w:type="dxa" w:w="6520"/>
-          </w:tcPr>
-          <w:p>
-            <w:pPr>
-              <w:spacing w:line="240" w:lineRule="auto" w:before="0" w:after="0"/>
-              <w:jc w:val="left"/>
+            <w:vAlign w:val="center"/>
+          </w:tcPr>
+          <w:p>
+            <w:pPr>
+              <w:spacing w:line="240" w:lineRule="auto" w:before="0" w:after="0"/>
+              <w:jc w:val="center"/>
             </w:pPr>
             <w:r/>
             <w:r>
@@ -15268,6 +15062,7 @@
         <w:tc>
           <w:tcPr>
             <w:tcW w:type="dxa" w:w="1361"/>
+            <w:vAlign w:val="center"/>
           </w:tcPr>
           <w:p>
             <w:pPr>
@@ -15287,11 +15082,12 @@
         <w:tc>
           <w:tcPr>
             <w:tcW w:type="dxa" w:w="6520"/>
-          </w:tcPr>
-          <w:p>
-            <w:pPr>
-              <w:spacing w:line="240" w:lineRule="auto" w:before="0" w:after="0"/>
-              <w:jc w:val="left"/>
+            <w:vAlign w:val="center"/>
+          </w:tcPr>
+          <w:p>
+            <w:pPr>
+              <w:spacing w:line="240" w:lineRule="auto" w:before="0" w:after="0"/>
+              <w:jc w:val="center"/>
             </w:pPr>
             <w:r/>
             <w:r>
@@ -15326,18 +15122,6 @@
         </w:tc>
       </w:tr>
     </w:tbl>
-    <w:p>
-      <w:pPr>
-        <w:spacing w:line="240" w:lineRule="auto" w:before="0" w:after="0"/>
-      </w:pPr>
-      <w:r>
-        <w:rPr>
-          <w:rFonts w:ascii="Times New Roman" w:hAnsi="Times New Roman" w:cs="Times New Roman"/>
-          <w:b w:val="0"/>
-          <w:sz w:val="24"/>
-        </w:rPr>
-      </w:r>
-    </w:p>
     <w:p>
       <w:pPr>
         <w:spacing w:line="240" w:lineRule="auto" w:before="0" w:after="0"/>
@@ -15368,6 +15152,7 @@
         <w:tc>
           <w:tcPr>
             <w:tcW w:type="dxa" w:w="1361"/>
+            <w:vAlign w:val="center"/>
           </w:tcPr>
           <w:p>
             <w:pPr>
@@ -15388,6 +15173,7 @@
         <w:tc>
           <w:tcPr>
             <w:tcW w:type="dxa" w:w="6520"/>
+            <w:vAlign w:val="center"/>
           </w:tcPr>
           <w:p>
             <w:pPr>
@@ -15430,6 +15216,7 @@
         <w:tc>
           <w:tcPr>
             <w:tcW w:type="dxa" w:w="1361"/>
+            <w:vAlign w:val="center"/>
           </w:tcPr>
           <w:p>
             <w:pPr>
@@ -15449,11 +15236,12 @@
         <w:tc>
           <w:tcPr>
             <w:tcW w:type="dxa" w:w="6520"/>
-          </w:tcPr>
-          <w:p>
-            <w:pPr>
-              <w:spacing w:line="240" w:lineRule="auto" w:before="0" w:after="0"/>
-              <w:jc w:val="left"/>
+            <w:vAlign w:val="center"/>
+          </w:tcPr>
+          <w:p>
+            <w:pPr>
+              <w:spacing w:line="240" w:lineRule="auto" w:before="0" w:after="0"/>
+              <w:jc w:val="center"/>
             </w:pPr>
             <w:r/>
             <w:r>
@@ -15491,6 +15279,7 @@
         <w:tc>
           <w:tcPr>
             <w:tcW w:type="dxa" w:w="1361"/>
+            <w:vAlign w:val="center"/>
           </w:tcPr>
           <w:p>
             <w:pPr>
@@ -15510,11 +15299,12 @@
         <w:tc>
           <w:tcPr>
             <w:tcW w:type="dxa" w:w="6520"/>
-          </w:tcPr>
-          <w:p>
-            <w:pPr>
-              <w:spacing w:line="240" w:lineRule="auto" w:before="0" w:after="0"/>
-              <w:jc w:val="left"/>
+            <w:vAlign w:val="center"/>
+          </w:tcPr>
+          <w:p>
+            <w:pPr>
+              <w:spacing w:line="240" w:lineRule="auto" w:before="0" w:after="0"/>
+              <w:jc w:val="center"/>
             </w:pPr>
             <w:r/>
             <w:r>
@@ -15552,6 +15342,7 @@
         <w:tc>
           <w:tcPr>
             <w:tcW w:type="dxa" w:w="1361"/>
+            <w:vAlign w:val="center"/>
           </w:tcPr>
           <w:p>
             <w:pPr>
@@ -15571,11 +15362,12 @@
         <w:tc>
           <w:tcPr>
             <w:tcW w:type="dxa" w:w="6520"/>
-          </w:tcPr>
-          <w:p>
-            <w:pPr>
-              <w:spacing w:line="240" w:lineRule="auto" w:before="0" w:after="0"/>
-              <w:jc w:val="left"/>
+            <w:vAlign w:val="center"/>
+          </w:tcPr>
+          <w:p>
+            <w:pPr>
+              <w:spacing w:line="240" w:lineRule="auto" w:before="0" w:after="0"/>
+              <w:jc w:val="center"/>
             </w:pPr>
             <w:r/>
             <w:r>
@@ -15610,18 +15402,6 @@
         </w:tc>
       </w:tr>
     </w:tbl>
-    <w:p>
-      <w:pPr>
-        <w:spacing w:line="240" w:lineRule="auto" w:before="0" w:after="0"/>
-      </w:pPr>
-      <w:r>
-        <w:rPr>
-          <w:rFonts w:ascii="Times New Roman" w:hAnsi="Times New Roman" w:cs="Times New Roman"/>
-          <w:b w:val="0"/>
-          <w:sz w:val="24"/>
-        </w:rPr>
-      </w:r>
-    </w:p>
     <w:p>
       <w:pPr>
         <w:spacing w:line="240" w:lineRule="auto" w:before="0" w:after="0"/>
@@ -15652,6 +15432,7 @@
         <w:tc>
           <w:tcPr>
             <w:tcW w:type="dxa" w:w="1361"/>
+            <w:vAlign w:val="center"/>
           </w:tcPr>
           <w:p>
             <w:pPr>
@@ -15672,6 +15453,7 @@
         <w:tc>
           <w:tcPr>
             <w:tcW w:type="dxa" w:w="6520"/>
+            <w:vAlign w:val="center"/>
           </w:tcPr>
           <w:p>
             <w:pPr>
@@ -15714,6 +15496,7 @@
         <w:tc>
           <w:tcPr>
             <w:tcW w:type="dxa" w:w="1361"/>
+            <w:vAlign w:val="center"/>
           </w:tcPr>
           <w:p>
             <w:pPr>
@@ -15733,11 +15516,12 @@
         <w:tc>
           <w:tcPr>
             <w:tcW w:type="dxa" w:w="6520"/>
-          </w:tcPr>
-          <w:p>
-            <w:pPr>
-              <w:spacing w:line="240" w:lineRule="auto" w:before="0" w:after="0"/>
-              <w:jc w:val="left"/>
+            <w:vAlign w:val="center"/>
+          </w:tcPr>
+          <w:p>
+            <w:pPr>
+              <w:spacing w:line="240" w:lineRule="auto" w:before="0" w:after="0"/>
+              <w:jc w:val="center"/>
             </w:pPr>
             <w:r/>
             <w:r>
@@ -15775,6 +15559,7 @@
         <w:tc>
           <w:tcPr>
             <w:tcW w:type="dxa" w:w="1361"/>
+            <w:vAlign w:val="center"/>
           </w:tcPr>
           <w:p>
             <w:pPr>
@@ -15794,11 +15579,12 @@
         <w:tc>
           <w:tcPr>
             <w:tcW w:type="dxa" w:w="6520"/>
-          </w:tcPr>
-          <w:p>
-            <w:pPr>
-              <w:spacing w:line="240" w:lineRule="auto" w:before="0" w:after="0"/>
-              <w:jc w:val="left"/>
+            <w:vAlign w:val="center"/>
+          </w:tcPr>
+          <w:p>
+            <w:pPr>
+              <w:spacing w:line="240" w:lineRule="auto" w:before="0" w:after="0"/>
+              <w:jc w:val="center"/>
             </w:pPr>
             <w:r/>
             <w:r>
@@ -15836,6 +15622,7 @@
         <w:tc>
           <w:tcPr>
             <w:tcW w:type="dxa" w:w="1361"/>
+            <w:vAlign w:val="center"/>
           </w:tcPr>
           <w:p>
             <w:pPr>
@@ -15855,11 +15642,12 @@
         <w:tc>
           <w:tcPr>
             <w:tcW w:type="dxa" w:w="6520"/>
-          </w:tcPr>
-          <w:p>
-            <w:pPr>
-              <w:spacing w:line="240" w:lineRule="auto" w:before="0" w:after="0"/>
-              <w:jc w:val="left"/>
+            <w:vAlign w:val="center"/>
+          </w:tcPr>
+          <w:p>
+            <w:pPr>
+              <w:spacing w:line="240" w:lineRule="auto" w:before="0" w:after="0"/>
+              <w:jc w:val="center"/>
             </w:pPr>
             <w:r/>
             <w:r>
@@ -15894,18 +15682,6 @@
         </w:tc>
       </w:tr>
     </w:tbl>
-    <w:p>
-      <w:pPr>
-        <w:spacing w:line="240" w:lineRule="auto" w:before="0" w:after="0"/>
-      </w:pPr>
-      <w:r>
-        <w:rPr>
-          <w:rFonts w:ascii="Times New Roman" w:hAnsi="Times New Roman" w:cs="Times New Roman"/>
-          <w:b w:val="0"/>
-          <w:sz w:val="24"/>
-        </w:rPr>
-      </w:r>
-    </w:p>
     <w:p>
       <w:pPr>
         <w:spacing w:line="240" w:lineRule="auto" w:before="0" w:after="0"/>
@@ -15936,6 +15712,7 @@
         <w:tc>
           <w:tcPr>
             <w:tcW w:type="dxa" w:w="1361"/>
+            <w:vAlign w:val="center"/>
           </w:tcPr>
           <w:p>
             <w:pPr>
@@ -15956,6 +15733,7 @@
         <w:tc>
           <w:tcPr>
             <w:tcW w:type="dxa" w:w="6520"/>
+            <w:vAlign w:val="center"/>
           </w:tcPr>
           <w:p>
             <w:pPr>
@@ -15998,6 +15776,7 @@
         <w:tc>
           <w:tcPr>
             <w:tcW w:type="dxa" w:w="1361"/>
+            <w:vAlign w:val="center"/>
           </w:tcPr>
           <w:p>
             <w:pPr>
@@ -16017,11 +15796,12 @@
         <w:tc>
           <w:tcPr>
             <w:tcW w:type="dxa" w:w="6520"/>
-          </w:tcPr>
-          <w:p>
-            <w:pPr>
-              <w:spacing w:line="240" w:lineRule="auto" w:before="0" w:after="0"/>
-              <w:jc w:val="left"/>
+            <w:vAlign w:val="center"/>
+          </w:tcPr>
+          <w:p>
+            <w:pPr>
+              <w:spacing w:line="240" w:lineRule="auto" w:before="0" w:after="0"/>
+              <w:jc w:val="center"/>
             </w:pPr>
             <w:r/>
             <w:r>
@@ -16059,6 +15839,7 @@
         <w:tc>
           <w:tcPr>
             <w:tcW w:type="dxa" w:w="1361"/>
+            <w:vAlign w:val="center"/>
           </w:tcPr>
           <w:p>
             <w:pPr>
@@ -16078,11 +15859,12 @@
         <w:tc>
           <w:tcPr>
             <w:tcW w:type="dxa" w:w="6520"/>
-          </w:tcPr>
-          <w:p>
-            <w:pPr>
-              <w:spacing w:line="240" w:lineRule="auto" w:before="0" w:after="0"/>
-              <w:jc w:val="left"/>
+            <w:vAlign w:val="center"/>
+          </w:tcPr>
+          <w:p>
+            <w:pPr>
+              <w:spacing w:line="240" w:lineRule="auto" w:before="0" w:after="0"/>
+              <w:jc w:val="center"/>
             </w:pPr>
             <w:r/>
             <w:r>
@@ -16120,6 +15902,7 @@
         <w:tc>
           <w:tcPr>
             <w:tcW w:type="dxa" w:w="1361"/>
+            <w:vAlign w:val="center"/>
           </w:tcPr>
           <w:p>
             <w:pPr>
@@ -16139,11 +15922,12 @@
         <w:tc>
           <w:tcPr>
             <w:tcW w:type="dxa" w:w="6520"/>
-          </w:tcPr>
-          <w:p>
-            <w:pPr>
-              <w:spacing w:line="240" w:lineRule="auto" w:before="0" w:after="0"/>
-              <w:jc w:val="left"/>
+            <w:vAlign w:val="center"/>
+          </w:tcPr>
+          <w:p>
+            <w:pPr>
+              <w:spacing w:line="240" w:lineRule="auto" w:before="0" w:after="0"/>
+              <w:jc w:val="center"/>
             </w:pPr>
             <w:r/>
             <w:r>
@@ -16178,18 +15962,6 @@
         </w:tc>
       </w:tr>
     </w:tbl>
-    <w:p>
-      <w:pPr>
-        <w:spacing w:line="240" w:lineRule="auto" w:before="0" w:after="0"/>
-      </w:pPr>
-      <w:r>
-        <w:rPr>
-          <w:rFonts w:ascii="Times New Roman" w:hAnsi="Times New Roman" w:cs="Times New Roman"/>
-          <w:b w:val="0"/>
-          <w:sz w:val="24"/>
-        </w:rPr>
-      </w:r>
-    </w:p>
     <w:p>
       <w:pPr>
         <w:spacing w:line="240" w:lineRule="auto" w:before="0" w:after="0"/>
@@ -16220,6 +15992,7 @@
         <w:tc>
           <w:tcPr>
             <w:tcW w:type="dxa" w:w="1361"/>
+            <w:vAlign w:val="center"/>
           </w:tcPr>
           <w:p>
             <w:pPr>
@@ -16240,6 +16013,7 @@
         <w:tc>
           <w:tcPr>
             <w:tcW w:type="dxa" w:w="6520"/>
+            <w:vAlign w:val="center"/>
           </w:tcPr>
           <w:p>
             <w:pPr>
@@ -16282,6 +16056,7 @@
         <w:tc>
           <w:tcPr>
             <w:tcW w:type="dxa" w:w="1361"/>
+            <w:vAlign w:val="center"/>
           </w:tcPr>
           <w:p>
             <w:pPr>
@@ -16301,11 +16076,12 @@
         <w:tc>
           <w:tcPr>
             <w:tcW w:type="dxa" w:w="6520"/>
-          </w:tcPr>
-          <w:p>
-            <w:pPr>
-              <w:spacing w:line="240" w:lineRule="auto" w:before="0" w:after="0"/>
-              <w:jc w:val="left"/>
+            <w:vAlign w:val="center"/>
+          </w:tcPr>
+          <w:p>
+            <w:pPr>
+              <w:spacing w:line="240" w:lineRule="auto" w:before="0" w:after="0"/>
+              <w:jc w:val="center"/>
             </w:pPr>
             <w:r/>
             <w:r>
@@ -16343,6 +16119,7 @@
         <w:tc>
           <w:tcPr>
             <w:tcW w:type="dxa" w:w="1361"/>
+            <w:vAlign w:val="center"/>
           </w:tcPr>
           <w:p>
             <w:pPr>
@@ -16362,11 +16139,12 @@
         <w:tc>
           <w:tcPr>
             <w:tcW w:type="dxa" w:w="6520"/>
-          </w:tcPr>
-          <w:p>
-            <w:pPr>
-              <w:spacing w:line="240" w:lineRule="auto" w:before="0" w:after="0"/>
-              <w:jc w:val="left"/>
+            <w:vAlign w:val="center"/>
+          </w:tcPr>
+          <w:p>
+            <w:pPr>
+              <w:spacing w:line="240" w:lineRule="auto" w:before="0" w:after="0"/>
+              <w:jc w:val="center"/>
             </w:pPr>
             <w:r/>
             <w:r>
@@ -16404,6 +16182,7 @@
         <w:tc>
           <w:tcPr>
             <w:tcW w:type="dxa" w:w="1361"/>
+            <w:vAlign w:val="center"/>
           </w:tcPr>
           <w:p>
             <w:pPr>
@@ -16423,11 +16202,12 @@
         <w:tc>
           <w:tcPr>
             <w:tcW w:type="dxa" w:w="6520"/>
-          </w:tcPr>
-          <w:p>
-            <w:pPr>
-              <w:spacing w:line="240" w:lineRule="auto" w:before="0" w:after="0"/>
-              <w:jc w:val="left"/>
+            <w:vAlign w:val="center"/>
+          </w:tcPr>
+          <w:p>
+            <w:pPr>
+              <w:spacing w:line="240" w:lineRule="auto" w:before="0" w:after="0"/>
+              <w:jc w:val="center"/>
             </w:pPr>
             <w:r/>
             <w:r>
@@ -16462,18 +16242,6 @@
         </w:tc>
       </w:tr>
     </w:tbl>
-    <w:p>
-      <w:pPr>
-        <w:spacing w:line="240" w:lineRule="auto" w:before="0" w:after="0"/>
-      </w:pPr>
-      <w:r>
-        <w:rPr>
-          <w:rFonts w:ascii="Times New Roman" w:hAnsi="Times New Roman" w:cs="Times New Roman"/>
-          <w:b w:val="0"/>
-          <w:sz w:val="24"/>
-        </w:rPr>
-      </w:r>
-    </w:p>
     <w:p>
       <w:pPr>
         <w:spacing w:line="240" w:lineRule="auto" w:before="0" w:after="0"/>
@@ -16504,6 +16272,7 @@
         <w:tc>
           <w:tcPr>
             <w:tcW w:type="dxa" w:w="1361"/>
+            <w:vAlign w:val="center"/>
           </w:tcPr>
           <w:p>
             <w:pPr>
@@ -16524,6 +16293,7 @@
         <w:tc>
           <w:tcPr>
             <w:tcW w:type="dxa" w:w="6520"/>
+            <w:vAlign w:val="center"/>
           </w:tcPr>
           <w:p>
             <w:pPr>
@@ -16566,6 +16336,7 @@
         <w:tc>
           <w:tcPr>
             <w:tcW w:type="dxa" w:w="1361"/>
+            <w:vAlign w:val="center"/>
           </w:tcPr>
           <w:p>
             <w:pPr>
@@ -16585,11 +16356,12 @@
         <w:tc>
           <w:tcPr>
             <w:tcW w:type="dxa" w:w="6520"/>
-          </w:tcPr>
-          <w:p>
-            <w:pPr>
-              <w:spacing w:line="240" w:lineRule="auto" w:before="0" w:after="0"/>
-              <w:jc w:val="left"/>
+            <w:vAlign w:val="center"/>
+          </w:tcPr>
+          <w:p>
+            <w:pPr>
+              <w:spacing w:line="240" w:lineRule="auto" w:before="0" w:after="0"/>
+              <w:jc w:val="center"/>
             </w:pPr>
             <w:r/>
             <w:r>
@@ -16627,6 +16399,7 @@
         <w:tc>
           <w:tcPr>
             <w:tcW w:type="dxa" w:w="1361"/>
+            <w:vAlign w:val="center"/>
           </w:tcPr>
           <w:p>
             <w:pPr>
@@ -16646,11 +16419,12 @@
         <w:tc>
           <w:tcPr>
             <w:tcW w:type="dxa" w:w="6520"/>
-          </w:tcPr>
-          <w:p>
-            <w:pPr>
-              <w:spacing w:line="240" w:lineRule="auto" w:before="0" w:after="0"/>
-              <w:jc w:val="left"/>
+            <w:vAlign w:val="center"/>
+          </w:tcPr>
+          <w:p>
+            <w:pPr>
+              <w:spacing w:line="240" w:lineRule="auto" w:before="0" w:after="0"/>
+              <w:jc w:val="center"/>
             </w:pPr>
             <w:r/>
             <w:r>
@@ -16688,6 +16462,7 @@
         <w:tc>
           <w:tcPr>
             <w:tcW w:type="dxa" w:w="1361"/>
+            <w:vAlign w:val="center"/>
           </w:tcPr>
           <w:p>
             <w:pPr>
@@ -16707,11 +16482,12 @@
         <w:tc>
           <w:tcPr>
             <w:tcW w:type="dxa" w:w="6520"/>
-          </w:tcPr>
-          <w:p>
-            <w:pPr>
-              <w:spacing w:line="240" w:lineRule="auto" w:before="0" w:after="0"/>
-              <w:jc w:val="left"/>
+            <w:vAlign w:val="center"/>
+          </w:tcPr>
+          <w:p>
+            <w:pPr>
+              <w:spacing w:line="240" w:lineRule="auto" w:before="0" w:after="0"/>
+              <w:jc w:val="center"/>
             </w:pPr>
             <w:r/>
             <w:r>
@@ -16746,18 +16522,6 @@
         </w:tc>
       </w:tr>
     </w:tbl>
-    <w:p>
-      <w:pPr>
-        <w:spacing w:line="240" w:lineRule="auto" w:before="0" w:after="0"/>
-      </w:pPr>
-      <w:r>
-        <w:rPr>
-          <w:rFonts w:ascii="Times New Roman" w:hAnsi="Times New Roman" w:cs="Times New Roman"/>
-          <w:b w:val="0"/>
-          <w:sz w:val="24"/>
-        </w:rPr>
-      </w:r>
-    </w:p>
     <w:p>
       <w:pPr>
         <w:spacing w:line="240" w:lineRule="auto" w:before="0" w:after="0"/>
@@ -16788,6 +16552,7 @@
         <w:tc>
           <w:tcPr>
             <w:tcW w:type="dxa" w:w="1361"/>
+            <w:vAlign w:val="center"/>
           </w:tcPr>
           <w:p>
             <w:pPr>
@@ -16808,6 +16573,7 @@
         <w:tc>
           <w:tcPr>
             <w:tcW w:type="dxa" w:w="6520"/>
+            <w:vAlign w:val="center"/>
           </w:tcPr>
           <w:p>
             <w:pPr>
@@ -16850,6 +16616,7 @@
         <w:tc>
           <w:tcPr>
             <w:tcW w:type="dxa" w:w="1361"/>
+            <w:vAlign w:val="center"/>
           </w:tcPr>
           <w:p>
             <w:pPr>
@@ -16869,11 +16636,12 @@
         <w:tc>
           <w:tcPr>
             <w:tcW w:type="dxa" w:w="6520"/>
-          </w:tcPr>
-          <w:p>
-            <w:pPr>
-              <w:spacing w:line="240" w:lineRule="auto" w:before="0" w:after="0"/>
-              <w:jc w:val="left"/>
+            <w:vAlign w:val="center"/>
+          </w:tcPr>
+          <w:p>
+            <w:pPr>
+              <w:spacing w:line="240" w:lineRule="auto" w:before="0" w:after="0"/>
+              <w:jc w:val="center"/>
             </w:pPr>
             <w:r/>
             <w:r>
@@ -16911,6 +16679,7 @@
         <w:tc>
           <w:tcPr>
             <w:tcW w:type="dxa" w:w="1361"/>
+            <w:vAlign w:val="center"/>
           </w:tcPr>
           <w:p>
             <w:pPr>
@@ -16930,11 +16699,12 @@
         <w:tc>
           <w:tcPr>
             <w:tcW w:type="dxa" w:w="6520"/>
-          </w:tcPr>
-          <w:p>
-            <w:pPr>
-              <w:spacing w:line="240" w:lineRule="auto" w:before="0" w:after="0"/>
-              <w:jc w:val="left"/>
+            <w:vAlign w:val="center"/>
+          </w:tcPr>
+          <w:p>
+            <w:pPr>
+              <w:spacing w:line="240" w:lineRule="auto" w:before="0" w:after="0"/>
+              <w:jc w:val="center"/>
             </w:pPr>
             <w:r/>
             <w:r>
@@ -16972,6 +16742,7 @@
         <w:tc>
           <w:tcPr>
             <w:tcW w:type="dxa" w:w="1361"/>
+            <w:vAlign w:val="center"/>
           </w:tcPr>
           <w:p>
             <w:pPr>
@@ -16991,11 +16762,12 @@
         <w:tc>
           <w:tcPr>
             <w:tcW w:type="dxa" w:w="6520"/>
-          </w:tcPr>
-          <w:p>
-            <w:pPr>
-              <w:spacing w:line="240" w:lineRule="auto" w:before="0" w:after="0"/>
-              <w:jc w:val="left"/>
+            <w:vAlign w:val="center"/>
+          </w:tcPr>
+          <w:p>
+            <w:pPr>
+              <w:spacing w:line="240" w:lineRule="auto" w:before="0" w:after="0"/>
+              <w:jc w:val="center"/>
             </w:pPr>
             <w:r/>
             <w:r>
@@ -17030,18 +16802,6 @@
         </w:tc>
       </w:tr>
     </w:tbl>
-    <w:p>
-      <w:pPr>
-        <w:spacing w:line="240" w:lineRule="auto" w:before="0" w:after="0"/>
-      </w:pPr>
-      <w:r>
-        <w:rPr>
-          <w:rFonts w:ascii="Times New Roman" w:hAnsi="Times New Roman" w:cs="Times New Roman"/>
-          <w:b w:val="0"/>
-          <w:sz w:val="24"/>
-        </w:rPr>
-      </w:r>
-    </w:p>
     <w:p>
       <w:pPr>
         <w:spacing w:line="240" w:lineRule="auto" w:before="0" w:after="0"/>
@@ -17072,6 +16832,7 @@
         <w:tc>
           <w:tcPr>
             <w:tcW w:type="dxa" w:w="1361"/>
+            <w:vAlign w:val="center"/>
           </w:tcPr>
           <w:p>
             <w:pPr>
@@ -17092,6 +16853,7 @@
         <w:tc>
           <w:tcPr>
             <w:tcW w:type="dxa" w:w="6520"/>
+            <w:vAlign w:val="center"/>
           </w:tcPr>
           <w:p>
             <w:pPr>
@@ -17134,6 +16896,7 @@
         <w:tc>
           <w:tcPr>
             <w:tcW w:type="dxa" w:w="1361"/>
+            <w:vAlign w:val="center"/>
           </w:tcPr>
           <w:p>
             <w:pPr>
@@ -17153,11 +16916,12 @@
         <w:tc>
           <w:tcPr>
             <w:tcW w:type="dxa" w:w="6520"/>
-          </w:tcPr>
-          <w:p>
-            <w:pPr>
-              <w:spacing w:line="240" w:lineRule="auto" w:before="0" w:after="0"/>
-              <w:jc w:val="left"/>
+            <w:vAlign w:val="center"/>
+          </w:tcPr>
+          <w:p>
+            <w:pPr>
+              <w:spacing w:line="240" w:lineRule="auto" w:before="0" w:after="0"/>
+              <w:jc w:val="center"/>
             </w:pPr>
             <w:r/>
             <w:r>
@@ -17195,6 +16959,7 @@
         <w:tc>
           <w:tcPr>
             <w:tcW w:type="dxa" w:w="1361"/>
+            <w:vAlign w:val="center"/>
           </w:tcPr>
           <w:p>
             <w:pPr>
@@ -17214,11 +16979,12 @@
         <w:tc>
           <w:tcPr>
             <w:tcW w:type="dxa" w:w="6520"/>
-          </w:tcPr>
-          <w:p>
-            <w:pPr>
-              <w:spacing w:line="240" w:lineRule="auto" w:before="0" w:after="0"/>
-              <w:jc w:val="left"/>
+            <w:vAlign w:val="center"/>
+          </w:tcPr>
+          <w:p>
+            <w:pPr>
+              <w:spacing w:line="240" w:lineRule="auto" w:before="0" w:after="0"/>
+              <w:jc w:val="center"/>
             </w:pPr>
             <w:r/>
             <w:r>
@@ -17256,6 +17022,7 @@
         <w:tc>
           <w:tcPr>
             <w:tcW w:type="dxa" w:w="1361"/>
+            <w:vAlign w:val="center"/>
           </w:tcPr>
           <w:p>
             <w:pPr>
@@ -17275,11 +17042,12 @@
         <w:tc>
           <w:tcPr>
             <w:tcW w:type="dxa" w:w="6520"/>
-          </w:tcPr>
-          <w:p>
-            <w:pPr>
-              <w:spacing w:line="240" w:lineRule="auto" w:before="0" w:after="0"/>
-              <w:jc w:val="left"/>
+            <w:vAlign w:val="center"/>
+          </w:tcPr>
+          <w:p>
+            <w:pPr>
+              <w:spacing w:line="240" w:lineRule="auto" w:before="0" w:after="0"/>
+              <w:jc w:val="center"/>
             </w:pPr>
             <w:r/>
             <w:r>
@@ -17314,18 +17082,6 @@
         </w:tc>
       </w:tr>
     </w:tbl>
-    <w:p>
-      <w:pPr>
-        <w:spacing w:line="240" w:lineRule="auto" w:before="0" w:after="0"/>
-      </w:pPr>
-      <w:r>
-        <w:rPr>
-          <w:rFonts w:ascii="Times New Roman" w:hAnsi="Times New Roman" w:cs="Times New Roman"/>
-          <w:b w:val="0"/>
-          <w:sz w:val="24"/>
-        </w:rPr>
-      </w:r>
-    </w:p>
     <w:p>
       <w:pPr>
         <w:spacing w:line="240" w:lineRule="auto" w:before="0" w:after="0"/>
@@ -17356,6 +17112,7 @@
         <w:tc>
           <w:tcPr>
             <w:tcW w:type="dxa" w:w="1361"/>
+            <w:vAlign w:val="center"/>
           </w:tcPr>
           <w:p>
             <w:pPr>
@@ -17376,6 +17133,7 @@
         <w:tc>
           <w:tcPr>
             <w:tcW w:type="dxa" w:w="6520"/>
+            <w:vAlign w:val="center"/>
           </w:tcPr>
           <w:p>
             <w:pPr>
@@ -17418,6 +17176,7 @@
         <w:tc>
           <w:tcPr>
             <w:tcW w:type="dxa" w:w="1361"/>
+            <w:vAlign w:val="center"/>
           </w:tcPr>
           <w:p>
             <w:pPr>
@@ -17437,11 +17196,12 @@
         <w:tc>
           <w:tcPr>
             <w:tcW w:type="dxa" w:w="6520"/>
-          </w:tcPr>
-          <w:p>
-            <w:pPr>
-              <w:spacing w:line="240" w:lineRule="auto" w:before="0" w:after="0"/>
-              <w:jc w:val="left"/>
+            <w:vAlign w:val="center"/>
+          </w:tcPr>
+          <w:p>
+            <w:pPr>
+              <w:spacing w:line="240" w:lineRule="auto" w:before="0" w:after="0"/>
+              <w:jc w:val="center"/>
             </w:pPr>
             <w:r/>
             <w:r>
@@ -17479,6 +17239,7 @@
         <w:tc>
           <w:tcPr>
             <w:tcW w:type="dxa" w:w="1361"/>
+            <w:vAlign w:val="center"/>
           </w:tcPr>
           <w:p>
             <w:pPr>
@@ -17498,11 +17259,12 @@
         <w:tc>
           <w:tcPr>
             <w:tcW w:type="dxa" w:w="6520"/>
-          </w:tcPr>
-          <w:p>
-            <w:pPr>
-              <w:spacing w:line="240" w:lineRule="auto" w:before="0" w:after="0"/>
-              <w:jc w:val="left"/>
+            <w:vAlign w:val="center"/>
+          </w:tcPr>
+          <w:p>
+            <w:pPr>
+              <w:spacing w:line="240" w:lineRule="auto" w:before="0" w:after="0"/>
+              <w:jc w:val="center"/>
             </w:pPr>
             <w:r/>
             <w:r>
@@ -17540,6 +17302,7 @@
         <w:tc>
           <w:tcPr>
             <w:tcW w:type="dxa" w:w="1361"/>
+            <w:vAlign w:val="center"/>
           </w:tcPr>
           <w:p>
             <w:pPr>
@@ -17559,11 +17322,12 @@
         <w:tc>
           <w:tcPr>
             <w:tcW w:type="dxa" w:w="6520"/>
-          </w:tcPr>
-          <w:p>
-            <w:pPr>
-              <w:spacing w:line="240" w:lineRule="auto" w:before="0" w:after="0"/>
-              <w:jc w:val="left"/>
+            <w:vAlign w:val="center"/>
+          </w:tcPr>
+          <w:p>
+            <w:pPr>
+              <w:spacing w:line="240" w:lineRule="auto" w:before="0" w:after="0"/>
+              <w:jc w:val="center"/>
             </w:pPr>
             <w:r/>
             <w:r>
@@ -17598,18 +17362,6 @@
         </w:tc>
       </w:tr>
     </w:tbl>
-    <w:p>
-      <w:pPr>
-        <w:spacing w:line="240" w:lineRule="auto" w:before="0" w:after="0"/>
-      </w:pPr>
-      <w:r>
-        <w:rPr>
-          <w:rFonts w:ascii="Times New Roman" w:hAnsi="Times New Roman" w:cs="Times New Roman"/>
-          <w:b w:val="0"/>
-          <w:sz w:val="24"/>
-        </w:rPr>
-      </w:r>
-    </w:p>
     <w:p>
       <w:pPr>
         <w:spacing w:line="240" w:lineRule="auto" w:before="0" w:after="0"/>
@@ -17640,6 +17392,7 @@
         <w:tc>
           <w:tcPr>
             <w:tcW w:type="dxa" w:w="1361"/>
+            <w:vAlign w:val="center"/>
           </w:tcPr>
           <w:p>
             <w:pPr>
@@ -17660,6 +17413,7 @@
         <w:tc>
           <w:tcPr>
             <w:tcW w:type="dxa" w:w="6520"/>
+            <w:vAlign w:val="center"/>
           </w:tcPr>
           <w:p>
             <w:pPr>
@@ -17702,6 +17456,7 @@
         <w:tc>
           <w:tcPr>
             <w:tcW w:type="dxa" w:w="1361"/>
+            <w:vAlign w:val="center"/>
           </w:tcPr>
           <w:p>
             <w:pPr>
@@ -17721,11 +17476,12 @@
         <w:tc>
           <w:tcPr>
             <w:tcW w:type="dxa" w:w="6520"/>
-          </w:tcPr>
-          <w:p>
-            <w:pPr>
-              <w:spacing w:line="240" w:lineRule="auto" w:before="0" w:after="0"/>
-              <w:jc w:val="left"/>
+            <w:vAlign w:val="center"/>
+          </w:tcPr>
+          <w:p>
+            <w:pPr>
+              <w:spacing w:line="240" w:lineRule="auto" w:before="0" w:after="0"/>
+              <w:jc w:val="center"/>
             </w:pPr>
             <w:r/>
             <w:r>
@@ -17763,6 +17519,7 @@
         <w:tc>
           <w:tcPr>
             <w:tcW w:type="dxa" w:w="1361"/>
+            <w:vAlign w:val="center"/>
           </w:tcPr>
           <w:p>
             <w:pPr>
@@ -17782,11 +17539,12 @@
         <w:tc>
           <w:tcPr>
             <w:tcW w:type="dxa" w:w="6520"/>
-          </w:tcPr>
-          <w:p>
-            <w:pPr>
-              <w:spacing w:line="240" w:lineRule="auto" w:before="0" w:after="0"/>
-              <w:jc w:val="left"/>
+            <w:vAlign w:val="center"/>
+          </w:tcPr>
+          <w:p>
+            <w:pPr>
+              <w:spacing w:line="240" w:lineRule="auto" w:before="0" w:after="0"/>
+              <w:jc w:val="center"/>
             </w:pPr>
             <w:r/>
             <w:r>
@@ -17824,6 +17582,7 @@
         <w:tc>
           <w:tcPr>
             <w:tcW w:type="dxa" w:w="1361"/>
+            <w:vAlign w:val="center"/>
           </w:tcPr>
           <w:p>
             <w:pPr>
@@ -17843,11 +17602,12 @@
         <w:tc>
           <w:tcPr>
             <w:tcW w:type="dxa" w:w="6520"/>
-          </w:tcPr>
-          <w:p>
-            <w:pPr>
-              <w:spacing w:line="240" w:lineRule="auto" w:before="0" w:after="0"/>
-              <w:jc w:val="left"/>
+            <w:vAlign w:val="center"/>
+          </w:tcPr>
+          <w:p>
+            <w:pPr>
+              <w:spacing w:line="240" w:lineRule="auto" w:before="0" w:after="0"/>
+              <w:jc w:val="center"/>
             </w:pPr>
             <w:r/>
             <w:r>
@@ -17882,18 +17642,6 @@
         </w:tc>
       </w:tr>
     </w:tbl>
-    <w:p>
-      <w:pPr>
-        <w:spacing w:line="240" w:lineRule="auto" w:before="0" w:after="0"/>
-      </w:pPr>
-      <w:r>
-        <w:rPr>
-          <w:rFonts w:ascii="Times New Roman" w:hAnsi="Times New Roman" w:cs="Times New Roman"/>
-          <w:b w:val="0"/>
-          <w:sz w:val="24"/>
-        </w:rPr>
-      </w:r>
-    </w:p>
     <w:p>
       <w:pPr>
         <w:spacing w:line="240" w:lineRule="auto" w:before="0" w:after="0"/>
@@ -17924,6 +17672,7 @@
         <w:tc>
           <w:tcPr>
             <w:tcW w:type="dxa" w:w="1361"/>
+            <w:vAlign w:val="center"/>
           </w:tcPr>
           <w:p>
             <w:pPr>
@@ -17944,6 +17693,7 @@
         <w:tc>
           <w:tcPr>
             <w:tcW w:type="dxa" w:w="6520"/>
+            <w:vAlign w:val="center"/>
           </w:tcPr>
           <w:p>
             <w:pPr>
@@ -17986,6 +17736,7 @@
         <w:tc>
           <w:tcPr>
             <w:tcW w:type="dxa" w:w="1361"/>
+            <w:vAlign w:val="center"/>
           </w:tcPr>
           <w:p>
             <w:pPr>
@@ -18005,11 +17756,12 @@
         <w:tc>
           <w:tcPr>
             <w:tcW w:type="dxa" w:w="6520"/>
-          </w:tcPr>
-          <w:p>
-            <w:pPr>
-              <w:spacing w:line="240" w:lineRule="auto" w:before="0" w:after="0"/>
-              <w:jc w:val="left"/>
+            <w:vAlign w:val="center"/>
+          </w:tcPr>
+          <w:p>
+            <w:pPr>
+              <w:spacing w:line="240" w:lineRule="auto" w:before="0" w:after="0"/>
+              <w:jc w:val="center"/>
             </w:pPr>
             <w:r/>
             <w:r>
@@ -18047,6 +17799,7 @@
         <w:tc>
           <w:tcPr>
             <w:tcW w:type="dxa" w:w="1361"/>
+            <w:vAlign w:val="center"/>
           </w:tcPr>
           <w:p>
             <w:pPr>
@@ -18066,11 +17819,12 @@
         <w:tc>
           <w:tcPr>
             <w:tcW w:type="dxa" w:w="6520"/>
-          </w:tcPr>
-          <w:p>
-            <w:pPr>
-              <w:spacing w:line="240" w:lineRule="auto" w:before="0" w:after="0"/>
-              <w:jc w:val="left"/>
+            <w:vAlign w:val="center"/>
+          </w:tcPr>
+          <w:p>
+            <w:pPr>
+              <w:spacing w:line="240" w:lineRule="auto" w:before="0" w:after="0"/>
+              <w:jc w:val="center"/>
             </w:pPr>
             <w:r/>
             <w:r>
@@ -18108,6 +17862,7 @@
         <w:tc>
           <w:tcPr>
             <w:tcW w:type="dxa" w:w="1361"/>
+            <w:vAlign w:val="center"/>
           </w:tcPr>
           <w:p>
             <w:pPr>
@@ -18127,11 +17882,12 @@
         <w:tc>
           <w:tcPr>
             <w:tcW w:type="dxa" w:w="6520"/>
-          </w:tcPr>
-          <w:p>
-            <w:pPr>
-              <w:spacing w:line="240" w:lineRule="auto" w:before="0" w:after="0"/>
-              <w:jc w:val="left"/>
+            <w:vAlign w:val="center"/>
+          </w:tcPr>
+          <w:p>
+            <w:pPr>
+              <w:spacing w:line="240" w:lineRule="auto" w:before="0" w:after="0"/>
+              <w:jc w:val="center"/>
             </w:pPr>
             <w:r/>
             <w:r>
@@ -18166,18 +17922,6 @@
         </w:tc>
       </w:tr>
     </w:tbl>
-    <w:p>
-      <w:pPr>
-        <w:spacing w:line="240" w:lineRule="auto" w:before="0" w:after="0"/>
-      </w:pPr>
-      <w:r>
-        <w:rPr>
-          <w:rFonts w:ascii="Times New Roman" w:hAnsi="Times New Roman" w:cs="Times New Roman"/>
-          <w:b w:val="0"/>
-          <w:sz w:val="24"/>
-        </w:rPr>
-      </w:r>
-    </w:p>
     <w:p>
       <w:pPr>
         <w:spacing w:line="240" w:lineRule="auto" w:before="0" w:after="0"/>
@@ -18208,6 +17952,7 @@
         <w:tc>
           <w:tcPr>
             <w:tcW w:type="dxa" w:w="1361"/>
+            <w:vAlign w:val="center"/>
           </w:tcPr>
           <w:p>
             <w:pPr>
@@ -18228,6 +17973,7 @@
         <w:tc>
           <w:tcPr>
             <w:tcW w:type="dxa" w:w="6520"/>
+            <w:vAlign w:val="center"/>
           </w:tcPr>
           <w:p>
             <w:pPr>
@@ -18270,6 +18016,7 @@
         <w:tc>
           <w:tcPr>
             <w:tcW w:type="dxa" w:w="1361"/>
+            <w:vAlign w:val="center"/>
           </w:tcPr>
           <w:p>
             <w:pPr>
@@ -18289,11 +18036,12 @@
         <w:tc>
           <w:tcPr>
             <w:tcW w:type="dxa" w:w="6520"/>
-          </w:tcPr>
-          <w:p>
-            <w:pPr>
-              <w:spacing w:line="240" w:lineRule="auto" w:before="0" w:after="0"/>
-              <w:jc w:val="left"/>
+            <w:vAlign w:val="center"/>
+          </w:tcPr>
+          <w:p>
+            <w:pPr>
+              <w:spacing w:line="240" w:lineRule="auto" w:before="0" w:after="0"/>
+              <w:jc w:val="center"/>
             </w:pPr>
             <w:r/>
             <w:r>
@@ -18331,6 +18079,7 @@
         <w:tc>
           <w:tcPr>
             <w:tcW w:type="dxa" w:w="1361"/>
+            <w:vAlign w:val="center"/>
           </w:tcPr>
           <w:p>
             <w:pPr>
@@ -18350,11 +18099,12 @@
         <w:tc>
           <w:tcPr>
             <w:tcW w:type="dxa" w:w="6520"/>
-          </w:tcPr>
-          <w:p>
-            <w:pPr>
-              <w:spacing w:line="240" w:lineRule="auto" w:before="0" w:after="0"/>
-              <w:jc w:val="left"/>
+            <w:vAlign w:val="center"/>
+          </w:tcPr>
+          <w:p>
+            <w:pPr>
+              <w:spacing w:line="240" w:lineRule="auto" w:before="0" w:after="0"/>
+              <w:jc w:val="center"/>
             </w:pPr>
             <w:r/>
             <w:r>
@@ -18392,6 +18142,7 @@
         <w:tc>
           <w:tcPr>
             <w:tcW w:type="dxa" w:w="1361"/>
+            <w:vAlign w:val="center"/>
           </w:tcPr>
           <w:p>
             <w:pPr>
@@ -18411,11 +18162,12 @@
         <w:tc>
           <w:tcPr>
             <w:tcW w:type="dxa" w:w="6520"/>
-          </w:tcPr>
-          <w:p>
-            <w:pPr>
-              <w:spacing w:line="240" w:lineRule="auto" w:before="0" w:after="0"/>
-              <w:jc w:val="left"/>
+            <w:vAlign w:val="center"/>
+          </w:tcPr>
+          <w:p>
+            <w:pPr>
+              <w:spacing w:line="240" w:lineRule="auto" w:before="0" w:after="0"/>
+              <w:jc w:val="center"/>
             </w:pPr>
             <w:r/>
             <w:r>
@@ -18450,18 +18202,6 @@
         </w:tc>
       </w:tr>
     </w:tbl>
-    <w:p>
-      <w:pPr>
-        <w:spacing w:line="240" w:lineRule="auto" w:before="0" w:after="0"/>
-      </w:pPr>
-      <w:r>
-        <w:rPr>
-          <w:rFonts w:ascii="Times New Roman" w:hAnsi="Times New Roman" w:cs="Times New Roman"/>
-          <w:b w:val="0"/>
-          <w:sz w:val="24"/>
-        </w:rPr>
-      </w:r>
-    </w:p>
     <w:p>
       <w:pPr>
         <w:spacing w:line="240" w:lineRule="auto" w:before="0" w:after="0"/>
@@ -18492,6 +18232,7 @@
         <w:tc>
           <w:tcPr>
             <w:tcW w:type="dxa" w:w="1361"/>
+            <w:vAlign w:val="center"/>
           </w:tcPr>
           <w:p>
             <w:pPr>
@@ -18512,6 +18253,7 @@
         <w:tc>
           <w:tcPr>
             <w:tcW w:type="dxa" w:w="6520"/>
+            <w:vAlign w:val="center"/>
           </w:tcPr>
           <w:p>
             <w:pPr>
@@ -18554,6 +18296,7 @@
         <w:tc>
           <w:tcPr>
             <w:tcW w:type="dxa" w:w="1361"/>
+            <w:vAlign w:val="center"/>
           </w:tcPr>
           <w:p>
             <w:pPr>
@@ -18573,11 +18316,12 @@
         <w:tc>
           <w:tcPr>
             <w:tcW w:type="dxa" w:w="6520"/>
-          </w:tcPr>
-          <w:p>
-            <w:pPr>
-              <w:spacing w:line="240" w:lineRule="auto" w:before="0" w:after="0"/>
-              <w:jc w:val="left"/>
+            <w:vAlign w:val="center"/>
+          </w:tcPr>
+          <w:p>
+            <w:pPr>
+              <w:spacing w:line="240" w:lineRule="auto" w:before="0" w:after="0"/>
+              <w:jc w:val="center"/>
             </w:pPr>
             <w:r/>
             <w:r>
@@ -18615,6 +18359,7 @@
         <w:tc>
           <w:tcPr>
             <w:tcW w:type="dxa" w:w="1361"/>
+            <w:vAlign w:val="center"/>
           </w:tcPr>
           <w:p>
             <w:pPr>
@@ -18634,11 +18379,12 @@
         <w:tc>
           <w:tcPr>
             <w:tcW w:type="dxa" w:w="6520"/>
-          </w:tcPr>
-          <w:p>
-            <w:pPr>
-              <w:spacing w:line="240" w:lineRule="auto" w:before="0" w:after="0"/>
-              <w:jc w:val="left"/>
+            <w:vAlign w:val="center"/>
+          </w:tcPr>
+          <w:p>
+            <w:pPr>
+              <w:spacing w:line="240" w:lineRule="auto" w:before="0" w:after="0"/>
+              <w:jc w:val="center"/>
             </w:pPr>
             <w:r/>
             <w:r>
@@ -18676,6 +18422,7 @@
         <w:tc>
           <w:tcPr>
             <w:tcW w:type="dxa" w:w="1361"/>
+            <w:vAlign w:val="center"/>
           </w:tcPr>
           <w:p>
             <w:pPr>
@@ -18695,11 +18442,12 @@
         <w:tc>
           <w:tcPr>
             <w:tcW w:type="dxa" w:w="6520"/>
-          </w:tcPr>
-          <w:p>
-            <w:pPr>
-              <w:spacing w:line="240" w:lineRule="auto" w:before="0" w:after="0"/>
-              <w:jc w:val="left"/>
+            <w:vAlign w:val="center"/>
+          </w:tcPr>
+          <w:p>
+            <w:pPr>
+              <w:spacing w:line="240" w:lineRule="auto" w:before="0" w:after="0"/>
+              <w:jc w:val="center"/>
             </w:pPr>
             <w:r/>
             <w:r>
@@ -18734,18 +18482,6 @@
         </w:tc>
       </w:tr>
     </w:tbl>
-    <w:p>
-      <w:pPr>
-        <w:spacing w:line="240" w:lineRule="auto" w:before="0" w:after="0"/>
-      </w:pPr>
-      <w:r>
-        <w:rPr>
-          <w:rFonts w:ascii="Times New Roman" w:hAnsi="Times New Roman" w:cs="Times New Roman"/>
-          <w:b w:val="0"/>
-          <w:sz w:val="24"/>
-        </w:rPr>
-      </w:r>
-    </w:p>
     <w:p>
       <w:pPr>
         <w:spacing w:line="240" w:lineRule="auto" w:before="0" w:after="0"/>
@@ -18776,6 +18512,7 @@
         <w:tc>
           <w:tcPr>
             <w:tcW w:type="dxa" w:w="1361"/>
+            <w:vAlign w:val="center"/>
           </w:tcPr>
           <w:p>
             <w:pPr>
@@ -18796,6 +18533,7 @@
         <w:tc>
           <w:tcPr>
             <w:tcW w:type="dxa" w:w="6520"/>
+            <w:vAlign w:val="center"/>
           </w:tcPr>
           <w:p>
             <w:pPr>
@@ -18838,6 +18576,7 @@
         <w:tc>
           <w:tcPr>
             <w:tcW w:type="dxa" w:w="1361"/>
+            <w:vAlign w:val="center"/>
           </w:tcPr>
           <w:p>
             <w:pPr>
@@ -18857,11 +18596,12 @@
         <w:tc>
           <w:tcPr>
             <w:tcW w:type="dxa" w:w="6520"/>
-          </w:tcPr>
-          <w:p>
-            <w:pPr>
-              <w:spacing w:line="240" w:lineRule="auto" w:before="0" w:after="0"/>
-              <w:jc w:val="left"/>
+            <w:vAlign w:val="center"/>
+          </w:tcPr>
+          <w:p>
+            <w:pPr>
+              <w:spacing w:line="240" w:lineRule="auto" w:before="0" w:after="0"/>
+              <w:jc w:val="center"/>
             </w:pPr>
             <w:r/>
             <w:r>
@@ -18899,6 +18639,7 @@
         <w:tc>
           <w:tcPr>
             <w:tcW w:type="dxa" w:w="1361"/>
+            <w:vAlign w:val="center"/>
           </w:tcPr>
           <w:p>
             <w:pPr>
@@ -18918,11 +18659,12 @@
         <w:tc>
           <w:tcPr>
             <w:tcW w:type="dxa" w:w="6520"/>
-          </w:tcPr>
-          <w:p>
-            <w:pPr>
-              <w:spacing w:line="240" w:lineRule="auto" w:before="0" w:after="0"/>
-              <w:jc w:val="left"/>
+            <w:vAlign w:val="center"/>
+          </w:tcPr>
+          <w:p>
+            <w:pPr>
+              <w:spacing w:line="240" w:lineRule="auto" w:before="0" w:after="0"/>
+              <w:jc w:val="center"/>
             </w:pPr>
             <w:r/>
             <w:r>
@@ -18960,6 +18702,7 @@
         <w:tc>
           <w:tcPr>
             <w:tcW w:type="dxa" w:w="1361"/>
+            <w:vAlign w:val="center"/>
           </w:tcPr>
           <w:p>
             <w:pPr>
@@ -18979,11 +18722,12 @@
         <w:tc>
           <w:tcPr>
             <w:tcW w:type="dxa" w:w="6520"/>
-          </w:tcPr>
-          <w:p>
-            <w:pPr>
-              <w:spacing w:line="240" w:lineRule="auto" w:before="0" w:after="0"/>
-              <w:jc w:val="left"/>
+            <w:vAlign w:val="center"/>
+          </w:tcPr>
+          <w:p>
+            <w:pPr>
+              <w:spacing w:line="240" w:lineRule="auto" w:before="0" w:after="0"/>
+              <w:jc w:val="center"/>
             </w:pPr>
             <w:r/>
             <w:r>
@@ -19018,18 +18762,6 @@
         </w:tc>
       </w:tr>
     </w:tbl>
-    <w:p>
-      <w:pPr>
-        <w:spacing w:line="240" w:lineRule="auto" w:before="0" w:after="0"/>
-      </w:pPr>
-      <w:r>
-        <w:rPr>
-          <w:rFonts w:ascii="Times New Roman" w:hAnsi="Times New Roman" w:cs="Times New Roman"/>
-          <w:b w:val="0"/>
-          <w:sz w:val="24"/>
-        </w:rPr>
-      </w:r>
-    </w:p>
     <w:p>
       <w:pPr>
         <w:spacing w:line="240" w:lineRule="auto" w:before="0" w:after="0"/>
@@ -19060,6 +18792,7 @@
         <w:tc>
           <w:tcPr>
             <w:tcW w:type="dxa" w:w="1361"/>
+            <w:vAlign w:val="center"/>
           </w:tcPr>
           <w:p>
             <w:pPr>
@@ -19080,6 +18813,7 @@
         <w:tc>
           <w:tcPr>
             <w:tcW w:type="dxa" w:w="6520"/>
+            <w:vAlign w:val="center"/>
           </w:tcPr>
           <w:p>
             <w:pPr>
@@ -19122,6 +18856,7 @@
         <w:tc>
           <w:tcPr>
             <w:tcW w:type="dxa" w:w="1361"/>
+            <w:vAlign w:val="center"/>
           </w:tcPr>
           <w:p>
             <w:pPr>
@@ -19141,11 +18876,12 @@
         <w:tc>
           <w:tcPr>
             <w:tcW w:type="dxa" w:w="6520"/>
-          </w:tcPr>
-          <w:p>
-            <w:pPr>
-              <w:spacing w:line="240" w:lineRule="auto" w:before="0" w:after="0"/>
-              <w:jc w:val="left"/>
+            <w:vAlign w:val="center"/>
+          </w:tcPr>
+          <w:p>
+            <w:pPr>
+              <w:spacing w:line="240" w:lineRule="auto" w:before="0" w:after="0"/>
+              <w:jc w:val="center"/>
             </w:pPr>
             <w:r/>
             <w:r>
@@ -19183,6 +18919,7 @@
         <w:tc>
           <w:tcPr>
             <w:tcW w:type="dxa" w:w="1361"/>
+            <w:vAlign w:val="center"/>
           </w:tcPr>
           <w:p>
             <w:pPr>
@@ -19202,11 +18939,12 @@
         <w:tc>
           <w:tcPr>
             <w:tcW w:type="dxa" w:w="6520"/>
-          </w:tcPr>
-          <w:p>
-            <w:pPr>
-              <w:spacing w:line="240" w:lineRule="auto" w:before="0" w:after="0"/>
-              <w:jc w:val="left"/>
+            <w:vAlign w:val="center"/>
+          </w:tcPr>
+          <w:p>
+            <w:pPr>
+              <w:spacing w:line="240" w:lineRule="auto" w:before="0" w:after="0"/>
+              <w:jc w:val="center"/>
             </w:pPr>
             <w:r/>
             <w:r>
@@ -19244,6 +18982,7 @@
         <w:tc>
           <w:tcPr>
             <w:tcW w:type="dxa" w:w="1361"/>
+            <w:vAlign w:val="center"/>
           </w:tcPr>
           <w:p>
             <w:pPr>
@@ -19263,11 +19002,12 @@
         <w:tc>
           <w:tcPr>
             <w:tcW w:type="dxa" w:w="6520"/>
-          </w:tcPr>
-          <w:p>
-            <w:pPr>
-              <w:spacing w:line="240" w:lineRule="auto" w:before="0" w:after="0"/>
-              <w:jc w:val="left"/>
+            <w:vAlign w:val="center"/>
+          </w:tcPr>
+          <w:p>
+            <w:pPr>
+              <w:spacing w:line="240" w:lineRule="auto" w:before="0" w:after="0"/>
+              <w:jc w:val="center"/>
             </w:pPr>
             <w:r/>
             <w:r>
@@ -19302,18 +19042,6 @@
         </w:tc>
       </w:tr>
     </w:tbl>
-    <w:p>
-      <w:pPr>
-        <w:spacing w:line="240" w:lineRule="auto" w:before="0" w:after="0"/>
-      </w:pPr>
-      <w:r>
-        <w:rPr>
-          <w:rFonts w:ascii="Times New Roman" w:hAnsi="Times New Roman" w:cs="Times New Roman"/>
-          <w:b w:val="0"/>
-          <w:sz w:val="24"/>
-        </w:rPr>
-      </w:r>
-    </w:p>
     <w:p>
       <w:pPr>
         <w:spacing w:line="240" w:lineRule="auto" w:before="0" w:after="0"/>
@@ -19344,6 +19072,7 @@
         <w:tc>
           <w:tcPr>
             <w:tcW w:type="dxa" w:w="1361"/>
+            <w:vAlign w:val="center"/>
           </w:tcPr>
           <w:p>
             <w:pPr>
@@ -19364,6 +19093,7 @@
         <w:tc>
           <w:tcPr>
             <w:tcW w:type="dxa" w:w="6520"/>
+            <w:vAlign w:val="center"/>
           </w:tcPr>
           <w:p>
             <w:pPr>
@@ -19406,6 +19136,7 @@
         <w:tc>
           <w:tcPr>
             <w:tcW w:type="dxa" w:w="1361"/>
+            <w:vAlign w:val="center"/>
           </w:tcPr>
           <w:p>
             <w:pPr>
@@ -19425,11 +19156,12 @@
         <w:tc>
           <w:tcPr>
             <w:tcW w:type="dxa" w:w="6520"/>
-          </w:tcPr>
-          <w:p>
-            <w:pPr>
-              <w:spacing w:line="240" w:lineRule="auto" w:before="0" w:after="0"/>
-              <w:jc w:val="left"/>
+            <w:vAlign w:val="center"/>
+          </w:tcPr>
+          <w:p>
+            <w:pPr>
+              <w:spacing w:line="240" w:lineRule="auto" w:before="0" w:after="0"/>
+              <w:jc w:val="center"/>
             </w:pPr>
             <w:r/>
             <w:r>
@@ -19467,6 +19199,7 @@
         <w:tc>
           <w:tcPr>
             <w:tcW w:type="dxa" w:w="1361"/>
+            <w:vAlign w:val="center"/>
           </w:tcPr>
           <w:p>
             <w:pPr>
@@ -19486,11 +19219,12 @@
         <w:tc>
           <w:tcPr>
             <w:tcW w:type="dxa" w:w="6520"/>
-          </w:tcPr>
-          <w:p>
-            <w:pPr>
-              <w:spacing w:line="240" w:lineRule="auto" w:before="0" w:after="0"/>
-              <w:jc w:val="left"/>
+            <w:vAlign w:val="center"/>
+          </w:tcPr>
+          <w:p>
+            <w:pPr>
+              <w:spacing w:line="240" w:lineRule="auto" w:before="0" w:after="0"/>
+              <w:jc w:val="center"/>
             </w:pPr>
             <w:r/>
             <w:r>
@@ -19528,6 +19262,7 @@
         <w:tc>
           <w:tcPr>
             <w:tcW w:type="dxa" w:w="1361"/>
+            <w:vAlign w:val="center"/>
           </w:tcPr>
           <w:p>
             <w:pPr>
@@ -19547,11 +19282,12 @@
         <w:tc>
           <w:tcPr>
             <w:tcW w:type="dxa" w:w="6520"/>
-          </w:tcPr>
-          <w:p>
-            <w:pPr>
-              <w:spacing w:line="240" w:lineRule="auto" w:before="0" w:after="0"/>
-              <w:jc w:val="left"/>
+            <w:vAlign w:val="center"/>
+          </w:tcPr>
+          <w:p>
+            <w:pPr>
+              <w:spacing w:line="240" w:lineRule="auto" w:before="0" w:after="0"/>
+              <w:jc w:val="center"/>
             </w:pPr>
             <w:r/>
             <w:r>
@@ -19586,18 +19322,6 @@
         </w:tc>
       </w:tr>
     </w:tbl>
-    <w:p>
-      <w:pPr>
-        <w:spacing w:line="240" w:lineRule="auto" w:before="0" w:after="0"/>
-      </w:pPr>
-      <w:r>
-        <w:rPr>
-          <w:rFonts w:ascii="Times New Roman" w:hAnsi="Times New Roman" w:cs="Times New Roman"/>
-          <w:b w:val="0"/>
-          <w:sz w:val="24"/>
-        </w:rPr>
-      </w:r>
-    </w:p>
     <w:p>
       <w:pPr>
         <w:spacing w:line="240" w:lineRule="auto" w:before="0" w:after="0"/>
@@ -19628,6 +19352,7 @@
         <w:tc>
           <w:tcPr>
             <w:tcW w:type="dxa" w:w="1361"/>
+            <w:vAlign w:val="center"/>
           </w:tcPr>
           <w:p>
             <w:pPr>
@@ -19648,6 +19373,7 @@
         <w:tc>
           <w:tcPr>
             <w:tcW w:type="dxa" w:w="6520"/>
+            <w:vAlign w:val="center"/>
           </w:tcPr>
           <w:p>
             <w:pPr>
@@ -19690,6 +19416,7 @@
         <w:tc>
           <w:tcPr>
             <w:tcW w:type="dxa" w:w="1361"/>
+            <w:vAlign w:val="center"/>
           </w:tcPr>
           <w:p>
             <w:pPr>
@@ -19709,11 +19436,12 @@
         <w:tc>
           <w:tcPr>
             <w:tcW w:type="dxa" w:w="6520"/>
-          </w:tcPr>
-          <w:p>
-            <w:pPr>
-              <w:spacing w:line="240" w:lineRule="auto" w:before="0" w:after="0"/>
-              <w:jc w:val="left"/>
+            <w:vAlign w:val="center"/>
+          </w:tcPr>
+          <w:p>
+            <w:pPr>
+              <w:spacing w:line="240" w:lineRule="auto" w:before="0" w:after="0"/>
+              <w:jc w:val="center"/>
             </w:pPr>
             <w:r/>
             <w:r>
@@ -19751,6 +19479,7 @@
         <w:tc>
           <w:tcPr>
             <w:tcW w:type="dxa" w:w="1361"/>
+            <w:vAlign w:val="center"/>
           </w:tcPr>
           <w:p>
             <w:pPr>
@@ -19770,11 +19499,12 @@
         <w:tc>
           <w:tcPr>
             <w:tcW w:type="dxa" w:w="6520"/>
-          </w:tcPr>
-          <w:p>
-            <w:pPr>
-              <w:spacing w:line="240" w:lineRule="auto" w:before="0" w:after="0"/>
-              <w:jc w:val="left"/>
+            <w:vAlign w:val="center"/>
+          </w:tcPr>
+          <w:p>
+            <w:pPr>
+              <w:spacing w:line="240" w:lineRule="auto" w:before="0" w:after="0"/>
+              <w:jc w:val="center"/>
             </w:pPr>
             <w:r/>
             <w:r>
@@ -19812,6 +19542,7 @@
         <w:tc>
           <w:tcPr>
             <w:tcW w:type="dxa" w:w="1361"/>
+            <w:vAlign w:val="center"/>
           </w:tcPr>
           <w:p>
             <w:pPr>
@@ -19831,11 +19562,12 @@
         <w:tc>
           <w:tcPr>
             <w:tcW w:type="dxa" w:w="6520"/>
-          </w:tcPr>
-          <w:p>
-            <w:pPr>
-              <w:spacing w:line="240" w:lineRule="auto" w:before="0" w:after="0"/>
-              <w:jc w:val="left"/>
+            <w:vAlign w:val="center"/>
+          </w:tcPr>
+          <w:p>
+            <w:pPr>
+              <w:spacing w:line="240" w:lineRule="auto" w:before="0" w:after="0"/>
+              <w:jc w:val="center"/>
             </w:pPr>
             <w:r/>
             <w:r>
@@ -19870,18 +19602,6 @@
         </w:tc>
       </w:tr>
     </w:tbl>
-    <w:p>
-      <w:pPr>
-        <w:spacing w:line="240" w:lineRule="auto" w:before="0" w:after="0"/>
-      </w:pPr>
-      <w:r>
-        <w:rPr>
-          <w:rFonts w:ascii="Times New Roman" w:hAnsi="Times New Roman" w:cs="Times New Roman"/>
-          <w:b w:val="0"/>
-          <w:sz w:val="24"/>
-        </w:rPr>
-      </w:r>
-    </w:p>
     <w:p>
       <w:pPr>
         <w:spacing w:line="240" w:lineRule="auto" w:before="0" w:after="0"/>
@@ -19912,6 +19632,7 @@
         <w:tc>
           <w:tcPr>
             <w:tcW w:type="dxa" w:w="1361"/>
+            <w:vAlign w:val="center"/>
           </w:tcPr>
           <w:p>
             <w:pPr>
@@ -19932,6 +19653,7 @@
         <w:tc>
           <w:tcPr>
             <w:tcW w:type="dxa" w:w="6520"/>
+            <w:vAlign w:val="center"/>
           </w:tcPr>
           <w:p>
             <w:pPr>
@@ -19974,6 +19696,7 @@
         <w:tc>
           <w:tcPr>
             <w:tcW w:type="dxa" w:w="1361"/>
+            <w:vAlign w:val="center"/>
           </w:tcPr>
           <w:p>
             <w:pPr>
@@ -19993,11 +19716,12 @@
         <w:tc>
           <w:tcPr>
             <w:tcW w:type="dxa" w:w="6520"/>
-          </w:tcPr>
-          <w:p>
-            <w:pPr>
-              <w:spacing w:line="240" w:lineRule="auto" w:before="0" w:after="0"/>
-              <w:jc w:val="left"/>
+            <w:vAlign w:val="center"/>
+          </w:tcPr>
+          <w:p>
+            <w:pPr>
+              <w:spacing w:line="240" w:lineRule="auto" w:before="0" w:after="0"/>
+              <w:jc w:val="center"/>
             </w:pPr>
             <w:r/>
             <w:r>
@@ -20035,6 +19759,7 @@
         <w:tc>
           <w:tcPr>
             <w:tcW w:type="dxa" w:w="1361"/>
+            <w:vAlign w:val="center"/>
           </w:tcPr>
           <w:p>
             <w:pPr>
@@ -20054,11 +19779,12 @@
         <w:tc>
           <w:tcPr>
             <w:tcW w:type="dxa" w:w="6520"/>
-          </w:tcPr>
-          <w:p>
-            <w:pPr>
-              <w:spacing w:line="240" w:lineRule="auto" w:before="0" w:after="0"/>
-              <w:jc w:val="left"/>
+            <w:vAlign w:val="center"/>
+          </w:tcPr>
+          <w:p>
+            <w:pPr>
+              <w:spacing w:line="240" w:lineRule="auto" w:before="0" w:after="0"/>
+              <w:jc w:val="center"/>
             </w:pPr>
             <w:r/>
             <w:r>
@@ -20096,6 +19822,7 @@
         <w:tc>
           <w:tcPr>
             <w:tcW w:type="dxa" w:w="1361"/>
+            <w:vAlign w:val="center"/>
           </w:tcPr>
           <w:p>
             <w:pPr>
@@ -20115,11 +19842,12 @@
         <w:tc>
           <w:tcPr>
             <w:tcW w:type="dxa" w:w="6520"/>
-          </w:tcPr>
-          <w:p>
-            <w:pPr>
-              <w:spacing w:line="240" w:lineRule="auto" w:before="0" w:after="0"/>
-              <w:jc w:val="left"/>
+            <w:vAlign w:val="center"/>
+          </w:tcPr>
+          <w:p>
+            <w:pPr>
+              <w:spacing w:line="240" w:lineRule="auto" w:before="0" w:after="0"/>
+              <w:jc w:val="center"/>
             </w:pPr>
             <w:r/>
             <w:r>
@@ -20154,18 +19882,6 @@
         </w:tc>
       </w:tr>
     </w:tbl>
-    <w:p>
-      <w:pPr>
-        <w:spacing w:line="240" w:lineRule="auto" w:before="0" w:after="0"/>
-      </w:pPr>
-      <w:r>
-        <w:rPr>
-          <w:rFonts w:ascii="Times New Roman" w:hAnsi="Times New Roman" w:cs="Times New Roman"/>
-          <w:b w:val="0"/>
-          <w:sz w:val="24"/>
-        </w:rPr>
-      </w:r>
-    </w:p>
     <w:p>
       <w:pPr>
         <w:spacing w:line="240" w:lineRule="auto" w:before="0" w:after="0"/>
@@ -20196,6 +19912,7 @@
         <w:tc>
           <w:tcPr>
             <w:tcW w:type="dxa" w:w="1361"/>
+            <w:vAlign w:val="center"/>
           </w:tcPr>
           <w:p>
             <w:pPr>
@@ -20216,6 +19933,7 @@
         <w:tc>
           <w:tcPr>
             <w:tcW w:type="dxa" w:w="6520"/>
+            <w:vAlign w:val="center"/>
           </w:tcPr>
           <w:p>
             <w:pPr>
@@ -20258,6 +19976,7 @@
         <w:tc>
           <w:tcPr>
             <w:tcW w:type="dxa" w:w="1361"/>
+            <w:vAlign w:val="center"/>
           </w:tcPr>
           <w:p>
             <w:pPr>
@@ -20277,11 +19996,12 @@
         <w:tc>
           <w:tcPr>
             <w:tcW w:type="dxa" w:w="6520"/>
-          </w:tcPr>
-          <w:p>
-            <w:pPr>
-              <w:spacing w:line="240" w:lineRule="auto" w:before="0" w:after="0"/>
-              <w:jc w:val="left"/>
+            <w:vAlign w:val="center"/>
+          </w:tcPr>
+          <w:p>
+            <w:pPr>
+              <w:spacing w:line="240" w:lineRule="auto" w:before="0" w:after="0"/>
+              <w:jc w:val="center"/>
             </w:pPr>
             <w:r/>
             <w:r>
@@ -20319,6 +20039,7 @@
         <w:tc>
           <w:tcPr>
             <w:tcW w:type="dxa" w:w="1361"/>
+            <w:vAlign w:val="center"/>
           </w:tcPr>
           <w:p>
             <w:pPr>
@@ -20338,11 +20059,12 @@
         <w:tc>
           <w:tcPr>
             <w:tcW w:type="dxa" w:w="6520"/>
-          </w:tcPr>
-          <w:p>
-            <w:pPr>
-              <w:spacing w:line="240" w:lineRule="auto" w:before="0" w:after="0"/>
-              <w:jc w:val="left"/>
+            <w:vAlign w:val="center"/>
+          </w:tcPr>
+          <w:p>
+            <w:pPr>
+              <w:spacing w:line="240" w:lineRule="auto" w:before="0" w:after="0"/>
+              <w:jc w:val="center"/>
             </w:pPr>
             <w:r/>
             <w:r>
@@ -20380,6 +20102,7 @@
         <w:tc>
           <w:tcPr>
             <w:tcW w:type="dxa" w:w="1361"/>
+            <w:vAlign w:val="center"/>
           </w:tcPr>
           <w:p>
             <w:pPr>
@@ -20399,11 +20122,12 @@
         <w:tc>
           <w:tcPr>
             <w:tcW w:type="dxa" w:w="6520"/>
-          </w:tcPr>
-          <w:p>
-            <w:pPr>
-              <w:spacing w:line="240" w:lineRule="auto" w:before="0" w:after="0"/>
-              <w:jc w:val="left"/>
+            <w:vAlign w:val="center"/>
+          </w:tcPr>
+          <w:p>
+            <w:pPr>
+              <w:spacing w:line="240" w:lineRule="auto" w:before="0" w:after="0"/>
+              <w:jc w:val="center"/>
             </w:pPr>
             <w:r/>
             <w:r>
@@ -20438,18 +20162,6 @@
         </w:tc>
       </w:tr>
     </w:tbl>
-    <w:p>
-      <w:pPr>
-        <w:spacing w:line="240" w:lineRule="auto" w:before="0" w:after="0"/>
-      </w:pPr>
-      <w:r>
-        <w:rPr>
-          <w:rFonts w:ascii="Times New Roman" w:hAnsi="Times New Roman" w:cs="Times New Roman"/>
-          <w:b w:val="0"/>
-          <w:sz w:val="24"/>
-        </w:rPr>
-      </w:r>
-    </w:p>
     <w:p>
       <w:pPr>
         <w:spacing w:line="240" w:lineRule="auto" w:before="0" w:after="0"/>
@@ -20480,6 +20192,7 @@
         <w:tc>
           <w:tcPr>
             <w:tcW w:type="dxa" w:w="1361"/>
+            <w:vAlign w:val="center"/>
           </w:tcPr>
           <w:p>
             <w:pPr>
@@ -20500,6 +20213,7 @@
         <w:tc>
           <w:tcPr>
             <w:tcW w:type="dxa" w:w="6520"/>
+            <w:vAlign w:val="center"/>
           </w:tcPr>
           <w:p>
             <w:pPr>
@@ -20542,6 +20256,7 @@
         <w:tc>
           <w:tcPr>
             <w:tcW w:type="dxa" w:w="1361"/>
+            <w:vAlign w:val="center"/>
           </w:tcPr>
           <w:p>
             <w:pPr>
@@ -20561,11 +20276,12 @@
         <w:tc>
           <w:tcPr>
             <w:tcW w:type="dxa" w:w="6520"/>
-          </w:tcPr>
-          <w:p>
-            <w:pPr>
-              <w:spacing w:line="240" w:lineRule="auto" w:before="0" w:after="0"/>
-              <w:jc w:val="left"/>
+            <w:vAlign w:val="center"/>
+          </w:tcPr>
+          <w:p>
+            <w:pPr>
+              <w:spacing w:line="240" w:lineRule="auto" w:before="0" w:after="0"/>
+              <w:jc w:val="center"/>
             </w:pPr>
             <w:r/>
             <w:r>
@@ -20603,6 +20319,7 @@
         <w:tc>
           <w:tcPr>
             <w:tcW w:type="dxa" w:w="1361"/>
+            <w:vAlign w:val="center"/>
           </w:tcPr>
           <w:p>
             <w:pPr>
@@ -20622,11 +20339,12 @@
         <w:tc>
           <w:tcPr>
             <w:tcW w:type="dxa" w:w="6520"/>
-          </w:tcPr>
-          <w:p>
-            <w:pPr>
-              <w:spacing w:line="240" w:lineRule="auto" w:before="0" w:after="0"/>
-              <w:jc w:val="left"/>
+            <w:vAlign w:val="center"/>
+          </w:tcPr>
+          <w:p>
+            <w:pPr>
+              <w:spacing w:line="240" w:lineRule="auto" w:before="0" w:after="0"/>
+              <w:jc w:val="center"/>
             </w:pPr>
             <w:r/>
             <w:r>
@@ -20664,6 +20382,7 @@
         <w:tc>
           <w:tcPr>
             <w:tcW w:type="dxa" w:w="1361"/>
+            <w:vAlign w:val="center"/>
           </w:tcPr>
           <w:p>
             <w:pPr>
@@ -20683,11 +20402,12 @@
         <w:tc>
           <w:tcPr>
             <w:tcW w:type="dxa" w:w="6520"/>
-          </w:tcPr>
-          <w:p>
-            <w:pPr>
-              <w:spacing w:line="240" w:lineRule="auto" w:before="0" w:after="0"/>
-              <w:jc w:val="left"/>
+            <w:vAlign w:val="center"/>
+          </w:tcPr>
+          <w:p>
+            <w:pPr>
+              <w:spacing w:line="240" w:lineRule="auto" w:before="0" w:after="0"/>
+              <w:jc w:val="center"/>
             </w:pPr>
             <w:r/>
             <w:r>
@@ -20722,18 +20442,6 @@
         </w:tc>
       </w:tr>
     </w:tbl>
-    <w:p>
-      <w:pPr>
-        <w:spacing w:line="240" w:lineRule="auto" w:before="0" w:after="0"/>
-      </w:pPr>
-      <w:r>
-        <w:rPr>
-          <w:rFonts w:ascii="Times New Roman" w:hAnsi="Times New Roman" w:cs="Times New Roman"/>
-          <w:b w:val="0"/>
-          <w:sz w:val="24"/>
-        </w:rPr>
-      </w:r>
-    </w:p>
     <w:p>
       <w:pPr>
         <w:spacing w:line="240" w:lineRule="auto" w:before="0" w:after="0"/>
@@ -20764,6 +20472,7 @@
         <w:tc>
           <w:tcPr>
             <w:tcW w:type="dxa" w:w="1361"/>
+            <w:vAlign w:val="center"/>
           </w:tcPr>
           <w:p>
             <w:pPr>
@@ -20784,6 +20493,7 @@
         <w:tc>
           <w:tcPr>
             <w:tcW w:type="dxa" w:w="6520"/>
+            <w:vAlign w:val="center"/>
           </w:tcPr>
           <w:p>
             <w:pPr>
@@ -20826,6 +20536,7 @@
         <w:tc>
           <w:tcPr>
             <w:tcW w:type="dxa" w:w="1361"/>
+            <w:vAlign w:val="center"/>
           </w:tcPr>
           <w:p>
             <w:pPr>
@@ -20845,11 +20556,12 @@
         <w:tc>
           <w:tcPr>
             <w:tcW w:type="dxa" w:w="6520"/>
-          </w:tcPr>
-          <w:p>
-            <w:pPr>
-              <w:spacing w:line="240" w:lineRule="auto" w:before="0" w:after="0"/>
-              <w:jc w:val="left"/>
+            <w:vAlign w:val="center"/>
+          </w:tcPr>
+          <w:p>
+            <w:pPr>
+              <w:spacing w:line="240" w:lineRule="auto" w:before="0" w:after="0"/>
+              <w:jc w:val="center"/>
             </w:pPr>
             <w:r/>
             <w:r>
@@ -20887,6 +20599,7 @@
         <w:tc>
           <w:tcPr>
             <w:tcW w:type="dxa" w:w="1361"/>
+            <w:vAlign w:val="center"/>
           </w:tcPr>
           <w:p>
             <w:pPr>
@@ -20906,11 +20619,12 @@
         <w:tc>
           <w:tcPr>
             <w:tcW w:type="dxa" w:w="6520"/>
-          </w:tcPr>
-          <w:p>
-            <w:pPr>
-              <w:spacing w:line="240" w:lineRule="auto" w:before="0" w:after="0"/>
-              <w:jc w:val="left"/>
+            <w:vAlign w:val="center"/>
+          </w:tcPr>
+          <w:p>
+            <w:pPr>
+              <w:spacing w:line="240" w:lineRule="auto" w:before="0" w:after="0"/>
+              <w:jc w:val="center"/>
             </w:pPr>
             <w:r/>
             <w:r>
@@ -20948,6 +20662,7 @@
         <w:tc>
           <w:tcPr>
             <w:tcW w:type="dxa" w:w="1361"/>
+            <w:vAlign w:val="center"/>
           </w:tcPr>
           <w:p>
             <w:pPr>
@@ -20967,11 +20682,12 @@
         <w:tc>
           <w:tcPr>
             <w:tcW w:type="dxa" w:w="6520"/>
-          </w:tcPr>
-          <w:p>
-            <w:pPr>
-              <w:spacing w:line="240" w:lineRule="auto" w:before="0" w:after="0"/>
-              <w:jc w:val="left"/>
+            <w:vAlign w:val="center"/>
+          </w:tcPr>
+          <w:p>
+            <w:pPr>
+              <w:spacing w:line="240" w:lineRule="auto" w:before="0" w:after="0"/>
+              <w:jc w:val="center"/>
             </w:pPr>
             <w:r/>
             <w:r>
@@ -21006,18 +20722,6 @@
         </w:tc>
       </w:tr>
     </w:tbl>
-    <w:p>
-      <w:pPr>
-        <w:spacing w:line="240" w:lineRule="auto" w:before="0" w:after="0"/>
-      </w:pPr>
-      <w:r>
-        <w:rPr>
-          <w:rFonts w:ascii="Times New Roman" w:hAnsi="Times New Roman" w:cs="Times New Roman"/>
-          <w:b w:val="0"/>
-          <w:sz w:val="24"/>
-        </w:rPr>
-      </w:r>
-    </w:p>
     <w:p>
       <w:pPr>
         <w:spacing w:line="240" w:lineRule="auto" w:before="0" w:after="0"/>
@@ -21048,6 +20752,7 @@
         <w:tc>
           <w:tcPr>
             <w:tcW w:type="dxa" w:w="1361"/>
+            <w:vAlign w:val="center"/>
           </w:tcPr>
           <w:p>
             <w:pPr>
@@ -21068,6 +20773,7 @@
         <w:tc>
           <w:tcPr>
             <w:tcW w:type="dxa" w:w="6520"/>
+            <w:vAlign w:val="center"/>
           </w:tcPr>
           <w:p>
             <w:pPr>
@@ -21110,6 +20816,7 @@
         <w:tc>
           <w:tcPr>
             <w:tcW w:type="dxa" w:w="1361"/>
+            <w:vAlign w:val="center"/>
           </w:tcPr>
           <w:p>
             <w:pPr>
@@ -21129,11 +20836,12 @@
         <w:tc>
           <w:tcPr>
             <w:tcW w:type="dxa" w:w="6520"/>
-          </w:tcPr>
-          <w:p>
-            <w:pPr>
-              <w:spacing w:line="240" w:lineRule="auto" w:before="0" w:after="0"/>
-              <w:jc w:val="left"/>
+            <w:vAlign w:val="center"/>
+          </w:tcPr>
+          <w:p>
+            <w:pPr>
+              <w:spacing w:line="240" w:lineRule="auto" w:before="0" w:after="0"/>
+              <w:jc w:val="center"/>
             </w:pPr>
             <w:r/>
             <w:r>
@@ -21171,6 +20879,7 @@
         <w:tc>
           <w:tcPr>
             <w:tcW w:type="dxa" w:w="1361"/>
+            <w:vAlign w:val="center"/>
           </w:tcPr>
           <w:p>
             <w:pPr>
@@ -21190,11 +20899,12 @@
         <w:tc>
           <w:tcPr>
             <w:tcW w:type="dxa" w:w="6520"/>
-          </w:tcPr>
-          <w:p>
-            <w:pPr>
-              <w:spacing w:line="240" w:lineRule="auto" w:before="0" w:after="0"/>
-              <w:jc w:val="left"/>
+            <w:vAlign w:val="center"/>
+          </w:tcPr>
+          <w:p>
+            <w:pPr>
+              <w:spacing w:line="240" w:lineRule="auto" w:before="0" w:after="0"/>
+              <w:jc w:val="center"/>
             </w:pPr>
             <w:r/>
             <w:r>
@@ -21232,6 +20942,7 @@
         <w:tc>
           <w:tcPr>
             <w:tcW w:type="dxa" w:w="1361"/>
+            <w:vAlign w:val="center"/>
           </w:tcPr>
           <w:p>
             <w:pPr>
@@ -21251,11 +20962,12 @@
         <w:tc>
           <w:tcPr>
             <w:tcW w:type="dxa" w:w="6520"/>
-          </w:tcPr>
-          <w:p>
-            <w:pPr>
-              <w:spacing w:line="240" w:lineRule="auto" w:before="0" w:after="0"/>
-              <w:jc w:val="left"/>
+            <w:vAlign w:val="center"/>
+          </w:tcPr>
+          <w:p>
+            <w:pPr>
+              <w:spacing w:line="240" w:lineRule="auto" w:before="0" w:after="0"/>
+              <w:jc w:val="center"/>
             </w:pPr>
             <w:r/>
             <w:r>
@@ -21290,18 +21002,6 @@
         </w:tc>
       </w:tr>
     </w:tbl>
-    <w:p>
-      <w:pPr>
-        <w:spacing w:line="240" w:lineRule="auto" w:before="0" w:after="0"/>
-      </w:pPr>
-      <w:r>
-        <w:rPr>
-          <w:rFonts w:ascii="Times New Roman" w:hAnsi="Times New Roman" w:cs="Times New Roman"/>
-          <w:b w:val="0"/>
-          <w:sz w:val="24"/>
-        </w:rPr>
-      </w:r>
-    </w:p>
     <w:p>
       <w:pPr>
         <w:spacing w:line="240" w:lineRule="auto" w:before="0" w:after="0"/>
@@ -21332,6 +21032,7 @@
         <w:tc>
           <w:tcPr>
             <w:tcW w:type="dxa" w:w="1361"/>
+            <w:vAlign w:val="center"/>
           </w:tcPr>
           <w:p>
             <w:pPr>
@@ -21352,6 +21053,7 @@
         <w:tc>
           <w:tcPr>
             <w:tcW w:type="dxa" w:w="6520"/>
+            <w:vAlign w:val="center"/>
           </w:tcPr>
           <w:p>
             <w:pPr>
@@ -21394,6 +21096,7 @@
         <w:tc>
           <w:tcPr>
             <w:tcW w:type="dxa" w:w="1361"/>
+            <w:vAlign w:val="center"/>
           </w:tcPr>
           <w:p>
             <w:pPr>
@@ -21413,11 +21116,12 @@
         <w:tc>
           <w:tcPr>
             <w:tcW w:type="dxa" w:w="6520"/>
-          </w:tcPr>
-          <w:p>
-            <w:pPr>
-              <w:spacing w:line="240" w:lineRule="auto" w:before="0" w:after="0"/>
-              <w:jc w:val="left"/>
+            <w:vAlign w:val="center"/>
+          </w:tcPr>
+          <w:p>
+            <w:pPr>
+              <w:spacing w:line="240" w:lineRule="auto" w:before="0" w:after="0"/>
+              <w:jc w:val="center"/>
             </w:pPr>
             <w:r/>
             <w:r>
@@ -21455,6 +21159,7 @@
         <w:tc>
           <w:tcPr>
             <w:tcW w:type="dxa" w:w="1361"/>
+            <w:vAlign w:val="center"/>
           </w:tcPr>
           <w:p>
             <w:pPr>
@@ -21474,11 +21179,12 @@
         <w:tc>
           <w:tcPr>
             <w:tcW w:type="dxa" w:w="6520"/>
-          </w:tcPr>
-          <w:p>
-            <w:pPr>
-              <w:spacing w:line="240" w:lineRule="auto" w:before="0" w:after="0"/>
-              <w:jc w:val="left"/>
+            <w:vAlign w:val="center"/>
+          </w:tcPr>
+          <w:p>
+            <w:pPr>
+              <w:spacing w:line="240" w:lineRule="auto" w:before="0" w:after="0"/>
+              <w:jc w:val="center"/>
             </w:pPr>
             <w:r/>
             <w:r>
@@ -21516,6 +21222,7 @@
         <w:tc>
           <w:tcPr>
             <w:tcW w:type="dxa" w:w="1361"/>
+            <w:vAlign w:val="center"/>
           </w:tcPr>
           <w:p>
             <w:pPr>
@@ -21535,11 +21242,12 @@
         <w:tc>
           <w:tcPr>
             <w:tcW w:type="dxa" w:w="6520"/>
-          </w:tcPr>
-          <w:p>
-            <w:pPr>
-              <w:spacing w:line="240" w:lineRule="auto" w:before="0" w:after="0"/>
-              <w:jc w:val="left"/>
+            <w:vAlign w:val="center"/>
+          </w:tcPr>
+          <w:p>
+            <w:pPr>
+              <w:spacing w:line="240" w:lineRule="auto" w:before="0" w:after="0"/>
+              <w:jc w:val="center"/>
             </w:pPr>
             <w:r/>
             <w:r>
@@ -21574,18 +21282,6 @@
         </w:tc>
       </w:tr>
     </w:tbl>
-    <w:p>
-      <w:pPr>
-        <w:spacing w:line="240" w:lineRule="auto" w:before="0" w:after="0"/>
-      </w:pPr>
-      <w:r>
-        <w:rPr>
-          <w:rFonts w:ascii="Times New Roman" w:hAnsi="Times New Roman" w:cs="Times New Roman"/>
-          <w:b w:val="0"/>
-          <w:sz w:val="24"/>
-        </w:rPr>
-      </w:r>
-    </w:p>
     <w:p>
       <w:pPr>
         <w:spacing w:line="240" w:lineRule="auto" w:before="0" w:after="0"/>
@@ -21616,6 +21312,7 @@
         <w:tc>
           <w:tcPr>
             <w:tcW w:type="dxa" w:w="1361"/>
+            <w:vAlign w:val="center"/>
           </w:tcPr>
           <w:p>
             <w:pPr>
@@ -21636,6 +21333,7 @@
         <w:tc>
           <w:tcPr>
             <w:tcW w:type="dxa" w:w="6520"/>
+            <w:vAlign w:val="center"/>
           </w:tcPr>
           <w:p>
             <w:pPr>
@@ -21678,6 +21376,7 @@
         <w:tc>
           <w:tcPr>
             <w:tcW w:type="dxa" w:w="1361"/>
+            <w:vAlign w:val="center"/>
           </w:tcPr>
           <w:p>
             <w:pPr>
@@ -21697,11 +21396,12 @@
         <w:tc>
           <w:tcPr>
             <w:tcW w:type="dxa" w:w="6520"/>
-          </w:tcPr>
-          <w:p>
-            <w:pPr>
-              <w:spacing w:line="240" w:lineRule="auto" w:before="0" w:after="0"/>
-              <w:jc w:val="left"/>
+            <w:vAlign w:val="center"/>
+          </w:tcPr>
+          <w:p>
+            <w:pPr>
+              <w:spacing w:line="240" w:lineRule="auto" w:before="0" w:after="0"/>
+              <w:jc w:val="center"/>
             </w:pPr>
             <w:r/>
             <w:r>
@@ -21739,6 +21439,7 @@
         <w:tc>
           <w:tcPr>
             <w:tcW w:type="dxa" w:w="1361"/>
+            <w:vAlign w:val="center"/>
           </w:tcPr>
           <w:p>
             <w:pPr>
@@ -21758,11 +21459,12 @@
         <w:tc>
           <w:tcPr>
             <w:tcW w:type="dxa" w:w="6520"/>
-          </w:tcPr>
-          <w:p>
-            <w:pPr>
-              <w:spacing w:line="240" w:lineRule="auto" w:before="0" w:after="0"/>
-              <w:jc w:val="left"/>
+            <w:vAlign w:val="center"/>
+          </w:tcPr>
+          <w:p>
+            <w:pPr>
+              <w:spacing w:line="240" w:lineRule="auto" w:before="0" w:after="0"/>
+              <w:jc w:val="center"/>
             </w:pPr>
             <w:r/>
             <w:r>
@@ -21800,6 +21502,7 @@
         <w:tc>
           <w:tcPr>
             <w:tcW w:type="dxa" w:w="1361"/>
+            <w:vAlign w:val="center"/>
           </w:tcPr>
           <w:p>
             <w:pPr>
@@ -21819,11 +21522,12 @@
         <w:tc>
           <w:tcPr>
             <w:tcW w:type="dxa" w:w="6520"/>
-          </w:tcPr>
-          <w:p>
-            <w:pPr>
-              <w:spacing w:line="240" w:lineRule="auto" w:before="0" w:after="0"/>
-              <w:jc w:val="left"/>
+            <w:vAlign w:val="center"/>
+          </w:tcPr>
+          <w:p>
+            <w:pPr>
+              <w:spacing w:line="240" w:lineRule="auto" w:before="0" w:after="0"/>
+              <w:jc w:val="center"/>
             </w:pPr>
             <w:r/>
             <w:r>
@@ -21858,18 +21562,6 @@
         </w:tc>
       </w:tr>
     </w:tbl>
-    <w:p>
-      <w:pPr>
-        <w:spacing w:line="240" w:lineRule="auto" w:before="0" w:after="0"/>
-      </w:pPr>
-      <w:r>
-        <w:rPr>
-          <w:rFonts w:ascii="Times New Roman" w:hAnsi="Times New Roman" w:cs="Times New Roman"/>
-          <w:b w:val="0"/>
-          <w:sz w:val="24"/>
-        </w:rPr>
-      </w:r>
-    </w:p>
     <w:p>
       <w:pPr>
         <w:spacing w:line="240" w:lineRule="auto" w:before="0" w:after="0"/>
@@ -21900,6 +21592,7 @@
         <w:tc>
           <w:tcPr>
             <w:tcW w:type="dxa" w:w="1361"/>
+            <w:vAlign w:val="center"/>
           </w:tcPr>
           <w:p>
             <w:pPr>
@@ -21920,6 +21613,7 @@
         <w:tc>
           <w:tcPr>
             <w:tcW w:type="dxa" w:w="6520"/>
+            <w:vAlign w:val="center"/>
           </w:tcPr>
           <w:p>
             <w:pPr>
@@ -21962,6 +21656,7 @@
         <w:tc>
           <w:tcPr>
             <w:tcW w:type="dxa" w:w="1361"/>
+            <w:vAlign w:val="center"/>
           </w:tcPr>
           <w:p>
             <w:pPr>
@@ -21981,11 +21676,12 @@
         <w:tc>
           <w:tcPr>
             <w:tcW w:type="dxa" w:w="6520"/>
-          </w:tcPr>
-          <w:p>
-            <w:pPr>
-              <w:spacing w:line="240" w:lineRule="auto" w:before="0" w:after="0"/>
-              <w:jc w:val="left"/>
+            <w:vAlign w:val="center"/>
+          </w:tcPr>
+          <w:p>
+            <w:pPr>
+              <w:spacing w:line="240" w:lineRule="auto" w:before="0" w:after="0"/>
+              <w:jc w:val="center"/>
             </w:pPr>
             <w:r/>
             <w:r>
@@ -22023,6 +21719,7 @@
         <w:tc>
           <w:tcPr>
             <w:tcW w:type="dxa" w:w="1361"/>
+            <w:vAlign w:val="center"/>
           </w:tcPr>
           <w:p>
             <w:pPr>
@@ -22042,11 +21739,12 @@
         <w:tc>
           <w:tcPr>
             <w:tcW w:type="dxa" w:w="6520"/>
-          </w:tcPr>
-          <w:p>
-            <w:pPr>
-              <w:spacing w:line="240" w:lineRule="auto" w:before="0" w:after="0"/>
-              <w:jc w:val="left"/>
+            <w:vAlign w:val="center"/>
+          </w:tcPr>
+          <w:p>
+            <w:pPr>
+              <w:spacing w:line="240" w:lineRule="auto" w:before="0" w:after="0"/>
+              <w:jc w:val="center"/>
             </w:pPr>
             <w:r/>
             <w:r>
@@ -22084,6 +21782,7 @@
         <w:tc>
           <w:tcPr>
             <w:tcW w:type="dxa" w:w="1361"/>
+            <w:vAlign w:val="center"/>
           </w:tcPr>
           <w:p>
             <w:pPr>
@@ -22103,11 +21802,12 @@
         <w:tc>
           <w:tcPr>
             <w:tcW w:type="dxa" w:w="6520"/>
-          </w:tcPr>
-          <w:p>
-            <w:pPr>
-              <w:spacing w:line="240" w:lineRule="auto" w:before="0" w:after="0"/>
-              <w:jc w:val="left"/>
+            <w:vAlign w:val="center"/>
+          </w:tcPr>
+          <w:p>
+            <w:pPr>
+              <w:spacing w:line="240" w:lineRule="auto" w:before="0" w:after="0"/>
+              <w:jc w:val="center"/>
             </w:pPr>
             <w:r/>
             <w:r>
@@ -22142,18 +21842,6 @@
         </w:tc>
       </w:tr>
     </w:tbl>
-    <w:p>
-      <w:pPr>
-        <w:spacing w:line="240" w:lineRule="auto" w:before="0" w:after="0"/>
-      </w:pPr>
-      <w:r>
-        <w:rPr>
-          <w:rFonts w:ascii="Times New Roman" w:hAnsi="Times New Roman" w:cs="Times New Roman"/>
-          <w:b w:val="0"/>
-          <w:sz w:val="24"/>
-        </w:rPr>
-      </w:r>
-    </w:p>
     <w:p>
       <w:pPr>
         <w:spacing w:line="240" w:lineRule="auto" w:before="0" w:after="0"/>
@@ -22184,6 +21872,7 @@
         <w:tc>
           <w:tcPr>
             <w:tcW w:type="dxa" w:w="1361"/>
+            <w:vAlign w:val="center"/>
           </w:tcPr>
           <w:p>
             <w:pPr>
@@ -22204,6 +21893,7 @@
         <w:tc>
           <w:tcPr>
             <w:tcW w:type="dxa" w:w="6520"/>
+            <w:vAlign w:val="center"/>
           </w:tcPr>
           <w:p>
             <w:pPr>
@@ -22246,6 +21936,7 @@
         <w:tc>
           <w:tcPr>
             <w:tcW w:type="dxa" w:w="1361"/>
+            <w:vAlign w:val="center"/>
           </w:tcPr>
           <w:p>
             <w:pPr>
@@ -22265,11 +21956,12 @@
         <w:tc>
           <w:tcPr>
             <w:tcW w:type="dxa" w:w="6520"/>
-          </w:tcPr>
-          <w:p>
-            <w:pPr>
-              <w:spacing w:line="240" w:lineRule="auto" w:before="0" w:after="0"/>
-              <w:jc w:val="left"/>
+            <w:vAlign w:val="center"/>
+          </w:tcPr>
+          <w:p>
+            <w:pPr>
+              <w:spacing w:line="240" w:lineRule="auto" w:before="0" w:after="0"/>
+              <w:jc w:val="center"/>
             </w:pPr>
             <w:r/>
             <w:r>
@@ -22307,6 +21999,7 @@
         <w:tc>
           <w:tcPr>
             <w:tcW w:type="dxa" w:w="1361"/>
+            <w:vAlign w:val="center"/>
           </w:tcPr>
           <w:p>
             <w:pPr>
@@ -22326,11 +22019,12 @@
         <w:tc>
           <w:tcPr>
             <w:tcW w:type="dxa" w:w="6520"/>
-          </w:tcPr>
-          <w:p>
-            <w:pPr>
-              <w:spacing w:line="240" w:lineRule="auto" w:before="0" w:after="0"/>
-              <w:jc w:val="left"/>
+            <w:vAlign w:val="center"/>
+          </w:tcPr>
+          <w:p>
+            <w:pPr>
+              <w:spacing w:line="240" w:lineRule="auto" w:before="0" w:after="0"/>
+              <w:jc w:val="center"/>
             </w:pPr>
             <w:r/>
             <w:r>
@@ -22368,6 +22062,7 @@
         <w:tc>
           <w:tcPr>
             <w:tcW w:type="dxa" w:w="1361"/>
+            <w:vAlign w:val="center"/>
           </w:tcPr>
           <w:p>
             <w:pPr>
@@ -22387,11 +22082,12 @@
         <w:tc>
           <w:tcPr>
             <w:tcW w:type="dxa" w:w="6520"/>
-          </w:tcPr>
-          <w:p>
-            <w:pPr>
-              <w:spacing w:line="240" w:lineRule="auto" w:before="0" w:after="0"/>
-              <w:jc w:val="left"/>
+            <w:vAlign w:val="center"/>
+          </w:tcPr>
+          <w:p>
+            <w:pPr>
+              <w:spacing w:line="240" w:lineRule="auto" w:before="0" w:after="0"/>
+              <w:jc w:val="center"/>
             </w:pPr>
             <w:r/>
             <w:r>
@@ -22426,18 +22122,6 @@
         </w:tc>
       </w:tr>
     </w:tbl>
-    <w:p>
-      <w:pPr>
-        <w:spacing w:line="240" w:lineRule="auto" w:before="0" w:after="0"/>
-      </w:pPr>
-      <w:r>
-        <w:rPr>
-          <w:rFonts w:ascii="Times New Roman" w:hAnsi="Times New Roman" w:cs="Times New Roman"/>
-          <w:b w:val="0"/>
-          <w:sz w:val="24"/>
-        </w:rPr>
-      </w:r>
-    </w:p>
     <w:p>
       <w:pPr>
         <w:spacing w:line="240" w:lineRule="auto" w:before="0" w:after="0"/>
@@ -22468,6 +22152,7 @@
         <w:tc>
           <w:tcPr>
             <w:tcW w:type="dxa" w:w="1361"/>
+            <w:vAlign w:val="center"/>
           </w:tcPr>
           <w:p>
             <w:pPr>
@@ -22488,6 +22173,7 @@
         <w:tc>
           <w:tcPr>
             <w:tcW w:type="dxa" w:w="6520"/>
+            <w:vAlign w:val="center"/>
           </w:tcPr>
           <w:p>
             <w:pPr>
@@ -22530,6 +22216,7 @@
         <w:tc>
           <w:tcPr>
             <w:tcW w:type="dxa" w:w="1361"/>
+            <w:vAlign w:val="center"/>
           </w:tcPr>
           <w:p>
             <w:pPr>
@@ -22549,11 +22236,12 @@
         <w:tc>
           <w:tcPr>
             <w:tcW w:type="dxa" w:w="6520"/>
-          </w:tcPr>
-          <w:p>
-            <w:pPr>
-              <w:spacing w:line="240" w:lineRule="auto" w:before="0" w:after="0"/>
-              <w:jc w:val="left"/>
+            <w:vAlign w:val="center"/>
+          </w:tcPr>
+          <w:p>
+            <w:pPr>
+              <w:spacing w:line="240" w:lineRule="auto" w:before="0" w:after="0"/>
+              <w:jc w:val="center"/>
             </w:pPr>
             <w:r/>
             <w:r>
@@ -22591,6 +22279,7 @@
         <w:tc>
           <w:tcPr>
             <w:tcW w:type="dxa" w:w="1361"/>
+            <w:vAlign w:val="center"/>
           </w:tcPr>
           <w:p>
             <w:pPr>
@@ -22610,11 +22299,12 @@
         <w:tc>
           <w:tcPr>
             <w:tcW w:type="dxa" w:w="6520"/>
-          </w:tcPr>
-          <w:p>
-            <w:pPr>
-              <w:spacing w:line="240" w:lineRule="auto" w:before="0" w:after="0"/>
-              <w:jc w:val="left"/>
+            <w:vAlign w:val="center"/>
+          </w:tcPr>
+          <w:p>
+            <w:pPr>
+              <w:spacing w:line="240" w:lineRule="auto" w:before="0" w:after="0"/>
+              <w:jc w:val="center"/>
             </w:pPr>
             <w:r/>
             <w:r>
@@ -22652,6 +22342,7 @@
         <w:tc>
           <w:tcPr>
             <w:tcW w:type="dxa" w:w="1361"/>
+            <w:vAlign w:val="center"/>
           </w:tcPr>
           <w:p>
             <w:pPr>
@@ -22671,11 +22362,12 @@
         <w:tc>
           <w:tcPr>
             <w:tcW w:type="dxa" w:w="6520"/>
-          </w:tcPr>
-          <w:p>
-            <w:pPr>
-              <w:spacing w:line="240" w:lineRule="auto" w:before="0" w:after="0"/>
-              <w:jc w:val="left"/>
+            <w:vAlign w:val="center"/>
+          </w:tcPr>
+          <w:p>
+            <w:pPr>
+              <w:spacing w:line="240" w:lineRule="auto" w:before="0" w:after="0"/>
+              <w:jc w:val="center"/>
             </w:pPr>
             <w:r/>
             <w:r>
@@ -22710,18 +22402,6 @@
         </w:tc>
       </w:tr>
     </w:tbl>
-    <w:p>
-      <w:pPr>
-        <w:spacing w:line="240" w:lineRule="auto" w:before="0" w:after="0"/>
-      </w:pPr>
-      <w:r>
-        <w:rPr>
-          <w:rFonts w:ascii="Times New Roman" w:hAnsi="Times New Roman" w:cs="Times New Roman"/>
-          <w:b w:val="0"/>
-          <w:sz w:val="24"/>
-        </w:rPr>
-      </w:r>
-    </w:p>
     <w:p>
       <w:pPr>
         <w:spacing w:line="240" w:lineRule="auto" w:before="0" w:after="0"/>
@@ -22752,6 +22432,7 @@
         <w:tc>
           <w:tcPr>
             <w:tcW w:type="dxa" w:w="1361"/>
+            <w:vAlign w:val="center"/>
           </w:tcPr>
           <w:p>
             <w:pPr>
@@ -22772,6 +22453,7 @@
         <w:tc>
           <w:tcPr>
             <w:tcW w:type="dxa" w:w="6520"/>
+            <w:vAlign w:val="center"/>
           </w:tcPr>
           <w:p>
             <w:pPr>
@@ -22814,6 +22496,7 @@
         <w:tc>
           <w:tcPr>
             <w:tcW w:type="dxa" w:w="1361"/>
+            <w:vAlign w:val="center"/>
           </w:tcPr>
           <w:p>
             <w:pPr>
@@ -22833,11 +22516,12 @@
         <w:tc>
           <w:tcPr>
             <w:tcW w:type="dxa" w:w="6520"/>
-          </w:tcPr>
-          <w:p>
-            <w:pPr>
-              <w:spacing w:line="240" w:lineRule="auto" w:before="0" w:after="0"/>
-              <w:jc w:val="left"/>
+            <w:vAlign w:val="center"/>
+          </w:tcPr>
+          <w:p>
+            <w:pPr>
+              <w:spacing w:line="240" w:lineRule="auto" w:before="0" w:after="0"/>
+              <w:jc w:val="center"/>
             </w:pPr>
             <w:r/>
             <w:r>
@@ -22875,6 +22559,7 @@
         <w:tc>
           <w:tcPr>
             <w:tcW w:type="dxa" w:w="1361"/>
+            <w:vAlign w:val="center"/>
           </w:tcPr>
           <w:p>
             <w:pPr>
@@ -22894,11 +22579,12 @@
         <w:tc>
           <w:tcPr>
             <w:tcW w:type="dxa" w:w="6520"/>
-          </w:tcPr>
-          <w:p>
-            <w:pPr>
-              <w:spacing w:line="240" w:lineRule="auto" w:before="0" w:after="0"/>
-              <w:jc w:val="left"/>
+            <w:vAlign w:val="center"/>
+          </w:tcPr>
+          <w:p>
+            <w:pPr>
+              <w:spacing w:line="240" w:lineRule="auto" w:before="0" w:after="0"/>
+              <w:jc w:val="center"/>
             </w:pPr>
             <w:r/>
             <w:r>
@@ -22936,6 +22622,7 @@
         <w:tc>
           <w:tcPr>
             <w:tcW w:type="dxa" w:w="1361"/>
+            <w:vAlign w:val="center"/>
           </w:tcPr>
           <w:p>
             <w:pPr>
@@ -22955,11 +22642,12 @@
         <w:tc>
           <w:tcPr>
             <w:tcW w:type="dxa" w:w="6520"/>
-          </w:tcPr>
-          <w:p>
-            <w:pPr>
-              <w:spacing w:line="240" w:lineRule="auto" w:before="0" w:after="0"/>
-              <w:jc w:val="left"/>
+            <w:vAlign w:val="center"/>
+          </w:tcPr>
+          <w:p>
+            <w:pPr>
+              <w:spacing w:line="240" w:lineRule="auto" w:before="0" w:after="0"/>
+              <w:jc w:val="center"/>
             </w:pPr>
             <w:r/>
             <w:r>
@@ -22994,18 +22682,6 @@
         </w:tc>
       </w:tr>
     </w:tbl>
-    <w:p>
-      <w:pPr>
-        <w:spacing w:line="240" w:lineRule="auto" w:before="0" w:after="0"/>
-      </w:pPr>
-      <w:r>
-        <w:rPr>
-          <w:rFonts w:ascii="Times New Roman" w:hAnsi="Times New Roman" w:cs="Times New Roman"/>
-          <w:b w:val="0"/>
-          <w:sz w:val="24"/>
-        </w:rPr>
-      </w:r>
-    </w:p>
     <w:p>
       <w:pPr>
         <w:spacing w:line="240" w:lineRule="auto" w:before="0" w:after="0"/>
@@ -23036,6 +22712,7 @@
         <w:tc>
           <w:tcPr>
             <w:tcW w:type="dxa" w:w="1361"/>
+            <w:vAlign w:val="center"/>
           </w:tcPr>
           <w:p>
             <w:pPr>
@@ -23056,6 +22733,7 @@
         <w:tc>
           <w:tcPr>
             <w:tcW w:type="dxa" w:w="6520"/>
+            <w:vAlign w:val="center"/>
           </w:tcPr>
           <w:p>
             <w:pPr>
@@ -23098,6 +22776,7 @@
         <w:tc>
           <w:tcPr>
             <w:tcW w:type="dxa" w:w="1361"/>
+            <w:vAlign w:val="center"/>
           </w:tcPr>
           <w:p>
             <w:pPr>
@@ -23117,11 +22796,12 @@
         <w:tc>
           <w:tcPr>
             <w:tcW w:type="dxa" w:w="6520"/>
-          </w:tcPr>
-          <w:p>
-            <w:pPr>
-              <w:spacing w:line="240" w:lineRule="auto" w:before="0" w:after="0"/>
-              <w:jc w:val="left"/>
+            <w:vAlign w:val="center"/>
+          </w:tcPr>
+          <w:p>
+            <w:pPr>
+              <w:spacing w:line="240" w:lineRule="auto" w:before="0" w:after="0"/>
+              <w:jc w:val="center"/>
             </w:pPr>
             <w:r/>
             <w:r>
@@ -23159,6 +22839,7 @@
         <w:tc>
           <w:tcPr>
             <w:tcW w:type="dxa" w:w="1361"/>
+            <w:vAlign w:val="center"/>
           </w:tcPr>
           <w:p>
             <w:pPr>
@@ -23178,11 +22859,12 @@
         <w:tc>
           <w:tcPr>
             <w:tcW w:type="dxa" w:w="6520"/>
-          </w:tcPr>
-          <w:p>
-            <w:pPr>
-              <w:spacing w:line="240" w:lineRule="auto" w:before="0" w:after="0"/>
-              <w:jc w:val="left"/>
+            <w:vAlign w:val="center"/>
+          </w:tcPr>
+          <w:p>
+            <w:pPr>
+              <w:spacing w:line="240" w:lineRule="auto" w:before="0" w:after="0"/>
+              <w:jc w:val="center"/>
             </w:pPr>
             <w:r/>
             <w:r>
@@ -23220,6 +22902,7 @@
         <w:tc>
           <w:tcPr>
             <w:tcW w:type="dxa" w:w="1361"/>
+            <w:vAlign w:val="center"/>
           </w:tcPr>
           <w:p>
             <w:pPr>
@@ -23239,11 +22922,12 @@
         <w:tc>
           <w:tcPr>
             <w:tcW w:type="dxa" w:w="6520"/>
-          </w:tcPr>
-          <w:p>
-            <w:pPr>
-              <w:spacing w:line="240" w:lineRule="auto" w:before="0" w:after="0"/>
-              <w:jc w:val="left"/>
+            <w:vAlign w:val="center"/>
+          </w:tcPr>
+          <w:p>
+            <w:pPr>
+              <w:spacing w:line="240" w:lineRule="auto" w:before="0" w:after="0"/>
+              <w:jc w:val="center"/>
             </w:pPr>
             <w:r/>
             <w:r>
@@ -23278,18 +22962,6 @@
         </w:tc>
       </w:tr>
     </w:tbl>
-    <w:p>
-      <w:pPr>
-        <w:spacing w:line="240" w:lineRule="auto" w:before="0" w:after="0"/>
-      </w:pPr>
-      <w:r>
-        <w:rPr>
-          <w:rFonts w:ascii="Times New Roman" w:hAnsi="Times New Roman" w:cs="Times New Roman"/>
-          <w:b w:val="0"/>
-          <w:sz w:val="24"/>
-        </w:rPr>
-      </w:r>
-    </w:p>
     <w:p>
       <w:pPr>
         <w:spacing w:line="240" w:lineRule="auto" w:before="0" w:after="0"/>
@@ -23320,6 +22992,7 @@
         <w:tc>
           <w:tcPr>
             <w:tcW w:type="dxa" w:w="1361"/>
+            <w:vAlign w:val="center"/>
           </w:tcPr>
           <w:p>
             <w:pPr>
@@ -23340,6 +23013,7 @@
         <w:tc>
           <w:tcPr>
             <w:tcW w:type="dxa" w:w="6520"/>
+            <w:vAlign w:val="center"/>
           </w:tcPr>
           <w:p>
             <w:pPr>
@@ -23382,6 +23056,7 @@
         <w:tc>
           <w:tcPr>
             <w:tcW w:type="dxa" w:w="1361"/>
+            <w:vAlign w:val="center"/>
           </w:tcPr>
           <w:p>
             <w:pPr>
@@ -23401,11 +23076,12 @@
         <w:tc>
           <w:tcPr>
             <w:tcW w:type="dxa" w:w="6520"/>
-          </w:tcPr>
-          <w:p>
-            <w:pPr>
-              <w:spacing w:line="240" w:lineRule="auto" w:before="0" w:after="0"/>
-              <w:jc w:val="left"/>
+            <w:vAlign w:val="center"/>
+          </w:tcPr>
+          <w:p>
+            <w:pPr>
+              <w:spacing w:line="240" w:lineRule="auto" w:before="0" w:after="0"/>
+              <w:jc w:val="center"/>
             </w:pPr>
             <w:r/>
             <w:r>
@@ -23443,6 +23119,7 @@
         <w:tc>
           <w:tcPr>
             <w:tcW w:type="dxa" w:w="1361"/>
+            <w:vAlign w:val="center"/>
           </w:tcPr>
           <w:p>
             <w:pPr>
@@ -23462,11 +23139,12 @@
         <w:tc>
           <w:tcPr>
             <w:tcW w:type="dxa" w:w="6520"/>
-          </w:tcPr>
-          <w:p>
-            <w:pPr>
-              <w:spacing w:line="240" w:lineRule="auto" w:before="0" w:after="0"/>
-              <w:jc w:val="left"/>
+            <w:vAlign w:val="center"/>
+          </w:tcPr>
+          <w:p>
+            <w:pPr>
+              <w:spacing w:line="240" w:lineRule="auto" w:before="0" w:after="0"/>
+              <w:jc w:val="center"/>
             </w:pPr>
             <w:r/>
             <w:r>
@@ -23504,6 +23182,7 @@
         <w:tc>
           <w:tcPr>
             <w:tcW w:type="dxa" w:w="1361"/>
+            <w:vAlign w:val="center"/>
           </w:tcPr>
           <w:p>
             <w:pPr>
@@ -23523,11 +23202,12 @@
         <w:tc>
           <w:tcPr>
             <w:tcW w:type="dxa" w:w="6520"/>
-          </w:tcPr>
-          <w:p>
-            <w:pPr>
-              <w:spacing w:line="240" w:lineRule="auto" w:before="0" w:after="0"/>
-              <w:jc w:val="left"/>
+            <w:vAlign w:val="center"/>
+          </w:tcPr>
+          <w:p>
+            <w:pPr>
+              <w:spacing w:line="240" w:lineRule="auto" w:before="0" w:after="0"/>
+              <w:jc w:val="center"/>
             </w:pPr>
             <w:r/>
             <w:r>
@@ -23562,18 +23242,6 @@
         </w:tc>
       </w:tr>
     </w:tbl>
-    <w:p>
-      <w:pPr>
-        <w:spacing w:line="240" w:lineRule="auto" w:before="0" w:after="0"/>
-      </w:pPr>
-      <w:r>
-        <w:rPr>
-          <w:rFonts w:ascii="Times New Roman" w:hAnsi="Times New Roman" w:cs="Times New Roman"/>
-          <w:b w:val="0"/>
-          <w:sz w:val="24"/>
-        </w:rPr>
-      </w:r>
-    </w:p>
     <w:p>
       <w:pPr>
         <w:spacing w:line="240" w:lineRule="auto" w:before="0" w:after="0"/>
@@ -23604,6 +23272,7 @@
         <w:tc>
           <w:tcPr>
             <w:tcW w:type="dxa" w:w="1361"/>
+            <w:vAlign w:val="center"/>
           </w:tcPr>
           <w:p>
             <w:pPr>
@@ -23624,6 +23293,7 @@
         <w:tc>
           <w:tcPr>
             <w:tcW w:type="dxa" w:w="6520"/>
+            <w:vAlign w:val="center"/>
           </w:tcPr>
           <w:p>
             <w:pPr>
@@ -23666,6 +23336,7 @@
         <w:tc>
           <w:tcPr>
             <w:tcW w:type="dxa" w:w="1361"/>
+            <w:vAlign w:val="center"/>
           </w:tcPr>
           <w:p>
             <w:pPr>
@@ -23685,11 +23356,12 @@
         <w:tc>
           <w:tcPr>
             <w:tcW w:type="dxa" w:w="6520"/>
-          </w:tcPr>
-          <w:p>
-            <w:pPr>
-              <w:spacing w:line="240" w:lineRule="auto" w:before="0" w:after="0"/>
-              <w:jc w:val="left"/>
+            <w:vAlign w:val="center"/>
+          </w:tcPr>
+          <w:p>
+            <w:pPr>
+              <w:spacing w:line="240" w:lineRule="auto" w:before="0" w:after="0"/>
+              <w:jc w:val="center"/>
             </w:pPr>
             <w:r/>
             <w:r>
@@ -23727,6 +23399,7 @@
         <w:tc>
           <w:tcPr>
             <w:tcW w:type="dxa" w:w="1361"/>
+            <w:vAlign w:val="center"/>
           </w:tcPr>
           <w:p>
             <w:pPr>
@@ -23746,11 +23419,12 @@
         <w:tc>
           <w:tcPr>
             <w:tcW w:type="dxa" w:w="6520"/>
-          </w:tcPr>
-          <w:p>
-            <w:pPr>
-              <w:spacing w:line="240" w:lineRule="auto" w:before="0" w:after="0"/>
-              <w:jc w:val="left"/>
+            <w:vAlign w:val="center"/>
+          </w:tcPr>
+          <w:p>
+            <w:pPr>
+              <w:spacing w:line="240" w:lineRule="auto" w:before="0" w:after="0"/>
+              <w:jc w:val="center"/>
             </w:pPr>
             <w:r/>
             <w:r>
@@ -23788,6 +23462,7 @@
         <w:tc>
           <w:tcPr>
             <w:tcW w:type="dxa" w:w="1361"/>
+            <w:vAlign w:val="center"/>
           </w:tcPr>
           <w:p>
             <w:pPr>
@@ -23807,11 +23482,12 @@
         <w:tc>
           <w:tcPr>
             <w:tcW w:type="dxa" w:w="6520"/>
-          </w:tcPr>
-          <w:p>
-            <w:pPr>
-              <w:spacing w:line="240" w:lineRule="auto" w:before="0" w:after="0"/>
-              <w:jc w:val="left"/>
+            <w:vAlign w:val="center"/>
+          </w:tcPr>
+          <w:p>
+            <w:pPr>
+              <w:spacing w:line="240" w:lineRule="auto" w:before="0" w:after="0"/>
+              <w:jc w:val="center"/>
             </w:pPr>
             <w:r/>
             <w:r>
@@ -23846,18 +23522,6 @@
         </w:tc>
       </w:tr>
     </w:tbl>
-    <w:p>
-      <w:pPr>
-        <w:spacing w:line="240" w:lineRule="auto" w:before="0" w:after="0"/>
-      </w:pPr>
-      <w:r>
-        <w:rPr>
-          <w:rFonts w:ascii="Times New Roman" w:hAnsi="Times New Roman" w:cs="Times New Roman"/>
-          <w:b w:val="0"/>
-          <w:sz w:val="24"/>
-        </w:rPr>
-      </w:r>
-    </w:p>
     <w:sectPr>
       <w:pgSz w:w="12240" w:h="15840"/>
       <w:pgMar w:top="1440" w:right="1800" w:bottom="1440" w:left="1800" w:header="720" w:footer="720" w:gutter="0"/>

--- a/quiz.docx
+++ b/quiz.docx
@@ -121,7 +121,7 @@
           <w:p>
             <w:pPr>
               <w:spacing w:line="240" w:lineRule="auto" w:before="0" w:after="0"/>
-              <w:jc w:val="center"/>
+              <w:jc w:val="left"/>
             </w:pPr>
             <w:r/>
             <w:r>
@@ -184,7 +184,7 @@
           <w:p>
             <w:pPr>
               <w:spacing w:line="240" w:lineRule="auto" w:before="0" w:after="0"/>
-              <w:jc w:val="center"/>
+              <w:jc w:val="left"/>
             </w:pPr>
             <w:r/>
             <w:r>
@@ -247,7 +247,7 @@
           <w:p>
             <w:pPr>
               <w:spacing w:line="240" w:lineRule="auto" w:before="0" w:after="0"/>
-              <w:jc w:val="center"/>
+              <w:jc w:val="left"/>
             </w:pPr>
             <w:r/>
             <w:r>
@@ -401,7 +401,7 @@
           <w:p>
             <w:pPr>
               <w:spacing w:line="240" w:lineRule="auto" w:before="0" w:after="0"/>
-              <w:jc w:val="center"/>
+              <w:jc w:val="left"/>
             </w:pPr>
             <w:r/>
             <w:r>
@@ -464,7 +464,7 @@
           <w:p>
             <w:pPr>
               <w:spacing w:line="240" w:lineRule="auto" w:before="0" w:after="0"/>
-              <w:jc w:val="center"/>
+              <w:jc w:val="left"/>
             </w:pPr>
             <w:r/>
             <w:r>
@@ -527,7 +527,7 @@
           <w:p>
             <w:pPr>
               <w:spacing w:line="240" w:lineRule="auto" w:before="0" w:after="0"/>
-              <w:jc w:val="center"/>
+              <w:jc w:val="left"/>
             </w:pPr>
             <w:r/>
             <w:r>
@@ -681,7 +681,7 @@
           <w:p>
             <w:pPr>
               <w:spacing w:line="240" w:lineRule="auto" w:before="0" w:after="0"/>
-              <w:jc w:val="center"/>
+              <w:jc w:val="left"/>
             </w:pPr>
             <w:r/>
             <w:r>
@@ -744,7 +744,7 @@
           <w:p>
             <w:pPr>
               <w:spacing w:line="240" w:lineRule="auto" w:before="0" w:after="0"/>
-              <w:jc w:val="center"/>
+              <w:jc w:val="left"/>
             </w:pPr>
             <w:r/>
             <w:r>
@@ -807,7 +807,7 @@
           <w:p>
             <w:pPr>
               <w:spacing w:line="240" w:lineRule="auto" w:before="0" w:after="0"/>
-              <w:jc w:val="center"/>
+              <w:jc w:val="left"/>
             </w:pPr>
             <w:r/>
             <w:r>
@@ -961,7 +961,7 @@
           <w:p>
             <w:pPr>
               <w:spacing w:line="240" w:lineRule="auto" w:before="0" w:after="0"/>
-              <w:jc w:val="center"/>
+              <w:jc w:val="left"/>
             </w:pPr>
             <w:r/>
             <w:r>
@@ -1024,7 +1024,7 @@
           <w:p>
             <w:pPr>
               <w:spacing w:line="240" w:lineRule="auto" w:before="0" w:after="0"/>
-              <w:jc w:val="center"/>
+              <w:jc w:val="left"/>
             </w:pPr>
             <w:r/>
             <w:r>
@@ -1087,7 +1087,7 @@
           <w:p>
             <w:pPr>
               <w:spacing w:line="240" w:lineRule="auto" w:before="0" w:after="0"/>
-              <w:jc w:val="center"/>
+              <w:jc w:val="left"/>
             </w:pPr>
             <w:r/>
             <w:r>
@@ -1241,7 +1241,7 @@
           <w:p>
             <w:pPr>
               <w:spacing w:line="240" w:lineRule="auto" w:before="0" w:after="0"/>
-              <w:jc w:val="center"/>
+              <w:jc w:val="left"/>
             </w:pPr>
             <w:r/>
             <w:r>
@@ -1304,7 +1304,7 @@
           <w:p>
             <w:pPr>
               <w:spacing w:line="240" w:lineRule="auto" w:before="0" w:after="0"/>
-              <w:jc w:val="center"/>
+              <w:jc w:val="left"/>
             </w:pPr>
             <w:r/>
             <w:r>
@@ -1367,7 +1367,7 @@
           <w:p>
             <w:pPr>
               <w:spacing w:line="240" w:lineRule="auto" w:before="0" w:after="0"/>
-              <w:jc w:val="center"/>
+              <w:jc w:val="left"/>
             </w:pPr>
             <w:r/>
             <w:r>
@@ -1521,7 +1521,7 @@
           <w:p>
             <w:pPr>
               <w:spacing w:line="240" w:lineRule="auto" w:before="0" w:after="0"/>
-              <w:jc w:val="center"/>
+              <w:jc w:val="left"/>
             </w:pPr>
             <w:r/>
             <w:r>
@@ -1584,7 +1584,7 @@
           <w:p>
             <w:pPr>
               <w:spacing w:line="240" w:lineRule="auto" w:before="0" w:after="0"/>
-              <w:jc w:val="center"/>
+              <w:jc w:val="left"/>
             </w:pPr>
             <w:r/>
             <w:r>
@@ -1647,7 +1647,7 @@
           <w:p>
             <w:pPr>
               <w:spacing w:line="240" w:lineRule="auto" w:before="0" w:after="0"/>
-              <w:jc w:val="center"/>
+              <w:jc w:val="left"/>
             </w:pPr>
             <w:r/>
             <w:r>
@@ -1801,7 +1801,7 @@
           <w:p>
             <w:pPr>
               <w:spacing w:line="240" w:lineRule="auto" w:before="0" w:after="0"/>
-              <w:jc w:val="center"/>
+              <w:jc w:val="left"/>
             </w:pPr>
             <w:r/>
             <w:r>
@@ -1864,7 +1864,7 @@
           <w:p>
             <w:pPr>
               <w:spacing w:line="240" w:lineRule="auto" w:before="0" w:after="0"/>
-              <w:jc w:val="center"/>
+              <w:jc w:val="left"/>
             </w:pPr>
             <w:r/>
             <w:r>
@@ -1927,7 +1927,7 @@
           <w:p>
             <w:pPr>
               <w:spacing w:line="240" w:lineRule="auto" w:before="0" w:after="0"/>
-              <w:jc w:val="center"/>
+              <w:jc w:val="left"/>
             </w:pPr>
             <w:r/>
             <w:r>
@@ -2081,7 +2081,7 @@
           <w:p>
             <w:pPr>
               <w:spacing w:line="240" w:lineRule="auto" w:before="0" w:after="0"/>
-              <w:jc w:val="center"/>
+              <w:jc w:val="left"/>
             </w:pPr>
             <w:r/>
             <w:r>
@@ -2144,7 +2144,7 @@
           <w:p>
             <w:pPr>
               <w:spacing w:line="240" w:lineRule="auto" w:before="0" w:after="0"/>
-              <w:jc w:val="center"/>
+              <w:jc w:val="left"/>
             </w:pPr>
             <w:r/>
             <w:r>
@@ -2207,7 +2207,7 @@
           <w:p>
             <w:pPr>
               <w:spacing w:line="240" w:lineRule="auto" w:before="0" w:after="0"/>
-              <w:jc w:val="center"/>
+              <w:jc w:val="left"/>
             </w:pPr>
             <w:r/>
             <w:r>
@@ -2361,7 +2361,7 @@
           <w:p>
             <w:pPr>
               <w:spacing w:line="240" w:lineRule="auto" w:before="0" w:after="0"/>
-              <w:jc w:val="center"/>
+              <w:jc w:val="left"/>
             </w:pPr>
             <w:r/>
             <w:r>
@@ -2424,7 +2424,7 @@
           <w:p>
             <w:pPr>
               <w:spacing w:line="240" w:lineRule="auto" w:before="0" w:after="0"/>
-              <w:jc w:val="center"/>
+              <w:jc w:val="left"/>
             </w:pPr>
             <w:r/>
             <w:r>
@@ -2487,7 +2487,7 @@
           <w:p>
             <w:pPr>
               <w:spacing w:line="240" w:lineRule="auto" w:before="0" w:after="0"/>
-              <w:jc w:val="center"/>
+              <w:jc w:val="left"/>
             </w:pPr>
             <w:r/>
             <w:r>
@@ -2641,7 +2641,7 @@
           <w:p>
             <w:pPr>
               <w:spacing w:line="240" w:lineRule="auto" w:before="0" w:after="0"/>
-              <w:jc w:val="center"/>
+              <w:jc w:val="left"/>
             </w:pPr>
             <w:r/>
             <w:r>
@@ -2704,7 +2704,7 @@
           <w:p>
             <w:pPr>
               <w:spacing w:line="240" w:lineRule="auto" w:before="0" w:after="0"/>
-              <w:jc w:val="center"/>
+              <w:jc w:val="left"/>
             </w:pPr>
             <w:r/>
             <w:r>
@@ -2767,7 +2767,7 @@
           <w:p>
             <w:pPr>
               <w:spacing w:line="240" w:lineRule="auto" w:before="0" w:after="0"/>
-              <w:jc w:val="center"/>
+              <w:jc w:val="left"/>
             </w:pPr>
             <w:r/>
             <w:r>
@@ -2921,7 +2921,7 @@
           <w:p>
             <w:pPr>
               <w:spacing w:line="240" w:lineRule="auto" w:before="0" w:after="0"/>
-              <w:jc w:val="center"/>
+              <w:jc w:val="left"/>
             </w:pPr>
             <w:r/>
             <w:r>
@@ -2984,7 +2984,7 @@
           <w:p>
             <w:pPr>
               <w:spacing w:line="240" w:lineRule="auto" w:before="0" w:after="0"/>
-              <w:jc w:val="center"/>
+              <w:jc w:val="left"/>
             </w:pPr>
             <w:r/>
             <w:r>
@@ -3047,7 +3047,7 @@
           <w:p>
             <w:pPr>
               <w:spacing w:line="240" w:lineRule="auto" w:before="0" w:after="0"/>
-              <w:jc w:val="center"/>
+              <w:jc w:val="left"/>
             </w:pPr>
             <w:r/>
             <w:r>
@@ -3201,7 +3201,7 @@
           <w:p>
             <w:pPr>
               <w:spacing w:line="240" w:lineRule="auto" w:before="0" w:after="0"/>
-              <w:jc w:val="center"/>
+              <w:jc w:val="left"/>
             </w:pPr>
             <w:r/>
             <w:r>
@@ -3264,7 +3264,7 @@
           <w:p>
             <w:pPr>
               <w:spacing w:line="240" w:lineRule="auto" w:before="0" w:after="0"/>
-              <w:jc w:val="center"/>
+              <w:jc w:val="left"/>
             </w:pPr>
             <w:r/>
             <w:r>
@@ -3327,7 +3327,7 @@
           <w:p>
             <w:pPr>
               <w:spacing w:line="240" w:lineRule="auto" w:before="0" w:after="0"/>
-              <w:jc w:val="center"/>
+              <w:jc w:val="left"/>
             </w:pPr>
             <w:r/>
             <w:r>
@@ -3481,7 +3481,7 @@
           <w:p>
             <w:pPr>
               <w:spacing w:line="240" w:lineRule="auto" w:before="0" w:after="0"/>
-              <w:jc w:val="center"/>
+              <w:jc w:val="left"/>
             </w:pPr>
             <w:r/>
             <w:r>
@@ -3544,7 +3544,7 @@
           <w:p>
             <w:pPr>
               <w:spacing w:line="240" w:lineRule="auto" w:before="0" w:after="0"/>
-              <w:jc w:val="center"/>
+              <w:jc w:val="left"/>
             </w:pPr>
             <w:r/>
             <w:r>
@@ -3607,7 +3607,7 @@
           <w:p>
             <w:pPr>
               <w:spacing w:line="240" w:lineRule="auto" w:before="0" w:after="0"/>
-              <w:jc w:val="center"/>
+              <w:jc w:val="left"/>
             </w:pPr>
             <w:r/>
             <w:r>
@@ -3761,7 +3761,7 @@
           <w:p>
             <w:pPr>
               <w:spacing w:line="240" w:lineRule="auto" w:before="0" w:after="0"/>
-              <w:jc w:val="center"/>
+              <w:jc w:val="left"/>
             </w:pPr>
             <w:r/>
             <w:r>
@@ -3824,7 +3824,7 @@
           <w:p>
             <w:pPr>
               <w:spacing w:line="240" w:lineRule="auto" w:before="0" w:after="0"/>
-              <w:jc w:val="center"/>
+              <w:jc w:val="left"/>
             </w:pPr>
             <w:r/>
             <w:r>
@@ -3887,7 +3887,7 @@
           <w:p>
             <w:pPr>
               <w:spacing w:line="240" w:lineRule="auto" w:before="0" w:after="0"/>
-              <w:jc w:val="center"/>
+              <w:jc w:val="left"/>
             </w:pPr>
             <w:r/>
             <w:r>
@@ -4041,7 +4041,7 @@
           <w:p>
             <w:pPr>
               <w:spacing w:line="240" w:lineRule="auto" w:before="0" w:after="0"/>
-              <w:jc w:val="center"/>
+              <w:jc w:val="left"/>
             </w:pPr>
             <w:r/>
             <w:r>
@@ -4104,7 +4104,7 @@
           <w:p>
             <w:pPr>
               <w:spacing w:line="240" w:lineRule="auto" w:before="0" w:after="0"/>
-              <w:jc w:val="center"/>
+              <w:jc w:val="left"/>
             </w:pPr>
             <w:r/>
             <w:r>
@@ -4167,7 +4167,7 @@
           <w:p>
             <w:pPr>
               <w:spacing w:line="240" w:lineRule="auto" w:before="0" w:after="0"/>
-              <w:jc w:val="center"/>
+              <w:jc w:val="left"/>
             </w:pPr>
             <w:r/>
             <w:r>
@@ -4321,7 +4321,7 @@
           <w:p>
             <w:pPr>
               <w:spacing w:line="240" w:lineRule="auto" w:before="0" w:after="0"/>
-              <w:jc w:val="center"/>
+              <w:jc w:val="left"/>
             </w:pPr>
             <w:r/>
             <w:r>
@@ -4384,7 +4384,7 @@
           <w:p>
             <w:pPr>
               <w:spacing w:line="240" w:lineRule="auto" w:before="0" w:after="0"/>
-              <w:jc w:val="center"/>
+              <w:jc w:val="left"/>
             </w:pPr>
             <w:r/>
             <w:r>
@@ -4447,7 +4447,7 @@
           <w:p>
             <w:pPr>
               <w:spacing w:line="240" w:lineRule="auto" w:before="0" w:after="0"/>
-              <w:jc w:val="center"/>
+              <w:jc w:val="left"/>
             </w:pPr>
             <w:r/>
             <w:r>
@@ -4601,7 +4601,7 @@
           <w:p>
             <w:pPr>
               <w:spacing w:line="240" w:lineRule="auto" w:before="0" w:after="0"/>
-              <w:jc w:val="center"/>
+              <w:jc w:val="left"/>
             </w:pPr>
             <w:r/>
             <w:r>
@@ -4664,7 +4664,7 @@
           <w:p>
             <w:pPr>
               <w:spacing w:line="240" w:lineRule="auto" w:before="0" w:after="0"/>
-              <w:jc w:val="center"/>
+              <w:jc w:val="left"/>
             </w:pPr>
             <w:r/>
             <w:r>
@@ -4727,7 +4727,7 @@
           <w:p>
             <w:pPr>
               <w:spacing w:line="240" w:lineRule="auto" w:before="0" w:after="0"/>
-              <w:jc w:val="center"/>
+              <w:jc w:val="left"/>
             </w:pPr>
             <w:r/>
             <w:r>
@@ -4881,7 +4881,7 @@
           <w:p>
             <w:pPr>
               <w:spacing w:line="240" w:lineRule="auto" w:before="0" w:after="0"/>
-              <w:jc w:val="center"/>
+              <w:jc w:val="left"/>
             </w:pPr>
             <w:r/>
             <w:r>
@@ -4944,7 +4944,7 @@
           <w:p>
             <w:pPr>
               <w:spacing w:line="240" w:lineRule="auto" w:before="0" w:after="0"/>
-              <w:jc w:val="center"/>
+              <w:jc w:val="left"/>
             </w:pPr>
             <w:r/>
             <w:r>
@@ -5007,7 +5007,7 @@
           <w:p>
             <w:pPr>
               <w:spacing w:line="240" w:lineRule="auto" w:before="0" w:after="0"/>
-              <w:jc w:val="center"/>
+              <w:jc w:val="left"/>
             </w:pPr>
             <w:r/>
             <w:r>
@@ -5161,7 +5161,7 @@
           <w:p>
             <w:pPr>
               <w:spacing w:line="240" w:lineRule="auto" w:before="0" w:after="0"/>
-              <w:jc w:val="center"/>
+              <w:jc w:val="left"/>
             </w:pPr>
             <w:r/>
             <w:r>
@@ -5224,7 +5224,7 @@
           <w:p>
             <w:pPr>
               <w:spacing w:line="240" w:lineRule="auto" w:before="0" w:after="0"/>
-              <w:jc w:val="center"/>
+              <w:jc w:val="left"/>
             </w:pPr>
             <w:r/>
             <w:r>
@@ -5287,7 +5287,7 @@
           <w:p>
             <w:pPr>
               <w:spacing w:line="240" w:lineRule="auto" w:before="0" w:after="0"/>
-              <w:jc w:val="center"/>
+              <w:jc w:val="left"/>
             </w:pPr>
             <w:r/>
             <w:r>
@@ -5441,7 +5441,7 @@
           <w:p>
             <w:pPr>
               <w:spacing w:line="240" w:lineRule="auto" w:before="0" w:after="0"/>
-              <w:jc w:val="center"/>
+              <w:jc w:val="left"/>
             </w:pPr>
             <w:r/>
             <w:r>
@@ -5504,7 +5504,7 @@
           <w:p>
             <w:pPr>
               <w:spacing w:line="240" w:lineRule="auto" w:before="0" w:after="0"/>
-              <w:jc w:val="center"/>
+              <w:jc w:val="left"/>
             </w:pPr>
             <w:r/>
             <w:r>
@@ -5567,7 +5567,7 @@
           <w:p>
             <w:pPr>
               <w:spacing w:line="240" w:lineRule="auto" w:before="0" w:after="0"/>
-              <w:jc w:val="center"/>
+              <w:jc w:val="left"/>
             </w:pPr>
             <w:r/>
             <w:r>
@@ -5721,7 +5721,7 @@
           <w:p>
             <w:pPr>
               <w:spacing w:line="240" w:lineRule="auto" w:before="0" w:after="0"/>
-              <w:jc w:val="center"/>
+              <w:jc w:val="left"/>
             </w:pPr>
             <w:r/>
             <w:r>
@@ -5784,7 +5784,7 @@
           <w:p>
             <w:pPr>
               <w:spacing w:line="240" w:lineRule="auto" w:before="0" w:after="0"/>
-              <w:jc w:val="center"/>
+              <w:jc w:val="left"/>
             </w:pPr>
             <w:r/>
             <w:r>
@@ -5847,7 +5847,7 @@
           <w:p>
             <w:pPr>
               <w:spacing w:line="240" w:lineRule="auto" w:before="0" w:after="0"/>
-              <w:jc w:val="center"/>
+              <w:jc w:val="left"/>
             </w:pPr>
             <w:r/>
             <w:r>
@@ -6001,7 +6001,7 @@
           <w:p>
             <w:pPr>
               <w:spacing w:line="240" w:lineRule="auto" w:before="0" w:after="0"/>
-              <w:jc w:val="center"/>
+              <w:jc w:val="left"/>
             </w:pPr>
             <w:r/>
             <w:r>
@@ -6064,7 +6064,7 @@
           <w:p>
             <w:pPr>
               <w:spacing w:line="240" w:lineRule="auto" w:before="0" w:after="0"/>
-              <w:jc w:val="center"/>
+              <w:jc w:val="left"/>
             </w:pPr>
             <w:r/>
             <w:r>
@@ -6127,7 +6127,7 @@
           <w:p>
             <w:pPr>
               <w:spacing w:line="240" w:lineRule="auto" w:before="0" w:after="0"/>
-              <w:jc w:val="center"/>
+              <w:jc w:val="left"/>
             </w:pPr>
             <w:r/>
             <w:r>
@@ -6281,7 +6281,7 @@
           <w:p>
             <w:pPr>
               <w:spacing w:line="240" w:lineRule="auto" w:before="0" w:after="0"/>
-              <w:jc w:val="center"/>
+              <w:jc w:val="left"/>
             </w:pPr>
             <w:r/>
             <w:r>
@@ -6344,7 +6344,7 @@
           <w:p>
             <w:pPr>
               <w:spacing w:line="240" w:lineRule="auto" w:before="0" w:after="0"/>
-              <w:jc w:val="center"/>
+              <w:jc w:val="left"/>
             </w:pPr>
             <w:r/>
             <w:r>
@@ -6407,7 +6407,7 @@
           <w:p>
             <w:pPr>
               <w:spacing w:line="240" w:lineRule="auto" w:before="0" w:after="0"/>
-              <w:jc w:val="center"/>
+              <w:jc w:val="left"/>
             </w:pPr>
             <w:r/>
             <w:r>
@@ -6561,7 +6561,7 @@
           <w:p>
             <w:pPr>
               <w:spacing w:line="240" w:lineRule="auto" w:before="0" w:after="0"/>
-              <w:jc w:val="center"/>
+              <w:jc w:val="left"/>
             </w:pPr>
             <w:r/>
             <w:r>
@@ -6624,7 +6624,7 @@
           <w:p>
             <w:pPr>
               <w:spacing w:line="240" w:lineRule="auto" w:before="0" w:after="0"/>
-              <w:jc w:val="center"/>
+              <w:jc w:val="left"/>
             </w:pPr>
             <w:r/>
             <w:r>
@@ -6687,7 +6687,7 @@
           <w:p>
             <w:pPr>
               <w:spacing w:line="240" w:lineRule="auto" w:before="0" w:after="0"/>
-              <w:jc w:val="center"/>
+              <w:jc w:val="left"/>
             </w:pPr>
             <w:r/>
             <w:r>
@@ -6841,7 +6841,7 @@
           <w:p>
             <w:pPr>
               <w:spacing w:line="240" w:lineRule="auto" w:before="0" w:after="0"/>
-              <w:jc w:val="center"/>
+              <w:jc w:val="left"/>
             </w:pPr>
             <w:r/>
             <w:r>
@@ -6904,7 +6904,7 @@
           <w:p>
             <w:pPr>
               <w:spacing w:line="240" w:lineRule="auto" w:before="0" w:after="0"/>
-              <w:jc w:val="center"/>
+              <w:jc w:val="left"/>
             </w:pPr>
             <w:r/>
             <w:r>
@@ -6967,7 +6967,7 @@
           <w:p>
             <w:pPr>
               <w:spacing w:line="240" w:lineRule="auto" w:before="0" w:after="0"/>
-              <w:jc w:val="center"/>
+              <w:jc w:val="left"/>
             </w:pPr>
             <w:r/>
             <w:r>
@@ -7121,7 +7121,7 @@
           <w:p>
             <w:pPr>
               <w:spacing w:line="240" w:lineRule="auto" w:before="0" w:after="0"/>
-              <w:jc w:val="center"/>
+              <w:jc w:val="left"/>
             </w:pPr>
             <w:r/>
             <w:r>
@@ -7184,7 +7184,7 @@
           <w:p>
             <w:pPr>
               <w:spacing w:line="240" w:lineRule="auto" w:before="0" w:after="0"/>
-              <w:jc w:val="center"/>
+              <w:jc w:val="left"/>
             </w:pPr>
             <w:r/>
             <w:r>
@@ -7247,7 +7247,7 @@
           <w:p>
             <w:pPr>
               <w:spacing w:line="240" w:lineRule="auto" w:before="0" w:after="0"/>
-              <w:jc w:val="center"/>
+              <w:jc w:val="left"/>
             </w:pPr>
             <w:r/>
             <w:r>
@@ -7401,7 +7401,7 @@
           <w:p>
             <w:pPr>
               <w:spacing w:line="240" w:lineRule="auto" w:before="0" w:after="0"/>
-              <w:jc w:val="center"/>
+              <w:jc w:val="left"/>
             </w:pPr>
             <w:r/>
             <w:r>
@@ -7464,7 +7464,7 @@
           <w:p>
             <w:pPr>
               <w:spacing w:line="240" w:lineRule="auto" w:before="0" w:after="0"/>
-              <w:jc w:val="center"/>
+              <w:jc w:val="left"/>
             </w:pPr>
             <w:r/>
             <w:r>
@@ -7527,7 +7527,7 @@
           <w:p>
             <w:pPr>
               <w:spacing w:line="240" w:lineRule="auto" w:before="0" w:after="0"/>
-              <w:jc w:val="center"/>
+              <w:jc w:val="left"/>
             </w:pPr>
             <w:r/>
             <w:r>
@@ -7681,7 +7681,7 @@
           <w:p>
             <w:pPr>
               <w:spacing w:line="240" w:lineRule="auto" w:before="0" w:after="0"/>
-              <w:jc w:val="center"/>
+              <w:jc w:val="left"/>
             </w:pPr>
             <w:r/>
             <w:r>
@@ -7744,7 +7744,7 @@
           <w:p>
             <w:pPr>
               <w:spacing w:line="240" w:lineRule="auto" w:before="0" w:after="0"/>
-              <w:jc w:val="center"/>
+              <w:jc w:val="left"/>
             </w:pPr>
             <w:r/>
             <w:r>
@@ -7807,7 +7807,7 @@
           <w:p>
             <w:pPr>
               <w:spacing w:line="240" w:lineRule="auto" w:before="0" w:after="0"/>
-              <w:jc w:val="center"/>
+              <w:jc w:val="left"/>
             </w:pPr>
             <w:r/>
             <w:r>
@@ -7961,7 +7961,7 @@
           <w:p>
             <w:pPr>
               <w:spacing w:line="240" w:lineRule="auto" w:before="0" w:after="0"/>
-              <w:jc w:val="center"/>
+              <w:jc w:val="left"/>
             </w:pPr>
             <w:r/>
             <w:r>
@@ -8024,7 +8024,7 @@
           <w:p>
             <w:pPr>
               <w:spacing w:line="240" w:lineRule="auto" w:before="0" w:after="0"/>
-              <w:jc w:val="center"/>
+              <w:jc w:val="left"/>
             </w:pPr>
             <w:r/>
             <w:r>
@@ -8087,7 +8087,7 @@
           <w:p>
             <w:pPr>
               <w:spacing w:line="240" w:lineRule="auto" w:before="0" w:after="0"/>
-              <w:jc w:val="center"/>
+              <w:jc w:val="left"/>
             </w:pPr>
             <w:r/>
             <w:r>
@@ -8241,7 +8241,7 @@
           <w:p>
             <w:pPr>
               <w:spacing w:line="240" w:lineRule="auto" w:before="0" w:after="0"/>
-              <w:jc w:val="center"/>
+              <w:jc w:val="left"/>
             </w:pPr>
             <w:r/>
             <w:r>
@@ -8304,7 +8304,7 @@
           <w:p>
             <w:pPr>
               <w:spacing w:line="240" w:lineRule="auto" w:before="0" w:after="0"/>
-              <w:jc w:val="center"/>
+              <w:jc w:val="left"/>
             </w:pPr>
             <w:r/>
             <w:r>
@@ -8367,7 +8367,7 @@
           <w:p>
             <w:pPr>
               <w:spacing w:line="240" w:lineRule="auto" w:before="0" w:after="0"/>
-              <w:jc w:val="center"/>
+              <w:jc w:val="left"/>
             </w:pPr>
             <w:r/>
             <w:r>
@@ -8521,7 +8521,7 @@
           <w:p>
             <w:pPr>
               <w:spacing w:line="240" w:lineRule="auto" w:before="0" w:after="0"/>
-              <w:jc w:val="center"/>
+              <w:jc w:val="left"/>
             </w:pPr>
             <w:r/>
             <w:r>
@@ -8584,7 +8584,7 @@
           <w:p>
             <w:pPr>
               <w:spacing w:line="240" w:lineRule="auto" w:before="0" w:after="0"/>
-              <w:jc w:val="center"/>
+              <w:jc w:val="left"/>
             </w:pPr>
             <w:r/>
             <w:r>
@@ -8647,7 +8647,7 @@
           <w:p>
             <w:pPr>
               <w:spacing w:line="240" w:lineRule="auto" w:before="0" w:after="0"/>
-              <w:jc w:val="center"/>
+              <w:jc w:val="left"/>
             </w:pPr>
             <w:r/>
             <w:r>
@@ -8801,7 +8801,7 @@
           <w:p>
             <w:pPr>
               <w:spacing w:line="240" w:lineRule="auto" w:before="0" w:after="0"/>
-              <w:jc w:val="center"/>
+              <w:jc w:val="left"/>
             </w:pPr>
             <w:r/>
             <w:r>
@@ -8864,7 +8864,7 @@
           <w:p>
             <w:pPr>
               <w:spacing w:line="240" w:lineRule="auto" w:before="0" w:after="0"/>
-              <w:jc w:val="center"/>
+              <w:jc w:val="left"/>
             </w:pPr>
             <w:r/>
             <w:r>
@@ -8927,7 +8927,7 @@
           <w:p>
             <w:pPr>
               <w:spacing w:line="240" w:lineRule="auto" w:before="0" w:after="0"/>
-              <w:jc w:val="center"/>
+              <w:jc w:val="left"/>
             </w:pPr>
             <w:r/>
             <w:r>
@@ -9081,7 +9081,7 @@
           <w:p>
             <w:pPr>
               <w:spacing w:line="240" w:lineRule="auto" w:before="0" w:after="0"/>
-              <w:jc w:val="center"/>
+              <w:jc w:val="left"/>
             </w:pPr>
             <w:r/>
             <w:r>
@@ -9144,7 +9144,7 @@
           <w:p>
             <w:pPr>
               <w:spacing w:line="240" w:lineRule="auto" w:before="0" w:after="0"/>
-              <w:jc w:val="center"/>
+              <w:jc w:val="left"/>
             </w:pPr>
             <w:r/>
             <w:r>
@@ -9207,7 +9207,7 @@
           <w:p>
             <w:pPr>
               <w:spacing w:line="240" w:lineRule="auto" w:before="0" w:after="0"/>
-              <w:jc w:val="center"/>
+              <w:jc w:val="left"/>
             </w:pPr>
             <w:r/>
             <w:r>
@@ -9361,7 +9361,7 @@
           <w:p>
             <w:pPr>
               <w:spacing w:line="240" w:lineRule="auto" w:before="0" w:after="0"/>
-              <w:jc w:val="center"/>
+              <w:jc w:val="left"/>
             </w:pPr>
             <w:r/>
             <w:r>
@@ -9424,7 +9424,7 @@
           <w:p>
             <w:pPr>
               <w:spacing w:line="240" w:lineRule="auto" w:before="0" w:after="0"/>
-              <w:jc w:val="center"/>
+              <w:jc w:val="left"/>
             </w:pPr>
             <w:r/>
             <w:r>
@@ -9487,7 +9487,7 @@
           <w:p>
             <w:pPr>
               <w:spacing w:line="240" w:lineRule="auto" w:before="0" w:after="0"/>
-              <w:jc w:val="center"/>
+              <w:jc w:val="left"/>
             </w:pPr>
             <w:r/>
             <w:r>
@@ -9641,7 +9641,7 @@
           <w:p>
             <w:pPr>
               <w:spacing w:line="240" w:lineRule="auto" w:before="0" w:after="0"/>
-              <w:jc w:val="center"/>
+              <w:jc w:val="left"/>
             </w:pPr>
             <w:r/>
             <w:r>
@@ -9704,7 +9704,7 @@
           <w:p>
             <w:pPr>
               <w:spacing w:line="240" w:lineRule="auto" w:before="0" w:after="0"/>
-              <w:jc w:val="center"/>
+              <w:jc w:val="left"/>
             </w:pPr>
             <w:r/>
             <w:r>
@@ -9767,7 +9767,7 @@
           <w:p>
             <w:pPr>
               <w:spacing w:line="240" w:lineRule="auto" w:before="0" w:after="0"/>
-              <w:jc w:val="center"/>
+              <w:jc w:val="left"/>
             </w:pPr>
             <w:r/>
             <w:r>
@@ -9921,7 +9921,7 @@
           <w:p>
             <w:pPr>
               <w:spacing w:line="240" w:lineRule="auto" w:before="0" w:after="0"/>
-              <w:jc w:val="center"/>
+              <w:jc w:val="left"/>
             </w:pPr>
             <w:r/>
             <w:r>
@@ -9984,7 +9984,7 @@
           <w:p>
             <w:pPr>
               <w:spacing w:line="240" w:lineRule="auto" w:before="0" w:after="0"/>
-              <w:jc w:val="center"/>
+              <w:jc w:val="left"/>
             </w:pPr>
             <w:r/>
             <w:r>
@@ -10047,7 +10047,7 @@
           <w:p>
             <w:pPr>
               <w:spacing w:line="240" w:lineRule="auto" w:before="0" w:after="0"/>
-              <w:jc w:val="center"/>
+              <w:jc w:val="left"/>
             </w:pPr>
             <w:r/>
             <w:r>
@@ -10201,7 +10201,7 @@
           <w:p>
             <w:pPr>
               <w:spacing w:line="240" w:lineRule="auto" w:before="0" w:after="0"/>
-              <w:jc w:val="center"/>
+              <w:jc w:val="left"/>
             </w:pPr>
             <w:r/>
             <w:r>
@@ -10264,7 +10264,7 @@
           <w:p>
             <w:pPr>
               <w:spacing w:line="240" w:lineRule="auto" w:before="0" w:after="0"/>
-              <w:jc w:val="center"/>
+              <w:jc w:val="left"/>
             </w:pPr>
             <w:r/>
             <w:r>
@@ -10327,7 +10327,7 @@
           <w:p>
             <w:pPr>
               <w:spacing w:line="240" w:lineRule="auto" w:before="0" w:after="0"/>
-              <w:jc w:val="center"/>
+              <w:jc w:val="left"/>
             </w:pPr>
             <w:r/>
             <w:r>
@@ -10481,7 +10481,7 @@
           <w:p>
             <w:pPr>
               <w:spacing w:line="240" w:lineRule="auto" w:before="0" w:after="0"/>
-              <w:jc w:val="center"/>
+              <w:jc w:val="left"/>
             </w:pPr>
             <w:r/>
             <w:r>
@@ -10544,7 +10544,7 @@
           <w:p>
             <w:pPr>
               <w:spacing w:line="240" w:lineRule="auto" w:before="0" w:after="0"/>
-              <w:jc w:val="center"/>
+              <w:jc w:val="left"/>
             </w:pPr>
             <w:r/>
             <w:r>
@@ -10607,7 +10607,7 @@
           <w:p>
             <w:pPr>
               <w:spacing w:line="240" w:lineRule="auto" w:before="0" w:after="0"/>
-              <w:jc w:val="center"/>
+              <w:jc w:val="left"/>
             </w:pPr>
             <w:r/>
             <w:r>
@@ -10761,7 +10761,7 @@
           <w:p>
             <w:pPr>
               <w:spacing w:line="240" w:lineRule="auto" w:before="0" w:after="0"/>
-              <w:jc w:val="center"/>
+              <w:jc w:val="left"/>
             </w:pPr>
             <w:r/>
             <w:r>
@@ -10824,7 +10824,7 @@
           <w:p>
             <w:pPr>
               <w:spacing w:line="240" w:lineRule="auto" w:before="0" w:after="0"/>
-              <w:jc w:val="center"/>
+              <w:jc w:val="left"/>
             </w:pPr>
             <w:r/>
             <w:r>
@@ -10887,7 +10887,7 @@
           <w:p>
             <w:pPr>
               <w:spacing w:line="240" w:lineRule="auto" w:before="0" w:after="0"/>
-              <w:jc w:val="center"/>
+              <w:jc w:val="left"/>
             </w:pPr>
             <w:r/>
             <w:r>
@@ -11041,7 +11041,7 @@
           <w:p>
             <w:pPr>
               <w:spacing w:line="240" w:lineRule="auto" w:before="0" w:after="0"/>
-              <w:jc w:val="center"/>
+              <w:jc w:val="left"/>
             </w:pPr>
             <w:r/>
             <w:r>
@@ -11104,7 +11104,7 @@
           <w:p>
             <w:pPr>
               <w:spacing w:line="240" w:lineRule="auto" w:before="0" w:after="0"/>
-              <w:jc w:val="center"/>
+              <w:jc w:val="left"/>
             </w:pPr>
             <w:r/>
             <w:r>
@@ -11167,7 +11167,7 @@
           <w:p>
             <w:pPr>
               <w:spacing w:line="240" w:lineRule="auto" w:before="0" w:after="0"/>
-              <w:jc w:val="center"/>
+              <w:jc w:val="left"/>
             </w:pPr>
             <w:r/>
             <w:r>
@@ -11321,7 +11321,7 @@
           <w:p>
             <w:pPr>
               <w:spacing w:line="240" w:lineRule="auto" w:before="0" w:after="0"/>
-              <w:jc w:val="center"/>
+              <w:jc w:val="left"/>
             </w:pPr>
             <w:r/>
             <w:r>
@@ -11384,7 +11384,7 @@
           <w:p>
             <w:pPr>
               <w:spacing w:line="240" w:lineRule="auto" w:before="0" w:after="0"/>
-              <w:jc w:val="center"/>
+              <w:jc w:val="left"/>
             </w:pPr>
             <w:r/>
             <w:r>
@@ -11447,7 +11447,7 @@
           <w:p>
             <w:pPr>
               <w:spacing w:line="240" w:lineRule="auto" w:before="0" w:after="0"/>
-              <w:jc w:val="center"/>
+              <w:jc w:val="left"/>
             </w:pPr>
             <w:r/>
             <w:r>
@@ -11601,7 +11601,7 @@
           <w:p>
             <w:pPr>
               <w:spacing w:line="240" w:lineRule="auto" w:before="0" w:after="0"/>
-              <w:jc w:val="center"/>
+              <w:jc w:val="left"/>
             </w:pPr>
             <w:r/>
             <w:r>
@@ -11664,7 +11664,7 @@
           <w:p>
             <w:pPr>
               <w:spacing w:line="240" w:lineRule="auto" w:before="0" w:after="0"/>
-              <w:jc w:val="center"/>
+              <w:jc w:val="left"/>
             </w:pPr>
             <w:r/>
             <w:r>
@@ -11727,7 +11727,7 @@
           <w:p>
             <w:pPr>
               <w:spacing w:line="240" w:lineRule="auto" w:before="0" w:after="0"/>
-              <w:jc w:val="center"/>
+              <w:jc w:val="left"/>
             </w:pPr>
             <w:r/>
             <w:r>
@@ -11881,7 +11881,7 @@
           <w:p>
             <w:pPr>
               <w:spacing w:line="240" w:lineRule="auto" w:before="0" w:after="0"/>
-              <w:jc w:val="center"/>
+              <w:jc w:val="left"/>
             </w:pPr>
             <w:r/>
             <w:r>
@@ -11944,7 +11944,7 @@
           <w:p>
             <w:pPr>
               <w:spacing w:line="240" w:lineRule="auto" w:before="0" w:after="0"/>
-              <w:jc w:val="center"/>
+              <w:jc w:val="left"/>
             </w:pPr>
             <w:r/>
             <w:r>
@@ -12007,7 +12007,7 @@
           <w:p>
             <w:pPr>
               <w:spacing w:line="240" w:lineRule="auto" w:before="0" w:after="0"/>
-              <w:jc w:val="center"/>
+              <w:jc w:val="left"/>
             </w:pPr>
             <w:r/>
             <w:r>
@@ -12161,7 +12161,7 @@
           <w:p>
             <w:pPr>
               <w:spacing w:line="240" w:lineRule="auto" w:before="0" w:after="0"/>
-              <w:jc w:val="center"/>
+              <w:jc w:val="left"/>
             </w:pPr>
             <w:r/>
             <w:r>
@@ -12224,7 +12224,7 @@
           <w:p>
             <w:pPr>
               <w:spacing w:line="240" w:lineRule="auto" w:before="0" w:after="0"/>
-              <w:jc w:val="center"/>
+              <w:jc w:val="left"/>
             </w:pPr>
             <w:r/>
             <w:r>
@@ -12287,7 +12287,7 @@
           <w:p>
             <w:pPr>
               <w:spacing w:line="240" w:lineRule="auto" w:before="0" w:after="0"/>
-              <w:jc w:val="center"/>
+              <w:jc w:val="left"/>
             </w:pPr>
             <w:r/>
             <w:r>
@@ -12441,7 +12441,7 @@
           <w:p>
             <w:pPr>
               <w:spacing w:line="240" w:lineRule="auto" w:before="0" w:after="0"/>
-              <w:jc w:val="center"/>
+              <w:jc w:val="left"/>
             </w:pPr>
             <w:r/>
             <w:r>
@@ -12504,7 +12504,7 @@
           <w:p>
             <w:pPr>
               <w:spacing w:line="240" w:lineRule="auto" w:before="0" w:after="0"/>
-              <w:jc w:val="center"/>
+              <w:jc w:val="left"/>
             </w:pPr>
             <w:r/>
             <w:r>
@@ -12567,7 +12567,7 @@
           <w:p>
             <w:pPr>
               <w:spacing w:line="240" w:lineRule="auto" w:before="0" w:after="0"/>
-              <w:jc w:val="center"/>
+              <w:jc w:val="left"/>
             </w:pPr>
             <w:r/>
             <w:r>
@@ -12721,7 +12721,7 @@
           <w:p>
             <w:pPr>
               <w:spacing w:line="240" w:lineRule="auto" w:before="0" w:after="0"/>
-              <w:jc w:val="center"/>
+              <w:jc w:val="left"/>
             </w:pPr>
             <w:r/>
             <w:r>
@@ -12784,7 +12784,7 @@
           <w:p>
             <w:pPr>
               <w:spacing w:line="240" w:lineRule="auto" w:before="0" w:after="0"/>
-              <w:jc w:val="center"/>
+              <w:jc w:val="left"/>
             </w:pPr>
             <w:r/>
             <w:r>
@@ -12847,7 +12847,7 @@
           <w:p>
             <w:pPr>
               <w:spacing w:line="240" w:lineRule="auto" w:before="0" w:after="0"/>
-              <w:jc w:val="center"/>
+              <w:jc w:val="left"/>
             </w:pPr>
             <w:r/>
             <w:r>
@@ -13001,7 +13001,7 @@
           <w:p>
             <w:pPr>
               <w:spacing w:line="240" w:lineRule="auto" w:before="0" w:after="0"/>
-              <w:jc w:val="center"/>
+              <w:jc w:val="left"/>
             </w:pPr>
             <w:r/>
             <w:r>
@@ -13064,7 +13064,7 @@
           <w:p>
             <w:pPr>
               <w:spacing w:line="240" w:lineRule="auto" w:before="0" w:after="0"/>
-              <w:jc w:val="center"/>
+              <w:jc w:val="left"/>
             </w:pPr>
             <w:r/>
             <w:r>
@@ -13127,7 +13127,7 @@
           <w:p>
             <w:pPr>
               <w:spacing w:line="240" w:lineRule="auto" w:before="0" w:after="0"/>
-              <w:jc w:val="center"/>
+              <w:jc w:val="left"/>
             </w:pPr>
             <w:r/>
             <w:r>
@@ -13281,7 +13281,7 @@
           <w:p>
             <w:pPr>
               <w:spacing w:line="240" w:lineRule="auto" w:before="0" w:after="0"/>
-              <w:jc w:val="center"/>
+              <w:jc w:val="left"/>
             </w:pPr>
             <w:r/>
             <w:r>
@@ -13344,7 +13344,7 @@
           <w:p>
             <w:pPr>
               <w:spacing w:line="240" w:lineRule="auto" w:before="0" w:after="0"/>
-              <w:jc w:val="center"/>
+              <w:jc w:val="left"/>
             </w:pPr>
             <w:r/>
             <w:r>
@@ -13407,7 +13407,7 @@
           <w:p>
             <w:pPr>
               <w:spacing w:line="240" w:lineRule="auto" w:before="0" w:after="0"/>
-              <w:jc w:val="center"/>
+              <w:jc w:val="left"/>
             </w:pPr>
             <w:r/>
             <w:r>
@@ -13561,7 +13561,7 @@
           <w:p>
             <w:pPr>
               <w:spacing w:line="240" w:lineRule="auto" w:before="0" w:after="0"/>
-              <w:jc w:val="center"/>
+              <w:jc w:val="left"/>
             </w:pPr>
             <w:r/>
             <w:r>
@@ -13624,7 +13624,7 @@
           <w:p>
             <w:pPr>
               <w:spacing w:line="240" w:lineRule="auto" w:before="0" w:after="0"/>
-              <w:jc w:val="center"/>
+              <w:jc w:val="left"/>
             </w:pPr>
             <w:r/>
             <w:r>
@@ -13687,7 +13687,7 @@
           <w:p>
             <w:pPr>
               <w:spacing w:line="240" w:lineRule="auto" w:before="0" w:after="0"/>
-              <w:jc w:val="center"/>
+              <w:jc w:val="left"/>
             </w:pPr>
             <w:r/>
             <w:r>
@@ -13841,7 +13841,7 @@
           <w:p>
             <w:pPr>
               <w:spacing w:line="240" w:lineRule="auto" w:before="0" w:after="0"/>
-              <w:jc w:val="center"/>
+              <w:jc w:val="left"/>
             </w:pPr>
             <w:r/>
             <w:r>
@@ -13904,7 +13904,7 @@
           <w:p>
             <w:pPr>
               <w:spacing w:line="240" w:lineRule="auto" w:before="0" w:after="0"/>
-              <w:jc w:val="center"/>
+              <w:jc w:val="left"/>
             </w:pPr>
             <w:r/>
             <w:r>
@@ -13967,7 +13967,7 @@
           <w:p>
             <w:pPr>
               <w:spacing w:line="240" w:lineRule="auto" w:before="0" w:after="0"/>
-              <w:jc w:val="center"/>
+              <w:jc w:val="left"/>
             </w:pPr>
             <w:r/>
             <w:r>
@@ -14121,7 +14121,7 @@
           <w:p>
             <w:pPr>
               <w:spacing w:line="240" w:lineRule="auto" w:before="0" w:after="0"/>
-              <w:jc w:val="center"/>
+              <w:jc w:val="left"/>
             </w:pPr>
             <w:r/>
             <w:r>
@@ -14184,7 +14184,7 @@
           <w:p>
             <w:pPr>
               <w:spacing w:line="240" w:lineRule="auto" w:before="0" w:after="0"/>
-              <w:jc w:val="center"/>
+              <w:jc w:val="left"/>
             </w:pPr>
             <w:r/>
             <w:r>
@@ -14247,7 +14247,7 @@
           <w:p>
             <w:pPr>
               <w:spacing w:line="240" w:lineRule="auto" w:before="0" w:after="0"/>
-              <w:jc w:val="center"/>
+              <w:jc w:val="left"/>
             </w:pPr>
             <w:r/>
             <w:r>
@@ -14401,7 +14401,7 @@
           <w:p>
             <w:pPr>
               <w:spacing w:line="240" w:lineRule="auto" w:before="0" w:after="0"/>
-              <w:jc w:val="center"/>
+              <w:jc w:val="left"/>
             </w:pPr>
             <w:r/>
             <w:r>
@@ -14464,7 +14464,7 @@
           <w:p>
             <w:pPr>
               <w:spacing w:line="240" w:lineRule="auto" w:before="0" w:after="0"/>
-              <w:jc w:val="center"/>
+              <w:jc w:val="left"/>
             </w:pPr>
             <w:r/>
             <w:r>
@@ -14527,7 +14527,7 @@
           <w:p>
             <w:pPr>
               <w:spacing w:line="240" w:lineRule="auto" w:before="0" w:after="0"/>
-              <w:jc w:val="center"/>
+              <w:jc w:val="left"/>
             </w:pPr>
             <w:r/>
             <w:r>
@@ -14681,7 +14681,7 @@
           <w:p>
             <w:pPr>
               <w:spacing w:line="240" w:lineRule="auto" w:before="0" w:after="0"/>
-              <w:jc w:val="center"/>
+              <w:jc w:val="left"/>
             </w:pPr>
             <w:r/>
             <w:r>
@@ -14744,7 +14744,7 @@
           <w:p>
             <w:pPr>
               <w:spacing w:line="240" w:lineRule="auto" w:before="0" w:after="0"/>
-              <w:jc w:val="center"/>
+              <w:jc w:val="left"/>
             </w:pPr>
             <w:r/>
             <w:r>
@@ -14807,7 +14807,7 @@
           <w:p>
             <w:pPr>
               <w:spacing w:line="240" w:lineRule="auto" w:before="0" w:after="0"/>
-              <w:jc w:val="center"/>
+              <w:jc w:val="left"/>
             </w:pPr>
             <w:r/>
             <w:r>
@@ -14961,7 +14961,7 @@
           <w:p>
             <w:pPr>
               <w:spacing w:line="240" w:lineRule="auto" w:before="0" w:after="0"/>
-              <w:jc w:val="center"/>
+              <w:jc w:val="left"/>
             </w:pPr>
             <w:r/>
             <w:r>
@@ -15024,7 +15024,7 @@
           <w:p>
             <w:pPr>
               <w:spacing w:line="240" w:lineRule="auto" w:before="0" w:after="0"/>
-              <w:jc w:val="center"/>
+              <w:jc w:val="left"/>
             </w:pPr>
             <w:r/>
             <w:r>
@@ -15087,7 +15087,7 @@
           <w:p>
             <w:pPr>
               <w:spacing w:line="240" w:lineRule="auto" w:before="0" w:after="0"/>
-              <w:jc w:val="center"/>
+              <w:jc w:val="left"/>
             </w:pPr>
             <w:r/>
             <w:r>
@@ -15241,7 +15241,7 @@
           <w:p>
             <w:pPr>
               <w:spacing w:line="240" w:lineRule="auto" w:before="0" w:after="0"/>
-              <w:jc w:val="center"/>
+              <w:jc w:val="left"/>
             </w:pPr>
             <w:r/>
             <w:r>
@@ -15304,7 +15304,7 @@
           <w:p>
             <w:pPr>
               <w:spacing w:line="240" w:lineRule="auto" w:before="0" w:after="0"/>
-              <w:jc w:val="center"/>
+              <w:jc w:val="left"/>
             </w:pPr>
             <w:r/>
             <w:r>
@@ -15367,7 +15367,7 @@
           <w:p>
             <w:pPr>
               <w:spacing w:line="240" w:lineRule="auto" w:before="0" w:after="0"/>
-              <w:jc w:val="center"/>
+              <w:jc w:val="left"/>
             </w:pPr>
             <w:r/>
             <w:r>
@@ -15521,7 +15521,7 @@
           <w:p>
             <w:pPr>
               <w:spacing w:line="240" w:lineRule="auto" w:before="0" w:after="0"/>
-              <w:jc w:val="center"/>
+              <w:jc w:val="left"/>
             </w:pPr>
             <w:r/>
             <w:r>
@@ -15584,7 +15584,7 @@
           <w:p>
             <w:pPr>
               <w:spacing w:line="240" w:lineRule="auto" w:before="0" w:after="0"/>
-              <w:jc w:val="center"/>
+              <w:jc w:val="left"/>
             </w:pPr>
             <w:r/>
             <w:r>
@@ -15647,7 +15647,7 @@
           <w:p>
             <w:pPr>
               <w:spacing w:line="240" w:lineRule="auto" w:before="0" w:after="0"/>
-              <w:jc w:val="center"/>
+              <w:jc w:val="left"/>
             </w:pPr>
             <w:r/>
             <w:r>
@@ -15801,7 +15801,7 @@
           <w:p>
             <w:pPr>
               <w:spacing w:line="240" w:lineRule="auto" w:before="0" w:after="0"/>
-              <w:jc w:val="center"/>
+              <w:jc w:val="left"/>
             </w:pPr>
             <w:r/>
             <w:r>
@@ -15864,7 +15864,7 @@
           <w:p>
             <w:pPr>
               <w:spacing w:line="240" w:lineRule="auto" w:before="0" w:after="0"/>
-              <w:jc w:val="center"/>
+              <w:jc w:val="left"/>
             </w:pPr>
             <w:r/>
             <w:r>
@@ -15927,7 +15927,7 @@
           <w:p>
             <w:pPr>
               <w:spacing w:line="240" w:lineRule="auto" w:before="0" w:after="0"/>
-              <w:jc w:val="center"/>
+              <w:jc w:val="left"/>
             </w:pPr>
             <w:r/>
             <w:r>
@@ -16081,7 +16081,7 @@
           <w:p>
             <w:pPr>
               <w:spacing w:line="240" w:lineRule="auto" w:before="0" w:after="0"/>
-              <w:jc w:val="center"/>
+              <w:jc w:val="left"/>
             </w:pPr>
             <w:r/>
             <w:r>
@@ -16144,7 +16144,7 @@
           <w:p>
             <w:pPr>
               <w:spacing w:line="240" w:lineRule="auto" w:before="0" w:after="0"/>
-              <w:jc w:val="center"/>
+              <w:jc w:val="left"/>
             </w:pPr>
             <w:r/>
             <w:r>
@@ -16207,7 +16207,7 @@
           <w:p>
             <w:pPr>
               <w:spacing w:line="240" w:lineRule="auto" w:before="0" w:after="0"/>
-              <w:jc w:val="center"/>
+              <w:jc w:val="left"/>
             </w:pPr>
             <w:r/>
             <w:r>
@@ -16361,7 +16361,7 @@
           <w:p>
             <w:pPr>
               <w:spacing w:line="240" w:lineRule="auto" w:before="0" w:after="0"/>
-              <w:jc w:val="center"/>
+              <w:jc w:val="left"/>
             </w:pPr>
             <w:r/>
             <w:r>
@@ -16424,7 +16424,7 @@
           <w:p>
             <w:pPr>
               <w:spacing w:line="240" w:lineRule="auto" w:before="0" w:after="0"/>
-              <w:jc w:val="center"/>
+              <w:jc w:val="left"/>
             </w:pPr>
             <w:r/>
             <w:r>
@@ -16487,7 +16487,7 @@
           <w:p>
             <w:pPr>
               <w:spacing w:line="240" w:lineRule="auto" w:before="0" w:after="0"/>
-              <w:jc w:val="center"/>
+              <w:jc w:val="left"/>
             </w:pPr>
             <w:r/>
             <w:r>
@@ -16641,7 +16641,7 @@
           <w:p>
             <w:pPr>
               <w:spacing w:line="240" w:lineRule="auto" w:before="0" w:after="0"/>
-              <w:jc w:val="center"/>
+              <w:jc w:val="left"/>
             </w:pPr>
             <w:r/>
             <w:r>
@@ -16704,7 +16704,7 @@
           <w:p>
             <w:pPr>
               <w:spacing w:line="240" w:lineRule="auto" w:before="0" w:after="0"/>
-              <w:jc w:val="center"/>
+              <w:jc w:val="left"/>
             </w:pPr>
             <w:r/>
             <w:r>
@@ -16767,7 +16767,7 @@
           <w:p>
             <w:pPr>
               <w:spacing w:line="240" w:lineRule="auto" w:before="0" w:after="0"/>
-              <w:jc w:val="center"/>
+              <w:jc w:val="left"/>
             </w:pPr>
             <w:r/>
             <w:r>
@@ -16921,7 +16921,7 @@
           <w:p>
             <w:pPr>
               <w:spacing w:line="240" w:lineRule="auto" w:before="0" w:after="0"/>
-              <w:jc w:val="center"/>
+              <w:jc w:val="left"/>
             </w:pPr>
             <w:r/>
             <w:r>
@@ -16984,7 +16984,7 @@
           <w:p>
             <w:pPr>
               <w:spacing w:line="240" w:lineRule="auto" w:before="0" w:after="0"/>
-              <w:jc w:val="center"/>
+              <w:jc w:val="left"/>
             </w:pPr>
             <w:r/>
             <w:r>
@@ -17047,7 +17047,7 @@
           <w:p>
             <w:pPr>
               <w:spacing w:line="240" w:lineRule="auto" w:before="0" w:after="0"/>
-              <w:jc w:val="center"/>
+              <w:jc w:val="left"/>
             </w:pPr>
             <w:r/>
             <w:r>
@@ -17201,7 +17201,7 @@
           <w:p>
             <w:pPr>
               <w:spacing w:line="240" w:lineRule="auto" w:before="0" w:after="0"/>
-              <w:jc w:val="center"/>
+              <w:jc w:val="left"/>
             </w:pPr>
             <w:r/>
             <w:r>
@@ -17264,7 +17264,7 @@
           <w:p>
             <w:pPr>
               <w:spacing w:line="240" w:lineRule="auto" w:before="0" w:after="0"/>
-              <w:jc w:val="center"/>
+              <w:jc w:val="left"/>
             </w:pPr>
             <w:r/>
             <w:r>
@@ -17327,7 +17327,7 @@
           <w:p>
             <w:pPr>
               <w:spacing w:line="240" w:lineRule="auto" w:before="0" w:after="0"/>
-              <w:jc w:val="center"/>
+              <w:jc w:val="left"/>
             </w:pPr>
             <w:r/>
             <w:r>
@@ -17481,7 +17481,7 @@
           <w:p>
             <w:pPr>
               <w:spacing w:line="240" w:lineRule="auto" w:before="0" w:after="0"/>
-              <w:jc w:val="center"/>
+              <w:jc w:val="left"/>
             </w:pPr>
             <w:r/>
             <w:r>
@@ -17544,7 +17544,7 @@
           <w:p>
             <w:pPr>
               <w:spacing w:line="240" w:lineRule="auto" w:before="0" w:after="0"/>
-              <w:jc w:val="center"/>
+              <w:jc w:val="left"/>
             </w:pPr>
             <w:r/>
             <w:r>
@@ -17607,7 +17607,7 @@
           <w:p>
             <w:pPr>
               <w:spacing w:line="240" w:lineRule="auto" w:before="0" w:after="0"/>
-              <w:jc w:val="center"/>
+              <w:jc w:val="left"/>
             </w:pPr>
             <w:r/>
             <w:r>
@@ -17761,7 +17761,7 @@
           <w:p>
             <w:pPr>
               <w:spacing w:line="240" w:lineRule="auto" w:before="0" w:after="0"/>
-              <w:jc w:val="center"/>
+              <w:jc w:val="left"/>
             </w:pPr>
             <w:r/>
             <w:r>
@@ -17824,7 +17824,7 @@
           <w:p>
             <w:pPr>
               <w:spacing w:line="240" w:lineRule="auto" w:before="0" w:after="0"/>
-              <w:jc w:val="center"/>
+              <w:jc w:val="left"/>
             </w:pPr>
             <w:r/>
             <w:r>
@@ -17887,7 +17887,7 @@
           <w:p>
             <w:pPr>
               <w:spacing w:line="240" w:lineRule="auto" w:before="0" w:after="0"/>
-              <w:jc w:val="center"/>
+              <w:jc w:val="left"/>
             </w:pPr>
             <w:r/>
             <w:r>
@@ -18041,7 +18041,7 @@
           <w:p>
             <w:pPr>
               <w:spacing w:line="240" w:lineRule="auto" w:before="0" w:after="0"/>
-              <w:jc w:val="center"/>
+              <w:jc w:val="left"/>
             </w:pPr>
             <w:r/>
             <w:r>
@@ -18104,7 +18104,7 @@
           <w:p>
             <w:pPr>
               <w:spacing w:line="240" w:lineRule="auto" w:before="0" w:after="0"/>
-              <w:jc w:val="center"/>
+              <w:jc w:val="left"/>
             </w:pPr>
             <w:r/>
             <w:r>
@@ -18167,7 +18167,7 @@
           <w:p>
             <w:pPr>
               <w:spacing w:line="240" w:lineRule="auto" w:before="0" w:after="0"/>
-              <w:jc w:val="center"/>
+              <w:jc w:val="left"/>
             </w:pPr>
             <w:r/>
             <w:r>
@@ -18321,7 +18321,7 @@
           <w:p>
             <w:pPr>
               <w:spacing w:line="240" w:lineRule="auto" w:before="0" w:after="0"/>
-              <w:jc w:val="center"/>
+              <w:jc w:val="left"/>
             </w:pPr>
             <w:r/>
             <w:r>
@@ -18384,7 +18384,7 @@
           <w:p>
             <w:pPr>
               <w:spacing w:line="240" w:lineRule="auto" w:before="0" w:after="0"/>
-              <w:jc w:val="center"/>
+              <w:jc w:val="left"/>
             </w:pPr>
             <w:r/>
             <w:r>
@@ -18447,7 +18447,7 @@
           <w:p>
             <w:pPr>
               <w:spacing w:line="240" w:lineRule="auto" w:before="0" w:after="0"/>
-              <w:jc w:val="center"/>
+              <w:jc w:val="left"/>
             </w:pPr>
             <w:r/>
             <w:r>
@@ -18601,7 +18601,7 @@
           <w:p>
             <w:pPr>
               <w:spacing w:line="240" w:lineRule="auto" w:before="0" w:after="0"/>
-              <w:jc w:val="center"/>
+              <w:jc w:val="left"/>
             </w:pPr>
             <w:r/>
             <w:r>
@@ -18664,7 +18664,7 @@
           <w:p>
             <w:pPr>
               <w:spacing w:line="240" w:lineRule="auto" w:before="0" w:after="0"/>
-              <w:jc w:val="center"/>
+              <w:jc w:val="left"/>
             </w:pPr>
             <w:r/>
             <w:r>
@@ -18727,7 +18727,7 @@
           <w:p>
             <w:pPr>
               <w:spacing w:line="240" w:lineRule="auto" w:before="0" w:after="0"/>
-              <w:jc w:val="center"/>
+              <w:jc w:val="left"/>
             </w:pPr>
             <w:r/>
             <w:r>
@@ -18881,7 +18881,7 @@
           <w:p>
             <w:pPr>
               <w:spacing w:line="240" w:lineRule="auto" w:before="0" w:after="0"/>
-              <w:jc w:val="center"/>
+              <w:jc w:val="left"/>
             </w:pPr>
             <w:r/>
             <w:r>
@@ -18944,7 +18944,7 @@
           <w:p>
             <w:pPr>
               <w:spacing w:line="240" w:lineRule="auto" w:before="0" w:after="0"/>
-              <w:jc w:val="center"/>
+              <w:jc w:val="left"/>
             </w:pPr>
             <w:r/>
             <w:r>
@@ -19007,7 +19007,7 @@
           <w:p>
             <w:pPr>
               <w:spacing w:line="240" w:lineRule="auto" w:before="0" w:after="0"/>
-              <w:jc w:val="center"/>
+              <w:jc w:val="left"/>
             </w:pPr>
             <w:r/>
             <w:r>
@@ -19161,7 +19161,7 @@
           <w:p>
             <w:pPr>
               <w:spacing w:line="240" w:lineRule="auto" w:before="0" w:after="0"/>
-              <w:jc w:val="center"/>
+              <w:jc w:val="left"/>
             </w:pPr>
             <w:r/>
             <w:r>
@@ -19224,7 +19224,7 @@
           <w:p>
             <w:pPr>
               <w:spacing w:line="240" w:lineRule="auto" w:before="0" w:after="0"/>
-              <w:jc w:val="center"/>
+              <w:jc w:val="left"/>
             </w:pPr>
             <w:r/>
             <w:r>
@@ -19287,7 +19287,7 @@
           <w:p>
             <w:pPr>
               <w:spacing w:line="240" w:lineRule="auto" w:before="0" w:after="0"/>
-              <w:jc w:val="center"/>
+              <w:jc w:val="left"/>
             </w:pPr>
             <w:r/>
             <w:r>
@@ -19441,7 +19441,7 @@
           <w:p>
             <w:pPr>
               <w:spacing w:line="240" w:lineRule="auto" w:before="0" w:after="0"/>
-              <w:jc w:val="center"/>
+              <w:jc w:val="left"/>
             </w:pPr>
             <w:r/>
             <w:r>
@@ -19504,7 +19504,7 @@
           <w:p>
             <w:pPr>
               <w:spacing w:line="240" w:lineRule="auto" w:before="0" w:after="0"/>
-              <w:jc w:val="center"/>
+              <w:jc w:val="left"/>
             </w:pPr>
             <w:r/>
             <w:r>
@@ -19567,7 +19567,7 @@
           <w:p>
             <w:pPr>
               <w:spacing w:line="240" w:lineRule="auto" w:before="0" w:after="0"/>
-              <w:jc w:val="center"/>
+              <w:jc w:val="left"/>
             </w:pPr>
             <w:r/>
             <w:r>
@@ -19721,7 +19721,7 @@
           <w:p>
             <w:pPr>
               <w:spacing w:line="240" w:lineRule="auto" w:before="0" w:after="0"/>
-              <w:jc w:val="center"/>
+              <w:jc w:val="left"/>
             </w:pPr>
             <w:r/>
             <w:r>
@@ -19784,7 +19784,7 @@
           <w:p>
             <w:pPr>
               <w:spacing w:line="240" w:lineRule="auto" w:before="0" w:after="0"/>
-              <w:jc w:val="center"/>
+              <w:jc w:val="left"/>
             </w:pPr>
             <w:r/>
             <w:r>
@@ -19847,7 +19847,7 @@
           <w:p>
             <w:pPr>
               <w:spacing w:line="240" w:lineRule="auto" w:before="0" w:after="0"/>
-              <w:jc w:val="center"/>
+              <w:jc w:val="left"/>
             </w:pPr>
             <w:r/>
             <w:r>
@@ -20001,7 +20001,7 @@
           <w:p>
             <w:pPr>
               <w:spacing w:line="240" w:lineRule="auto" w:before="0" w:after="0"/>
-              <w:jc w:val="center"/>
+              <w:jc w:val="left"/>
             </w:pPr>
             <w:r/>
             <w:r>
@@ -20064,7 +20064,7 @@
           <w:p>
             <w:pPr>
               <w:spacing w:line="240" w:lineRule="auto" w:before="0" w:after="0"/>
-              <w:jc w:val="center"/>
+              <w:jc w:val="left"/>
             </w:pPr>
             <w:r/>
             <w:r>
@@ -20127,7 +20127,7 @@
           <w:p>
             <w:pPr>
               <w:spacing w:line="240" w:lineRule="auto" w:before="0" w:after="0"/>
-              <w:jc w:val="center"/>
+              <w:jc w:val="left"/>
             </w:pPr>
             <w:r/>
             <w:r>
@@ -20281,7 +20281,7 @@
           <w:p>
             <w:pPr>
               <w:spacing w:line="240" w:lineRule="auto" w:before="0" w:after="0"/>
-              <w:jc w:val="center"/>
+              <w:jc w:val="left"/>
             </w:pPr>
             <w:r/>
             <w:r>
@@ -20344,7 +20344,7 @@
           <w:p>
             <w:pPr>
               <w:spacing w:line="240" w:lineRule="auto" w:before="0" w:after="0"/>
-              <w:jc w:val="center"/>
+              <w:jc w:val="left"/>
             </w:pPr>
             <w:r/>
             <w:r>
@@ -20407,7 +20407,7 @@
           <w:p>
             <w:pPr>
               <w:spacing w:line="240" w:lineRule="auto" w:before="0" w:after="0"/>
-              <w:jc w:val="center"/>
+              <w:jc w:val="left"/>
             </w:pPr>
             <w:r/>
             <w:r>
@@ -20561,7 +20561,7 @@
           <w:p>
             <w:pPr>
               <w:spacing w:line="240" w:lineRule="auto" w:before="0" w:after="0"/>
-              <w:jc w:val="center"/>
+              <w:jc w:val="left"/>
             </w:pPr>
             <w:r/>
             <w:r>
@@ -20624,7 +20624,7 @@
           <w:p>
             <w:pPr>
               <w:spacing w:line="240" w:lineRule="auto" w:before="0" w:after="0"/>
-              <w:jc w:val="center"/>
+              <w:jc w:val="left"/>
             </w:pPr>
             <w:r/>
             <w:r>
@@ -20687,7 +20687,7 @@
           <w:p>
             <w:pPr>
               <w:spacing w:line="240" w:lineRule="auto" w:before="0" w:after="0"/>
-              <w:jc w:val="center"/>
+              <w:jc w:val="left"/>
             </w:pPr>
             <w:r/>
             <w:r>
@@ -20841,7 +20841,7 @@
           <w:p>
             <w:pPr>
               <w:spacing w:line="240" w:lineRule="auto" w:before="0" w:after="0"/>
-              <w:jc w:val="center"/>
+              <w:jc w:val="left"/>
             </w:pPr>
             <w:r/>
             <w:r>
@@ -20904,7 +20904,7 @@
           <w:p>
             <w:pPr>
               <w:spacing w:line="240" w:lineRule="auto" w:before="0" w:after="0"/>
-              <w:jc w:val="center"/>
+              <w:jc w:val="left"/>
             </w:pPr>
             <w:r/>
             <w:r>
@@ -20967,7 +20967,7 @@
           <w:p>
             <w:pPr>
               <w:spacing w:line="240" w:lineRule="auto" w:before="0" w:after="0"/>
-              <w:jc w:val="center"/>
+              <w:jc w:val="left"/>
             </w:pPr>
             <w:r/>
             <w:r>
@@ -21121,7 +21121,7 @@
           <w:p>
             <w:pPr>
               <w:spacing w:line="240" w:lineRule="auto" w:before="0" w:after="0"/>
-              <w:jc w:val="center"/>
+              <w:jc w:val="left"/>
             </w:pPr>
             <w:r/>
             <w:r>
@@ -21184,7 +21184,7 @@
           <w:p>
             <w:pPr>
               <w:spacing w:line="240" w:lineRule="auto" w:before="0" w:after="0"/>
-              <w:jc w:val="center"/>
+              <w:jc w:val="left"/>
             </w:pPr>
             <w:r/>
             <w:r>
@@ -21247,7 +21247,7 @@
           <w:p>
             <w:pPr>
               <w:spacing w:line="240" w:lineRule="auto" w:before="0" w:after="0"/>
-              <w:jc w:val="center"/>
+              <w:jc w:val="left"/>
             </w:pPr>
             <w:r/>
             <w:r>
@@ -21401,7 +21401,7 @@
           <w:p>
             <w:pPr>
               <w:spacing w:line="240" w:lineRule="auto" w:before="0" w:after="0"/>
-              <w:jc w:val="center"/>
+              <w:jc w:val="left"/>
             </w:pPr>
             <w:r/>
             <w:r>
@@ -21464,7 +21464,7 @@
           <w:p>
             <w:pPr>
               <w:spacing w:line="240" w:lineRule="auto" w:before="0" w:after="0"/>
-              <w:jc w:val="center"/>
+              <w:jc w:val="left"/>
             </w:pPr>
             <w:r/>
             <w:r>
@@ -21527,7 +21527,7 @@
           <w:p>
             <w:pPr>
               <w:spacing w:line="240" w:lineRule="auto" w:before="0" w:after="0"/>
-              <w:jc w:val="center"/>
+              <w:jc w:val="left"/>
             </w:pPr>
             <w:r/>
             <w:r>
@@ -21681,7 +21681,7 @@
           <w:p>
             <w:pPr>
               <w:spacing w:line="240" w:lineRule="auto" w:before="0" w:after="0"/>
-              <w:jc w:val="center"/>
+              <w:jc w:val="left"/>
             </w:pPr>
             <w:r/>
             <w:r>
@@ -21744,7 +21744,7 @@
           <w:p>
             <w:pPr>
               <w:spacing w:line="240" w:lineRule="auto" w:before="0" w:after="0"/>
-              <w:jc w:val="center"/>
+              <w:jc w:val="left"/>
             </w:pPr>
             <w:r/>
             <w:r>
@@ -21807,7 +21807,7 @@
           <w:p>
             <w:pPr>
               <w:spacing w:line="240" w:lineRule="auto" w:before="0" w:after="0"/>
-              <w:jc w:val="center"/>
+              <w:jc w:val="left"/>
             </w:pPr>
             <w:r/>
             <w:r>
@@ -21961,7 +21961,7 @@
           <w:p>
             <w:pPr>
               <w:spacing w:line="240" w:lineRule="auto" w:before="0" w:after="0"/>
-              <w:jc w:val="center"/>
+              <w:jc w:val="left"/>
             </w:pPr>
             <w:r/>
             <w:r>
@@ -22024,7 +22024,7 @@
           <w:p>
             <w:pPr>
               <w:spacing w:line="240" w:lineRule="auto" w:before="0" w:after="0"/>
-              <w:jc w:val="center"/>
+              <w:jc w:val="left"/>
             </w:pPr>
             <w:r/>
             <w:r>
@@ -22087,7 +22087,7 @@
           <w:p>
             <w:pPr>
               <w:spacing w:line="240" w:lineRule="auto" w:before="0" w:after="0"/>
-              <w:jc w:val="center"/>
+              <w:jc w:val="left"/>
             </w:pPr>
             <w:r/>
             <w:r>
@@ -22241,7 +22241,7 @@
           <w:p>
             <w:pPr>
               <w:spacing w:line="240" w:lineRule="auto" w:before="0" w:after="0"/>
-              <w:jc w:val="center"/>
+              <w:jc w:val="left"/>
             </w:pPr>
             <w:r/>
             <w:r>
@@ -22304,7 +22304,7 @@
           <w:p>
             <w:pPr>
               <w:spacing w:line="240" w:lineRule="auto" w:before="0" w:after="0"/>
-              <w:jc w:val="center"/>
+              <w:jc w:val="left"/>
             </w:pPr>
             <w:r/>
             <w:r>
@@ -22367,7 +22367,7 @@
           <w:p>
             <w:pPr>
               <w:spacing w:line="240" w:lineRule="auto" w:before="0" w:after="0"/>
-              <w:jc w:val="center"/>
+              <w:jc w:val="left"/>
             </w:pPr>
             <w:r/>
             <w:r>
@@ -22521,7 +22521,7 @@
           <w:p>
             <w:pPr>
               <w:spacing w:line="240" w:lineRule="auto" w:before="0" w:after="0"/>
-              <w:jc w:val="center"/>
+              <w:jc w:val="left"/>
             </w:pPr>
             <w:r/>
             <w:r>
@@ -22584,7 +22584,7 @@
           <w:p>
             <w:pPr>
               <w:spacing w:line="240" w:lineRule="auto" w:before="0" w:after="0"/>
-              <w:jc w:val="center"/>
+              <w:jc w:val="left"/>
             </w:pPr>
             <w:r/>
             <w:r>
@@ -22647,7 +22647,7 @@
           <w:p>
             <w:pPr>
               <w:spacing w:line="240" w:lineRule="auto" w:before="0" w:after="0"/>
-              <w:jc w:val="center"/>
+              <w:jc w:val="left"/>
             </w:pPr>
             <w:r/>
             <w:r>
@@ -22801,7 +22801,7 @@
           <w:p>
             <w:pPr>
               <w:spacing w:line="240" w:lineRule="auto" w:before="0" w:after="0"/>
-              <w:jc w:val="center"/>
+              <w:jc w:val="left"/>
             </w:pPr>
             <w:r/>
             <w:r>
@@ -22864,7 +22864,7 @@
           <w:p>
             <w:pPr>
               <w:spacing w:line="240" w:lineRule="auto" w:before="0" w:after="0"/>
-              <w:jc w:val="center"/>
+              <w:jc w:val="left"/>
             </w:pPr>
             <w:r/>
             <w:r>
@@ -22927,7 +22927,7 @@
           <w:p>
             <w:pPr>
               <w:spacing w:line="240" w:lineRule="auto" w:before="0" w:after="0"/>
-              <w:jc w:val="center"/>
+              <w:jc w:val="left"/>
             </w:pPr>
             <w:r/>
             <w:r>
@@ -23081,7 +23081,7 @@
           <w:p>
             <w:pPr>
               <w:spacing w:line="240" w:lineRule="auto" w:before="0" w:after="0"/>
-              <w:jc w:val="center"/>
+              <w:jc w:val="left"/>
             </w:pPr>
             <w:r/>
             <w:r>
@@ -23144,7 +23144,7 @@
           <w:p>
             <w:pPr>
               <w:spacing w:line="240" w:lineRule="auto" w:before="0" w:after="0"/>
-              <w:jc w:val="center"/>
+              <w:jc w:val="left"/>
             </w:pPr>
             <w:r/>
             <w:r>
@@ -23207,7 +23207,7 @@
           <w:p>
             <w:pPr>
               <w:spacing w:line="240" w:lineRule="auto" w:before="0" w:after="0"/>
-              <w:jc w:val="center"/>
+              <w:jc w:val="left"/>
             </w:pPr>
             <w:r/>
             <w:r>
@@ -23361,7 +23361,7 @@
           <w:p>
             <w:pPr>
               <w:spacing w:line="240" w:lineRule="auto" w:before="0" w:after="0"/>
-              <w:jc w:val="center"/>
+              <w:jc w:val="left"/>
             </w:pPr>
             <w:r/>
             <w:r>
@@ -23424,7 +23424,7 @@
           <w:p>
             <w:pPr>
               <w:spacing w:line="240" w:lineRule="auto" w:before="0" w:after="0"/>
-              <w:jc w:val="center"/>
+              <w:jc w:val="left"/>
             </w:pPr>
             <w:r/>
             <w:r>
@@ -23487,7 +23487,7 @@
           <w:p>
             <w:pPr>
               <w:spacing w:line="240" w:lineRule="auto" w:before="0" w:after="0"/>
-              <w:jc w:val="center"/>
+              <w:jc w:val="left"/>
             </w:pPr>
             <w:r/>
             <w:r>

--- a/quiz.docx
+++ b/quiz.docx
@@ -410,7 +410,7 @@
                 <w:b w:val="0"/>
                 <w:sz w:val="24"/>
               </w:rPr>
-              <w:t>space exploration</w:t>
+              <w:t>consumer protection</w:t>
             </w:r>
           </w:p>
         </w:tc>
@@ -430,7 +430,7 @@
                 <w:b w:val="0"/>
                 <w:sz w:val="24"/>
               </w:rPr>
-              <w:t>-</w:t>
+              <w:t>+</w:t>
             </w:r>
           </w:p>
         </w:tc>
@@ -473,7 +473,7 @@
                 <w:b w:val="0"/>
                 <w:sz w:val="24"/>
               </w:rPr>
-              <w:t>consumer protection</w:t>
+              <w:t>space exploration</w:t>
             </w:r>
           </w:p>
         </w:tc>
@@ -493,7 +493,7 @@
                 <w:b w:val="0"/>
                 <w:sz w:val="24"/>
               </w:rPr>
-              <w:t>+</w:t>
+              <w:t>-</w:t>
             </w:r>
           </w:p>
         </w:tc>
@@ -690,7 +690,7 @@
                 <w:b w:val="0"/>
                 <w:sz w:val="24"/>
               </w:rPr>
-              <w:t>wearing gloves only</w:t>
+              <w:t>hand hygiene</w:t>
             </w:r>
           </w:p>
         </w:tc>
@@ -710,7 +710,7 @@
                 <w:b w:val="0"/>
                 <w:sz w:val="24"/>
               </w:rPr>
-              <w:t>-</w:t>
+              <w:t>+</w:t>
             </w:r>
           </w:p>
         </w:tc>
@@ -753,7 +753,7 @@
                 <w:b w:val="0"/>
                 <w:sz w:val="24"/>
               </w:rPr>
-              <w:t>hand hygiene</w:t>
+              <w:t>wearing gloves only</w:t>
             </w:r>
           </w:p>
         </w:tc>
@@ -773,7 +773,7 @@
                 <w:b w:val="0"/>
                 <w:sz w:val="24"/>
               </w:rPr>
-              <w:t>+</w:t>
+              <w:t>-</w:t>
             </w:r>
           </w:p>
         </w:tc>
@@ -970,7 +970,7 @@
                 <w:b w:val="0"/>
                 <w:sz w:val="24"/>
               </w:rPr>
-              <w:t>allergies</w:t>
+              <w:t>opportunistic infections</w:t>
             </w:r>
           </w:p>
         </w:tc>
@@ -990,7 +990,7 @@
                 <w:b w:val="0"/>
                 <w:sz w:val="24"/>
               </w:rPr>
-              <w:t>-</w:t>
+              <w:t>+</w:t>
             </w:r>
           </w:p>
         </w:tc>
@@ -1033,7 +1033,7 @@
                 <w:b w:val="0"/>
                 <w:sz w:val="24"/>
               </w:rPr>
-              <w:t>genetic disorders</w:t>
+              <w:t>allergies</w:t>
             </w:r>
           </w:p>
         </w:tc>
@@ -1096,7 +1096,7 @@
                 <w:b w:val="0"/>
                 <w:sz w:val="24"/>
               </w:rPr>
-              <w:t>opportunistic infections</w:t>
+              <w:t>genetic disorders</w:t>
             </w:r>
           </w:p>
         </w:tc>
@@ -1116,7 +1116,7 @@
                 <w:b w:val="0"/>
                 <w:sz w:val="24"/>
               </w:rPr>
-              <w:t>+</w:t>
+              <w:t>-</w:t>
             </w:r>
           </w:p>
         </w:tc>
@@ -1250,7 +1250,7 @@
                 <w:b w:val="0"/>
                 <w:sz w:val="24"/>
               </w:rPr>
-              <w:t>take</w:t>
+              <w:t>is taking</w:t>
             </w:r>
           </w:p>
         </w:tc>
@@ -1270,7 +1270,7 @@
                 <w:b w:val="0"/>
                 <w:sz w:val="24"/>
               </w:rPr>
-              <w:t>-</w:t>
+              <w:t>+</w:t>
             </w:r>
           </w:p>
         </w:tc>
@@ -1313,7 +1313,7 @@
                 <w:b w:val="0"/>
                 <w:sz w:val="24"/>
               </w:rPr>
-              <w:t>takes</w:t>
+              <w:t>take</w:t>
             </w:r>
           </w:p>
         </w:tc>
@@ -1376,7 +1376,7 @@
                 <w:b w:val="0"/>
                 <w:sz w:val="24"/>
               </w:rPr>
-              <w:t>is taking</w:t>
+              <w:t>takes</w:t>
             </w:r>
           </w:p>
         </w:tc>
@@ -1396,7 +1396,7 @@
                 <w:b w:val="0"/>
                 <w:sz w:val="24"/>
               </w:rPr>
-              <w:t>+</w:t>
+              <w:t>-</w:t>
             </w:r>
           </w:p>
         </w:tc>
@@ -1530,7 +1530,7 @@
                 <w:b w:val="0"/>
                 <w:sz w:val="24"/>
               </w:rPr>
-              <w:t>MRI</w:t>
+              <w:t>ECG</w:t>
             </w:r>
           </w:p>
         </w:tc>
@@ -1550,7 +1550,7 @@
                 <w:b w:val="0"/>
                 <w:sz w:val="24"/>
               </w:rPr>
-              <w:t>-</w:t>
+              <w:t>+</w:t>
             </w:r>
           </w:p>
         </w:tc>
@@ -1593,7 +1593,7 @@
                 <w:b w:val="0"/>
                 <w:sz w:val="24"/>
               </w:rPr>
-              <w:t>ECG</w:t>
+              <w:t>MRI</w:t>
             </w:r>
           </w:p>
         </w:tc>
@@ -1613,7 +1613,7 @@
                 <w:b w:val="0"/>
                 <w:sz w:val="24"/>
               </w:rPr>
-              <w:t>+</w:t>
+              <w:t>-</w:t>
             </w:r>
           </w:p>
         </w:tc>
@@ -1810,7 +1810,7 @@
                 <w:b w:val="0"/>
                 <w:sz w:val="24"/>
               </w:rPr>
-              <w:t>treatment</w:t>
+              <w:t>hygiene</w:t>
             </w:r>
           </w:p>
         </w:tc>
@@ -1830,7 +1830,7 @@
                 <w:b w:val="0"/>
                 <w:sz w:val="24"/>
               </w:rPr>
-              <w:t>-</w:t>
+              <w:t>+</w:t>
             </w:r>
           </w:p>
         </w:tc>
@@ -1873,7 +1873,7 @@
                 <w:b w:val="0"/>
                 <w:sz w:val="24"/>
               </w:rPr>
-              <w:t>surgery</w:t>
+              <w:t>treatment</w:t>
             </w:r>
           </w:p>
         </w:tc>
@@ -1936,7 +1936,7 @@
                 <w:b w:val="0"/>
                 <w:sz w:val="24"/>
               </w:rPr>
-              <w:t>hygiene</w:t>
+              <w:t>surgery</w:t>
             </w:r>
           </w:p>
         </w:tc>
@@ -1956,7 +1956,7 @@
                 <w:b w:val="0"/>
                 <w:sz w:val="24"/>
               </w:rPr>
-              <w:t>+</w:t>
+              <w:t>-</w:t>
             </w:r>
           </w:p>
         </w:tc>
@@ -2090,7 +2090,7 @@
                 <w:b w:val="0"/>
                 <w:sz w:val="24"/>
               </w:rPr>
-              <w:t>tablet</w:t>
+              <w:t>suppository</w:t>
             </w:r>
           </w:p>
         </w:tc>
@@ -2110,7 +2110,7 @@
                 <w:b w:val="0"/>
                 <w:sz w:val="24"/>
               </w:rPr>
-              <w:t>-</w:t>
+              <w:t>+</w:t>
             </w:r>
           </w:p>
         </w:tc>
@@ -2153,7 +2153,7 @@
                 <w:b w:val="0"/>
                 <w:sz w:val="24"/>
               </w:rPr>
-              <w:t>capsule</w:t>
+              <w:t>tablet</w:t>
             </w:r>
           </w:p>
         </w:tc>
@@ -2216,7 +2216,7 @@
                 <w:b w:val="0"/>
                 <w:sz w:val="24"/>
               </w:rPr>
-              <w:t>suppository</w:t>
+              <w:t>capsule</w:t>
             </w:r>
           </w:p>
         </w:tc>
@@ -2236,7 +2236,7 @@
                 <w:b w:val="0"/>
                 <w:sz w:val="24"/>
               </w:rPr>
-              <w:t>+</w:t>
+              <w:t>-</w:t>
             </w:r>
           </w:p>
         </w:tc>
@@ -2650,7 +2650,7 @@
                 <w:b w:val="0"/>
                 <w:sz w:val="24"/>
               </w:rPr>
-              <w:t>chemicals</w:t>
+              <w:t>bacteria</w:t>
             </w:r>
           </w:p>
         </w:tc>
@@ -2670,7 +2670,7 @@
                 <w:b w:val="0"/>
                 <w:sz w:val="24"/>
               </w:rPr>
-              <w:t>-</w:t>
+              <w:t>+</w:t>
             </w:r>
           </w:p>
         </w:tc>
@@ -2713,7 +2713,7 @@
                 <w:b w:val="0"/>
                 <w:sz w:val="24"/>
               </w:rPr>
-              <w:t>bacteria</w:t>
+              <w:t>chemicals</w:t>
             </w:r>
           </w:p>
         </w:tc>
@@ -2733,7 +2733,7 @@
                 <w:b w:val="0"/>
                 <w:sz w:val="24"/>
               </w:rPr>
-              <w:t>+</w:t>
+              <w:t>-</w:t>
             </w:r>
           </w:p>
         </w:tc>
@@ -3210,7 +3210,7 @@
                 <w:b w:val="0"/>
                 <w:sz w:val="24"/>
               </w:rPr>
-              <w:t>increase prices</w:t>
+              <w:t>protect buyers from unfair practices</w:t>
             </w:r>
           </w:p>
         </w:tc>
@@ -3230,7 +3230,7 @@
                 <w:b w:val="0"/>
                 <w:sz w:val="24"/>
               </w:rPr>
-              <w:t>-</w:t>
+              <w:t>+</w:t>
             </w:r>
           </w:p>
         </w:tc>
@@ -3273,7 +3273,7 @@
                 <w:b w:val="0"/>
                 <w:sz w:val="24"/>
               </w:rPr>
-              <w:t>protect buyers from unfair practices</w:t>
+              <w:t>increase prices</w:t>
             </w:r>
           </w:p>
         </w:tc>
@@ -3293,7 +3293,7 @@
                 <w:b w:val="0"/>
                 <w:sz w:val="24"/>
               </w:rPr>
-              <w:t>+</w:t>
+              <w:t>-</w:t>
             </w:r>
           </w:p>
         </w:tc>
@@ -3490,7 +3490,7 @@
                 <w:b w:val="0"/>
                 <w:sz w:val="24"/>
               </w:rPr>
-              <w:t>Radiation</w:t>
+              <w:t>Hygiene</w:t>
             </w:r>
           </w:p>
         </w:tc>
@@ -3510,7 +3510,7 @@
                 <w:b w:val="0"/>
                 <w:sz w:val="24"/>
               </w:rPr>
-              <w:t>-</w:t>
+              <w:t>+</w:t>
             </w:r>
           </w:p>
         </w:tc>
@@ -3553,7 +3553,7 @@
                 <w:b w:val="0"/>
                 <w:sz w:val="24"/>
               </w:rPr>
-              <w:t>Medication</w:t>
+              <w:t>Radiation</w:t>
             </w:r>
           </w:p>
         </w:tc>
@@ -3616,7 +3616,7 @@
                 <w:b w:val="0"/>
                 <w:sz w:val="24"/>
               </w:rPr>
-              <w:t>Hygiene</w:t>
+              <w:t>Medication</w:t>
             </w:r>
           </w:p>
         </w:tc>
@@ -3636,7 +3636,7 @@
                 <w:b w:val="0"/>
                 <w:sz w:val="24"/>
               </w:rPr>
-              <w:t>+</w:t>
+              <w:t>-</w:t>
             </w:r>
           </w:p>
         </w:tc>
@@ -3770,7 +3770,7 @@
                 <w:b w:val="0"/>
                 <w:sz w:val="24"/>
               </w:rPr>
-              <w:t>tablet</w:t>
+              <w:t>syrup</w:t>
             </w:r>
           </w:p>
         </w:tc>
@@ -3790,7 +3790,7 @@
                 <w:b w:val="0"/>
                 <w:sz w:val="24"/>
               </w:rPr>
-              <w:t>-</w:t>
+              <w:t>+</w:t>
             </w:r>
           </w:p>
         </w:tc>
@@ -3833,7 +3833,7 @@
                 <w:b w:val="0"/>
                 <w:sz w:val="24"/>
               </w:rPr>
-              <w:t>capsule</w:t>
+              <w:t>tablet</w:t>
             </w:r>
           </w:p>
         </w:tc>
@@ -3896,7 +3896,7 @@
                 <w:b w:val="0"/>
                 <w:sz w:val="24"/>
               </w:rPr>
-              <w:t>syrup</w:t>
+              <w:t>capsule</w:t>
             </w:r>
           </w:p>
         </w:tc>
@@ -3916,7 +3916,7 @@
                 <w:b w:val="0"/>
                 <w:sz w:val="24"/>
               </w:rPr>
-              <w:t>+</w:t>
+              <w:t>-</w:t>
             </w:r>
           </w:p>
         </w:tc>
@@ -4330,7 +4330,7 @@
                 <w:b w:val="0"/>
                 <w:sz w:val="24"/>
               </w:rPr>
-              <w:t>Cleaning</w:t>
+              <w:t>Sterilization</w:t>
             </w:r>
           </w:p>
         </w:tc>
@@ -4350,7 +4350,7 @@
                 <w:b w:val="0"/>
                 <w:sz w:val="24"/>
               </w:rPr>
-              <w:t>-</w:t>
+              <w:t>+</w:t>
             </w:r>
           </w:p>
         </w:tc>
@@ -4393,7 +4393,7 @@
                 <w:b w:val="0"/>
                 <w:sz w:val="24"/>
               </w:rPr>
-              <w:t>Sterilization</w:t>
+              <w:t>Cleaning</w:t>
             </w:r>
           </w:p>
         </w:tc>
@@ -4413,7 +4413,7 @@
                 <w:b w:val="0"/>
                 <w:sz w:val="24"/>
               </w:rPr>
-              <w:t>+</w:t>
+              <w:t>-</w:t>
             </w:r>
           </w:p>
         </w:tc>
@@ -4610,7 +4610,7 @@
                 <w:b w:val="0"/>
                 <w:sz w:val="24"/>
               </w:rPr>
-              <w:t>increasing workload</w:t>
+              <w:t>promoting work-life balance</w:t>
             </w:r>
           </w:p>
         </w:tc>
@@ -4630,7 +4630,7 @@
                 <w:b w:val="0"/>
                 <w:sz w:val="24"/>
               </w:rPr>
-              <w:t>-</w:t>
+              <w:t>+</w:t>
             </w:r>
           </w:p>
         </w:tc>
@@ -4673,7 +4673,7 @@
                 <w:b w:val="0"/>
                 <w:sz w:val="24"/>
               </w:rPr>
-              <w:t>promoting work-life balance</w:t>
+              <w:t>increasing workload</w:t>
             </w:r>
           </w:p>
         </w:tc>
@@ -4693,7 +4693,7 @@
                 <w:b w:val="0"/>
                 <w:sz w:val="24"/>
               </w:rPr>
-              <w:t>+</w:t>
+              <w:t>-</w:t>
             </w:r>
           </w:p>
         </w:tc>
@@ -4890,7 +4890,7 @@
                 <w:b w:val="0"/>
                 <w:sz w:val="24"/>
               </w:rPr>
-              <w:t>Colonoscopy</w:t>
+              <w:t>Gastroscopy</w:t>
             </w:r>
           </w:p>
         </w:tc>
@@ -4910,7 +4910,7 @@
                 <w:b w:val="0"/>
                 <w:sz w:val="24"/>
               </w:rPr>
-              <w:t>-</w:t>
+              <w:t>+</w:t>
             </w:r>
           </w:p>
         </w:tc>
@@ -4953,7 +4953,7 @@
                 <w:b w:val="0"/>
                 <w:sz w:val="24"/>
               </w:rPr>
-              <w:t>MRI</w:t>
+              <w:t>Colonoscopy</w:t>
             </w:r>
           </w:p>
         </w:tc>
@@ -5016,7 +5016,7 @@
                 <w:b w:val="0"/>
                 <w:sz w:val="24"/>
               </w:rPr>
-              <w:t>Gastroscopy</w:t>
+              <w:t>MRI</w:t>
             </w:r>
           </w:p>
         </w:tc>
@@ -5036,7 +5036,7 @@
                 <w:b w:val="0"/>
                 <w:sz w:val="24"/>
               </w:rPr>
-              <w:t>+</w:t>
+              <w:t>-</w:t>
             </w:r>
           </w:p>
         </w:tc>
@@ -5170,7 +5170,7 @@
                 <w:b w:val="0"/>
                 <w:sz w:val="24"/>
               </w:rPr>
-              <w:t>tablet</w:t>
+              <w:t>ointment</w:t>
             </w:r>
           </w:p>
         </w:tc>
@@ -5190,7 +5190,7 @@
                 <w:b w:val="0"/>
                 <w:sz w:val="24"/>
               </w:rPr>
-              <w:t>-</w:t>
+              <w:t>+</w:t>
             </w:r>
           </w:p>
         </w:tc>
@@ -5233,7 +5233,7 @@
                 <w:b w:val="0"/>
                 <w:sz w:val="24"/>
               </w:rPr>
-              <w:t>injection</w:t>
+              <w:t>tablet</w:t>
             </w:r>
           </w:p>
         </w:tc>
@@ -5296,7 +5296,7 @@
                 <w:b w:val="0"/>
                 <w:sz w:val="24"/>
               </w:rPr>
-              <w:t>ointment</w:t>
+              <w:t>injection</w:t>
             </w:r>
           </w:p>
         </w:tc>
@@ -5316,7 +5316,7 @@
                 <w:b w:val="0"/>
                 <w:sz w:val="24"/>
               </w:rPr>
-              <w:t>+</w:t>
+              <w:t>-</w:t>
             </w:r>
           </w:p>
         </w:tc>
@@ -5450,7 +5450,7 @@
                 <w:b w:val="0"/>
                 <w:sz w:val="24"/>
               </w:rPr>
-              <w:t>parks</w:t>
+              <w:t>industrial waste</w:t>
             </w:r>
           </w:p>
         </w:tc>
@@ -5470,7 +5470,7 @@
                 <w:b w:val="0"/>
                 <w:sz w:val="24"/>
               </w:rPr>
-              <w:t>-</w:t>
+              <w:t>+</w:t>
             </w:r>
           </w:p>
         </w:tc>
@@ -5513,7 +5513,7 @@
                 <w:b w:val="0"/>
                 <w:sz w:val="24"/>
               </w:rPr>
-              <w:t>industrial waste</w:t>
+              <w:t>parks</w:t>
             </w:r>
           </w:p>
         </w:tc>
@@ -5533,7 +5533,7 @@
                 <w:b w:val="0"/>
                 <w:sz w:val="24"/>
               </w:rPr>
-              <w:t>+</w:t>
+              <w:t>-</w:t>
             </w:r>
           </w:p>
         </w:tc>
@@ -5730,7 +5730,7 @@
                 <w:b w:val="0"/>
                 <w:sz w:val="24"/>
               </w:rPr>
-              <w:t>MRI</w:t>
+              <w:t>CT</w:t>
             </w:r>
           </w:p>
         </w:tc>
@@ -5750,7 +5750,7 @@
                 <w:b w:val="0"/>
                 <w:sz w:val="24"/>
               </w:rPr>
-              <w:t>-</w:t>
+              <w:t>+</w:t>
             </w:r>
           </w:p>
         </w:tc>
@@ -5793,7 +5793,7 @@
                 <w:b w:val="0"/>
                 <w:sz w:val="24"/>
               </w:rPr>
-              <w:t>CT</w:t>
+              <w:t>MRI</w:t>
             </w:r>
           </w:p>
         </w:tc>
@@ -5813,7 +5813,7 @@
                 <w:b w:val="0"/>
                 <w:sz w:val="24"/>
               </w:rPr>
-              <w:t>+</w:t>
+              <w:t>-</w:t>
             </w:r>
           </w:p>
         </w:tc>
@@ -6010,7 +6010,7 @@
                 <w:b w:val="0"/>
                 <w:sz w:val="24"/>
               </w:rPr>
-              <w:t>improved health</w:t>
+              <w:t>infectious diseases</w:t>
             </w:r>
           </w:p>
         </w:tc>
@@ -6030,7 +6030,7 @@
                 <w:b w:val="0"/>
                 <w:sz w:val="24"/>
               </w:rPr>
-              <w:t>-</w:t>
+              <w:t>+</w:t>
             </w:r>
           </w:p>
         </w:tc>
@@ -6073,7 +6073,7 @@
                 <w:b w:val="0"/>
                 <w:sz w:val="24"/>
               </w:rPr>
-              <w:t>better skin</w:t>
+              <w:t>improved health</w:t>
             </w:r>
           </w:p>
         </w:tc>
@@ -6136,7 +6136,7 @@
                 <w:b w:val="0"/>
                 <w:sz w:val="24"/>
               </w:rPr>
-              <w:t>infectious diseases</w:t>
+              <w:t>better skin</w:t>
             </w:r>
           </w:p>
         </w:tc>
@@ -6156,7 +6156,7 @@
                 <w:b w:val="0"/>
                 <w:sz w:val="24"/>
               </w:rPr>
-              <w:t>+</w:t>
+              <w:t>-</w:t>
             </w:r>
           </w:p>
         </w:tc>
@@ -6290,7 +6290,7 @@
                 <w:b w:val="0"/>
                 <w:sz w:val="24"/>
               </w:rPr>
-              <w:t>building roads</w:t>
+              <w:t>consumer rights protection</w:t>
             </w:r>
           </w:p>
         </w:tc>
@@ -6310,7 +6310,7 @@
                 <w:b w:val="0"/>
                 <w:sz w:val="24"/>
               </w:rPr>
-              <w:t>-</w:t>
+              <w:t>+</w:t>
             </w:r>
           </w:p>
         </w:tc>
@@ -6353,7 +6353,7 @@
                 <w:b w:val="0"/>
                 <w:sz w:val="24"/>
               </w:rPr>
-              <w:t>consumer rights protection</w:t>
+              <w:t>building roads</w:t>
             </w:r>
           </w:p>
         </w:tc>
@@ -6373,7 +6373,7 @@
                 <w:b w:val="0"/>
                 <w:sz w:val="24"/>
               </w:rPr>
-              <w:t>+</w:t>
+              <w:t>-</w:t>
             </w:r>
           </w:p>
         </w:tc>
@@ -6570,7 +6570,7 @@
                 <w:b w:val="0"/>
                 <w:sz w:val="24"/>
               </w:rPr>
-              <w:t>Tablet</w:t>
+              <w:t>Inhaler</w:t>
             </w:r>
           </w:p>
         </w:tc>
@@ -6590,7 +6590,7 @@
                 <w:b w:val="0"/>
                 <w:sz w:val="24"/>
               </w:rPr>
-              <w:t>-</w:t>
+              <w:t>+</w:t>
             </w:r>
           </w:p>
         </w:tc>
@@ -6633,7 +6633,7 @@
                 <w:b w:val="0"/>
                 <w:sz w:val="24"/>
               </w:rPr>
-              <w:t>Injection</w:t>
+              <w:t>Tablet</w:t>
             </w:r>
           </w:p>
         </w:tc>
@@ -6696,7 +6696,7 @@
                 <w:b w:val="0"/>
                 <w:sz w:val="24"/>
               </w:rPr>
-              <w:t>Inhaler</w:t>
+              <w:t>Injection</w:t>
             </w:r>
           </w:p>
         </w:tc>
@@ -6716,7 +6716,7 @@
                 <w:b w:val="0"/>
                 <w:sz w:val="24"/>
               </w:rPr>
-              <w:t>+</w:t>
+              <w:t>-</w:t>
             </w:r>
           </w:p>
         </w:tc>
@@ -6850,7 +6850,7 @@
                 <w:b w:val="0"/>
                 <w:sz w:val="24"/>
               </w:rPr>
-              <w:t>sound and light</w:t>
+              <w:t>ionizing and non-ionizing</w:t>
             </w:r>
           </w:p>
         </w:tc>
@@ -6870,7 +6870,7 @@
                 <w:b w:val="0"/>
                 <w:sz w:val="24"/>
               </w:rPr>
-              <w:t>-</w:t>
+              <w:t>+</w:t>
             </w:r>
           </w:p>
         </w:tc>
@@ -6913,7 +6913,7 @@
                 <w:b w:val="0"/>
                 <w:sz w:val="24"/>
               </w:rPr>
-              <w:t>ionizing and non-ionizing</w:t>
+              <w:t>sound and light</w:t>
             </w:r>
           </w:p>
         </w:tc>
@@ -6933,7 +6933,7 @@
                 <w:b w:val="0"/>
                 <w:sz w:val="24"/>
               </w:rPr>
-              <w:t>+</w:t>
+              <w:t>-</w:t>
             </w:r>
           </w:p>
         </w:tc>
@@ -7130,7 +7130,7 @@
                 <w:b w:val="0"/>
                 <w:sz w:val="24"/>
               </w:rPr>
-              <w:t>Increasing traffic</w:t>
+              <w:t>Using public transport</w:t>
             </w:r>
           </w:p>
         </w:tc>
@@ -7150,7 +7150,7 @@
                 <w:b w:val="0"/>
                 <w:sz w:val="24"/>
               </w:rPr>
-              <w:t>-</w:t>
+              <w:t>+</w:t>
             </w:r>
           </w:p>
         </w:tc>
@@ -7193,7 +7193,7 @@
                 <w:b w:val="0"/>
                 <w:sz w:val="24"/>
               </w:rPr>
-              <w:t>Using public transport</w:t>
+              <w:t>Increasing traffic</w:t>
             </w:r>
           </w:p>
         </w:tc>
@@ -7213,7 +7213,7 @@
                 <w:b w:val="0"/>
                 <w:sz w:val="24"/>
               </w:rPr>
-              <w:t>+</w:t>
+              <w:t>-</w:t>
             </w:r>
           </w:p>
         </w:tc>
@@ -7410,7 +7410,7 @@
                 <w:b w:val="0"/>
                 <w:sz w:val="24"/>
               </w:rPr>
-              <w:t>Apron</w:t>
+              <w:t>Respirator</w:t>
             </w:r>
           </w:p>
         </w:tc>
@@ -7430,7 +7430,7 @@
                 <w:b w:val="0"/>
                 <w:sz w:val="24"/>
               </w:rPr>
-              <w:t>-</w:t>
+              <w:t>+</w:t>
             </w:r>
           </w:p>
         </w:tc>
@@ -7473,7 +7473,7 @@
                 <w:b w:val="0"/>
                 <w:sz w:val="24"/>
               </w:rPr>
-              <w:t>Respirator</w:t>
+              <w:t>Apron</w:t>
             </w:r>
           </w:p>
         </w:tc>
@@ -7493,7 +7493,7 @@
                 <w:b w:val="0"/>
                 <w:sz w:val="24"/>
               </w:rPr>
-              <w:t>+</w:t>
+              <w:t>-</w:t>
             </w:r>
           </w:p>
         </w:tc>
@@ -7690,7 +7690,7 @@
                 <w:b w:val="0"/>
                 <w:sz w:val="24"/>
               </w:rPr>
-              <w:t>education</w:t>
+              <w:t>environment</w:t>
             </w:r>
           </w:p>
         </w:tc>
@@ -7710,7 +7710,7 @@
                 <w:b w:val="0"/>
                 <w:sz w:val="24"/>
               </w:rPr>
-              <w:t>-</w:t>
+              <w:t>+</w:t>
             </w:r>
           </w:p>
         </w:tc>
@@ -7753,7 +7753,7 @@
                 <w:b w:val="0"/>
                 <w:sz w:val="24"/>
               </w:rPr>
-              <w:t>environment</w:t>
+              <w:t>education</w:t>
             </w:r>
           </w:p>
         </w:tc>
@@ -7773,7 +7773,7 @@
                 <w:b w:val="0"/>
                 <w:sz w:val="24"/>
               </w:rPr>
-              <w:t>+</w:t>
+              <w:t>-</w:t>
             </w:r>
           </w:p>
         </w:tc>
@@ -7970,7 +7970,7 @@
                 <w:b w:val="0"/>
                 <w:sz w:val="24"/>
               </w:rPr>
-              <w:t>diabetes</w:t>
+              <w:t>influenza</w:t>
             </w:r>
           </w:p>
         </w:tc>
@@ -7990,7 +7990,7 @@
                 <w:b w:val="0"/>
                 <w:sz w:val="24"/>
               </w:rPr>
-              <w:t>-</w:t>
+              <w:t>+</w:t>
             </w:r>
           </w:p>
         </w:tc>
@@ -8033,7 +8033,7 @@
                 <w:b w:val="0"/>
                 <w:sz w:val="24"/>
               </w:rPr>
-              <w:t>influenza</w:t>
+              <w:t>diabetes</w:t>
             </w:r>
           </w:p>
         </w:tc>
@@ -8053,7 +8053,7 @@
                 <w:b w:val="0"/>
                 <w:sz w:val="24"/>
               </w:rPr>
-              <w:t>+</w:t>
+              <w:t>-</w:t>
             </w:r>
           </w:p>
         </w:tc>
@@ -8250,7 +8250,7 @@
                 <w:b w:val="0"/>
                 <w:sz w:val="24"/>
               </w:rPr>
-              <w:t>Tablet</w:t>
+              <w:t>Injection</w:t>
             </w:r>
           </w:p>
         </w:tc>
@@ -8270,7 +8270,7 @@
                 <w:b w:val="0"/>
                 <w:sz w:val="24"/>
               </w:rPr>
-              <w:t>-</w:t>
+              <w:t>+</w:t>
             </w:r>
           </w:p>
         </w:tc>
@@ -8313,7 +8313,7 @@
                 <w:b w:val="0"/>
                 <w:sz w:val="24"/>
               </w:rPr>
-              <w:t>Injection</w:t>
+              <w:t>Tablet</w:t>
             </w:r>
           </w:p>
         </w:tc>
@@ -8333,7 +8333,7 @@
                 <w:b w:val="0"/>
                 <w:sz w:val="24"/>
               </w:rPr>
-              <w:t>+</w:t>
+              <w:t>-</w:t>
             </w:r>
           </w:p>
         </w:tc>
@@ -8530,7 +8530,7 @@
                 <w:b w:val="0"/>
                 <w:sz w:val="24"/>
               </w:rPr>
-              <w:t>increase pollution</w:t>
+              <w:t>improve the quality of life</w:t>
             </w:r>
           </w:p>
         </w:tc>
@@ -8550,7 +8550,7 @@
                 <w:b w:val="0"/>
                 <w:sz w:val="24"/>
               </w:rPr>
-              <w:t>-</w:t>
+              <w:t>+</w:t>
             </w:r>
           </w:p>
         </w:tc>
@@ -8593,7 +8593,7 @@
                 <w:b w:val="0"/>
                 <w:sz w:val="24"/>
               </w:rPr>
-              <w:t>improve the quality of life</w:t>
+              <w:t>increase pollution</w:t>
             </w:r>
           </w:p>
         </w:tc>
@@ -8613,7 +8613,7 @@
                 <w:b w:val="0"/>
                 <w:sz w:val="24"/>
               </w:rPr>
-              <w:t>+</w:t>
+              <w:t>-</w:t>
             </w:r>
           </w:p>
         </w:tc>
@@ -8810,7 +8810,7 @@
                 <w:b w:val="0"/>
                 <w:sz w:val="24"/>
               </w:rPr>
-              <w:t>Noise</w:t>
+              <w:t>Bacteria</w:t>
             </w:r>
           </w:p>
         </w:tc>
@@ -8830,7 +8830,7 @@
                 <w:b w:val="0"/>
                 <w:sz w:val="24"/>
               </w:rPr>
-              <w:t>-</w:t>
+              <w:t>+</w:t>
             </w:r>
           </w:p>
         </w:tc>
@@ -8873,7 +8873,7 @@
                 <w:b w:val="0"/>
                 <w:sz w:val="24"/>
               </w:rPr>
-              <w:t>Radiation</w:t>
+              <w:t>Noise</w:t>
             </w:r>
           </w:p>
         </w:tc>
@@ -8936,7 +8936,7 @@
                 <w:b w:val="0"/>
                 <w:sz w:val="24"/>
               </w:rPr>
-              <w:t>Bacteria</w:t>
+              <w:t>Radiation</w:t>
             </w:r>
           </w:p>
         </w:tc>
@@ -8956,7 +8956,7 @@
                 <w:b w:val="0"/>
                 <w:sz w:val="24"/>
               </w:rPr>
-              <w:t>+</w:t>
+              <w:t>-</w:t>
             </w:r>
           </w:p>
         </w:tc>
@@ -9090,7 +9090,7 @@
                 <w:b w:val="0"/>
                 <w:sz w:val="24"/>
               </w:rPr>
-              <w:t>make food tastier</w:t>
+              <w:t>prevent foodborne diseases</w:t>
             </w:r>
           </w:p>
         </w:tc>
@@ -9110,7 +9110,7 @@
                 <w:b w:val="0"/>
                 <w:sz w:val="24"/>
               </w:rPr>
-              <w:t>-</w:t>
+              <w:t>+</w:t>
             </w:r>
           </w:p>
         </w:tc>
@@ -9153,7 +9153,7 @@
                 <w:b w:val="0"/>
                 <w:sz w:val="24"/>
               </w:rPr>
-              <w:t>prevent foodborne diseases</w:t>
+              <w:t>make food tastier</w:t>
             </w:r>
           </w:p>
         </w:tc>
@@ -9173,7 +9173,7 @@
                 <w:b w:val="0"/>
                 <w:sz w:val="24"/>
               </w:rPr>
-              <w:t>+</w:t>
+              <w:t>-</w:t>
             </w:r>
           </w:p>
         </w:tc>
@@ -9370,7 +9370,7 @@
                 <w:b w:val="0"/>
                 <w:sz w:val="24"/>
               </w:rPr>
-              <w:t>Sharing food</w:t>
+              <w:t>Regular handwashing</w:t>
             </w:r>
           </w:p>
         </w:tc>
@@ -9390,7 +9390,7 @@
                 <w:b w:val="0"/>
                 <w:sz w:val="24"/>
               </w:rPr>
-              <w:t>-</w:t>
+              <w:t>+</w:t>
             </w:r>
           </w:p>
         </w:tc>
@@ -9433,7 +9433,7 @@
                 <w:b w:val="0"/>
                 <w:sz w:val="24"/>
               </w:rPr>
-              <w:t>Regular handwashing</w:t>
+              <w:t>Sharing food</w:t>
             </w:r>
           </w:p>
         </w:tc>
@@ -9453,7 +9453,7 @@
                 <w:b w:val="0"/>
                 <w:sz w:val="24"/>
               </w:rPr>
-              <w:t>+</w:t>
+              <w:t>-</w:t>
             </w:r>
           </w:p>
         </w:tc>
@@ -9650,7 +9650,7 @@
                 <w:b w:val="0"/>
                 <w:sz w:val="24"/>
               </w:rPr>
-              <w:t>thermometer</w:t>
+              <w:t>sphygmomanometer</w:t>
             </w:r>
           </w:p>
         </w:tc>
@@ -9670,7 +9670,7 @@
                 <w:b w:val="0"/>
                 <w:sz w:val="24"/>
               </w:rPr>
-              <w:t>-</w:t>
+              <w:t>+</w:t>
             </w:r>
           </w:p>
         </w:tc>
@@ -9713,7 +9713,7 @@
                 <w:b w:val="0"/>
                 <w:sz w:val="24"/>
               </w:rPr>
-              <w:t>sphygmomanometer</w:t>
+              <w:t>thermometer</w:t>
             </w:r>
           </w:p>
         </w:tc>
@@ -9733,7 +9733,7 @@
                 <w:b w:val="0"/>
                 <w:sz w:val="24"/>
               </w:rPr>
-              <w:t>+</w:t>
+              <w:t>-</w:t>
             </w:r>
           </w:p>
         </w:tc>
@@ -9930,7 +9930,7 @@
                 <w:b w:val="0"/>
                 <w:sz w:val="24"/>
               </w:rPr>
-              <w:t>Trees</w:t>
+              <w:t>Traffic</w:t>
             </w:r>
           </w:p>
         </w:tc>
@@ -9950,7 +9950,7 @@
                 <w:b w:val="0"/>
                 <w:sz w:val="24"/>
               </w:rPr>
-              <w:t>-</w:t>
+              <w:t>+</w:t>
             </w:r>
           </w:p>
         </w:tc>
@@ -9993,7 +9993,7 @@
                 <w:b w:val="0"/>
                 <w:sz w:val="24"/>
               </w:rPr>
-              <w:t>Traffic</w:t>
+              <w:t>Trees</w:t>
             </w:r>
           </w:p>
         </w:tc>
@@ -10013,7 +10013,7 @@
                 <w:b w:val="0"/>
                 <w:sz w:val="24"/>
               </w:rPr>
-              <w:t>+</w:t>
+              <w:t>-</w:t>
             </w:r>
           </w:p>
         </w:tc>
@@ -10210,7 +10210,7 @@
                 <w:b w:val="0"/>
                 <w:sz w:val="24"/>
               </w:rPr>
-              <w:t>carry oxygen</w:t>
+              <w:t>fight infection</w:t>
             </w:r>
           </w:p>
         </w:tc>
@@ -10230,7 +10230,7 @@
                 <w:b w:val="0"/>
                 <w:sz w:val="24"/>
               </w:rPr>
-              <w:t>-</w:t>
+              <w:t>+</w:t>
             </w:r>
           </w:p>
         </w:tc>
@@ -10273,7 +10273,7 @@
                 <w:b w:val="0"/>
                 <w:sz w:val="24"/>
               </w:rPr>
-              <w:t>fight infection</w:t>
+              <w:t>carry oxygen</w:t>
             </w:r>
           </w:p>
         </w:tc>
@@ -10293,7 +10293,7 @@
                 <w:b w:val="0"/>
                 <w:sz w:val="24"/>
               </w:rPr>
-              <w:t>+</w:t>
+              <w:t>-</w:t>
             </w:r>
           </w:p>
         </w:tc>
@@ -10490,7 +10490,7 @@
                 <w:b w:val="0"/>
                 <w:sz w:val="24"/>
               </w:rPr>
-              <w:t>Neurology</w:t>
+              <w:t>Cardiology</w:t>
             </w:r>
           </w:p>
         </w:tc>
@@ -10510,7 +10510,7 @@
                 <w:b w:val="0"/>
                 <w:sz w:val="24"/>
               </w:rPr>
-              <w:t>-</w:t>
+              <w:t>+</w:t>
             </w:r>
           </w:p>
         </w:tc>
@@ -10553,7 +10553,7 @@
                 <w:b w:val="0"/>
                 <w:sz w:val="24"/>
               </w:rPr>
-              <w:t>Cardiology</w:t>
+              <w:t>Neurology</w:t>
             </w:r>
           </w:p>
         </w:tc>
@@ -10573,7 +10573,7 @@
                 <w:b w:val="0"/>
                 <w:sz w:val="24"/>
               </w:rPr>
-              <w:t>+</w:t>
+              <w:t>-</w:t>
             </w:r>
           </w:p>
         </w:tc>
@@ -10770,7 +10770,7 @@
                 <w:b w:val="0"/>
                 <w:sz w:val="24"/>
               </w:rPr>
-              <w:t>ignoring symptoms</w:t>
+              <w:t>vaccination and hand hygiene</w:t>
             </w:r>
           </w:p>
         </w:tc>
@@ -10790,7 +10790,7 @@
                 <w:b w:val="0"/>
                 <w:sz w:val="24"/>
               </w:rPr>
-              <w:t>-</w:t>
+              <w:t>+</w:t>
             </w:r>
           </w:p>
         </w:tc>
@@ -10833,7 +10833,7 @@
                 <w:b w:val="0"/>
                 <w:sz w:val="24"/>
               </w:rPr>
-              <w:t>vaccination and hand hygiene</w:t>
+              <w:t>ignoring symptoms</w:t>
             </w:r>
           </w:p>
         </w:tc>
@@ -10853,7 +10853,7 @@
                 <w:b w:val="0"/>
                 <w:sz w:val="24"/>
               </w:rPr>
-              <w:t>+</w:t>
+              <w:t>-</w:t>
             </w:r>
           </w:p>
         </w:tc>
@@ -11330,7 +11330,7 @@
                 <w:b w:val="0"/>
                 <w:sz w:val="24"/>
               </w:rPr>
-              <w:t>nuclear power plants</w:t>
+              <w:t>medical imaging</w:t>
             </w:r>
           </w:p>
         </w:tc>
@@ -11350,7 +11350,7 @@
                 <w:b w:val="0"/>
                 <w:sz w:val="24"/>
               </w:rPr>
-              <w:t>-</w:t>
+              <w:t>+</w:t>
             </w:r>
           </w:p>
         </w:tc>
@@ -11393,7 +11393,7 @@
                 <w:b w:val="0"/>
                 <w:sz w:val="24"/>
               </w:rPr>
-              <w:t>medical imaging</w:t>
+              <w:t>nuclear power plants</w:t>
             </w:r>
           </w:p>
         </w:tc>
@@ -11413,7 +11413,7 @@
                 <w:b w:val="0"/>
                 <w:sz w:val="24"/>
               </w:rPr>
-              <w:t>+</w:t>
+              <w:t>-</w:t>
             </w:r>
           </w:p>
         </w:tc>
@@ -11610,7 +11610,7 @@
                 <w:b w:val="0"/>
                 <w:sz w:val="24"/>
               </w:rPr>
-              <w:t>Influenza</w:t>
+              <w:t>Diabetes</w:t>
             </w:r>
           </w:p>
         </w:tc>
@@ -11630,7 +11630,7 @@
                 <w:b w:val="0"/>
                 <w:sz w:val="24"/>
               </w:rPr>
-              <w:t>-</w:t>
+              <w:t>+</w:t>
             </w:r>
           </w:p>
         </w:tc>
@@ -11673,7 +11673,7 @@
                 <w:b w:val="0"/>
                 <w:sz w:val="24"/>
               </w:rPr>
-              <w:t>Diabetes</w:t>
+              <w:t>Influenza</w:t>
             </w:r>
           </w:p>
         </w:tc>
@@ -11693,7 +11693,7 @@
                 <w:b w:val="0"/>
                 <w:sz w:val="24"/>
               </w:rPr>
-              <w:t>+</w:t>
+              <w:t>-</w:t>
             </w:r>
           </w:p>
         </w:tc>
@@ -12450,7 +12450,7 @@
                 <w:b w:val="0"/>
                 <w:sz w:val="24"/>
               </w:rPr>
-              <w:t>punishment</w:t>
+              <w:t>education and awareness</w:t>
             </w:r>
           </w:p>
         </w:tc>
@@ -12470,7 +12470,7 @@
                 <w:b w:val="0"/>
                 <w:sz w:val="24"/>
               </w:rPr>
-              <w:t>-</w:t>
+              <w:t>+</w:t>
             </w:r>
           </w:p>
         </w:tc>
@@ -12513,7 +12513,7 @@
                 <w:b w:val="0"/>
                 <w:sz w:val="24"/>
               </w:rPr>
-              <w:t>education and awareness</w:t>
+              <w:t>punishment</w:t>
             </w:r>
           </w:p>
         </w:tc>
@@ -12533,7 +12533,7 @@
                 <w:b w:val="0"/>
                 <w:sz w:val="24"/>
               </w:rPr>
-              <w:t>+</w:t>
+              <w:t>-</w:t>
             </w:r>
           </w:p>
         </w:tc>
@@ -13010,7 +13010,7 @@
                 <w:b w:val="0"/>
                 <w:sz w:val="24"/>
               </w:rPr>
-              <w:t>carry oxygen</w:t>
+              <w:t>help blood clot</w:t>
             </w:r>
           </w:p>
         </w:tc>
@@ -13030,7 +13030,7 @@
                 <w:b w:val="0"/>
                 <w:sz w:val="24"/>
               </w:rPr>
-              <w:t>-</w:t>
+              <w:t>+</w:t>
             </w:r>
           </w:p>
         </w:tc>
@@ -13073,7 +13073,7 @@
                 <w:b w:val="0"/>
                 <w:sz w:val="24"/>
               </w:rPr>
-              <w:t>fight infection</w:t>
+              <w:t>carry oxygen</w:t>
             </w:r>
           </w:p>
         </w:tc>
@@ -13136,7 +13136,7 @@
                 <w:b w:val="0"/>
                 <w:sz w:val="24"/>
               </w:rPr>
-              <w:t>help blood clot</w:t>
+              <w:t>fight infection</w:t>
             </w:r>
           </w:p>
         </w:tc>
@@ -13156,7 +13156,7 @@
                 <w:b w:val="0"/>
                 <w:sz w:val="24"/>
               </w:rPr>
-              <w:t>+</w:t>
+              <w:t>-</w:t>
             </w:r>
           </w:p>
         </w:tc>
@@ -13290,7 +13290,7 @@
                 <w:b w:val="0"/>
                 <w:sz w:val="24"/>
               </w:rPr>
-              <w:t>Ministry of Finance</w:t>
+              <w:t>Rospotrebnadzor</w:t>
             </w:r>
           </w:p>
         </w:tc>
@@ -13310,7 +13310,7 @@
                 <w:b w:val="0"/>
                 <w:sz w:val="24"/>
               </w:rPr>
-              <w:t>-</w:t>
+              <w:t>+</w:t>
             </w:r>
           </w:p>
         </w:tc>
@@ -13353,7 +13353,7 @@
                 <w:b w:val="0"/>
                 <w:sz w:val="24"/>
               </w:rPr>
-              <w:t>Rospotrebnadzor</w:t>
+              <w:t>Ministry of Finance</w:t>
             </w:r>
           </w:p>
         </w:tc>
@@ -13373,7 +13373,7 @@
                 <w:b w:val="0"/>
                 <w:sz w:val="24"/>
               </w:rPr>
-              <w:t>+</w:t>
+              <w:t>-</w:t>
             </w:r>
           </w:p>
         </w:tc>
@@ -13570,7 +13570,7 @@
                 <w:b w:val="0"/>
                 <w:sz w:val="24"/>
               </w:rPr>
-              <w:t>fever only</w:t>
+              <w:t>nausea and vomiting</w:t>
             </w:r>
           </w:p>
         </w:tc>
@@ -13590,7 +13590,7 @@
                 <w:b w:val="0"/>
                 <w:sz w:val="24"/>
               </w:rPr>
-              <w:t>-</w:t>
+              <w:t>+</w:t>
             </w:r>
           </w:p>
         </w:tc>
@@ -13633,7 +13633,7 @@
                 <w:b w:val="0"/>
                 <w:sz w:val="24"/>
               </w:rPr>
-              <w:t>nausea and vomiting</w:t>
+              <w:t>fever only</w:t>
             </w:r>
           </w:p>
         </w:tc>
@@ -13653,7 +13653,7 @@
                 <w:b w:val="0"/>
                 <w:sz w:val="24"/>
               </w:rPr>
-              <w:t>+</w:t>
+              <w:t>-</w:t>
             </w:r>
           </w:p>
         </w:tc>
@@ -14130,7 +14130,7 @@
                 <w:b w:val="0"/>
                 <w:sz w:val="24"/>
               </w:rPr>
-              <w:t>tablet</w:t>
+              <w:t>inhaler</w:t>
             </w:r>
           </w:p>
         </w:tc>
@@ -14150,7 +14150,7 @@
                 <w:b w:val="0"/>
                 <w:sz w:val="24"/>
               </w:rPr>
-              <w:t>-</w:t>
+              <w:t>+</w:t>
             </w:r>
           </w:p>
         </w:tc>
@@ -14193,7 +14193,7 @@
                 <w:b w:val="0"/>
                 <w:sz w:val="24"/>
               </w:rPr>
-              <w:t>injection</w:t>
+              <w:t>tablet</w:t>
             </w:r>
           </w:p>
         </w:tc>
@@ -14256,7 +14256,7 @@
                 <w:b w:val="0"/>
                 <w:sz w:val="24"/>
               </w:rPr>
-              <w:t>inhaler</w:t>
+              <w:t>injection</w:t>
             </w:r>
           </w:p>
         </w:tc>
@@ -14276,7 +14276,7 @@
                 <w:b w:val="0"/>
                 <w:sz w:val="24"/>
               </w:rPr>
-              <w:t>+</w:t>
+              <w:t>-</w:t>
             </w:r>
           </w:p>
         </w:tc>
@@ -14410,7 +14410,7 @@
                 <w:b w:val="0"/>
                 <w:sz w:val="24"/>
               </w:rPr>
-              <w:t>lack of hospitals</w:t>
+              <w:t>antibiotic resistance</w:t>
             </w:r>
           </w:p>
         </w:tc>
@@ -14430,7 +14430,7 @@
                 <w:b w:val="0"/>
                 <w:sz w:val="24"/>
               </w:rPr>
-              <w:t>-</w:t>
+              <w:t>+</w:t>
             </w:r>
           </w:p>
         </w:tc>
@@ -14473,7 +14473,7 @@
                 <w:b w:val="0"/>
                 <w:sz w:val="24"/>
               </w:rPr>
-              <w:t>antibiotic resistance</w:t>
+              <w:t>lack of hospitals</w:t>
             </w:r>
           </w:p>
         </w:tc>
@@ -14493,7 +14493,7 @@
                 <w:b w:val="0"/>
                 <w:sz w:val="24"/>
               </w:rPr>
-              <w:t>+</w:t>
+              <w:t>-</w:t>
             </w:r>
           </w:p>
         </w:tc>
@@ -14690,7 +14690,7 @@
                 <w:b w:val="0"/>
                 <w:sz w:val="24"/>
               </w:rPr>
-              <w:t>Noise</w:t>
+              <w:t>Posture</w:t>
             </w:r>
           </w:p>
         </w:tc>
@@ -14710,7 +14710,7 @@
                 <w:b w:val="0"/>
                 <w:sz w:val="24"/>
               </w:rPr>
-              <w:t>-</w:t>
+              <w:t>+</w:t>
             </w:r>
           </w:p>
         </w:tc>
@@ -14753,7 +14753,7 @@
                 <w:b w:val="0"/>
                 <w:sz w:val="24"/>
               </w:rPr>
-              <w:t>Posture</w:t>
+              <w:t>Noise</w:t>
             </w:r>
           </w:p>
         </w:tc>
@@ -14773,7 +14773,7 @@
                 <w:b w:val="0"/>
                 <w:sz w:val="24"/>
               </w:rPr>
-              <w:t>+</w:t>
+              <w:t>-</w:t>
             </w:r>
           </w:p>
         </w:tc>
@@ -14970,7 +14970,7 @@
                 <w:b w:val="0"/>
                 <w:sz w:val="24"/>
               </w:rPr>
-              <w:t>plants</w:t>
+              <w:t>tobacco smoke</w:t>
             </w:r>
           </w:p>
         </w:tc>
@@ -14990,7 +14990,7 @@
                 <w:b w:val="0"/>
                 <w:sz w:val="24"/>
               </w:rPr>
-              <w:t>-</w:t>
+              <w:t>+</w:t>
             </w:r>
           </w:p>
         </w:tc>
@@ -15033,7 +15033,7 @@
                 <w:b w:val="0"/>
                 <w:sz w:val="24"/>
               </w:rPr>
-              <w:t>tobacco smoke</w:t>
+              <w:t>plants</w:t>
             </w:r>
           </w:p>
         </w:tc>
@@ -15053,7 +15053,7 @@
                 <w:b w:val="0"/>
                 <w:sz w:val="24"/>
               </w:rPr>
-              <w:t>+</w:t>
+              <w:t>-</w:t>
             </w:r>
           </w:p>
         </w:tc>
@@ -15250,7 +15250,7 @@
                 <w:b w:val="0"/>
                 <w:sz w:val="24"/>
               </w:rPr>
-              <w:t>Headache</w:t>
+              <w:t>Cancer</w:t>
             </w:r>
           </w:p>
         </w:tc>
@@ -15270,7 +15270,7 @@
                 <w:b w:val="0"/>
                 <w:sz w:val="24"/>
               </w:rPr>
-              <w:t>-</w:t>
+              <w:t>+</w:t>
             </w:r>
           </w:p>
         </w:tc>
@@ -15313,7 +15313,7 @@
                 <w:b w:val="0"/>
                 <w:sz w:val="24"/>
               </w:rPr>
-              <w:t>Cancer</w:t>
+              <w:t>Headache</w:t>
             </w:r>
           </w:p>
         </w:tc>
@@ -15333,7 +15333,7 @@
                 <w:b w:val="0"/>
                 <w:sz w:val="24"/>
               </w:rPr>
-              <w:t>+</w:t>
+              <w:t>-</w:t>
             </w:r>
           </w:p>
         </w:tc>
@@ -15530,7 +15530,7 @@
                 <w:b w:val="0"/>
                 <w:sz w:val="24"/>
               </w:rPr>
-              <w:t>digest food</w:t>
+              <w:t>pump blood</w:t>
             </w:r>
           </w:p>
         </w:tc>
@@ -15550,7 +15550,7 @@
                 <w:b w:val="0"/>
                 <w:sz w:val="24"/>
               </w:rPr>
-              <w:t>-</w:t>
+              <w:t>+</w:t>
             </w:r>
           </w:p>
         </w:tc>
@@ -15593,7 +15593,7 @@
                 <w:b w:val="0"/>
                 <w:sz w:val="24"/>
               </w:rPr>
-              <w:t>pump blood</w:t>
+              <w:t>digest food</w:t>
             </w:r>
           </w:p>
         </w:tc>
@@ -15613,7 +15613,7 @@
                 <w:b w:val="0"/>
                 <w:sz w:val="24"/>
               </w:rPr>
-              <w:t>+</w:t>
+              <w:t>-</w:t>
             </w:r>
           </w:p>
         </w:tc>
@@ -15810,7 +15810,7 @@
                 <w:b w:val="0"/>
                 <w:sz w:val="24"/>
               </w:rPr>
-              <w:t>Eating raw meat</w:t>
+              <w:t>Proper cooking and storage</w:t>
             </w:r>
           </w:p>
         </w:tc>
@@ -15830,7 +15830,7 @@
                 <w:b w:val="0"/>
                 <w:sz w:val="24"/>
               </w:rPr>
-              <w:t>-</w:t>
+              <w:t>+</w:t>
             </w:r>
           </w:p>
         </w:tc>
@@ -15873,7 +15873,7 @@
                 <w:b w:val="0"/>
                 <w:sz w:val="24"/>
               </w:rPr>
-              <w:t>Proper cooking and storage</w:t>
+              <w:t>Eating raw meat</w:t>
             </w:r>
           </w:p>
         </w:tc>
@@ -15893,7 +15893,7 @@
                 <w:b w:val="0"/>
                 <w:sz w:val="24"/>
               </w:rPr>
-              <w:t>+</w:t>
+              <w:t>-</w:t>
             </w:r>
           </w:p>
         </w:tc>
@@ -16090,7 +16090,7 @@
                 <w:b w:val="0"/>
                 <w:sz w:val="24"/>
               </w:rPr>
-              <w:t>schizophrenia</w:t>
+              <w:t>depression</w:t>
             </w:r>
           </w:p>
         </w:tc>
@@ -16110,7 +16110,7 @@
                 <w:b w:val="0"/>
                 <w:sz w:val="24"/>
               </w:rPr>
-              <w:t>-</w:t>
+              <w:t>+</w:t>
             </w:r>
           </w:p>
         </w:tc>
@@ -16153,7 +16153,7 @@
                 <w:b w:val="0"/>
                 <w:sz w:val="24"/>
               </w:rPr>
-              <w:t>depression</w:t>
+              <w:t>schizophrenia</w:t>
             </w:r>
           </w:p>
         </w:tc>
@@ -16173,7 +16173,7 @@
                 <w:b w:val="0"/>
                 <w:sz w:val="24"/>
               </w:rPr>
-              <w:t>+</w:t>
+              <w:t>-</w:t>
             </w:r>
           </w:p>
         </w:tc>
@@ -16650,7 +16650,7 @@
                 <w:b w:val="0"/>
                 <w:sz w:val="24"/>
               </w:rPr>
-              <w:t>noise</w:t>
+              <w:t>contaminated water</w:t>
             </w:r>
           </w:p>
         </w:tc>
@@ -16670,7 +16670,7 @@
                 <w:b w:val="0"/>
                 <w:sz w:val="24"/>
               </w:rPr>
-              <w:t>-</w:t>
+              <w:t>+</w:t>
             </w:r>
           </w:p>
         </w:tc>
@@ -16713,7 +16713,7 @@
                 <w:b w:val="0"/>
                 <w:sz w:val="24"/>
               </w:rPr>
-              <w:t>contaminated water</w:t>
+              <w:t>noise</w:t>
             </w:r>
           </w:p>
         </w:tc>
@@ -16733,7 +16733,7 @@
                 <w:b w:val="0"/>
                 <w:sz w:val="24"/>
               </w:rPr>
-              <w:t>+</w:t>
+              <w:t>-</w:t>
             </w:r>
           </w:p>
         </w:tc>
@@ -16930,7 +16930,7 @@
                 <w:b w:val="0"/>
                 <w:sz w:val="24"/>
               </w:rPr>
-              <w:t>Driving fast</w:t>
+              <w:t>Brushing teeth</w:t>
             </w:r>
           </w:p>
         </w:tc>
@@ -16950,7 +16950,7 @@
                 <w:b w:val="0"/>
                 <w:sz w:val="24"/>
               </w:rPr>
-              <w:t>-</w:t>
+              <w:t>+</w:t>
             </w:r>
           </w:p>
         </w:tc>
@@ -16993,7 +16993,7 @@
                 <w:b w:val="0"/>
                 <w:sz w:val="24"/>
               </w:rPr>
-              <w:t>Brushing teeth</w:t>
+              <w:t>Driving fast</w:t>
             </w:r>
           </w:p>
         </w:tc>
@@ -17013,7 +17013,7 @@
                 <w:b w:val="0"/>
                 <w:sz w:val="24"/>
               </w:rPr>
-              <w:t>+</w:t>
+              <w:t>-</w:t>
             </w:r>
           </w:p>
         </w:tc>
@@ -17490,7 +17490,7 @@
                 <w:b w:val="0"/>
                 <w:sz w:val="24"/>
               </w:rPr>
-              <w:t>Building hospitals</w:t>
+              <w:t>Waste management</w:t>
             </w:r>
           </w:p>
         </w:tc>
@@ -17510,7 +17510,7 @@
                 <w:b w:val="0"/>
                 <w:sz w:val="24"/>
               </w:rPr>
-              <w:t>-</w:t>
+              <w:t>+</w:t>
             </w:r>
           </w:p>
         </w:tc>
@@ -17553,7 +17553,7 @@
                 <w:b w:val="0"/>
                 <w:sz w:val="24"/>
               </w:rPr>
-              <w:t>Waste management</w:t>
+              <w:t>Building hospitals</w:t>
             </w:r>
           </w:p>
         </w:tc>
@@ -17573,7 +17573,7 @@
                 <w:b w:val="0"/>
                 <w:sz w:val="24"/>
               </w:rPr>
-              <w:t>+</w:t>
+              <w:t>-</w:t>
             </w:r>
           </w:p>
         </w:tc>
@@ -17770,7 +17770,7 @@
                 <w:b w:val="0"/>
                 <w:sz w:val="24"/>
               </w:rPr>
-              <w:t>diabetes</w:t>
+              <w:t>pneumonia</w:t>
             </w:r>
           </w:p>
         </w:tc>
@@ -17790,7 +17790,7 @@
                 <w:b w:val="0"/>
                 <w:sz w:val="24"/>
               </w:rPr>
-              <w:t>-</w:t>
+              <w:t>+</w:t>
             </w:r>
           </w:p>
         </w:tc>
@@ -17833,7 +17833,7 @@
                 <w:b w:val="0"/>
                 <w:sz w:val="24"/>
               </w:rPr>
-              <w:t>pneumonia</w:t>
+              <w:t>diabetes</w:t>
             </w:r>
           </w:p>
         </w:tc>
@@ -17853,7 +17853,7 @@
                 <w:b w:val="0"/>
                 <w:sz w:val="24"/>
               </w:rPr>
-              <w:t>+</w:t>
+              <w:t>-</w:t>
             </w:r>
           </w:p>
         </w:tc>
@@ -18050,7 +18050,7 @@
                 <w:b w:val="0"/>
                 <w:sz w:val="24"/>
               </w:rPr>
-              <w:t>Discounts</w:t>
+              <w:t>False advertising</w:t>
             </w:r>
           </w:p>
         </w:tc>
@@ -18070,7 +18070,7 @@
                 <w:b w:val="0"/>
                 <w:sz w:val="24"/>
               </w:rPr>
-              <w:t>-</w:t>
+              <w:t>+</w:t>
             </w:r>
           </w:p>
         </w:tc>
@@ -18113,7 +18113,7 @@
                 <w:b w:val="0"/>
                 <w:sz w:val="24"/>
               </w:rPr>
-              <w:t>False advertising</w:t>
+              <w:t>Discounts</w:t>
             </w:r>
           </w:p>
         </w:tc>
@@ -18133,7 +18133,7 @@
                 <w:b w:val="0"/>
                 <w:sz w:val="24"/>
               </w:rPr>
-              <w:t>+</w:t>
+              <w:t>-</w:t>
             </w:r>
           </w:p>
         </w:tc>
@@ -18330,7 +18330,7 @@
                 <w:b w:val="0"/>
                 <w:sz w:val="24"/>
               </w:rPr>
-              <w:t>using fewer ingredients</w:t>
+              <w:t>proper food storage and hand hygiene</w:t>
             </w:r>
           </w:p>
         </w:tc>
@@ -18350,7 +18350,7 @@
                 <w:b w:val="0"/>
                 <w:sz w:val="24"/>
               </w:rPr>
-              <w:t>-</w:t>
+              <w:t>+</w:t>
             </w:r>
           </w:p>
         </w:tc>
@@ -18393,7 +18393,7 @@
                 <w:b w:val="0"/>
                 <w:sz w:val="24"/>
               </w:rPr>
-              <w:t>proper food storage and hand hygiene</w:t>
+              <w:t>using fewer ingredients</w:t>
             </w:r>
           </w:p>
         </w:tc>
@@ -18413,7 +18413,7 @@
                 <w:b w:val="0"/>
                 <w:sz w:val="24"/>
               </w:rPr>
-              <w:t>+</w:t>
+              <w:t>-</w:t>
             </w:r>
           </w:p>
         </w:tc>
@@ -18610,7 +18610,7 @@
                 <w:b w:val="0"/>
                 <w:sz w:val="24"/>
               </w:rPr>
-              <w:t>Noise</w:t>
+              <w:t>High workload</w:t>
             </w:r>
           </w:p>
         </w:tc>
@@ -18630,7 +18630,7 @@
                 <w:b w:val="0"/>
                 <w:sz w:val="24"/>
               </w:rPr>
-              <w:t>-</w:t>
+              <w:t>+</w:t>
             </w:r>
           </w:p>
         </w:tc>
@@ -18673,7 +18673,7 @@
                 <w:b w:val="0"/>
                 <w:sz w:val="24"/>
               </w:rPr>
-              <w:t>High workload</w:t>
+              <w:t>Noise</w:t>
             </w:r>
           </w:p>
         </w:tc>
@@ -18693,7 +18693,7 @@
                 <w:b w:val="0"/>
                 <w:sz w:val="24"/>
               </w:rPr>
-              <w:t>+</w:t>
+              <w:t>-</w:t>
             </w:r>
           </w:p>
         </w:tc>
@@ -18890,7 +18890,7 @@
                 <w:b w:val="0"/>
                 <w:sz w:val="24"/>
               </w:rPr>
-              <w:t>pump blood</w:t>
+              <w:t>filter waste from blood</w:t>
             </w:r>
           </w:p>
         </w:tc>
@@ -18910,7 +18910,7 @@
                 <w:b w:val="0"/>
                 <w:sz w:val="24"/>
               </w:rPr>
-              <w:t>-</w:t>
+              <w:t>+</w:t>
             </w:r>
           </w:p>
         </w:tc>
@@ -18953,7 +18953,7 @@
                 <w:b w:val="0"/>
                 <w:sz w:val="24"/>
               </w:rPr>
-              <w:t>digest food</w:t>
+              <w:t>pump blood</w:t>
             </w:r>
           </w:p>
         </w:tc>
@@ -19016,7 +19016,7 @@
                 <w:b w:val="0"/>
                 <w:sz w:val="24"/>
               </w:rPr>
-              <w:t>filter waste from blood</w:t>
+              <w:t>digest food</w:t>
             </w:r>
           </w:p>
         </w:tc>
@@ -19036,7 +19036,7 @@
                 <w:b w:val="0"/>
                 <w:sz w:val="24"/>
               </w:rPr>
-              <w:t>+</w:t>
+              <w:t>-</w:t>
             </w:r>
           </w:p>
         </w:tc>
@@ -19170,7 +19170,7 @@
                 <w:b w:val="0"/>
                 <w:sz w:val="24"/>
               </w:rPr>
-              <w:t>Playing loud music</w:t>
+              <w:t>Using sound barriers</w:t>
             </w:r>
           </w:p>
         </w:tc>
@@ -19190,7 +19190,7 @@
                 <w:b w:val="0"/>
                 <w:sz w:val="24"/>
               </w:rPr>
-              <w:t>-</w:t>
+              <w:t>+</w:t>
             </w:r>
           </w:p>
         </w:tc>
@@ -19233,7 +19233,7 @@
                 <w:b w:val="0"/>
                 <w:sz w:val="24"/>
               </w:rPr>
-              <w:t>Using sound barriers</w:t>
+              <w:t>Playing loud music</w:t>
             </w:r>
           </w:p>
         </w:tc>
@@ -19253,7 +19253,7 @@
                 <w:b w:val="0"/>
                 <w:sz w:val="24"/>
               </w:rPr>
-              <w:t>+</w:t>
+              <w:t>-</w:t>
             </w:r>
           </w:p>
         </w:tc>
@@ -19450,7 +19450,7 @@
                 <w:b w:val="0"/>
                 <w:sz w:val="24"/>
               </w:rPr>
-              <w:t>genetics only</w:t>
+              <w:t>poor oral hygiene</w:t>
             </w:r>
           </w:p>
         </w:tc>
@@ -19470,7 +19470,7 @@
                 <w:b w:val="0"/>
                 <w:sz w:val="24"/>
               </w:rPr>
-              <w:t>-</w:t>
+              <w:t>+</w:t>
             </w:r>
           </w:p>
         </w:tc>
@@ -19513,7 +19513,7 @@
                 <w:b w:val="0"/>
                 <w:sz w:val="24"/>
               </w:rPr>
-              <w:t>poor oral hygiene</w:t>
+              <w:t>genetics only</w:t>
             </w:r>
           </w:p>
         </w:tc>
@@ -19533,7 +19533,7 @@
                 <w:b w:val="0"/>
                 <w:sz w:val="24"/>
               </w:rPr>
-              <w:t>+</w:t>
+              <w:t>-</w:t>
             </w:r>
           </w:p>
         </w:tc>
@@ -19730,7 +19730,7 @@
                 <w:b w:val="0"/>
                 <w:sz w:val="24"/>
               </w:rPr>
-              <w:t>MRI</w:t>
+              <w:t>X-ray</w:t>
             </w:r>
           </w:p>
         </w:tc>
@@ -19750,7 +19750,7 @@
                 <w:b w:val="0"/>
                 <w:sz w:val="24"/>
               </w:rPr>
-              <w:t>-</w:t>
+              <w:t>+</w:t>
             </w:r>
           </w:p>
         </w:tc>
@@ -19793,7 +19793,7 @@
                 <w:b w:val="0"/>
                 <w:sz w:val="24"/>
               </w:rPr>
-              <w:t>CT scan</w:t>
+              <w:t>MRI</w:t>
             </w:r>
           </w:p>
         </w:tc>
@@ -19856,7 +19856,7 @@
                 <w:b w:val="0"/>
                 <w:sz w:val="24"/>
               </w:rPr>
-              <w:t>X-ray</w:t>
+              <w:t>CT scan</w:t>
             </w:r>
           </w:p>
         </w:tc>
@@ -19876,7 +19876,7 @@
                 <w:b w:val="0"/>
                 <w:sz w:val="24"/>
               </w:rPr>
-              <w:t>+</w:t>
+              <w:t>-</w:t>
             </w:r>
           </w:p>
         </w:tc>
@@ -20290,7 +20290,7 @@
                 <w:b w:val="0"/>
                 <w:sz w:val="24"/>
               </w:rPr>
-              <w:t>Noise</w:t>
+              <w:t>Toxic fumes</w:t>
             </w:r>
           </w:p>
         </w:tc>
@@ -20310,7 +20310,7 @@
                 <w:b w:val="0"/>
                 <w:sz w:val="24"/>
               </w:rPr>
-              <w:t>-</w:t>
+              <w:t>+</w:t>
             </w:r>
           </w:p>
         </w:tc>
@@ -20353,7 +20353,7 @@
                 <w:b w:val="0"/>
                 <w:sz w:val="24"/>
               </w:rPr>
-              <w:t>Radiation</w:t>
+              <w:t>Noise</w:t>
             </w:r>
           </w:p>
         </w:tc>
@@ -20416,7 +20416,7 @@
                 <w:b w:val="0"/>
                 <w:sz w:val="24"/>
               </w:rPr>
-              <w:t>Toxic fumes</w:t>
+              <w:t>Radiation</w:t>
             </w:r>
           </w:p>
         </w:tc>
@@ -20436,7 +20436,7 @@
                 <w:b w:val="0"/>
                 <w:sz w:val="24"/>
               </w:rPr>
-              <w:t>+</w:t>
+              <w:t>-</w:t>
             </w:r>
           </w:p>
         </w:tc>
@@ -20570,7 +20570,7 @@
                 <w:b w:val="0"/>
                 <w:sz w:val="24"/>
               </w:rPr>
-              <w:t>burning more fuel</w:t>
+              <w:t>using renewable energy</w:t>
             </w:r>
           </w:p>
         </w:tc>
@@ -20590,7 +20590,7 @@
                 <w:b w:val="0"/>
                 <w:sz w:val="24"/>
               </w:rPr>
-              <w:t>-</w:t>
+              <w:t>+</w:t>
             </w:r>
           </w:p>
         </w:tc>
@@ -20633,7 +20633,7 @@
                 <w:b w:val="0"/>
                 <w:sz w:val="24"/>
               </w:rPr>
-              <w:t>using renewable energy</w:t>
+              <w:t>burning more fuel</w:t>
             </w:r>
           </w:p>
         </w:tc>
@@ -20653,7 +20653,7 @@
                 <w:b w:val="0"/>
                 <w:sz w:val="24"/>
               </w:rPr>
-              <w:t>+</w:t>
+              <w:t>-</w:t>
             </w:r>
           </w:p>
         </w:tc>
@@ -20850,7 +20850,7 @@
                 <w:b w:val="0"/>
                 <w:sz w:val="24"/>
               </w:rPr>
-              <w:t>Antibiotic</w:t>
+              <w:t>Antihypertensive</w:t>
             </w:r>
           </w:p>
         </w:tc>
@@ -20870,7 +20870,7 @@
                 <w:b w:val="0"/>
                 <w:sz w:val="24"/>
               </w:rPr>
-              <w:t>-</w:t>
+              <w:t>+</w:t>
             </w:r>
           </w:p>
         </w:tc>
@@ -20913,7 +20913,7 @@
                 <w:b w:val="0"/>
                 <w:sz w:val="24"/>
               </w:rPr>
-              <w:t>Antihypertensive</w:t>
+              <w:t>Antibiotic</w:t>
             </w:r>
           </w:p>
         </w:tc>
@@ -20933,7 +20933,7 @@
                 <w:b w:val="0"/>
                 <w:sz w:val="24"/>
               </w:rPr>
-              <w:t>+</w:t>
+              <w:t>-</w:t>
             </w:r>
           </w:p>
         </w:tc>
@@ -21130,7 +21130,7 @@
                 <w:b w:val="0"/>
                 <w:sz w:val="24"/>
               </w:rPr>
-              <w:t>music</w:t>
+              <w:t>prolonged noise exposure</w:t>
             </w:r>
           </w:p>
         </w:tc>
@@ -21150,7 +21150,7 @@
                 <w:b w:val="0"/>
                 <w:sz w:val="24"/>
               </w:rPr>
-              <w:t>-</w:t>
+              <w:t>+</w:t>
             </w:r>
           </w:p>
         </w:tc>
@@ -21193,7 +21193,7 @@
                 <w:b w:val="0"/>
                 <w:sz w:val="24"/>
               </w:rPr>
-              <w:t>stress</w:t>
+              <w:t>music</w:t>
             </w:r>
           </w:p>
         </w:tc>
@@ -21256,7 +21256,7 @@
                 <w:b w:val="0"/>
                 <w:sz w:val="24"/>
               </w:rPr>
-              <w:t>prolonged noise exposure</w:t>
+              <w:t>stress</w:t>
             </w:r>
           </w:p>
         </w:tc>
@@ -21276,7 +21276,7 @@
                 <w:b w:val="0"/>
                 <w:sz w:val="24"/>
               </w:rPr>
-              <w:t>+</w:t>
+              <w:t>-</w:t>
             </w:r>
           </w:p>
         </w:tc>
@@ -21410,7 +21410,7 @@
                 <w:b w:val="0"/>
                 <w:sz w:val="24"/>
               </w:rPr>
-              <w:t>Cardiology</w:t>
+              <w:t>Psychiatry</w:t>
             </w:r>
           </w:p>
         </w:tc>
@@ -21430,7 +21430,7 @@
                 <w:b w:val="0"/>
                 <w:sz w:val="24"/>
               </w:rPr>
-              <w:t>-</w:t>
+              <w:t>+</w:t>
             </w:r>
           </w:p>
         </w:tc>
@@ -21473,7 +21473,7 @@
                 <w:b w:val="0"/>
                 <w:sz w:val="24"/>
               </w:rPr>
-              <w:t>Dermatology</w:t>
+              <w:t>Cardiology</w:t>
             </w:r>
           </w:p>
         </w:tc>
@@ -21536,7 +21536,7 @@
                 <w:b w:val="0"/>
                 <w:sz w:val="24"/>
               </w:rPr>
-              <w:t>Psychiatry</w:t>
+              <w:t>Dermatology</w:t>
             </w:r>
           </w:p>
         </w:tc>
@@ -21556,7 +21556,7 @@
                 <w:b w:val="0"/>
                 <w:sz w:val="24"/>
               </w:rPr>
-              <w:t>+</w:t>
+              <w:t>-</w:t>
             </w:r>
           </w:p>
         </w:tc>
@@ -21690,7 +21690,7 @@
                 <w:b w:val="0"/>
                 <w:sz w:val="24"/>
               </w:rPr>
-              <w:t>closing schools</w:t>
+              <w:t>educating students about hygiene</w:t>
             </w:r>
           </w:p>
         </w:tc>
@@ -21710,7 +21710,7 @@
                 <w:b w:val="0"/>
                 <w:sz w:val="24"/>
               </w:rPr>
-              <w:t>-</w:t>
+              <w:t>+</w:t>
             </w:r>
           </w:p>
         </w:tc>
@@ -21753,7 +21753,7 @@
                 <w:b w:val="0"/>
                 <w:sz w:val="24"/>
               </w:rPr>
-              <w:t>educating students about hygiene</w:t>
+              <w:t>closing schools</w:t>
             </w:r>
           </w:p>
         </w:tc>
@@ -21773,7 +21773,7 @@
                 <w:b w:val="0"/>
                 <w:sz w:val="24"/>
               </w:rPr>
-              <w:t>+</w:t>
+              <w:t>-</w:t>
             </w:r>
           </w:p>
         </w:tc>
@@ -21970,7 +21970,7 @@
                 <w:b w:val="0"/>
                 <w:sz w:val="24"/>
               </w:rPr>
-              <w:t>Surgery</w:t>
+              <w:t>Herbal medicine</w:t>
             </w:r>
           </w:p>
         </w:tc>
@@ -21990,7 +21990,7 @@
                 <w:b w:val="0"/>
                 <w:sz w:val="24"/>
               </w:rPr>
-              <w:t>-</w:t>
+              <w:t>+</w:t>
             </w:r>
           </w:p>
         </w:tc>
@@ -22033,7 +22033,7 @@
                 <w:b w:val="0"/>
                 <w:sz w:val="24"/>
               </w:rPr>
-              <w:t>Herbal medicine</w:t>
+              <w:t>Surgery</w:t>
             </w:r>
           </w:p>
         </w:tc>
@@ -22053,7 +22053,7 @@
                 <w:b w:val="0"/>
                 <w:sz w:val="24"/>
               </w:rPr>
-              <w:t>+</w:t>
+              <w:t>-</w:t>
             </w:r>
           </w:p>
         </w:tc>
@@ -22250,7 +22250,7 @@
                 <w:b w:val="0"/>
                 <w:sz w:val="24"/>
               </w:rPr>
-              <w:t>pump blood</w:t>
+              <w:t>detoxify the body</w:t>
             </w:r>
           </w:p>
         </w:tc>
@@ -22270,7 +22270,7 @@
                 <w:b w:val="0"/>
                 <w:sz w:val="24"/>
               </w:rPr>
-              <w:t>-</w:t>
+              <w:t>+</w:t>
             </w:r>
           </w:p>
         </w:tc>
@@ -22313,7 +22313,7 @@
                 <w:b w:val="0"/>
                 <w:sz w:val="24"/>
               </w:rPr>
-              <w:t>detoxify the body</w:t>
+              <w:t>pump blood</w:t>
             </w:r>
           </w:p>
         </w:tc>
@@ -22333,7 +22333,7 @@
                 <w:b w:val="0"/>
                 <w:sz w:val="24"/>
               </w:rPr>
-              <w:t>+</w:t>
+              <w:t>-</w:t>
             </w:r>
           </w:p>
         </w:tc>
@@ -22530,7 +22530,7 @@
                 <w:b w:val="0"/>
                 <w:sz w:val="24"/>
               </w:rPr>
-              <w:t>Smoking</w:t>
+              <w:t>Using shielding</w:t>
             </w:r>
           </w:p>
         </w:tc>
@@ -22550,7 +22550,7 @@
                 <w:b w:val="0"/>
                 <w:sz w:val="24"/>
               </w:rPr>
-              <w:t>-</w:t>
+              <w:t>+</w:t>
             </w:r>
           </w:p>
         </w:tc>
@@ -22593,7 +22593,7 @@
                 <w:b w:val="0"/>
                 <w:sz w:val="24"/>
               </w:rPr>
-              <w:t>Using shielding</w:t>
+              <w:t>Smoking</w:t>
             </w:r>
           </w:p>
         </w:tc>
@@ -22613,7 +22613,7 @@
                 <w:b w:val="0"/>
                 <w:sz w:val="24"/>
               </w:rPr>
-              <w:t>+</w:t>
+              <w:t>-</w:t>
             </w:r>
           </w:p>
         </w:tc>
@@ -22810,7 +22810,7 @@
                 <w:b w:val="0"/>
                 <w:sz w:val="24"/>
               </w:rPr>
-              <w:t>poor diet</w:t>
+              <w:t>viruses and bacteria</w:t>
             </w:r>
           </w:p>
         </w:tc>
@@ -22830,7 +22830,7 @@
                 <w:b w:val="0"/>
                 <w:sz w:val="24"/>
               </w:rPr>
-              <w:t>-</w:t>
+              <w:t>+</w:t>
             </w:r>
           </w:p>
         </w:tc>
@@ -22873,7 +22873,7 @@
                 <w:b w:val="0"/>
                 <w:sz w:val="24"/>
               </w:rPr>
-              <w:t>viruses and bacteria</w:t>
+              <w:t>poor diet</w:t>
             </w:r>
           </w:p>
         </w:tc>
@@ -22893,7 +22893,7 @@
                 <w:b w:val="0"/>
                 <w:sz w:val="24"/>
               </w:rPr>
-              <w:t>+</w:t>
+              <w:t>-</w:t>
             </w:r>
           </w:p>
         </w:tc>
@@ -23090,7 +23090,7 @@
                 <w:b w:val="0"/>
                 <w:sz w:val="24"/>
               </w:rPr>
-              <w:t>Increasing prices</w:t>
+              <w:t>Product labelling</w:t>
             </w:r>
           </w:p>
         </w:tc>
@@ -23110,7 +23110,7 @@
                 <w:b w:val="0"/>
                 <w:sz w:val="24"/>
               </w:rPr>
-              <w:t>-</w:t>
+              <w:t>+</w:t>
             </w:r>
           </w:p>
         </w:tc>
@@ -23153,7 +23153,7 @@
                 <w:b w:val="0"/>
                 <w:sz w:val="24"/>
               </w:rPr>
-              <w:t>Product labelling</w:t>
+              <w:t>Increasing prices</w:t>
             </w:r>
           </w:p>
         </w:tc>
@@ -23173,7 +23173,7 @@
                 <w:b w:val="0"/>
                 <w:sz w:val="24"/>
               </w:rPr>
-              <w:t>+</w:t>
+              <w:t>-</w:t>
             </w:r>
           </w:p>
         </w:tc>
@@ -23370,7 +23370,7 @@
                 <w:b w:val="0"/>
                 <w:sz w:val="24"/>
               </w:rPr>
-              <w:t>increase pollution</w:t>
+              <w:t>promote public health</w:t>
             </w:r>
           </w:p>
         </w:tc>
@@ -23390,7 +23390,7 @@
                 <w:b w:val="0"/>
                 <w:sz w:val="24"/>
               </w:rPr>
-              <w:t>-</w:t>
+              <w:t>+</w:t>
             </w:r>
           </w:p>
         </w:tc>
@@ -23433,7 +23433,7 @@
                 <w:b w:val="0"/>
                 <w:sz w:val="24"/>
               </w:rPr>
-              <w:t>promote public health</w:t>
+              <w:t>increase pollution</w:t>
             </w:r>
           </w:p>
         </w:tc>
@@ -23453,7 +23453,7 @@
                 <w:b w:val="0"/>
                 <w:sz w:val="24"/>
               </w:rPr>
-              <w:t>+</w:t>
+              <w:t>-</w:t>
             </w:r>
           </w:p>
         </w:tc>
